--- a/cv.docx
+++ b/cv.docx
@@ -420,15 +420,6 @@
                 <w:szCs w:val="18"/>
               </w:rPr>
             </w:pPr>
-            <w:r>
-              <w:rPr>
-                <w:rFonts w:ascii="PT Sans" w:hAnsi="PT Sans" w:hint="eastAsia"/>
-                <w:b/>
-                <w:bCs/>
-                <w:w w:val="110"/>
-              </w:rPr>
-              <w:t xml:space="preserve">WORK </w:t>
-            </w:r>
             <w:r>
               <w:rPr>
                 <w:rFonts w:ascii="PT Sans" w:hAnsi="PT Sans"/>
@@ -3605,7 +3596,18 @@
                       <w:sz w:val="18"/>
                       <w:szCs w:val="18"/>
                     </w:rPr>
-                    <w:t xml:space="preserve"> AI</w:t>
+                    <w:t xml:space="preserve"> </w:t>
+                  </w:r>
+                  <w:r>
+                    <w:rPr>
+                      <w:rFonts w:ascii="PT Sans" w:hAnsi="PT Sans" w:hint="eastAsia"/>
+                      <w:b/>
+                      <w:bCs/>
+                      <w:w w:val="110"/>
+                      <w:sz w:val="18"/>
+                      <w:szCs w:val="18"/>
+                    </w:rPr>
+                    <w:t>Productivity</w:t>
                   </w:r>
                   <w:r>
                     <w:rPr>

--- a/cv.docx
+++ b/cv.docx
@@ -1,10 +1,10 @@
 
 <file path=word/document.xml><?xml version="1.0" encoding="utf-8"?>
-<w:document xmlns:wpc="http://schemas.microsoft.com/office/word/2010/wordprocessingCanvas" xmlns:cx="http://schemas.microsoft.com/office/drawing/2014/chartex" xmlns:cx1="http://schemas.microsoft.com/office/drawing/2015/9/8/chartex" xmlns:cx2="http://schemas.microsoft.com/office/drawing/2015/10/21/chartex" xmlns:cx3="http://schemas.microsoft.com/office/drawing/2016/5/9/chartex" xmlns:cx4="http://schemas.microsoft.com/office/drawing/2016/5/10/chartex" xmlns:cx5="http://schemas.microsoft.com/office/drawing/2016/5/11/chartex" xmlns:cx6="http://schemas.microsoft.com/office/drawing/2016/5/12/chartex" xmlns:cx7="http://schemas.microsoft.com/office/drawing/2016/5/13/chartex" xmlns:cx8="http://schemas.microsoft.com/office/drawing/2016/5/14/chartex" xmlns:mc="http://schemas.openxmlformats.org/markup-compatibility/2006" xmlns:aink="http://schemas.microsoft.com/office/drawing/2016/ink" xmlns:am3d="http://schemas.microsoft.com/office/drawing/2017/model3d" xmlns:o="urn:schemas-microsoft-com:office:office" xmlns:oel="http://schemas.microsoft.com/office/2019/extlst" xmlns:r="http://schemas.openxmlformats.org/officeDocument/2006/relationships" xmlns:m="http://schemas.openxmlformats.org/officeDocument/2006/math" xmlns:v="urn:schemas-microsoft-com:vml" xmlns:wp14="http://schemas.microsoft.com/office/word/2010/wordprocessingDrawing" xmlns:wp="http://schemas.openxmlformats.org/drawingml/2006/wordprocessingDrawing" xmlns:w10="urn:schemas-microsoft-com:office:word" xmlns:w="http://schemas.openxmlformats.org/wordprocessingml/2006/main" xmlns:w14="http://schemas.microsoft.com/office/word/2010/wordml" xmlns:w15="http://schemas.microsoft.com/office/word/2012/wordml" xmlns:w16cex="http://schemas.microsoft.com/office/word/2018/wordml/cex" xmlns:w16cid="http://schemas.microsoft.com/office/word/2016/wordml/cid" xmlns:w16="http://schemas.microsoft.com/office/word/2018/wordml" xmlns:w16du="http://schemas.microsoft.com/office/word/2023/wordml/word16du" xmlns:w16sdtdh="http://schemas.microsoft.com/office/word/2020/wordml/sdtdatahash" xmlns:w16sdtfl="http://schemas.microsoft.com/office/word/2024/wordml/sdtformatlock" xmlns:w16se="http://schemas.microsoft.com/office/word/2015/wordml/symex" xmlns:wpg="http://schemas.microsoft.com/office/word/2010/wordprocessingGroup" xmlns:wpi="http://schemas.microsoft.com/office/word/2010/wordprocessingInk" xmlns:wne="http://schemas.microsoft.com/office/word/2006/wordml" xmlns:wps="http://schemas.microsoft.com/office/word/2010/wordprocessingShape" mc:Ignorable="w14 w15 w16se w16cid w16 w16cex w16sdtdh w16sdtfl w16du wp14">
+<w:document xmlns:wpc="http://schemas.microsoft.com/office/word/2010/wordprocessingCanvas" xmlns:cx="http://schemas.microsoft.com/office/drawing/2014/chartex" xmlns:cx1="http://schemas.microsoft.com/office/drawing/2015/9/8/chartex" xmlns:cx2="http://schemas.microsoft.com/office/drawing/2015/10/21/chartex" xmlns:cx3="http://schemas.microsoft.com/office/drawing/2016/5/9/chartex" xmlns:cx4="http://schemas.microsoft.com/office/drawing/2016/5/10/chartex" xmlns:cx5="http://schemas.microsoft.com/office/drawing/2016/5/11/chartex" xmlns:cx6="http://schemas.microsoft.com/office/drawing/2016/5/12/chartex" xmlns:cx7="http://schemas.microsoft.com/office/drawing/2016/5/13/chartex" xmlns:cx8="http://schemas.microsoft.com/office/drawing/2016/5/14/chartex" xmlns:mc="http://schemas.openxmlformats.org/markup-compatibility/2006" xmlns:aink="http://schemas.microsoft.com/office/drawing/2016/ink" xmlns:am3d="http://schemas.microsoft.com/office/drawing/2017/model3d" xmlns:o="urn:schemas-microsoft-com:office:office" xmlns:r="http://schemas.openxmlformats.org/officeDocument/2006/relationships" xmlns:m="http://schemas.openxmlformats.org/officeDocument/2006/math" xmlns:v="urn:schemas-microsoft-com:vml" xmlns:wp14="http://schemas.microsoft.com/office/word/2010/wordprocessingDrawing" xmlns:wp="http://schemas.openxmlformats.org/drawingml/2006/wordprocessingDrawing" xmlns:w10="urn:schemas-microsoft-com:office:word" xmlns:w="http://schemas.openxmlformats.org/wordprocessingml/2006/main" xmlns:w14="http://schemas.microsoft.com/office/word/2010/wordml" xmlns:w15="http://schemas.microsoft.com/office/word/2012/wordml" xmlns:w16cex="http://schemas.microsoft.com/office/word/2018/wordml/cex" xmlns:w16cid="http://schemas.microsoft.com/office/word/2016/wordml/cid" xmlns:w16="http://schemas.microsoft.com/office/word/2018/wordml" xmlns:w16sdtdh="http://schemas.microsoft.com/office/word/2020/wordml/sdtdatahash" xmlns:w16se="http://schemas.microsoft.com/office/word/2015/wordml/symex" xmlns:wpg="http://schemas.microsoft.com/office/word/2010/wordprocessingGroup" xmlns:wpi="http://schemas.microsoft.com/office/word/2010/wordprocessingInk" xmlns:wne="http://schemas.microsoft.com/office/word/2006/wordml" xmlns:wps="http://schemas.microsoft.com/office/word/2010/wordprocessingShape" mc:Ignorable="w14 w15 w16se w16cid w16 w16cex w16sdtdh wp14">
   <w:body>
     <w:tbl>
       <w:tblPr>
-        <w:tblStyle w:val="aa"/>
+        <w:tblStyle w:val="TableGrid"/>
         <w:tblpPr w:leftFromText="142" w:rightFromText="142" w:vertAnchor="page" w:tblpY="1128"/>
         <w:tblW w:w="9621" w:type="dxa"/>
         <w:tblBorders>
@@ -90,6 +90,7 @@
                 <w:szCs w:val="8"/>
               </w:rPr>
             </w:pPr>
+            <w:proofErr w:type="spellStart"/>
             <w:r>
               <w:rPr>
                 <w:rFonts w:ascii="PT Sans" w:hAnsi="PT Sans" w:hint="eastAsia"/>
@@ -99,6 +100,7 @@
               </w:rPr>
               <w:t>ㅤ</w:t>
             </w:r>
+            <w:proofErr w:type="spellEnd"/>
           </w:p>
           <w:p>
             <w:pPr>
@@ -161,7 +163,7 @@
             <w:hyperlink r:id="rId8" w:history="1">
               <w:r>
                 <w:rPr>
-                  <w:rStyle w:val="ab"/>
+                  <w:rStyle w:val="Hyperlink"/>
                   <w:rFonts w:ascii="PT Sans" w:hAnsi="PT Sans"/>
                   <w:color w:val="7F7F7F" w:themeColor="text1" w:themeTint="80"/>
                   <w:w w:val="110"/>
@@ -187,7 +189,7 @@
             <w:hyperlink r:id="rId9" w:history="1">
               <w:r>
                 <w:rPr>
-                  <w:rStyle w:val="ab"/>
+                  <w:rStyle w:val="Hyperlink"/>
                   <w:rFonts w:ascii="PT Sans" w:hAnsi="PT Sans"/>
                   <w:color w:val="7F7F7F" w:themeColor="text1" w:themeTint="80"/>
                   <w:w w:val="110"/>
@@ -496,14 +498,14 @@
             </w:r>
             <w:r>
               <w:rPr>
-                <w:rFonts w:ascii="PT Sans" w:hAnsi="PT Sans" w:hint="eastAsia"/>
+                <w:rFonts w:ascii="PT Sans" w:hAnsi="PT Sans"/>
                 <w:i/>
                 <w:iCs/>
                 <w:w w:val="110"/>
                 <w:sz w:val="18"/>
                 <w:szCs w:val="18"/>
               </w:rPr>
-              <w:t>AARO</w:t>
+              <w:t>aaro</w:t>
             </w:r>
           </w:p>
         </w:tc>
@@ -628,6 +630,7 @@
               </w:rPr>
               <w:t xml:space="preserve">Worked in collaboration with </w:t>
             </w:r>
+            <w:proofErr w:type="spellStart"/>
             <w:r>
               <w:rPr>
                 <w:rFonts w:ascii="PT Sans" w:hAnsi="PT Sans" w:hint="eastAsia"/>
@@ -650,6 +653,7 @@
               </w:rPr>
               <w:t>eoBIM</w:t>
             </w:r>
+            <w:proofErr w:type="spellEnd"/>
             <w:r>
               <w:rPr>
                 <w:rFonts w:ascii="PT Sans" w:hAnsi="PT Sans"/>
@@ -897,7 +901,7 @@
           </w:tcPr>
           <w:p>
             <w:pPr>
-              <w:pStyle w:val="a6"/>
+              <w:pStyle w:val="ListParagraph"/>
               <w:spacing w:line="276" w:lineRule="auto"/>
               <w:ind w:leftChars="-1" w:left="-2"/>
               <w:jc w:val="both"/>
@@ -1104,7 +1108,27 @@
                 <w:sz w:val="18"/>
                 <w:szCs w:val="18"/>
               </w:rPr>
-              <w:t xml:space="preserve">Conducted research and development to productionize geometric algorithms for real-world architectural applications. Developed PlanNext, an LLM-based office layout automation engine </w:t>
+              <w:t xml:space="preserve">Conducted research and development to productionize geometric algorithms for real-world architectural applications. Developed </w:t>
+            </w:r>
+            <w:proofErr w:type="spellStart"/>
+            <w:r>
+              <w:rPr>
+                <w:rFonts w:ascii="PT Sans" w:hAnsi="PT Sans"/>
+                <w:w w:val="110"/>
+                <w:sz w:val="18"/>
+                <w:szCs w:val="18"/>
+              </w:rPr>
+              <w:t>PlanNext</w:t>
+            </w:r>
+            <w:proofErr w:type="spellEnd"/>
+            <w:r>
+              <w:rPr>
+                <w:rFonts w:ascii="PT Sans" w:hAnsi="PT Sans"/>
+                <w:w w:val="110"/>
+                <w:sz w:val="18"/>
+                <w:szCs w:val="18"/>
+              </w:rPr>
+              <w:t xml:space="preserve">, an LLM-based office layout automation engine </w:t>
             </w:r>
             <w:r>
               <w:rPr>
@@ -1122,7 +1146,47 @@
                 <w:sz w:val="18"/>
                 <w:szCs w:val="18"/>
               </w:rPr>
-              <w:t xml:space="preserve"> spatial constraints; rebuilt LBDeveloper, an apartment placement and feasibility analysis service; and advanced and maintained Landbook, a platform for small housing planning exploration and </w:t>
+              <w:t xml:space="preserve"> spatial constraints; rebuilt </w:t>
+            </w:r>
+            <w:proofErr w:type="spellStart"/>
+            <w:r>
+              <w:rPr>
+                <w:rFonts w:ascii="PT Sans" w:hAnsi="PT Sans"/>
+                <w:w w:val="110"/>
+                <w:sz w:val="18"/>
+                <w:szCs w:val="18"/>
+              </w:rPr>
+              <w:t>LBDeveloper</w:t>
+            </w:r>
+            <w:proofErr w:type="spellEnd"/>
+            <w:r>
+              <w:rPr>
+                <w:rFonts w:ascii="PT Sans" w:hAnsi="PT Sans"/>
+                <w:w w:val="110"/>
+                <w:sz w:val="18"/>
+                <w:szCs w:val="18"/>
+              </w:rPr>
+              <w:t xml:space="preserve">, an apartment placement and feasibility analysis service; and advanced and maintained </w:t>
+            </w:r>
+            <w:proofErr w:type="spellStart"/>
+            <w:r>
+              <w:rPr>
+                <w:rFonts w:ascii="PT Sans" w:hAnsi="PT Sans"/>
+                <w:w w:val="110"/>
+                <w:sz w:val="18"/>
+                <w:szCs w:val="18"/>
+              </w:rPr>
+              <w:t>Landbook</w:t>
+            </w:r>
+            <w:proofErr w:type="spellEnd"/>
+            <w:r>
+              <w:rPr>
+                <w:rFonts w:ascii="PT Sans" w:hAnsi="PT Sans"/>
+                <w:w w:val="110"/>
+                <w:sz w:val="18"/>
+                <w:szCs w:val="18"/>
+              </w:rPr>
+              <w:t xml:space="preserve">, a platform for small housing planning exploration and </w:t>
             </w:r>
             <w:r>
               <w:rPr>
@@ -1833,7 +1897,7 @@
             <w:hyperlink r:id="rId10" w:history="1">
               <w:r>
                 <w:rPr>
-                  <w:rStyle w:val="ab"/>
+                  <w:rStyle w:val="Hyperlink"/>
                   <w:rFonts w:ascii="PT Sans" w:hAnsi="PT Sans"/>
                   <w:color w:val="7F7F7F" w:themeColor="text1" w:themeTint="80"/>
                   <w:w w:val="110"/>
@@ -1948,6 +2012,7 @@
                 <w:szCs w:val="18"/>
               </w:rPr>
             </w:pPr>
+            <w:proofErr w:type="spellStart"/>
             <w:r>
               <w:rPr>
                 <w:rFonts w:ascii="PT Sans" w:hAnsi="PT Sans" w:hint="eastAsia"/>
@@ -1957,7 +2022,19 @@
                 <w:sz w:val="18"/>
                 <w:szCs w:val="18"/>
               </w:rPr>
-              <w:t>en-core</w:t>
+              <w:t>en</w:t>
+            </w:r>
+            <w:proofErr w:type="spellEnd"/>
+            <w:r>
+              <w:rPr>
+                <w:rFonts w:ascii="PT Sans" w:hAnsi="PT Sans" w:hint="eastAsia"/>
+                <w:b/>
+                <w:bCs/>
+                <w:w w:val="110"/>
+                <w:sz w:val="18"/>
+                <w:szCs w:val="18"/>
+              </w:rPr>
+              <w:t>-core</w:t>
             </w:r>
             <w:r>
               <w:rPr>
@@ -2248,7 +2325,7 @@
           </w:tcPr>
           <w:tbl>
             <w:tblPr>
-              <w:tblStyle w:val="aa"/>
+              <w:tblStyle w:val="TableGrid"/>
               <w:tblpPr w:leftFromText="142" w:rightFromText="142" w:vertAnchor="text" w:horzAnchor="margin" w:tblpY="-8328"/>
               <w:tblOverlap w:val="never"/>
               <w:tblW w:w="9621" w:type="dxa"/>
@@ -3371,7 +3448,67 @@
                       <w:sz w:val="18"/>
                       <w:szCs w:val="18"/>
                     </w:rPr>
-                    <w:t xml:space="preserve">Python, PyTorch, TorchGeometric, HuggingFace </w:t>
+                    <w:t xml:space="preserve">Python, </w:t>
+                  </w:r>
+                  <w:proofErr w:type="spellStart"/>
+                  <w:r>
+                    <w:rPr>
+                      <w:rFonts w:ascii="PT Sans" w:hAnsi="PT Sans"/>
+                      <w:w w:val="110"/>
+                      <w:sz w:val="18"/>
+                      <w:szCs w:val="18"/>
+                    </w:rPr>
+                    <w:t>PyTorch</w:t>
+                  </w:r>
+                  <w:proofErr w:type="spellEnd"/>
+                  <w:r>
+                    <w:rPr>
+                      <w:rFonts w:ascii="PT Sans" w:hAnsi="PT Sans"/>
+                      <w:w w:val="110"/>
+                      <w:sz w:val="18"/>
+                      <w:szCs w:val="18"/>
+                    </w:rPr>
+                    <w:t xml:space="preserve">, </w:t>
+                  </w:r>
+                  <w:proofErr w:type="spellStart"/>
+                  <w:r>
+                    <w:rPr>
+                      <w:rFonts w:ascii="PT Sans" w:hAnsi="PT Sans"/>
+                      <w:w w:val="110"/>
+                      <w:sz w:val="18"/>
+                      <w:szCs w:val="18"/>
+                    </w:rPr>
+                    <w:t>TorchGeometric</w:t>
+                  </w:r>
+                  <w:proofErr w:type="spellEnd"/>
+                  <w:r>
+                    <w:rPr>
+                      <w:rFonts w:ascii="PT Sans" w:hAnsi="PT Sans"/>
+                      <w:w w:val="110"/>
+                      <w:sz w:val="18"/>
+                      <w:szCs w:val="18"/>
+                    </w:rPr>
+                    <w:t xml:space="preserve">, </w:t>
+                  </w:r>
+                  <w:proofErr w:type="spellStart"/>
+                  <w:r>
+                    <w:rPr>
+                      <w:rFonts w:ascii="PT Sans" w:hAnsi="PT Sans"/>
+                      <w:w w:val="110"/>
+                      <w:sz w:val="18"/>
+                      <w:szCs w:val="18"/>
+                    </w:rPr>
+                    <w:t>HuggingFace</w:t>
+                  </w:r>
+                  <w:proofErr w:type="spellEnd"/>
+                  <w:r>
+                    <w:rPr>
+                      <w:rFonts w:ascii="PT Sans" w:hAnsi="PT Sans"/>
+                      <w:w w:val="110"/>
+                      <w:sz w:val="18"/>
+                      <w:szCs w:val="18"/>
+                    </w:rPr>
+                    <w:t xml:space="preserve"> </w:t>
                   </w:r>
                   <w:r>
                     <w:rPr>
@@ -3440,14 +3577,25 @@
                     </w:rPr>
                     <w:t xml:space="preserve">Frontend: </w:t>
                   </w:r>
-                  <w:r>
-                    <w:rPr>
-                      <w:rFonts w:ascii="PT Sans" w:hAnsi="PT Sans"/>
-                      <w:w w:val="110"/>
-                      <w:sz w:val="18"/>
-                      <w:szCs w:val="18"/>
-                    </w:rPr>
-                    <w:t xml:space="preserve">Javascript, Typescript </w:t>
+                  <w:proofErr w:type="spellStart"/>
+                  <w:r>
+                    <w:rPr>
+                      <w:rFonts w:ascii="PT Sans" w:hAnsi="PT Sans"/>
+                      <w:w w:val="110"/>
+                      <w:sz w:val="18"/>
+                      <w:szCs w:val="18"/>
+                    </w:rPr>
+                    <w:t>Javascript</w:t>
+                  </w:r>
+                  <w:proofErr w:type="spellEnd"/>
+                  <w:r>
+                    <w:rPr>
+                      <w:rFonts w:ascii="PT Sans" w:hAnsi="PT Sans"/>
+                      <w:w w:val="110"/>
+                      <w:sz w:val="18"/>
+                      <w:szCs w:val="18"/>
+                    </w:rPr>
+                    <w:t xml:space="preserve">, Typescript </w:t>
                   </w:r>
                   <w:r>
                     <w:rPr>
@@ -3467,7 +3615,27 @@
                       <w:sz w:val="18"/>
                       <w:szCs w:val="18"/>
                     </w:rPr>
-                    <w:t xml:space="preserve">PostgreSQL, PostGIS </w:t>
+                    <w:t xml:space="preserve">PostgreSQL, </w:t>
+                  </w:r>
+                  <w:proofErr w:type="spellStart"/>
+                  <w:r>
+                    <w:rPr>
+                      <w:rFonts w:ascii="PT Sans" w:hAnsi="PT Sans"/>
+                      <w:w w:val="110"/>
+                      <w:sz w:val="18"/>
+                      <w:szCs w:val="18"/>
+                    </w:rPr>
+                    <w:t>PostGIS</w:t>
+                  </w:r>
+                  <w:proofErr w:type="spellEnd"/>
+                  <w:r>
+                    <w:rPr>
+                      <w:rFonts w:ascii="PT Sans" w:hAnsi="PT Sans"/>
+                      <w:w w:val="110"/>
+                      <w:sz w:val="18"/>
+                      <w:szCs w:val="18"/>
+                    </w:rPr>
+                    <w:t xml:space="preserve"> </w:t>
                   </w:r>
                   <w:r>
                     <w:rPr>
@@ -3505,7 +3673,27 @@
                       <w:sz w:val="18"/>
                       <w:szCs w:val="18"/>
                     </w:rPr>
-                    <w:t xml:space="preserve">S3, EC2, ECR, Docker, Github Actions </w:t>
+                    <w:t xml:space="preserve">S3, EC2, ECR, Docker, </w:t>
+                  </w:r>
+                  <w:proofErr w:type="spellStart"/>
+                  <w:r>
+                    <w:rPr>
+                      <w:rFonts w:ascii="PT Sans" w:hAnsi="PT Sans"/>
+                      <w:w w:val="110"/>
+                      <w:sz w:val="18"/>
+                      <w:szCs w:val="18"/>
+                    </w:rPr>
+                    <w:t>Github</w:t>
+                  </w:r>
+                  <w:proofErr w:type="spellEnd"/>
+                  <w:r>
+                    <w:rPr>
+                      <w:rFonts w:ascii="PT Sans" w:hAnsi="PT Sans"/>
+                      <w:w w:val="110"/>
+                      <w:sz w:val="18"/>
+                      <w:szCs w:val="18"/>
+                    </w:rPr>
+                    <w:t xml:space="preserve"> Actions </w:t>
                   </w:r>
                   <w:r>
                     <w:rPr>
@@ -3525,7 +3713,27 @@
                       <w:sz w:val="18"/>
                       <w:szCs w:val="18"/>
                     </w:rPr>
-                    <w:t xml:space="preserve">Git, Github, JIRA, Slack </w:t>
+                    <w:t xml:space="preserve">Git, </w:t>
+                  </w:r>
+                  <w:proofErr w:type="spellStart"/>
+                  <w:r>
+                    <w:rPr>
+                      <w:rFonts w:ascii="PT Sans" w:hAnsi="PT Sans"/>
+                      <w:w w:val="110"/>
+                      <w:sz w:val="18"/>
+                      <w:szCs w:val="18"/>
+                    </w:rPr>
+                    <w:t>Github</w:t>
+                  </w:r>
+                  <w:proofErr w:type="spellEnd"/>
+                  <w:r>
+                    <w:rPr>
+                      <w:rFonts w:ascii="PT Sans" w:hAnsi="PT Sans"/>
+                      <w:w w:val="110"/>
+                      <w:sz w:val="18"/>
+                      <w:szCs w:val="18"/>
+                    </w:rPr>
+                    <w:t xml:space="preserve">, JIRA, Slack </w:t>
                   </w:r>
                   <w:r>
                     <w:rPr>
@@ -3538,14 +3746,25 @@
                     </w:rPr>
                     <w:t xml:space="preserve">API Development: </w:t>
                   </w:r>
-                  <w:r>
-                    <w:rPr>
-                      <w:rFonts w:ascii="PT Sans" w:hAnsi="PT Sans"/>
-                      <w:w w:val="110"/>
-                      <w:sz w:val="18"/>
-                      <w:szCs w:val="18"/>
-                    </w:rPr>
-                    <w:t>FastAPI, Flask</w:t>
+                  <w:proofErr w:type="spellStart"/>
+                  <w:r>
+                    <w:rPr>
+                      <w:rFonts w:ascii="PT Sans" w:hAnsi="PT Sans"/>
+                      <w:w w:val="110"/>
+                      <w:sz w:val="18"/>
+                      <w:szCs w:val="18"/>
+                    </w:rPr>
+                    <w:t>FastAPI</w:t>
+                  </w:r>
+                  <w:proofErr w:type="spellEnd"/>
+                  <w:r>
+                    <w:rPr>
+                      <w:rFonts w:ascii="PT Sans" w:hAnsi="PT Sans"/>
+                      <w:w w:val="110"/>
+                      <w:sz w:val="18"/>
+                      <w:szCs w:val="18"/>
+                    </w:rPr>
+                    <w:t>, Flask</w:t>
                   </w:r>
                   <w:r>
                     <w:rPr>
@@ -3649,14 +3868,25 @@
                     </w:rPr>
                     <w:t xml:space="preserve">Codex, </w:t>
                   </w:r>
-                  <w:r>
-                    <w:rPr>
-                      <w:rFonts w:ascii="PT Sans" w:hAnsi="PT Sans" w:hint="eastAsia"/>
-                      <w:w w:val="110"/>
-                      <w:sz w:val="18"/>
-                      <w:szCs w:val="18"/>
-                    </w:rPr>
-                    <w:t xml:space="preserve">ChatGPT, </w:t>
+                  <w:proofErr w:type="spellStart"/>
+                  <w:r>
+                    <w:rPr>
+                      <w:rFonts w:ascii="PT Sans" w:hAnsi="PT Sans" w:hint="eastAsia"/>
+                      <w:w w:val="110"/>
+                      <w:sz w:val="18"/>
+                      <w:szCs w:val="18"/>
+                    </w:rPr>
+                    <w:t>ChatGPT</w:t>
+                  </w:r>
+                  <w:proofErr w:type="spellEnd"/>
+                  <w:r>
+                    <w:rPr>
+                      <w:rFonts w:ascii="PT Sans" w:hAnsi="PT Sans" w:hint="eastAsia"/>
+                      <w:w w:val="110"/>
+                      <w:sz w:val="18"/>
+                      <w:szCs w:val="18"/>
+                    </w:rPr>
+                    <w:t xml:space="preserve">, </w:t>
                   </w:r>
                   <w:r>
                     <w:rPr>
@@ -3707,7 +3937,7 @@
 </file>
 
 <file path=word/endnotes.xml><?xml version="1.0" encoding="utf-8"?>
-<w:endnotes xmlns:wpc="http://schemas.microsoft.com/office/word/2010/wordprocessingCanvas" xmlns:cx="http://schemas.microsoft.com/office/drawing/2014/chartex" xmlns:cx1="http://schemas.microsoft.com/office/drawing/2015/9/8/chartex" xmlns:cx2="http://schemas.microsoft.com/office/drawing/2015/10/21/chartex" xmlns:cx3="http://schemas.microsoft.com/office/drawing/2016/5/9/chartex" xmlns:cx4="http://schemas.microsoft.com/office/drawing/2016/5/10/chartex" xmlns:cx5="http://schemas.microsoft.com/office/drawing/2016/5/11/chartex" xmlns:cx6="http://schemas.microsoft.com/office/drawing/2016/5/12/chartex" xmlns:cx7="http://schemas.microsoft.com/office/drawing/2016/5/13/chartex" xmlns:cx8="http://schemas.microsoft.com/office/drawing/2016/5/14/chartex" xmlns:mc="http://schemas.openxmlformats.org/markup-compatibility/2006" xmlns:aink="http://schemas.microsoft.com/office/drawing/2016/ink" xmlns:am3d="http://schemas.microsoft.com/office/drawing/2017/model3d" xmlns:o="urn:schemas-microsoft-com:office:office" xmlns:oel="http://schemas.microsoft.com/office/2019/extlst" xmlns:r="http://schemas.openxmlformats.org/officeDocument/2006/relationships" xmlns:m="http://schemas.openxmlformats.org/officeDocument/2006/math" xmlns:v="urn:schemas-microsoft-com:vml" xmlns:wp14="http://schemas.microsoft.com/office/word/2010/wordprocessingDrawing" xmlns:wp="http://schemas.openxmlformats.org/drawingml/2006/wordprocessingDrawing" xmlns:w10="urn:schemas-microsoft-com:office:word" xmlns:w="http://schemas.openxmlformats.org/wordprocessingml/2006/main" xmlns:w14="http://schemas.microsoft.com/office/word/2010/wordml" xmlns:w15="http://schemas.microsoft.com/office/word/2012/wordml" xmlns:w16cex="http://schemas.microsoft.com/office/word/2018/wordml/cex" xmlns:w16cid="http://schemas.microsoft.com/office/word/2016/wordml/cid" xmlns:w16="http://schemas.microsoft.com/office/word/2018/wordml" xmlns:w16du="http://schemas.microsoft.com/office/word/2023/wordml/word16du" xmlns:w16sdtdh="http://schemas.microsoft.com/office/word/2020/wordml/sdtdatahash" xmlns:w16sdtfl="http://schemas.microsoft.com/office/word/2024/wordml/sdtformatlock" xmlns:w16se="http://schemas.microsoft.com/office/word/2015/wordml/symex" xmlns:wpg="http://schemas.microsoft.com/office/word/2010/wordprocessingGroup" xmlns:wpi="http://schemas.microsoft.com/office/word/2010/wordprocessingInk" xmlns:wne="http://schemas.microsoft.com/office/word/2006/wordml" xmlns:wps="http://schemas.microsoft.com/office/word/2010/wordprocessingShape" mc:Ignorable="w14 w15 w16se w16cid w16 w16cex w16sdtdh w16sdtfl w16du wp14">
+<w:endnotes xmlns:wpc="http://schemas.microsoft.com/office/word/2010/wordprocessingCanvas" xmlns:cx="http://schemas.microsoft.com/office/drawing/2014/chartex" xmlns:cx1="http://schemas.microsoft.com/office/drawing/2015/9/8/chartex" xmlns:cx2="http://schemas.microsoft.com/office/drawing/2015/10/21/chartex" xmlns:cx3="http://schemas.microsoft.com/office/drawing/2016/5/9/chartex" xmlns:cx4="http://schemas.microsoft.com/office/drawing/2016/5/10/chartex" xmlns:cx5="http://schemas.microsoft.com/office/drawing/2016/5/11/chartex" xmlns:cx6="http://schemas.microsoft.com/office/drawing/2016/5/12/chartex" xmlns:cx7="http://schemas.microsoft.com/office/drawing/2016/5/13/chartex" xmlns:cx8="http://schemas.microsoft.com/office/drawing/2016/5/14/chartex" xmlns:mc="http://schemas.openxmlformats.org/markup-compatibility/2006" xmlns:aink="http://schemas.microsoft.com/office/drawing/2016/ink" xmlns:am3d="http://schemas.microsoft.com/office/drawing/2017/model3d" xmlns:o="urn:schemas-microsoft-com:office:office" xmlns:r="http://schemas.openxmlformats.org/officeDocument/2006/relationships" xmlns:m="http://schemas.openxmlformats.org/officeDocument/2006/math" xmlns:v="urn:schemas-microsoft-com:vml" xmlns:wp14="http://schemas.microsoft.com/office/word/2010/wordprocessingDrawing" xmlns:wp="http://schemas.openxmlformats.org/drawingml/2006/wordprocessingDrawing" xmlns:w10="urn:schemas-microsoft-com:office:word" xmlns:w="http://schemas.openxmlformats.org/wordprocessingml/2006/main" xmlns:w14="http://schemas.microsoft.com/office/word/2010/wordml" xmlns:w15="http://schemas.microsoft.com/office/word/2012/wordml" xmlns:w16cex="http://schemas.microsoft.com/office/word/2018/wordml/cex" xmlns:w16cid="http://schemas.microsoft.com/office/word/2016/wordml/cid" xmlns:w16="http://schemas.microsoft.com/office/word/2018/wordml" xmlns:w16sdtdh="http://schemas.microsoft.com/office/word/2020/wordml/sdtdatahash" xmlns:w16se="http://schemas.microsoft.com/office/word/2015/wordml/symex" xmlns:wpg="http://schemas.microsoft.com/office/word/2010/wordprocessingGroup" xmlns:wpi="http://schemas.microsoft.com/office/word/2010/wordprocessingInk" xmlns:wne="http://schemas.microsoft.com/office/word/2006/wordml" xmlns:wps="http://schemas.microsoft.com/office/word/2010/wordprocessingShape" mc:Ignorable="w14 w15 w16se w16cid w16 w16cex w16sdtdh wp14">
   <w:endnote w:type="separator" w:id="-1">
     <w:p>
       <w:pPr>
@@ -3732,7 +3962,7 @@
 </file>
 
 <file path=word/footnotes.xml><?xml version="1.0" encoding="utf-8"?>
-<w:footnotes xmlns:wpc="http://schemas.microsoft.com/office/word/2010/wordprocessingCanvas" xmlns:cx="http://schemas.microsoft.com/office/drawing/2014/chartex" xmlns:cx1="http://schemas.microsoft.com/office/drawing/2015/9/8/chartex" xmlns:cx2="http://schemas.microsoft.com/office/drawing/2015/10/21/chartex" xmlns:cx3="http://schemas.microsoft.com/office/drawing/2016/5/9/chartex" xmlns:cx4="http://schemas.microsoft.com/office/drawing/2016/5/10/chartex" xmlns:cx5="http://schemas.microsoft.com/office/drawing/2016/5/11/chartex" xmlns:cx6="http://schemas.microsoft.com/office/drawing/2016/5/12/chartex" xmlns:cx7="http://schemas.microsoft.com/office/drawing/2016/5/13/chartex" xmlns:cx8="http://schemas.microsoft.com/office/drawing/2016/5/14/chartex" xmlns:mc="http://schemas.openxmlformats.org/markup-compatibility/2006" xmlns:aink="http://schemas.microsoft.com/office/drawing/2016/ink" xmlns:am3d="http://schemas.microsoft.com/office/drawing/2017/model3d" xmlns:o="urn:schemas-microsoft-com:office:office" xmlns:oel="http://schemas.microsoft.com/office/2019/extlst" xmlns:r="http://schemas.openxmlformats.org/officeDocument/2006/relationships" xmlns:m="http://schemas.openxmlformats.org/officeDocument/2006/math" xmlns:v="urn:schemas-microsoft-com:vml" xmlns:wp14="http://schemas.microsoft.com/office/word/2010/wordprocessingDrawing" xmlns:wp="http://schemas.openxmlformats.org/drawingml/2006/wordprocessingDrawing" xmlns:w10="urn:schemas-microsoft-com:office:word" xmlns:w="http://schemas.openxmlformats.org/wordprocessingml/2006/main" xmlns:w14="http://schemas.microsoft.com/office/word/2010/wordml" xmlns:w15="http://schemas.microsoft.com/office/word/2012/wordml" xmlns:w16cex="http://schemas.microsoft.com/office/word/2018/wordml/cex" xmlns:w16cid="http://schemas.microsoft.com/office/word/2016/wordml/cid" xmlns:w16="http://schemas.microsoft.com/office/word/2018/wordml" xmlns:w16du="http://schemas.microsoft.com/office/word/2023/wordml/word16du" xmlns:w16sdtdh="http://schemas.microsoft.com/office/word/2020/wordml/sdtdatahash" xmlns:w16sdtfl="http://schemas.microsoft.com/office/word/2024/wordml/sdtformatlock" xmlns:w16se="http://schemas.microsoft.com/office/word/2015/wordml/symex" xmlns:wpg="http://schemas.microsoft.com/office/word/2010/wordprocessingGroup" xmlns:wpi="http://schemas.microsoft.com/office/word/2010/wordprocessingInk" xmlns:wne="http://schemas.microsoft.com/office/word/2006/wordml" xmlns:wps="http://schemas.microsoft.com/office/word/2010/wordprocessingShape" mc:Ignorable="w14 w15 w16se w16cid w16 w16cex w16sdtdh w16sdtfl w16du wp14">
+<w:footnotes xmlns:wpc="http://schemas.microsoft.com/office/word/2010/wordprocessingCanvas" xmlns:cx="http://schemas.microsoft.com/office/drawing/2014/chartex" xmlns:cx1="http://schemas.microsoft.com/office/drawing/2015/9/8/chartex" xmlns:cx2="http://schemas.microsoft.com/office/drawing/2015/10/21/chartex" xmlns:cx3="http://schemas.microsoft.com/office/drawing/2016/5/9/chartex" xmlns:cx4="http://schemas.microsoft.com/office/drawing/2016/5/10/chartex" xmlns:cx5="http://schemas.microsoft.com/office/drawing/2016/5/11/chartex" xmlns:cx6="http://schemas.microsoft.com/office/drawing/2016/5/12/chartex" xmlns:cx7="http://schemas.microsoft.com/office/drawing/2016/5/13/chartex" xmlns:cx8="http://schemas.microsoft.com/office/drawing/2016/5/14/chartex" xmlns:mc="http://schemas.openxmlformats.org/markup-compatibility/2006" xmlns:aink="http://schemas.microsoft.com/office/drawing/2016/ink" xmlns:am3d="http://schemas.microsoft.com/office/drawing/2017/model3d" xmlns:o="urn:schemas-microsoft-com:office:office" xmlns:r="http://schemas.openxmlformats.org/officeDocument/2006/relationships" xmlns:m="http://schemas.openxmlformats.org/officeDocument/2006/math" xmlns:v="urn:schemas-microsoft-com:vml" xmlns:wp14="http://schemas.microsoft.com/office/word/2010/wordprocessingDrawing" xmlns:wp="http://schemas.openxmlformats.org/drawingml/2006/wordprocessingDrawing" xmlns:w10="urn:schemas-microsoft-com:office:word" xmlns:w="http://schemas.openxmlformats.org/wordprocessingml/2006/main" xmlns:w14="http://schemas.microsoft.com/office/word/2010/wordml" xmlns:w15="http://schemas.microsoft.com/office/word/2012/wordml" xmlns:w16cex="http://schemas.microsoft.com/office/word/2018/wordml/cex" xmlns:w16cid="http://schemas.microsoft.com/office/word/2016/wordml/cid" xmlns:w16="http://schemas.microsoft.com/office/word/2018/wordml" xmlns:w16sdtdh="http://schemas.microsoft.com/office/word/2020/wordml/sdtdatahash" xmlns:w16se="http://schemas.microsoft.com/office/word/2015/wordml/symex" xmlns:wpg="http://schemas.microsoft.com/office/word/2010/wordprocessingGroup" xmlns:wpi="http://schemas.microsoft.com/office/word/2010/wordprocessingInk" xmlns:wne="http://schemas.microsoft.com/office/word/2006/wordml" xmlns:wps="http://schemas.microsoft.com/office/word/2010/wordprocessingShape" mc:Ignorable="w14 w15 w16se w16cid w16 w16cex w16sdtdh wp14">
   <w:footnote w:type="separator" w:id="-1">
     <w:p>
       <w:pPr>
@@ -3757,7 +3987,7 @@
 </file>
 
 <file path=word/numbering.xml><?xml version="1.0" encoding="utf-8"?>
-<w:numbering xmlns:wpc="http://schemas.microsoft.com/office/word/2010/wordprocessingCanvas" xmlns:cx="http://schemas.microsoft.com/office/drawing/2014/chartex" xmlns:cx1="http://schemas.microsoft.com/office/drawing/2015/9/8/chartex" xmlns:cx2="http://schemas.microsoft.com/office/drawing/2015/10/21/chartex" xmlns:cx3="http://schemas.microsoft.com/office/drawing/2016/5/9/chartex" xmlns:cx4="http://schemas.microsoft.com/office/drawing/2016/5/10/chartex" xmlns:cx5="http://schemas.microsoft.com/office/drawing/2016/5/11/chartex" xmlns:cx6="http://schemas.microsoft.com/office/drawing/2016/5/12/chartex" xmlns:cx7="http://schemas.microsoft.com/office/drawing/2016/5/13/chartex" xmlns:cx8="http://schemas.microsoft.com/office/drawing/2016/5/14/chartex" xmlns:mc="http://schemas.openxmlformats.org/markup-compatibility/2006" xmlns:aink="http://schemas.microsoft.com/office/drawing/2016/ink" xmlns:am3d="http://schemas.microsoft.com/office/drawing/2017/model3d" xmlns:o="urn:schemas-microsoft-com:office:office" xmlns:oel="http://schemas.microsoft.com/office/2019/extlst" xmlns:r="http://schemas.openxmlformats.org/officeDocument/2006/relationships" xmlns:m="http://schemas.openxmlformats.org/officeDocument/2006/math" xmlns:v="urn:schemas-microsoft-com:vml" xmlns:wp14="http://schemas.microsoft.com/office/word/2010/wordprocessingDrawing" xmlns:wp="http://schemas.openxmlformats.org/drawingml/2006/wordprocessingDrawing" xmlns:w10="urn:schemas-microsoft-com:office:word" xmlns:w="http://schemas.openxmlformats.org/wordprocessingml/2006/main" xmlns:w14="http://schemas.microsoft.com/office/word/2010/wordml" xmlns:w15="http://schemas.microsoft.com/office/word/2012/wordml" xmlns:w16cex="http://schemas.microsoft.com/office/word/2018/wordml/cex" xmlns:w16cid="http://schemas.microsoft.com/office/word/2016/wordml/cid" xmlns:w16="http://schemas.microsoft.com/office/word/2018/wordml" xmlns:w16du="http://schemas.microsoft.com/office/word/2023/wordml/word16du" xmlns:w16sdtdh="http://schemas.microsoft.com/office/word/2020/wordml/sdtdatahash" xmlns:w16sdtfl="http://schemas.microsoft.com/office/word/2024/wordml/sdtformatlock" xmlns:w16se="http://schemas.microsoft.com/office/word/2015/wordml/symex" xmlns:wpg="http://schemas.microsoft.com/office/word/2010/wordprocessingGroup" xmlns:wpi="http://schemas.microsoft.com/office/word/2010/wordprocessingInk" xmlns:wne="http://schemas.microsoft.com/office/word/2006/wordml" xmlns:wps="http://schemas.microsoft.com/office/word/2010/wordprocessingShape" mc:Ignorable="w14 w15 w16se w16cid w16 w16cex w16sdtdh w16sdtfl w16du wp14">
+<w:numbering xmlns:wpc="http://schemas.microsoft.com/office/word/2010/wordprocessingCanvas" xmlns:cx="http://schemas.microsoft.com/office/drawing/2014/chartex" xmlns:cx1="http://schemas.microsoft.com/office/drawing/2015/9/8/chartex" xmlns:cx2="http://schemas.microsoft.com/office/drawing/2015/10/21/chartex" xmlns:cx3="http://schemas.microsoft.com/office/drawing/2016/5/9/chartex" xmlns:cx4="http://schemas.microsoft.com/office/drawing/2016/5/10/chartex" xmlns:cx5="http://schemas.microsoft.com/office/drawing/2016/5/11/chartex" xmlns:cx6="http://schemas.microsoft.com/office/drawing/2016/5/12/chartex" xmlns:cx7="http://schemas.microsoft.com/office/drawing/2016/5/13/chartex" xmlns:cx8="http://schemas.microsoft.com/office/drawing/2016/5/14/chartex" xmlns:mc="http://schemas.openxmlformats.org/markup-compatibility/2006" xmlns:aink="http://schemas.microsoft.com/office/drawing/2016/ink" xmlns:am3d="http://schemas.microsoft.com/office/drawing/2017/model3d" xmlns:o="urn:schemas-microsoft-com:office:office" xmlns:r="http://schemas.openxmlformats.org/officeDocument/2006/relationships" xmlns:m="http://schemas.openxmlformats.org/officeDocument/2006/math" xmlns:v="urn:schemas-microsoft-com:vml" xmlns:wp14="http://schemas.microsoft.com/office/word/2010/wordprocessingDrawing" xmlns:wp="http://schemas.openxmlformats.org/drawingml/2006/wordprocessingDrawing" xmlns:w10="urn:schemas-microsoft-com:office:word" xmlns:w="http://schemas.openxmlformats.org/wordprocessingml/2006/main" xmlns:w14="http://schemas.microsoft.com/office/word/2010/wordml" xmlns:w15="http://schemas.microsoft.com/office/word/2012/wordml" xmlns:w16cex="http://schemas.microsoft.com/office/word/2018/wordml/cex" xmlns:w16cid="http://schemas.microsoft.com/office/word/2016/wordml/cid" xmlns:w16="http://schemas.microsoft.com/office/word/2018/wordml" xmlns:w16sdtdh="http://schemas.microsoft.com/office/word/2020/wordml/sdtdatahash" xmlns:w16se="http://schemas.microsoft.com/office/word/2015/wordml/symex" xmlns:wpg="http://schemas.microsoft.com/office/word/2010/wordprocessingGroup" xmlns:wpi="http://schemas.microsoft.com/office/word/2010/wordprocessingInk" xmlns:wne="http://schemas.microsoft.com/office/word/2006/wordml" xmlns:wps="http://schemas.microsoft.com/office/word/2010/wordprocessingShape" mc:Ignorable="w14 w15 w16se w16cid w16 w16cex w16sdtdh wp14">
   <w:abstractNum w:abstractNumId="0" w15:restartNumberingAfterBreak="0">
     <w:nsid w:val="0DF650C4"/>
     <w:multiLevelType w:val="hybridMultilevel"/>
@@ -4097,20 +4327,20 @@
       </w:rPr>
     </w:lvl>
   </w:abstractNum>
-  <w:num w:numId="1" w16cid:durableId="482040912">
+  <w:num w:numId="1">
     <w:abstractNumId w:val="2"/>
   </w:num>
-  <w:num w:numId="2" w16cid:durableId="695040048">
+  <w:num w:numId="2">
     <w:abstractNumId w:val="1"/>
   </w:num>
-  <w:num w:numId="3" w16cid:durableId="193469474">
+  <w:num w:numId="3">
     <w:abstractNumId w:val="0"/>
   </w:num>
 </w:numbering>
 </file>
 
 <file path=word/styles.xml><?xml version="1.0" encoding="utf-8"?>
-<w:styles xmlns:mc="http://schemas.openxmlformats.org/markup-compatibility/2006" xmlns:r="http://schemas.openxmlformats.org/officeDocument/2006/relationships" xmlns:w="http://schemas.openxmlformats.org/wordprocessingml/2006/main" xmlns:w14="http://schemas.microsoft.com/office/word/2010/wordml" xmlns:w15="http://schemas.microsoft.com/office/word/2012/wordml" xmlns:w16cex="http://schemas.microsoft.com/office/word/2018/wordml/cex" xmlns:w16cid="http://schemas.microsoft.com/office/word/2016/wordml/cid" xmlns:w16="http://schemas.microsoft.com/office/word/2018/wordml" xmlns:w16du="http://schemas.microsoft.com/office/word/2023/wordml/word16du" xmlns:w16sdtdh="http://schemas.microsoft.com/office/word/2020/wordml/sdtdatahash" xmlns:w16sdtfl="http://schemas.microsoft.com/office/word/2024/wordml/sdtformatlock" xmlns:w16se="http://schemas.microsoft.com/office/word/2015/wordml/symex" mc:Ignorable="w14 w15 w16se w16cid w16 w16cex w16sdtdh w16sdtfl w16du">
+<w:styles xmlns:mc="http://schemas.openxmlformats.org/markup-compatibility/2006" xmlns:r="http://schemas.openxmlformats.org/officeDocument/2006/relationships" xmlns:w="http://schemas.openxmlformats.org/wordprocessingml/2006/main" xmlns:w14="http://schemas.microsoft.com/office/word/2010/wordml" xmlns:w15="http://schemas.microsoft.com/office/word/2012/wordml" xmlns:w16cex="http://schemas.microsoft.com/office/word/2018/wordml/cex" xmlns:w16cid="http://schemas.microsoft.com/office/word/2016/wordml/cid" xmlns:w16="http://schemas.microsoft.com/office/word/2018/wordml" xmlns:w16sdtdh="http://schemas.microsoft.com/office/word/2020/wordml/sdtdatahash" xmlns:w16se="http://schemas.microsoft.com/office/word/2015/wordml/symex" mc:Ignorable="w14 w15 w16se w16cid w16 w16cex w16sdtdh">
   <w:docDefaults>
     <w:rPrDefault>
       <w:rPr>
@@ -4506,7 +4736,7 @@
     <w:lsdException w:name="Unresolved Mention" w:semiHidden="1" w:unhideWhenUsed="1"/>
     <w:lsdException w:name="Smart Link" w:semiHidden="1" w:unhideWhenUsed="1"/>
   </w:latentStyles>
-  <w:style w:type="paragraph" w:default="1" w:styleId="a">
+  <w:style w:type="paragraph" w:default="1" w:styleId="Normal">
     <w:name w:val="Normal"/>
     <w:qFormat/>
     <w:rsid w:val="00460082"/>
@@ -4517,11 +4747,11 @@
       <w:autoSpaceDN w:val="0"/>
     </w:pPr>
   </w:style>
-  <w:style w:type="paragraph" w:styleId="1">
+  <w:style w:type="paragraph" w:styleId="Heading1">
     <w:name w:val="heading 1"/>
-    <w:basedOn w:val="a"/>
-    <w:next w:val="a"/>
-    <w:link w:val="1Char"/>
+    <w:basedOn w:val="Normal"/>
+    <w:next w:val="Normal"/>
+    <w:link w:val="Heading1Char"/>
     <w:uiPriority w:val="9"/>
     <w:qFormat/>
     <w:rsid w:val="00EB0DEC"/>
@@ -4538,11 +4768,11 @@
       <w:szCs w:val="32"/>
     </w:rPr>
   </w:style>
-  <w:style w:type="paragraph" w:styleId="2">
+  <w:style w:type="paragraph" w:styleId="Heading2">
     <w:name w:val="heading 2"/>
-    <w:basedOn w:val="a"/>
-    <w:next w:val="a"/>
-    <w:link w:val="2Char"/>
+    <w:basedOn w:val="Normal"/>
+    <w:next w:val="Normal"/>
+    <w:link w:val="Heading2Char"/>
     <w:uiPriority w:val="9"/>
     <w:semiHidden/>
     <w:unhideWhenUsed/>
@@ -4561,11 +4791,11 @@
       <w:szCs w:val="28"/>
     </w:rPr>
   </w:style>
-  <w:style w:type="paragraph" w:styleId="3">
+  <w:style w:type="paragraph" w:styleId="Heading3">
     <w:name w:val="heading 3"/>
-    <w:basedOn w:val="a"/>
-    <w:next w:val="a"/>
-    <w:link w:val="3Char"/>
+    <w:basedOn w:val="Normal"/>
+    <w:next w:val="Normal"/>
+    <w:link w:val="Heading3Char"/>
     <w:uiPriority w:val="9"/>
     <w:unhideWhenUsed/>
     <w:qFormat/>
@@ -4582,11 +4812,11 @@
       <w:sz w:val="24"/>
     </w:rPr>
   </w:style>
-  <w:style w:type="paragraph" w:styleId="4">
+  <w:style w:type="paragraph" w:styleId="Heading4">
     <w:name w:val="heading 4"/>
-    <w:basedOn w:val="a"/>
-    <w:next w:val="a"/>
-    <w:link w:val="4Char"/>
+    <w:basedOn w:val="Normal"/>
+    <w:next w:val="Normal"/>
+    <w:link w:val="Heading4Char"/>
     <w:uiPriority w:val="9"/>
     <w:semiHidden/>
     <w:unhideWhenUsed/>
@@ -4603,11 +4833,11 @@
       <w:color w:val="000000" w:themeColor="text1"/>
     </w:rPr>
   </w:style>
-  <w:style w:type="paragraph" w:styleId="5">
+  <w:style w:type="paragraph" w:styleId="Heading5">
     <w:name w:val="heading 5"/>
-    <w:basedOn w:val="a"/>
-    <w:next w:val="a"/>
-    <w:link w:val="5Char"/>
+    <w:basedOn w:val="Normal"/>
+    <w:next w:val="Normal"/>
+    <w:link w:val="Heading5Char"/>
     <w:uiPriority w:val="9"/>
     <w:semiHidden/>
     <w:unhideWhenUsed/>
@@ -4625,11 +4855,11 @@
       <w:color w:val="000000" w:themeColor="text1"/>
     </w:rPr>
   </w:style>
-  <w:style w:type="paragraph" w:styleId="6">
+  <w:style w:type="paragraph" w:styleId="Heading6">
     <w:name w:val="heading 6"/>
-    <w:basedOn w:val="a"/>
-    <w:next w:val="a"/>
-    <w:link w:val="6Char"/>
+    <w:basedOn w:val="Normal"/>
+    <w:next w:val="Normal"/>
+    <w:link w:val="Heading6Char"/>
     <w:uiPriority w:val="9"/>
     <w:semiHidden/>
     <w:unhideWhenUsed/>
@@ -4647,11 +4877,11 @@
       <w:color w:val="000000" w:themeColor="text1"/>
     </w:rPr>
   </w:style>
-  <w:style w:type="paragraph" w:styleId="7">
+  <w:style w:type="paragraph" w:styleId="Heading7">
     <w:name w:val="heading 7"/>
-    <w:basedOn w:val="a"/>
-    <w:next w:val="a"/>
-    <w:link w:val="7Char"/>
+    <w:basedOn w:val="Normal"/>
+    <w:next w:val="Normal"/>
+    <w:link w:val="Heading7Char"/>
     <w:uiPriority w:val="9"/>
     <w:semiHidden/>
     <w:unhideWhenUsed/>
@@ -4669,11 +4899,11 @@
       <w:color w:val="000000" w:themeColor="text1"/>
     </w:rPr>
   </w:style>
-  <w:style w:type="paragraph" w:styleId="8">
+  <w:style w:type="paragraph" w:styleId="Heading8">
     <w:name w:val="heading 8"/>
-    <w:basedOn w:val="a"/>
-    <w:next w:val="a"/>
-    <w:link w:val="8Char"/>
+    <w:basedOn w:val="Normal"/>
+    <w:next w:val="Normal"/>
+    <w:link w:val="Heading8Char"/>
     <w:uiPriority w:val="9"/>
     <w:semiHidden/>
     <w:unhideWhenUsed/>
@@ -4691,11 +4921,11 @@
       <w:color w:val="000000" w:themeColor="text1"/>
     </w:rPr>
   </w:style>
-  <w:style w:type="paragraph" w:styleId="9">
+  <w:style w:type="paragraph" w:styleId="Heading9">
     <w:name w:val="heading 9"/>
-    <w:basedOn w:val="a"/>
-    <w:next w:val="a"/>
-    <w:link w:val="9Char"/>
+    <w:basedOn w:val="Normal"/>
+    <w:next w:val="Normal"/>
+    <w:link w:val="Heading9Char"/>
     <w:uiPriority w:val="9"/>
     <w:semiHidden/>
     <w:unhideWhenUsed/>
@@ -4713,13 +4943,13 @@
       <w:color w:val="000000" w:themeColor="text1"/>
     </w:rPr>
   </w:style>
-  <w:style w:type="character" w:default="1" w:styleId="a0">
+  <w:style w:type="character" w:default="1" w:styleId="DefaultParagraphFont">
     <w:name w:val="Default Paragraph Font"/>
     <w:uiPriority w:val="1"/>
     <w:semiHidden/>
     <w:unhideWhenUsed/>
   </w:style>
-  <w:style w:type="table" w:default="1" w:styleId="a1">
+  <w:style w:type="table" w:default="1" w:styleId="TableNormal">
     <w:name w:val="Normal Table"/>
     <w:uiPriority w:val="99"/>
     <w:semiHidden/>
@@ -4734,16 +4964,16 @@
       </w:tblCellMar>
     </w:tblPr>
   </w:style>
-  <w:style w:type="numbering" w:default="1" w:styleId="a2">
+  <w:style w:type="numbering" w:default="1" w:styleId="NoList">
     <w:name w:val="No List"/>
     <w:uiPriority w:val="99"/>
     <w:semiHidden/>
     <w:unhideWhenUsed/>
   </w:style>
-  <w:style w:type="character" w:customStyle="1" w:styleId="1Char">
-    <w:name w:val="제목 1 Char"/>
-    <w:basedOn w:val="a0"/>
-    <w:link w:val="1"/>
+  <w:style w:type="character" w:customStyle="1" w:styleId="Heading1Char">
+    <w:name w:val="Heading 1 Char"/>
+    <w:basedOn w:val="DefaultParagraphFont"/>
+    <w:link w:val="Heading1"/>
     <w:uiPriority w:val="9"/>
     <w:rsid w:val="00EB0DEC"/>
     <w:rPr>
@@ -4753,10 +4983,10 @@
       <w:szCs w:val="32"/>
     </w:rPr>
   </w:style>
-  <w:style w:type="character" w:customStyle="1" w:styleId="2Char">
-    <w:name w:val="제목 2 Char"/>
-    <w:basedOn w:val="a0"/>
-    <w:link w:val="2"/>
+  <w:style w:type="character" w:customStyle="1" w:styleId="Heading2Char">
+    <w:name w:val="Heading 2 Char"/>
+    <w:basedOn w:val="DefaultParagraphFont"/>
+    <w:link w:val="Heading2"/>
     <w:uiPriority w:val="9"/>
     <w:semiHidden/>
     <w:rsid w:val="00EB0DEC"/>
@@ -4767,10 +4997,10 @@
       <w:szCs w:val="28"/>
     </w:rPr>
   </w:style>
-  <w:style w:type="character" w:customStyle="1" w:styleId="3Char">
-    <w:name w:val="제목 3 Char"/>
-    <w:basedOn w:val="a0"/>
-    <w:link w:val="3"/>
+  <w:style w:type="character" w:customStyle="1" w:styleId="Heading3Char">
+    <w:name w:val="Heading 3 Char"/>
+    <w:basedOn w:val="DefaultParagraphFont"/>
+    <w:link w:val="Heading3"/>
     <w:uiPriority w:val="9"/>
     <w:rsid w:val="00EB0DEC"/>
     <w:rPr>
@@ -4779,10 +5009,10 @@
       <w:sz w:val="24"/>
     </w:rPr>
   </w:style>
-  <w:style w:type="character" w:customStyle="1" w:styleId="4Char">
-    <w:name w:val="제목 4 Char"/>
-    <w:basedOn w:val="a0"/>
-    <w:link w:val="4"/>
+  <w:style w:type="character" w:customStyle="1" w:styleId="Heading4Char">
+    <w:name w:val="Heading 4 Char"/>
+    <w:basedOn w:val="DefaultParagraphFont"/>
+    <w:link w:val="Heading4"/>
     <w:uiPriority w:val="9"/>
     <w:semiHidden/>
     <w:rsid w:val="00EB0DEC"/>
@@ -4791,10 +5021,10 @@
       <w:color w:val="000000" w:themeColor="text1"/>
     </w:rPr>
   </w:style>
-  <w:style w:type="character" w:customStyle="1" w:styleId="5Char">
-    <w:name w:val="제목 5 Char"/>
-    <w:basedOn w:val="a0"/>
-    <w:link w:val="5"/>
+  <w:style w:type="character" w:customStyle="1" w:styleId="Heading5Char">
+    <w:name w:val="Heading 5 Char"/>
+    <w:basedOn w:val="DefaultParagraphFont"/>
+    <w:link w:val="Heading5"/>
     <w:uiPriority w:val="9"/>
     <w:semiHidden/>
     <w:rsid w:val="00EB0DEC"/>
@@ -4803,10 +5033,10 @@
       <w:color w:val="000000" w:themeColor="text1"/>
     </w:rPr>
   </w:style>
-  <w:style w:type="character" w:customStyle="1" w:styleId="6Char">
-    <w:name w:val="제목 6 Char"/>
-    <w:basedOn w:val="a0"/>
-    <w:link w:val="6"/>
+  <w:style w:type="character" w:customStyle="1" w:styleId="Heading6Char">
+    <w:name w:val="Heading 6 Char"/>
+    <w:basedOn w:val="DefaultParagraphFont"/>
+    <w:link w:val="Heading6"/>
     <w:uiPriority w:val="9"/>
     <w:semiHidden/>
     <w:rsid w:val="00EB0DEC"/>
@@ -4815,10 +5045,10 @@
       <w:color w:val="000000" w:themeColor="text1"/>
     </w:rPr>
   </w:style>
-  <w:style w:type="character" w:customStyle="1" w:styleId="7Char">
-    <w:name w:val="제목 7 Char"/>
-    <w:basedOn w:val="a0"/>
-    <w:link w:val="7"/>
+  <w:style w:type="character" w:customStyle="1" w:styleId="Heading7Char">
+    <w:name w:val="Heading 7 Char"/>
+    <w:basedOn w:val="DefaultParagraphFont"/>
+    <w:link w:val="Heading7"/>
     <w:uiPriority w:val="9"/>
     <w:semiHidden/>
     <w:rsid w:val="00EB0DEC"/>
@@ -4827,10 +5057,10 @@
       <w:color w:val="000000" w:themeColor="text1"/>
     </w:rPr>
   </w:style>
-  <w:style w:type="character" w:customStyle="1" w:styleId="8Char">
-    <w:name w:val="제목 8 Char"/>
-    <w:basedOn w:val="a0"/>
-    <w:link w:val="8"/>
+  <w:style w:type="character" w:customStyle="1" w:styleId="Heading8Char">
+    <w:name w:val="Heading 8 Char"/>
+    <w:basedOn w:val="DefaultParagraphFont"/>
+    <w:link w:val="Heading8"/>
     <w:uiPriority w:val="9"/>
     <w:semiHidden/>
     <w:rsid w:val="00EB0DEC"/>
@@ -4839,10 +5069,10 @@
       <w:color w:val="000000" w:themeColor="text1"/>
     </w:rPr>
   </w:style>
-  <w:style w:type="character" w:customStyle="1" w:styleId="9Char">
-    <w:name w:val="제목 9 Char"/>
-    <w:basedOn w:val="a0"/>
-    <w:link w:val="9"/>
+  <w:style w:type="character" w:customStyle="1" w:styleId="Heading9Char">
+    <w:name w:val="Heading 9 Char"/>
+    <w:basedOn w:val="DefaultParagraphFont"/>
+    <w:link w:val="Heading9"/>
     <w:uiPriority w:val="9"/>
     <w:semiHidden/>
     <w:rsid w:val="00EB0DEC"/>
@@ -4851,11 +5081,11 @@
       <w:color w:val="000000" w:themeColor="text1"/>
     </w:rPr>
   </w:style>
-  <w:style w:type="paragraph" w:styleId="a3">
+  <w:style w:type="paragraph" w:styleId="Title">
     <w:name w:val="Title"/>
-    <w:basedOn w:val="a"/>
-    <w:next w:val="a"/>
-    <w:link w:val="Char"/>
+    <w:basedOn w:val="Normal"/>
+    <w:next w:val="Normal"/>
+    <w:link w:val="TitleChar"/>
     <w:uiPriority w:val="10"/>
     <w:qFormat/>
     <w:rsid w:val="00EB0DEC"/>
@@ -4872,10 +5102,10 @@
       <w:szCs w:val="56"/>
     </w:rPr>
   </w:style>
-  <w:style w:type="character" w:customStyle="1" w:styleId="Char">
-    <w:name w:val="제목 Char"/>
-    <w:basedOn w:val="a0"/>
-    <w:link w:val="a3"/>
+  <w:style w:type="character" w:customStyle="1" w:styleId="TitleChar">
+    <w:name w:val="Title Char"/>
+    <w:basedOn w:val="DefaultParagraphFont"/>
+    <w:link w:val="Title"/>
     <w:uiPriority w:val="10"/>
     <w:rsid w:val="00EB0DEC"/>
     <w:rPr>
@@ -4886,11 +5116,11 @@
       <w:szCs w:val="56"/>
     </w:rPr>
   </w:style>
-  <w:style w:type="paragraph" w:styleId="a4">
+  <w:style w:type="paragraph" w:styleId="Subtitle">
     <w:name w:val="Subtitle"/>
-    <w:basedOn w:val="a"/>
-    <w:next w:val="a"/>
-    <w:link w:val="Char0"/>
+    <w:basedOn w:val="Normal"/>
+    <w:next w:val="Normal"/>
+    <w:link w:val="SubtitleChar"/>
     <w:uiPriority w:val="11"/>
     <w:qFormat/>
     <w:rsid w:val="00EB0DEC"/>
@@ -4908,10 +5138,10 @@
       <w:szCs w:val="28"/>
     </w:rPr>
   </w:style>
-  <w:style w:type="character" w:customStyle="1" w:styleId="Char0">
-    <w:name w:val="부제 Char"/>
-    <w:basedOn w:val="a0"/>
-    <w:link w:val="a4"/>
+  <w:style w:type="character" w:customStyle="1" w:styleId="SubtitleChar">
+    <w:name w:val="Subtitle Char"/>
+    <w:basedOn w:val="DefaultParagraphFont"/>
+    <w:link w:val="Subtitle"/>
     <w:uiPriority w:val="11"/>
     <w:rsid w:val="00EB0DEC"/>
     <w:rPr>
@@ -4922,11 +5152,11 @@
       <w:szCs w:val="28"/>
     </w:rPr>
   </w:style>
-  <w:style w:type="paragraph" w:styleId="a5">
+  <w:style w:type="paragraph" w:styleId="Quote">
     <w:name w:val="Quote"/>
-    <w:basedOn w:val="a"/>
-    <w:next w:val="a"/>
-    <w:link w:val="Char1"/>
+    <w:basedOn w:val="Normal"/>
+    <w:next w:val="Normal"/>
+    <w:link w:val="QuoteChar"/>
     <w:uiPriority w:val="29"/>
     <w:qFormat/>
     <w:rsid w:val="00EB0DEC"/>
@@ -4940,10 +5170,10 @@
       <w:color w:val="404040" w:themeColor="text1" w:themeTint="BF"/>
     </w:rPr>
   </w:style>
-  <w:style w:type="character" w:customStyle="1" w:styleId="Char1">
-    <w:name w:val="인용 Char"/>
-    <w:basedOn w:val="a0"/>
-    <w:link w:val="a5"/>
+  <w:style w:type="character" w:customStyle="1" w:styleId="QuoteChar">
+    <w:name w:val="Quote Char"/>
+    <w:basedOn w:val="DefaultParagraphFont"/>
+    <w:link w:val="Quote"/>
     <w:uiPriority w:val="29"/>
     <w:rsid w:val="00EB0DEC"/>
     <w:rPr>
@@ -4952,9 +5182,9 @@
       <w:color w:val="404040" w:themeColor="text1" w:themeTint="BF"/>
     </w:rPr>
   </w:style>
-  <w:style w:type="paragraph" w:styleId="a6">
+  <w:style w:type="paragraph" w:styleId="ListParagraph">
     <w:name w:val="List Paragraph"/>
-    <w:basedOn w:val="a"/>
+    <w:basedOn w:val="Normal"/>
     <w:uiPriority w:val="34"/>
     <w:qFormat/>
     <w:rsid w:val="00EB0DEC"/>
@@ -4963,9 +5193,9 @@
       <w:contextualSpacing/>
     </w:pPr>
   </w:style>
-  <w:style w:type="character" w:styleId="a7">
+  <w:style w:type="character" w:styleId="IntenseEmphasis">
     <w:name w:val="Intense Emphasis"/>
-    <w:basedOn w:val="a0"/>
+    <w:basedOn w:val="DefaultParagraphFont"/>
     <w:uiPriority w:val="21"/>
     <w:qFormat/>
     <w:rsid w:val="00EB0DEC"/>
@@ -4975,11 +5205,11 @@
       <w:color w:val="2F5496" w:themeColor="accent1" w:themeShade="BF"/>
     </w:rPr>
   </w:style>
-  <w:style w:type="paragraph" w:styleId="a8">
+  <w:style w:type="paragraph" w:styleId="IntenseQuote">
     <w:name w:val="Intense Quote"/>
-    <w:basedOn w:val="a"/>
-    <w:next w:val="a"/>
-    <w:link w:val="Char2"/>
+    <w:basedOn w:val="Normal"/>
+    <w:next w:val="Normal"/>
+    <w:link w:val="IntenseQuoteChar"/>
     <w:uiPriority w:val="30"/>
     <w:qFormat/>
     <w:rsid w:val="00EB0DEC"/>
@@ -4998,10 +5228,10 @@
       <w:color w:val="2F5496" w:themeColor="accent1" w:themeShade="BF"/>
     </w:rPr>
   </w:style>
-  <w:style w:type="character" w:customStyle="1" w:styleId="Char2">
-    <w:name w:val="강한 인용 Char"/>
-    <w:basedOn w:val="a0"/>
-    <w:link w:val="a8"/>
+  <w:style w:type="character" w:customStyle="1" w:styleId="IntenseQuoteChar">
+    <w:name w:val="Intense Quote Char"/>
+    <w:basedOn w:val="DefaultParagraphFont"/>
+    <w:link w:val="IntenseQuote"/>
     <w:uiPriority w:val="30"/>
     <w:rsid w:val="00EB0DEC"/>
     <w:rPr>
@@ -5010,9 +5240,9 @@
       <w:color w:val="2F5496" w:themeColor="accent1" w:themeShade="BF"/>
     </w:rPr>
   </w:style>
-  <w:style w:type="character" w:styleId="a9">
+  <w:style w:type="character" w:styleId="IntenseReference">
     <w:name w:val="Intense Reference"/>
-    <w:basedOn w:val="a0"/>
+    <w:basedOn w:val="DefaultParagraphFont"/>
     <w:uiPriority w:val="32"/>
     <w:qFormat/>
     <w:rsid w:val="00EB0DEC"/>
@@ -5024,9 +5254,9 @@
       <w:spacing w:val="5"/>
     </w:rPr>
   </w:style>
-  <w:style w:type="table" w:styleId="aa">
+  <w:style w:type="table" w:styleId="TableGrid">
     <w:name w:val="Table Grid"/>
-    <w:basedOn w:val="a1"/>
+    <w:basedOn w:val="TableNormal"/>
     <w:uiPriority w:val="39"/>
     <w:rsid w:val="00EB0DEC"/>
     <w:pPr>
@@ -5043,9 +5273,9 @@
       </w:tblBorders>
     </w:tblPr>
   </w:style>
-  <w:style w:type="character" w:styleId="ab">
+  <w:style w:type="character" w:styleId="Hyperlink">
     <w:name w:val="Hyperlink"/>
-    <w:basedOn w:val="a0"/>
+    <w:basedOn w:val="DefaultParagraphFont"/>
     <w:uiPriority w:val="99"/>
     <w:unhideWhenUsed/>
     <w:rsid w:val="00EB0DEC"/>
@@ -5054,9 +5284,9 @@
       <w:u w:val="single"/>
     </w:rPr>
   </w:style>
-  <w:style w:type="character" w:styleId="ac">
+  <w:style w:type="character" w:styleId="UnresolvedMention">
     <w:name w:val="Unresolved Mention"/>
-    <w:basedOn w:val="a0"/>
+    <w:basedOn w:val="DefaultParagraphFont"/>
     <w:uiPriority w:val="99"/>
     <w:semiHidden/>
     <w:unhideWhenUsed/>
@@ -5066,9 +5296,9 @@
       <w:shd w:val="clear" w:color="auto" w:fill="E1DFDD"/>
     </w:rPr>
   </w:style>
-  <w:style w:type="character" w:styleId="ad">
+  <w:style w:type="character" w:styleId="FollowedHyperlink">
     <w:name w:val="FollowedHyperlink"/>
-    <w:basedOn w:val="a0"/>
+    <w:basedOn w:val="DefaultParagraphFont"/>
     <w:uiPriority w:val="99"/>
     <w:semiHidden/>
     <w:unhideWhenUsed/>
@@ -5078,10 +5308,10 @@
       <w:u w:val="single"/>
     </w:rPr>
   </w:style>
-  <w:style w:type="paragraph" w:styleId="ae">
+  <w:style w:type="paragraph" w:styleId="Header">
     <w:name w:val="header"/>
-    <w:basedOn w:val="a"/>
-    <w:link w:val="Char3"/>
+    <w:basedOn w:val="Normal"/>
+    <w:link w:val="HeaderChar"/>
     <w:uiPriority w:val="99"/>
     <w:unhideWhenUsed/>
     <w:rsid w:val="00035672"/>
@@ -5093,17 +5323,17 @@
       <w:snapToGrid w:val="0"/>
     </w:pPr>
   </w:style>
-  <w:style w:type="character" w:customStyle="1" w:styleId="Char3">
-    <w:name w:val="머리글 Char"/>
-    <w:basedOn w:val="a0"/>
-    <w:link w:val="ae"/>
+  <w:style w:type="character" w:customStyle="1" w:styleId="HeaderChar">
+    <w:name w:val="Header Char"/>
+    <w:basedOn w:val="DefaultParagraphFont"/>
+    <w:link w:val="Header"/>
     <w:uiPriority w:val="99"/>
     <w:rsid w:val="00035672"/>
   </w:style>
-  <w:style w:type="paragraph" w:styleId="af">
+  <w:style w:type="paragraph" w:styleId="Footer">
     <w:name w:val="footer"/>
-    <w:basedOn w:val="a"/>
-    <w:link w:val="Char4"/>
+    <w:basedOn w:val="Normal"/>
+    <w:link w:val="FooterChar"/>
     <w:uiPriority w:val="99"/>
     <w:unhideWhenUsed/>
     <w:rsid w:val="00035672"/>
@@ -5115,16 +5345,16 @@
       <w:snapToGrid w:val="0"/>
     </w:pPr>
   </w:style>
-  <w:style w:type="character" w:customStyle="1" w:styleId="Char4">
-    <w:name w:val="바닥글 Char"/>
-    <w:basedOn w:val="a0"/>
-    <w:link w:val="af"/>
+  <w:style w:type="character" w:customStyle="1" w:styleId="FooterChar">
+    <w:name w:val="Footer Char"/>
+    <w:basedOn w:val="DefaultParagraphFont"/>
+    <w:link w:val="Footer"/>
     <w:uiPriority w:val="99"/>
     <w:rsid w:val="00035672"/>
   </w:style>
-  <w:style w:type="paragraph" w:styleId="af0">
+  <w:style w:type="paragraph" w:styleId="NormalWeb">
     <w:name w:val="Normal (Web)"/>
-    <w:basedOn w:val="a"/>
+    <w:basedOn w:val="Normal"/>
     <w:uiPriority w:val="99"/>
     <w:semiHidden/>
     <w:unhideWhenUsed/>

--- a/cv.docx
+++ b/cv.docx
@@ -23,10 +23,10 @@
         <w:tblLook w:val="04A0" w:firstRow="1" w:lastRow="0" w:firstColumn="1" w:lastColumn="0" w:noHBand="0" w:noVBand="1"/>
       </w:tblPr>
       <w:tblGrid>
-        <w:gridCol w:w="5245"/>
-        <w:gridCol w:w="1559"/>
+        <w:gridCol w:w="6804"/>
         <w:gridCol w:w="522"/>
-        <w:gridCol w:w="187"/>
+        <w:gridCol w:w="45"/>
+        <w:gridCol w:w="142"/>
         <w:gridCol w:w="2108"/>
       </w:tblGrid>
       <w:tr>
@@ -36,7 +36,7 @@
         <w:tc>
           <w:tcPr>
             <w:tcW w:w="7326" w:type="dxa"/>
-            <w:gridSpan w:val="3"/>
+            <w:gridSpan w:val="2"/>
             <w:tcBorders>
               <w:top w:val="nil"/>
               <w:left w:val="nil"/>
@@ -70,7 +70,7 @@
         <w:tc>
           <w:tcPr>
             <w:tcW w:w="2295" w:type="dxa"/>
-            <w:gridSpan w:val="2"/>
+            <w:gridSpan w:val="3"/>
             <w:tcBorders>
               <w:top w:val="nil"/>
               <w:left w:val="nil"/>
@@ -79,29 +79,6 @@
             </w:tcBorders>
             <w:vAlign w:val="center"/>
           </w:tcPr>
-          <w:p>
-            <w:pPr>
-              <w:jc w:val="right"/>
-              <w:rPr>
-                <w:rFonts w:ascii="PT Sans" w:hAnsi="PT Sans"/>
-                <w:color w:val="7F7F7F" w:themeColor="text1" w:themeTint="80"/>
-                <w:w w:val="110"/>
-                <w:sz w:val="8"/>
-                <w:szCs w:val="8"/>
-              </w:rPr>
-            </w:pPr>
-            <w:proofErr w:type="spellStart"/>
-            <w:r>
-              <w:rPr>
-                <w:rFonts w:ascii="PT Sans" w:hAnsi="PT Sans" w:hint="eastAsia"/>
-                <w:w w:val="110"/>
-                <w:sz w:val="8"/>
-                <w:szCs w:val="8"/>
-              </w:rPr>
-              <w:t>ㅤ</w:t>
-            </w:r>
-            <w:proofErr w:type="spellEnd"/>
-          </w:p>
           <w:p>
             <w:pPr>
               <w:jc w:val="right"/>
@@ -117,12 +94,12 @@
       </w:tr>
       <w:tr>
         <w:trPr>
-          <w:trHeight w:val="682"/>
+          <w:trHeight w:val="777"/>
         </w:trPr>
         <w:tc>
           <w:tcPr>
             <w:tcW w:w="7326" w:type="dxa"/>
-            <w:gridSpan w:val="3"/>
+            <w:gridSpan w:val="2"/>
             <w:tcBorders>
               <w:top w:val="nil"/>
               <w:left w:val="nil"/>
@@ -147,7 +124,16 @@
                 <w:sz w:val="18"/>
                 <w:szCs w:val="18"/>
               </w:rPr>
-              <w:t>+82 10 9248 2485 | park112368@gmail.com</w:t>
+              <w:br/>
+            </w:r>
+            <w:r>
+              <w:rPr>
+                <w:rFonts w:ascii="PT Sans" w:hAnsi="PT Sans"/>
+                <w:w w:val="110"/>
+                <w:sz w:val="18"/>
+                <w:szCs w:val="18"/>
+              </w:rPr>
+              <w:t>park112368@gmail.com</w:t>
             </w:r>
           </w:p>
           <w:p>
@@ -171,7 +157,7 @@
                   <w:szCs w:val="18"/>
                   <w:u w:val="dotted"/>
                 </w:rPr>
-                <w:t>https://parkcheolhee-lab.github.io/testbed/</w:t>
+                <w:t>https://parkcheolhee-lab.github.io</w:t>
               </w:r>
             </w:hyperlink>
           </w:p>
@@ -205,7 +191,7 @@
         <w:tc>
           <w:tcPr>
             <w:tcW w:w="2295" w:type="dxa"/>
-            <w:gridSpan w:val="2"/>
+            <w:gridSpan w:val="3"/>
             <w:tcBorders>
               <w:top w:val="nil"/>
               <w:left w:val="nil"/>
@@ -239,14 +225,14 @@
             </w:r>
             <w:r>
               <w:rPr>
-                <w:rFonts w:ascii="PT Sans" w:hAnsi="PT Sans" w:hint="eastAsia"/>
-                <w:b/>
-                <w:bCs/>
-                <w:w w:val="110"/>
-                <w:sz w:val="18"/>
-                <w:szCs w:val="18"/>
-              </w:rPr>
-              <w:t>Mar</w:t>
+                <w:rFonts w:ascii="PT Sans" w:hAnsi="PT Sans"/>
+                <w:b/>
+                <w:bCs/>
+                <w:w w:val="110"/>
+                <w:sz w:val="18"/>
+                <w:szCs w:val="18"/>
+              </w:rPr>
+              <w:t>May</w:t>
             </w:r>
             <w:r>
               <w:rPr>
@@ -299,13 +285,13 @@
             </w:pPr>
             <w:r>
               <w:rPr>
-                <w:rFonts w:ascii="PT Sans" w:hAnsi="PT Sans" w:hint="eastAsia"/>
+                <w:rFonts w:ascii="PT Sans" w:hAnsi="PT Sans"/>
                 <w:b/>
                 <w:bCs/>
                 <w:w w:val="110"/>
                 <w:szCs w:val="22"/>
               </w:rPr>
-              <w:t>SUMMARY</w:t>
+              <w:t>INTERESTS</w:t>
             </w:r>
           </w:p>
           <w:p>
@@ -326,70 +312,118 @@
                 <w:sz w:val="18"/>
                 <w:szCs w:val="18"/>
               </w:rPr>
-              <w:t xml:space="preserve">Software engineer with a background in architecture and computer science, specializing in generative design and automation for architecture and planning. Experienced in developing geometry processing, spatial data systems, and machine learning </w:t>
-            </w:r>
-            <w:r>
-              <w:rPr>
-                <w:rFonts w:ascii="PT Sans" w:hAnsi="PT Sans" w:hint="eastAsia"/>
-                <w:w w:val="110"/>
-                <w:sz w:val="18"/>
-                <w:szCs w:val="18"/>
-              </w:rPr>
-              <w:t>application</w:t>
-            </w:r>
-            <w:r>
-              <w:rPr>
-                <w:rFonts w:ascii="PT Sans" w:hAnsi="PT Sans"/>
-                <w:w w:val="110"/>
-                <w:sz w:val="18"/>
-                <w:szCs w:val="18"/>
-              </w:rPr>
-              <w:t>s for design automation</w:t>
-            </w:r>
-            <w:r>
-              <w:rPr>
-                <w:rFonts w:ascii="PT Sans" w:hAnsi="PT Sans" w:hint="eastAsia"/>
-                <w:w w:val="110"/>
-                <w:sz w:val="18"/>
-                <w:szCs w:val="18"/>
-              </w:rPr>
-              <w:t>,</w:t>
-            </w:r>
-            <w:r>
-              <w:rPr>
-                <w:rFonts w:ascii="PT Sans" w:hAnsi="PT Sans"/>
-                <w:w w:val="110"/>
-                <w:sz w:val="18"/>
-                <w:szCs w:val="18"/>
-              </w:rPr>
-              <w:t xml:space="preserve"> </w:t>
-            </w:r>
-            <w:r>
-              <w:rPr>
-                <w:rFonts w:ascii="PT Sans" w:hAnsi="PT Sans" w:hint="eastAsia"/>
-                <w:w w:val="110"/>
-                <w:sz w:val="18"/>
-                <w:szCs w:val="18"/>
-              </w:rPr>
-              <w:t xml:space="preserve">and </w:t>
-            </w:r>
-            <w:r>
-              <w:rPr>
-                <w:rFonts w:ascii="PT Sans" w:hAnsi="PT Sans"/>
-                <w:w w:val="110"/>
-                <w:sz w:val="18"/>
-                <w:szCs w:val="18"/>
-              </w:rPr>
-              <w:t>built</w:t>
-            </w:r>
-            <w:r>
-              <w:rPr>
-                <w:rFonts w:ascii="PT Sans" w:hAnsi="PT Sans"/>
-                <w:w w:val="110"/>
-                <w:sz w:val="18"/>
-                <w:szCs w:val="18"/>
-              </w:rPr>
-              <w:t xml:space="preserve"> deployable engines for feasibility analysis, layout generation, and constraint-aware design exploration.</w:t>
+              <w:t xml:space="preserve">Data-Driven Space Design, </w:t>
+            </w:r>
+            <w:r>
+              <w:rPr>
+                <w:rFonts w:ascii="PT Sans" w:hAnsi="PT Sans"/>
+                <w:w w:val="110"/>
+                <w:sz w:val="18"/>
+                <w:szCs w:val="18"/>
+              </w:rPr>
+              <w:t xml:space="preserve">Agentic </w:t>
+            </w:r>
+            <w:r>
+              <w:rPr>
+                <w:rFonts w:ascii="PT Sans" w:hAnsi="PT Sans"/>
+                <w:w w:val="110"/>
+                <w:sz w:val="18"/>
+                <w:szCs w:val="18"/>
+              </w:rPr>
+              <w:t>Space Generation</w:t>
+            </w:r>
+            <w:r>
+              <w:rPr>
+                <w:rFonts w:ascii="PT Sans" w:hAnsi="PT Sans"/>
+                <w:w w:val="110"/>
+                <w:sz w:val="18"/>
+                <w:szCs w:val="18"/>
+              </w:rPr>
+              <w:t xml:space="preserve">, </w:t>
+            </w:r>
+            <w:r>
+              <w:rPr>
+                <w:rFonts w:ascii="PT Sans" w:hAnsi="PT Sans"/>
+                <w:w w:val="110"/>
+                <w:sz w:val="18"/>
+                <w:szCs w:val="18"/>
+              </w:rPr>
+              <w:t>Building Information Modeling</w:t>
+            </w:r>
+            <w:r>
+              <w:rPr>
+                <w:rFonts w:ascii="PT Sans" w:hAnsi="PT Sans"/>
+                <w:w w:val="110"/>
+                <w:sz w:val="18"/>
+                <w:szCs w:val="18"/>
+              </w:rPr>
+              <w:t xml:space="preserve"> (BIM)</w:t>
+            </w:r>
+            <w:r>
+              <w:rPr>
+                <w:rFonts w:ascii="PT Sans" w:hAnsi="PT Sans"/>
+                <w:w w:val="110"/>
+                <w:sz w:val="18"/>
+                <w:szCs w:val="18"/>
+              </w:rPr>
+              <w:t xml:space="preserve">, </w:t>
+            </w:r>
+            <w:r>
+              <w:rPr>
+                <w:rFonts w:ascii="PT Sans" w:hAnsi="PT Sans"/>
+                <w:w w:val="110"/>
+                <w:sz w:val="18"/>
+                <w:szCs w:val="18"/>
+              </w:rPr>
+              <w:t>Machine Learning</w:t>
+            </w:r>
+            <w:r>
+              <w:rPr>
+                <w:rFonts w:ascii="PT Sans" w:hAnsi="PT Sans"/>
+                <w:w w:val="110"/>
+                <w:sz w:val="18"/>
+                <w:szCs w:val="18"/>
+              </w:rPr>
+              <w:t>, Geometry Processing</w:t>
+            </w:r>
+          </w:p>
+        </w:tc>
+      </w:tr>
+      <w:tr>
+        <w:trPr>
+          <w:trHeight w:val="60"/>
+        </w:trPr>
+        <w:tc>
+          <w:tcPr>
+            <w:tcW w:w="9621" w:type="dxa"/>
+            <w:gridSpan w:val="5"/>
+            <w:tcBorders>
+              <w:top w:val="single" w:sz="4" w:space="0" w:color="auto"/>
+              <w:bottom w:val="nil"/>
+            </w:tcBorders>
+            <w:tcMar>
+              <w:bottom w:w="0" w:type="dxa"/>
+            </w:tcMar>
+          </w:tcPr>
+          <w:p>
+            <w:pPr>
+              <w:spacing w:line="276" w:lineRule="auto"/>
+              <w:rPr>
+                <w:rFonts w:ascii="PT Sans" w:hAnsi="PT Sans"/>
+                <w:b/>
+                <w:bCs/>
+                <w:w w:val="110"/>
+              </w:rPr>
+            </w:pPr>
+            <w:r>
+              <w:rPr>
+                <w:rFonts w:ascii="PT Sans" w:hAnsi="PT Sans" w:hint="eastAsia"/>
+                <w:b/>
+                <w:bCs/>
+                <w:w w:val="110"/>
+                <w:szCs w:val="22"/>
+              </w:rPr>
+              <w:t>EDUCATION</w:t>
             </w:r>
           </w:p>
         </w:tc>
@@ -400,11 +434,12 @@
         </w:trPr>
         <w:tc>
           <w:tcPr>
-            <w:tcW w:w="9621" w:type="dxa"/>
-            <w:gridSpan w:val="5"/>
-            <w:tcBorders>
-              <w:top w:val="single" w:sz="4" w:space="0" w:color="auto"/>
-              <w:bottom w:val="nil"/>
+            <w:tcW w:w="7371" w:type="dxa"/>
+            <w:gridSpan w:val="3"/>
+            <w:tcBorders>
+              <w:top w:val="nil"/>
+              <w:bottom w:val="nil"/>
+              <w:right w:val="nil"/>
             </w:tcBorders>
             <w:tcMar>
               <w:bottom w:w="0" w:type="dxa"/>
@@ -412,35 +447,127 @@
           </w:tcPr>
           <w:p>
             <w:pPr>
+              <w:spacing w:line="360" w:lineRule="auto"/>
+              <w:rPr>
+                <w:rFonts w:ascii="PT Sans" w:hAnsi="PT Sans"/>
+                <w:b/>
+                <w:bCs/>
+                <w:w w:val="110"/>
+              </w:rPr>
+            </w:pPr>
+            <w:r>
+              <w:rPr>
+                <w:rFonts w:ascii="PT Sans" w:hAnsi="PT Sans"/>
+                <w:b/>
+                <w:bCs/>
+                <w:w w:val="110"/>
+                <w:sz w:val="18"/>
+                <w:szCs w:val="18"/>
+              </w:rPr>
+              <w:t>Korea National Open University</w:t>
+            </w:r>
+          </w:p>
+        </w:tc>
+        <w:tc>
+          <w:tcPr>
+            <w:tcW w:w="2250" w:type="dxa"/>
+            <w:gridSpan w:val="2"/>
+            <w:tcBorders>
+              <w:top w:val="nil"/>
+              <w:left w:val="nil"/>
+              <w:bottom w:val="nil"/>
+            </w:tcBorders>
+            <w:tcMar>
+              <w:bottom w:w="0" w:type="dxa"/>
+            </w:tcMar>
+          </w:tcPr>
+          <w:p>
+            <w:pPr>
               <w:spacing w:line="276" w:lineRule="auto"/>
-              <w:rPr>
-                <w:rFonts w:ascii="PT Sans" w:hAnsi="PT Sans"/>
-                <w:b/>
-                <w:bCs/>
-                <w:w w:val="110"/>
-                <w:sz w:val="18"/>
-                <w:szCs w:val="18"/>
-              </w:rPr>
-            </w:pPr>
-            <w:r>
-              <w:rPr>
-                <w:rFonts w:ascii="PT Sans" w:hAnsi="PT Sans"/>
-                <w:b/>
-                <w:bCs/>
-                <w:w w:val="110"/>
-              </w:rPr>
-              <w:t>EXPERIENCE</w:t>
+              <w:jc w:val="right"/>
+              <w:rPr>
+                <w:rFonts w:ascii="PT Sans" w:hAnsi="PT Sans"/>
+                <w:b/>
+                <w:bCs/>
+                <w:w w:val="110"/>
+              </w:rPr>
+            </w:pPr>
+            <w:r>
+              <w:rPr>
+                <w:rFonts w:ascii="PT Sans" w:hAnsi="PT Sans" w:hint="eastAsia"/>
+                <w:b/>
+                <w:bCs/>
+                <w:w w:val="110"/>
+                <w:sz w:val="18"/>
+                <w:szCs w:val="18"/>
+              </w:rPr>
+              <w:t>Mar 202</w:t>
+            </w:r>
+            <w:r>
+              <w:rPr>
+                <w:rFonts w:ascii="PT Sans" w:hAnsi="PT Sans"/>
+                <w:b/>
+                <w:bCs/>
+                <w:w w:val="110"/>
+                <w:sz w:val="18"/>
+                <w:szCs w:val="18"/>
+              </w:rPr>
+              <w:t>5</w:t>
+            </w:r>
+            <w:r>
+              <w:rPr>
+                <w:rFonts w:ascii="PT Sans" w:hAnsi="PT Sans"/>
+                <w:b/>
+                <w:bCs/>
+                <w:w w:val="110"/>
+                <w:sz w:val="18"/>
+                <w:szCs w:val="18"/>
+              </w:rPr>
+              <w:t xml:space="preserve"> </w:t>
+            </w:r>
+            <w:r>
+              <w:rPr>
+                <w:rFonts w:ascii="PT Sans" w:hAnsi="PT Sans"/>
+                <w:b/>
+                <w:bCs/>
+                <w:w w:val="110"/>
+                <w:sz w:val="18"/>
+                <w:szCs w:val="18"/>
+              </w:rPr>
+              <w:t>–</w:t>
+            </w:r>
+            <w:r>
+              <w:rPr>
+                <w:rFonts w:ascii="PT Sans" w:hAnsi="PT Sans"/>
+                <w:b/>
+                <w:bCs/>
+                <w:w w:val="110"/>
+                <w:sz w:val="18"/>
+                <w:szCs w:val="18"/>
+              </w:rPr>
+              <w:t xml:space="preserve"> </w:t>
+            </w:r>
+            <w:r>
+              <w:rPr>
+                <w:rFonts w:ascii="PT Sans" w:hAnsi="PT Sans" w:hint="eastAsia"/>
+                <w:b/>
+                <w:bCs/>
+                <w:w w:val="110"/>
+                <w:sz w:val="18"/>
+                <w:szCs w:val="18"/>
+              </w:rPr>
+              <w:t>Present</w:t>
             </w:r>
           </w:p>
         </w:tc>
       </w:tr>
       <w:tr>
         <w:trPr>
-          <w:trHeight w:val="200"/>
+          <w:trHeight w:val="18"/>
         </w:trPr>
         <w:tc>
           <w:tcPr>
-            <w:tcW w:w="7326" w:type="dxa"/>
+            <w:tcW w:w="7371" w:type="dxa"/>
             <w:gridSpan w:val="3"/>
             <w:tcBorders>
               <w:top w:val="nil"/>
@@ -448,70 +575,34 @@
               <w:right w:val="nil"/>
             </w:tcBorders>
             <w:tcMar>
-              <w:bottom w:w="0" w:type="dxa"/>
-            </w:tcMar>
-          </w:tcPr>
-          <w:p>
-            <w:pPr>
-              <w:spacing w:line="360" w:lineRule="auto"/>
-              <w:rPr>
-                <w:rFonts w:ascii="PT Sans" w:hAnsi="PT Sans"/>
-                <w:b/>
-                <w:bCs/>
-                <w:w w:val="110"/>
-                <w:sz w:val="18"/>
-                <w:szCs w:val="18"/>
-              </w:rPr>
-            </w:pPr>
-            <w:r>
-              <w:rPr>
-                <w:rFonts w:ascii="PT Sans" w:hAnsi="PT Sans" w:hint="eastAsia"/>
-                <w:b/>
-                <w:bCs/>
-                <w:w w:val="110"/>
-                <w:sz w:val="18"/>
-                <w:szCs w:val="18"/>
-              </w:rPr>
-              <w:t>Software Engineer</w:t>
-            </w:r>
-            <w:r>
-              <w:rPr>
-                <w:rFonts w:ascii="PT Sans" w:hAnsi="PT Sans"/>
-                <w:b/>
-                <w:bCs/>
-                <w:w w:val="110"/>
-                <w:sz w:val="18"/>
-                <w:szCs w:val="18"/>
-              </w:rPr>
-              <w:t xml:space="preserve"> </w:t>
-            </w:r>
-            <w:r>
-              <w:rPr>
-                <w:rFonts w:ascii="PT Sans" w:hAnsi="PT Sans"/>
-                <w:i/>
-                <w:iCs/>
-                <w:w w:val="110"/>
-                <w:sz w:val="18"/>
-                <w:szCs w:val="18"/>
-              </w:rPr>
-              <w:t xml:space="preserve">@ </w:t>
-            </w:r>
-            <w:r>
-              <w:rPr>
-                <w:rFonts w:ascii="PT Sans" w:hAnsi="PT Sans"/>
-                <w:i/>
-                <w:iCs/>
-                <w:w w:val="110"/>
-                <w:sz w:val="18"/>
-                <w:szCs w:val="18"/>
-              </w:rPr>
-              <w:t>aaro</w:t>
-            </w:r>
-          </w:p>
-        </w:tc>
-        <w:tc>
-          <w:tcPr>
-            <w:tcW w:w="2295" w:type="dxa"/>
+              <w:top w:w="0" w:type="dxa"/>
+              <w:bottom w:w="142" w:type="dxa"/>
+            </w:tcMar>
+          </w:tcPr>
+          <w:p>
+            <w:pPr>
+              <w:spacing w:line="276" w:lineRule="auto"/>
+              <w:rPr>
+                <w:rFonts w:ascii="PT Sans" w:hAnsi="PT Sans"/>
+                <w:b/>
+                <w:bCs/>
+                <w:w w:val="110"/>
+              </w:rPr>
+            </w:pPr>
+            <w:r>
+              <w:rPr>
+                <w:rFonts w:ascii="PT Sans" w:hAnsi="PT Sans"/>
+                <w:w w:val="110"/>
+                <w:sz w:val="18"/>
+                <w:szCs w:val="18"/>
+              </w:rPr>
+              <w:t>Bachelor of Science in Computer Science – B.S.</w:t>
+            </w:r>
+          </w:p>
+        </w:tc>
+        <w:tc>
+          <w:tcPr>
+            <w:tcW w:w="2250" w:type="dxa"/>
             <w:gridSpan w:val="2"/>
             <w:tcBorders>
               <w:top w:val="nil"/>
@@ -519,7 +610,8 @@
               <w:bottom w:val="nil"/>
             </w:tcBorders>
             <w:tcMar>
-              <w:bottom w:w="0" w:type="dxa"/>
+              <w:top w:w="0" w:type="dxa"/>
+              <w:bottom w:w="142" w:type="dxa"/>
             </w:tcMar>
           </w:tcPr>
           <w:p>
@@ -528,80 +620,406 @@
               <w:jc w:val="right"/>
               <w:rPr>
                 <w:rFonts w:ascii="PT Sans" w:hAnsi="PT Sans"/>
-                <w:b/>
-                <w:bCs/>
-                <w:w w:val="110"/>
-                <w:sz w:val="18"/>
-                <w:szCs w:val="18"/>
-              </w:rPr>
-            </w:pPr>
-            <w:r>
-              <w:rPr>
-                <w:rFonts w:ascii="PT Sans" w:hAnsi="PT Sans" w:hint="eastAsia"/>
-                <w:b/>
-                <w:bCs/>
-                <w:w w:val="110"/>
-                <w:sz w:val="18"/>
-                <w:szCs w:val="18"/>
-              </w:rPr>
-              <w:t>Mar 2026</w:t>
-            </w:r>
-            <w:r>
-              <w:rPr>
-                <w:rFonts w:ascii="PT Sans" w:hAnsi="PT Sans"/>
-                <w:b/>
-                <w:bCs/>
-                <w:w w:val="110"/>
-                <w:sz w:val="18"/>
-                <w:szCs w:val="18"/>
-              </w:rPr>
-              <w:t xml:space="preserve"> </w:t>
-            </w:r>
-            <w:r>
-              <w:rPr>
-                <w:rFonts w:ascii="PT Sans" w:hAnsi="PT Sans"/>
-                <w:b/>
-                <w:bCs/>
-                <w:w w:val="110"/>
-                <w:sz w:val="18"/>
-                <w:szCs w:val="18"/>
-              </w:rPr>
-              <w:t>–</w:t>
-            </w:r>
-            <w:r>
-              <w:rPr>
-                <w:rFonts w:ascii="PT Sans" w:hAnsi="PT Sans"/>
-                <w:b/>
-                <w:bCs/>
-                <w:w w:val="110"/>
-                <w:sz w:val="18"/>
-                <w:szCs w:val="18"/>
-              </w:rPr>
-              <w:t xml:space="preserve"> </w:t>
-            </w:r>
-            <w:r>
-              <w:rPr>
-                <w:rFonts w:ascii="PT Sans" w:hAnsi="PT Sans" w:hint="eastAsia"/>
-                <w:b/>
-                <w:bCs/>
-                <w:w w:val="110"/>
-                <w:sz w:val="18"/>
-                <w:szCs w:val="18"/>
-              </w:rPr>
-              <w:t>Present</w:t>
+                <w:w w:val="110"/>
+                <w:sz w:val="18"/>
+                <w:szCs w:val="20"/>
+              </w:rPr>
+            </w:pPr>
+            <w:r>
+              <w:rPr>
+                <w:rFonts w:ascii="PT Sans" w:hAnsi="PT Sans"/>
+                <w:w w:val="110"/>
+                <w:sz w:val="18"/>
+                <w:szCs w:val="20"/>
+              </w:rPr>
+              <w:t>GPA: 4.20/4.50</w:t>
             </w:r>
           </w:p>
         </w:tc>
       </w:tr>
       <w:tr>
         <w:trPr>
-          <w:trHeight w:val="74"/>
+          <w:trHeight w:val="26"/>
+        </w:trPr>
+        <w:tc>
+          <w:tcPr>
+            <w:tcW w:w="7371" w:type="dxa"/>
+            <w:gridSpan w:val="3"/>
+            <w:tcBorders>
+              <w:top w:val="nil"/>
+              <w:bottom w:val="nil"/>
+              <w:right w:val="nil"/>
+            </w:tcBorders>
+            <w:tcMar>
+              <w:bottom w:w="0" w:type="dxa"/>
+            </w:tcMar>
+          </w:tcPr>
+          <w:p>
+            <w:pPr>
+              <w:spacing w:line="360" w:lineRule="auto"/>
+              <w:rPr>
+                <w:rFonts w:ascii="PT Sans" w:hAnsi="PT Sans"/>
+                <w:b/>
+                <w:bCs/>
+                <w:w w:val="110"/>
+              </w:rPr>
+            </w:pPr>
+            <w:r>
+              <w:rPr>
+                <w:rFonts w:ascii="PT Sans" w:hAnsi="PT Sans"/>
+                <w:b/>
+                <w:bCs/>
+                <w:w w:val="110"/>
+                <w:sz w:val="18"/>
+                <w:szCs w:val="18"/>
+              </w:rPr>
+              <w:t xml:space="preserve">Korea National </w:t>
+            </w:r>
+            <w:r>
+              <w:rPr>
+                <w:rFonts w:ascii="PT Sans" w:hAnsi="PT Sans" w:hint="eastAsia"/>
+                <w:b/>
+                <w:bCs/>
+                <w:w w:val="110"/>
+                <w:sz w:val="18"/>
+                <w:szCs w:val="18"/>
+              </w:rPr>
+              <w:t>U</w:t>
+            </w:r>
+            <w:r>
+              <w:rPr>
+                <w:rFonts w:ascii="PT Sans" w:hAnsi="PT Sans"/>
+                <w:b/>
+                <w:bCs/>
+                <w:w w:val="110"/>
+                <w:sz w:val="18"/>
+                <w:szCs w:val="18"/>
+              </w:rPr>
+              <w:t>niversity of Transportation</w:t>
+            </w:r>
+          </w:p>
+        </w:tc>
+        <w:tc>
+          <w:tcPr>
+            <w:tcW w:w="2250" w:type="dxa"/>
+            <w:gridSpan w:val="2"/>
+            <w:tcBorders>
+              <w:top w:val="nil"/>
+              <w:left w:val="nil"/>
+              <w:bottom w:val="nil"/>
+            </w:tcBorders>
+            <w:tcMar>
+              <w:bottom w:w="0" w:type="dxa"/>
+            </w:tcMar>
+          </w:tcPr>
+          <w:p>
+            <w:pPr>
+              <w:spacing w:line="360" w:lineRule="auto"/>
+              <w:jc w:val="right"/>
+              <w:rPr>
+                <w:rFonts w:ascii="PT Sans" w:hAnsi="PT Sans"/>
+                <w:b/>
+                <w:bCs/>
+                <w:w w:val="110"/>
+              </w:rPr>
+            </w:pPr>
+            <w:r>
+              <w:rPr>
+                <w:rFonts w:ascii="PT Sans" w:hAnsi="PT Sans"/>
+                <w:b/>
+                <w:bCs/>
+                <w:w w:val="110"/>
+                <w:sz w:val="18"/>
+                <w:szCs w:val="18"/>
+              </w:rPr>
+              <w:t>Mar 2013 - Feb 2021</w:t>
+            </w:r>
+          </w:p>
+        </w:tc>
+      </w:tr>
+      <w:tr>
+        <w:trPr>
+          <w:trHeight w:val="58"/>
+        </w:trPr>
+        <w:tc>
+          <w:tcPr>
+            <w:tcW w:w="7371" w:type="dxa"/>
+            <w:gridSpan w:val="3"/>
+            <w:tcBorders>
+              <w:top w:val="nil"/>
+              <w:bottom w:val="nil"/>
+              <w:right w:val="nil"/>
+            </w:tcBorders>
+            <w:tcMar>
+              <w:top w:w="0" w:type="dxa"/>
+              <w:bottom w:w="142" w:type="dxa"/>
+            </w:tcMar>
+          </w:tcPr>
+          <w:p>
+            <w:pPr>
+              <w:spacing w:line="276" w:lineRule="auto"/>
+              <w:rPr>
+                <w:rFonts w:ascii="PT Sans" w:hAnsi="PT Sans"/>
+                <w:b/>
+                <w:bCs/>
+                <w:w w:val="110"/>
+              </w:rPr>
+            </w:pPr>
+            <w:r>
+              <w:rPr>
+                <w:rFonts w:ascii="PT Sans" w:hAnsi="PT Sans"/>
+                <w:w w:val="110"/>
+                <w:sz w:val="18"/>
+                <w:szCs w:val="18"/>
+              </w:rPr>
+              <w:t>Bachelor of Architecture – B.Arch.</w:t>
+            </w:r>
+          </w:p>
+        </w:tc>
+        <w:tc>
+          <w:tcPr>
+            <w:tcW w:w="2250" w:type="dxa"/>
+            <w:gridSpan w:val="2"/>
+            <w:tcBorders>
+              <w:top w:val="nil"/>
+              <w:left w:val="nil"/>
+              <w:bottom w:val="nil"/>
+            </w:tcBorders>
+            <w:tcMar>
+              <w:top w:w="0" w:type="dxa"/>
+            </w:tcMar>
+          </w:tcPr>
+          <w:p>
+            <w:pPr>
+              <w:spacing w:line="276" w:lineRule="auto"/>
+              <w:jc w:val="right"/>
+              <w:rPr>
+                <w:rFonts w:ascii="PT Sans" w:hAnsi="PT Sans"/>
+                <w:b/>
+                <w:bCs/>
+                <w:w w:val="110"/>
+              </w:rPr>
+            </w:pPr>
+            <w:r>
+              <w:rPr>
+                <w:rFonts w:ascii="PT Sans" w:hAnsi="PT Sans"/>
+                <w:w w:val="110"/>
+                <w:sz w:val="18"/>
+                <w:szCs w:val="20"/>
+              </w:rPr>
+              <w:t>GPA: 3.84/4.50</w:t>
+            </w:r>
+          </w:p>
+        </w:tc>
+      </w:tr>
+      <w:tr>
+        <w:trPr>
+          <w:trHeight w:val="18"/>
         </w:trPr>
         <w:tc>
           <w:tcPr>
             <w:tcW w:w="9621" w:type="dxa"/>
             <w:gridSpan w:val="5"/>
             <w:tcBorders>
+              <w:top w:val="single" w:sz="4" w:space="0" w:color="auto"/>
+              <w:bottom w:val="nil"/>
+            </w:tcBorders>
+            <w:tcMar>
+              <w:bottom w:w="0" w:type="dxa"/>
+            </w:tcMar>
+          </w:tcPr>
+          <w:p>
+            <w:pPr>
+              <w:spacing w:line="276" w:lineRule="auto"/>
+              <w:rPr>
+                <w:rFonts w:ascii="PT Sans" w:hAnsi="PT Sans"/>
+                <w:b/>
+                <w:bCs/>
+                <w:w w:val="110"/>
+                <w:sz w:val="18"/>
+                <w:szCs w:val="18"/>
+              </w:rPr>
+            </w:pPr>
+            <w:r>
+              <w:rPr>
+                <w:rFonts w:ascii="PT Sans" w:hAnsi="PT Sans"/>
+                <w:b/>
+                <w:bCs/>
+                <w:w w:val="110"/>
+              </w:rPr>
+              <w:t>EXPERIENCE</w:t>
+            </w:r>
+          </w:p>
+        </w:tc>
+      </w:tr>
+      <w:tr>
+        <w:trPr>
+          <w:trHeight w:val="18"/>
+        </w:trPr>
+        <w:tc>
+          <w:tcPr>
+            <w:tcW w:w="7326" w:type="dxa"/>
+            <w:gridSpan w:val="2"/>
+            <w:tcBorders>
+              <w:top w:val="nil"/>
+              <w:bottom w:val="nil"/>
+              <w:right w:val="nil"/>
+            </w:tcBorders>
+            <w:tcMar>
+              <w:bottom w:w="0" w:type="dxa"/>
+            </w:tcMar>
+          </w:tcPr>
+          <w:p>
+            <w:pPr>
+              <w:spacing w:line="360" w:lineRule="auto"/>
+              <w:rPr>
+                <w:rFonts w:ascii="PT Sans" w:hAnsi="PT Sans"/>
+                <w:b/>
+                <w:bCs/>
+                <w:w w:val="110"/>
+                <w:sz w:val="18"/>
+                <w:szCs w:val="18"/>
+              </w:rPr>
+            </w:pPr>
+            <w:r>
+              <w:rPr>
+                <w:rFonts w:ascii="PT Sans" w:hAnsi="PT Sans" w:hint="eastAsia"/>
+                <w:b/>
+                <w:bCs/>
+                <w:w w:val="110"/>
+                <w:sz w:val="18"/>
+                <w:szCs w:val="18"/>
+              </w:rPr>
+              <w:t>Software Engineer</w:t>
+            </w:r>
+            <w:r>
+              <w:rPr>
+                <w:rFonts w:ascii="PT Sans" w:hAnsi="PT Sans"/>
+                <w:b/>
+                <w:bCs/>
+                <w:w w:val="110"/>
+                <w:sz w:val="18"/>
+                <w:szCs w:val="18"/>
+              </w:rPr>
+              <w:t xml:space="preserve"> </w:t>
+            </w:r>
+            <w:r>
+              <w:rPr>
+                <w:rFonts w:ascii="PT Sans" w:hAnsi="PT Sans"/>
+                <w:i/>
+                <w:iCs/>
+                <w:w w:val="110"/>
+                <w:sz w:val="18"/>
+                <w:szCs w:val="18"/>
+              </w:rPr>
+              <w:t xml:space="preserve">@ </w:t>
+            </w:r>
+            <w:r>
+              <w:rPr>
+                <w:rFonts w:ascii="PT Sans" w:hAnsi="PT Sans"/>
+                <w:i/>
+                <w:iCs/>
+                <w:w w:val="110"/>
+                <w:sz w:val="18"/>
+                <w:szCs w:val="18"/>
+              </w:rPr>
+              <w:t>aaro</w:t>
+            </w:r>
+          </w:p>
+        </w:tc>
+        <w:tc>
+          <w:tcPr>
+            <w:tcW w:w="2295" w:type="dxa"/>
+            <w:gridSpan w:val="3"/>
+            <w:tcBorders>
+              <w:top w:val="nil"/>
+              <w:left w:val="nil"/>
+              <w:bottom w:val="nil"/>
+            </w:tcBorders>
+            <w:tcMar>
+              <w:bottom w:w="0" w:type="dxa"/>
+            </w:tcMar>
+          </w:tcPr>
+          <w:p>
+            <w:pPr>
+              <w:spacing w:line="360" w:lineRule="auto"/>
+              <w:jc w:val="right"/>
+              <w:rPr>
+                <w:rFonts w:ascii="PT Sans" w:hAnsi="PT Sans"/>
+                <w:b/>
+                <w:bCs/>
+                <w:w w:val="110"/>
+                <w:sz w:val="18"/>
+                <w:szCs w:val="18"/>
+              </w:rPr>
+            </w:pPr>
+            <w:r>
+              <w:rPr>
+                <w:rFonts w:ascii="PT Sans" w:hAnsi="PT Sans" w:hint="eastAsia"/>
+                <w:b/>
+                <w:bCs/>
+                <w:w w:val="110"/>
+                <w:sz w:val="18"/>
+                <w:szCs w:val="18"/>
+              </w:rPr>
+              <w:t>Mar 2026</w:t>
+            </w:r>
+            <w:r>
+              <w:rPr>
+                <w:rFonts w:ascii="PT Sans" w:hAnsi="PT Sans"/>
+                <w:b/>
+                <w:bCs/>
+                <w:w w:val="110"/>
+                <w:sz w:val="18"/>
+                <w:szCs w:val="18"/>
+              </w:rPr>
+              <w:t xml:space="preserve"> </w:t>
+            </w:r>
+            <w:r>
+              <w:rPr>
+                <w:rFonts w:ascii="PT Sans" w:hAnsi="PT Sans"/>
+                <w:b/>
+                <w:bCs/>
+                <w:w w:val="110"/>
+                <w:sz w:val="18"/>
+                <w:szCs w:val="18"/>
+              </w:rPr>
+              <w:t>–</w:t>
+            </w:r>
+            <w:r>
+              <w:rPr>
+                <w:rFonts w:ascii="PT Sans" w:hAnsi="PT Sans"/>
+                <w:b/>
+                <w:bCs/>
+                <w:w w:val="110"/>
+                <w:sz w:val="18"/>
+                <w:szCs w:val="18"/>
+              </w:rPr>
+              <w:t xml:space="preserve"> </w:t>
+            </w:r>
+            <w:r>
+              <w:rPr>
+                <w:rFonts w:ascii="PT Sans" w:hAnsi="PT Sans" w:hint="eastAsia"/>
+                <w:b/>
+                <w:bCs/>
+                <w:w w:val="110"/>
+                <w:sz w:val="18"/>
+                <w:szCs w:val="18"/>
+              </w:rPr>
+              <w:t>Present</w:t>
+            </w:r>
+          </w:p>
+        </w:tc>
+      </w:tr>
+      <w:tr>
+        <w:trPr>
+          <w:trHeight w:val="102"/>
+        </w:trPr>
+        <w:tc>
+          <w:tcPr>
+            <w:tcW w:w="9621" w:type="dxa"/>
+            <w:gridSpan w:val="5"/>
+            <w:tcBorders>
               <w:top w:val="nil"/>
               <w:bottom w:val="nil"/>
             </w:tcBorders>
@@ -630,7 +1048,6 @@
               </w:rPr>
               <w:t xml:space="preserve">Worked in collaboration with </w:t>
             </w:r>
-            <w:proofErr w:type="spellStart"/>
             <w:r>
               <w:rPr>
                 <w:rFonts w:ascii="PT Sans" w:hAnsi="PT Sans" w:hint="eastAsia"/>
@@ -653,15 +1070,32 @@
               </w:rPr>
               <w:t>eoBIM</w:t>
             </w:r>
-            <w:proofErr w:type="spellEnd"/>
-            <w:r>
-              <w:rPr>
-                <w:rFonts w:ascii="PT Sans" w:hAnsi="PT Sans"/>
-                <w:w w:val="110"/>
-                <w:sz w:val="18"/>
-                <w:szCs w:val="18"/>
-              </w:rPr>
-              <w:t xml:space="preserve"> on the development of generative design and automation technologies for architectural planning and feasibility analysis based on German building regulations and planning codes</w:t>
+            <w:r>
+              <w:rPr>
+                <w:rFonts w:ascii="PT Sans" w:hAnsi="PT Sans"/>
+                <w:w w:val="110"/>
+                <w:sz w:val="18"/>
+                <w:szCs w:val="18"/>
+              </w:rPr>
+              <w:t xml:space="preserve"> on the development of generative design and automation </w:t>
+            </w:r>
+            <w:r>
+              <w:rPr>
+                <w:rFonts w:ascii="PT Sans" w:hAnsi="PT Sans"/>
+                <w:w w:val="110"/>
+                <w:sz w:val="18"/>
+                <w:szCs w:val="18"/>
+              </w:rPr>
+              <w:t>product</w:t>
+            </w:r>
+            <w:r>
+              <w:rPr>
+                <w:rFonts w:ascii="PT Sans" w:hAnsi="PT Sans"/>
+                <w:w w:val="110"/>
+                <w:sz w:val="18"/>
+                <w:szCs w:val="18"/>
+              </w:rPr>
+              <w:t xml:space="preserve"> for architectural planning and feasibility analysis based on German building regulations and planning codes</w:t>
             </w:r>
             <w:r>
               <w:rPr>
@@ -671,24 +1105,6 @@
                 <w:szCs w:val="18"/>
               </w:rPr>
               <w:t xml:space="preserve">. </w:t>
-            </w:r>
-            <w:r>
-              <w:rPr>
-                <w:rFonts w:ascii="PT Sans" w:hAnsi="PT Sans"/>
-                <w:w w:val="110"/>
-                <w:sz w:val="18"/>
-                <w:szCs w:val="18"/>
-              </w:rPr>
-              <w:t>Contributed to the implementation of algorithms for automated building layout generation under regulatory, geometric, and site-specific constraints.</w:t>
-            </w:r>
-            <w:r>
-              <w:rPr>
-                <w:rFonts w:ascii="PT Sans" w:hAnsi="PT Sans" w:hint="eastAsia"/>
-                <w:w w:val="110"/>
-                <w:sz w:val="18"/>
-                <w:szCs w:val="18"/>
-              </w:rPr>
-              <w:t xml:space="preserve"> </w:t>
             </w:r>
           </w:p>
         </w:tc>
@@ -700,7 +1116,7 @@
         <w:tc>
           <w:tcPr>
             <w:tcW w:w="7326" w:type="dxa"/>
-            <w:gridSpan w:val="3"/>
+            <w:gridSpan w:val="2"/>
             <w:tcBorders>
               <w:top w:val="nil"/>
               <w:bottom w:val="nil"/>
@@ -762,25 +1178,14 @@
                 <w:sz w:val="18"/>
                 <w:szCs w:val="18"/>
               </w:rPr>
-              <w:t>Visual Media Lab</w:t>
-            </w:r>
-            <w:r>
-              <w:rPr>
-                <w:rFonts w:ascii="PT Sans" w:hAnsi="PT Sans" w:hint="eastAsia"/>
-                <w:i/>
-                <w:iCs/>
-                <w:w w:val="110"/>
-                <w:sz w:val="18"/>
-                <w:szCs w:val="18"/>
-              </w:rPr>
-              <w:t>, KAIST</w:t>
+              <w:t>Visual Media Lab, KAIST</w:t>
             </w:r>
           </w:p>
         </w:tc>
         <w:tc>
           <w:tcPr>
             <w:tcW w:w="2295" w:type="dxa"/>
-            <w:gridSpan w:val="2"/>
+            <w:gridSpan w:val="3"/>
             <w:tcBorders>
               <w:top w:val="nil"/>
               <w:left w:val="nil"/>
@@ -792,7 +1197,7 @@
           </w:tcPr>
           <w:p>
             <w:pPr>
-              <w:spacing w:line="276" w:lineRule="auto"/>
+              <w:spacing w:line="360" w:lineRule="auto"/>
               <w:jc w:val="right"/>
               <w:rPr>
                 <w:rFonts w:ascii="PT Sans" w:hAnsi="PT Sans"/>
@@ -931,14 +1336,13 @@
         <w:tc>
           <w:tcPr>
             <w:tcW w:w="6804" w:type="dxa"/>
-            <w:gridSpan w:val="2"/>
             <w:tcBorders>
               <w:top w:val="nil"/>
               <w:bottom w:val="nil"/>
               <w:right w:val="nil"/>
             </w:tcBorders>
             <w:tcMar>
-              <w:bottom w:w="57" w:type="dxa"/>
+              <w:bottom w:w="0" w:type="dxa"/>
             </w:tcMar>
           </w:tcPr>
           <w:p>
@@ -1003,19 +1407,19 @@
         <w:tc>
           <w:tcPr>
             <w:tcW w:w="2817" w:type="dxa"/>
-            <w:gridSpan w:val="3"/>
+            <w:gridSpan w:val="4"/>
             <w:tcBorders>
               <w:top w:val="nil"/>
               <w:left w:val="nil"/>
               <w:bottom w:val="nil"/>
             </w:tcBorders>
             <w:tcMar>
-              <w:bottom w:w="57" w:type="dxa"/>
-            </w:tcMar>
-          </w:tcPr>
-          <w:p>
-            <w:pPr>
-              <w:spacing w:line="276" w:lineRule="auto"/>
+              <w:bottom w:w="0" w:type="dxa"/>
+            </w:tcMar>
+          </w:tcPr>
+          <w:p>
+            <w:pPr>
+              <w:spacing w:line="360" w:lineRule="auto"/>
               <w:jc w:val="right"/>
               <w:rPr>
                 <w:rFonts w:ascii="PT Sans" w:hAnsi="PT Sans"/>
@@ -1108,103 +1512,7 @@
                 <w:sz w:val="18"/>
                 <w:szCs w:val="18"/>
               </w:rPr>
-              <w:t xml:space="preserve">Conducted research and development to productionize geometric algorithms for real-world architectural applications. Developed </w:t>
-            </w:r>
-            <w:proofErr w:type="spellStart"/>
-            <w:r>
-              <w:rPr>
-                <w:rFonts w:ascii="PT Sans" w:hAnsi="PT Sans"/>
-                <w:w w:val="110"/>
-                <w:sz w:val="18"/>
-                <w:szCs w:val="18"/>
-              </w:rPr>
-              <w:t>PlanNext</w:t>
-            </w:r>
-            <w:proofErr w:type="spellEnd"/>
-            <w:r>
-              <w:rPr>
-                <w:rFonts w:ascii="PT Sans" w:hAnsi="PT Sans"/>
-                <w:w w:val="110"/>
-                <w:sz w:val="18"/>
-                <w:szCs w:val="18"/>
-              </w:rPr>
-              <w:t xml:space="preserve">, an LLM-based office layout automation engine </w:t>
-            </w:r>
-            <w:r>
-              <w:rPr>
-                <w:rFonts w:ascii="PT Sans" w:hAnsi="PT Sans" w:hint="eastAsia"/>
-                <w:w w:val="110"/>
-                <w:sz w:val="18"/>
-                <w:szCs w:val="18"/>
-              </w:rPr>
-              <w:t>satisfying</w:t>
-            </w:r>
-            <w:r>
-              <w:rPr>
-                <w:rFonts w:ascii="PT Sans" w:hAnsi="PT Sans"/>
-                <w:w w:val="110"/>
-                <w:sz w:val="18"/>
-                <w:szCs w:val="18"/>
-              </w:rPr>
-              <w:t xml:space="preserve"> spatial constraints; rebuilt </w:t>
-            </w:r>
-            <w:proofErr w:type="spellStart"/>
-            <w:r>
-              <w:rPr>
-                <w:rFonts w:ascii="PT Sans" w:hAnsi="PT Sans"/>
-                <w:w w:val="110"/>
-                <w:sz w:val="18"/>
-                <w:szCs w:val="18"/>
-              </w:rPr>
-              <w:t>LBDeveloper</w:t>
-            </w:r>
-            <w:proofErr w:type="spellEnd"/>
-            <w:r>
-              <w:rPr>
-                <w:rFonts w:ascii="PT Sans" w:hAnsi="PT Sans"/>
-                <w:w w:val="110"/>
-                <w:sz w:val="18"/>
-                <w:szCs w:val="18"/>
-              </w:rPr>
-              <w:t xml:space="preserve">, an apartment placement and feasibility analysis service; and advanced and maintained </w:t>
-            </w:r>
-            <w:proofErr w:type="spellStart"/>
-            <w:r>
-              <w:rPr>
-                <w:rFonts w:ascii="PT Sans" w:hAnsi="PT Sans"/>
-                <w:w w:val="110"/>
-                <w:sz w:val="18"/>
-                <w:szCs w:val="18"/>
-              </w:rPr>
-              <w:t>Landbook</w:t>
-            </w:r>
-            <w:proofErr w:type="spellEnd"/>
-            <w:r>
-              <w:rPr>
-                <w:rFonts w:ascii="PT Sans" w:hAnsi="PT Sans"/>
-                <w:w w:val="110"/>
-                <w:sz w:val="18"/>
-                <w:szCs w:val="18"/>
-              </w:rPr>
-              <w:t xml:space="preserve">, a platform for small housing planning exploration and </w:t>
-            </w:r>
-            <w:r>
-              <w:rPr>
-                <w:rFonts w:ascii="PT Sans" w:hAnsi="PT Sans" w:hint="eastAsia"/>
-                <w:w w:val="110"/>
-                <w:sz w:val="18"/>
-                <w:szCs w:val="18"/>
-              </w:rPr>
-              <w:t xml:space="preserve">mass </w:t>
-            </w:r>
-            <w:r>
-              <w:rPr>
-                <w:rFonts w:ascii="PT Sans" w:hAnsi="PT Sans"/>
-                <w:w w:val="110"/>
-                <w:sz w:val="18"/>
-                <w:szCs w:val="18"/>
-              </w:rPr>
-              <w:t>studies. Additionally, created Rhino Grasshopper plugins and design tools to support in-house architects at BOUNDLESS Architects.</w:t>
+              <w:t>Conducted research and development to productionize geometric algorithms for architectural planning and feasibility analysis. Developed computational design systems that translate spatial constraints, planning requirements, and geometric conditions into workflows for office layout automation, apartment placement, housing feasibility studies, and mass-planning.</w:t>
             </w:r>
           </w:p>
         </w:tc>
@@ -1216,7 +1524,6 @@
         <w:tc>
           <w:tcPr>
             <w:tcW w:w="6804" w:type="dxa"/>
-            <w:gridSpan w:val="2"/>
             <w:tcBorders>
               <w:top w:val="nil"/>
               <w:bottom w:val="nil"/>
@@ -1319,7 +1626,7 @@
         <w:tc>
           <w:tcPr>
             <w:tcW w:w="2817" w:type="dxa"/>
-            <w:gridSpan w:val="3"/>
+            <w:gridSpan w:val="4"/>
             <w:tcBorders>
               <w:top w:val="nil"/>
               <w:left w:val="nil"/>
@@ -1389,7 +1696,7 @@
                 <w:sz w:val="18"/>
                 <w:szCs w:val="18"/>
               </w:rPr>
-              <w:t>Assisted with architectural design development through detailed drawings, 3D visualizations, and presentation materials. Conducted site analysis, regulatory reviews, and feasibility studies, and contributed to competition entries with concept generation and schematic design proposals aligned with project requirements.</w:t>
+              <w:t>Supported architectural design development through drawings, 3D visualizations, site analysis, and mass studies. Assisted with competition proposals from concept development to schematic design.</w:t>
             </w:r>
           </w:p>
         </w:tc>
@@ -1465,18 +1772,7 @@
                 <w:sz w:val="18"/>
                 <w:szCs w:val="18"/>
               </w:rPr>
-              <w:t>DART lab</w:t>
-            </w:r>
-            <w:r>
-              <w:rPr>
-                <w:rFonts w:ascii="PT Sans" w:hAnsi="PT Sans" w:hint="eastAsia"/>
-                <w:i/>
-                <w:iCs/>
-                <w:w w:val="110"/>
-                <w:sz w:val="18"/>
-                <w:szCs w:val="18"/>
-              </w:rPr>
-              <w:t>, KNUT</w:t>
+              <w:t>DART lab, KNUT</w:t>
             </w:r>
           </w:p>
         </w:tc>
@@ -1631,51 +1927,6 @@
               </w:rPr>
               <w:t xml:space="preserve">. </w:t>
             </w:r>
-            <w:r>
-              <w:rPr>
-                <w:rFonts w:ascii="PT Sans" w:hAnsi="PT Sans"/>
-                <w:w w:val="110"/>
-                <w:sz w:val="18"/>
-                <w:szCs w:val="18"/>
-              </w:rPr>
-              <w:t xml:space="preserve">Conducted </w:t>
-            </w:r>
-            <w:r>
-              <w:rPr>
-                <w:rFonts w:ascii="PT Sans" w:hAnsi="PT Sans" w:hint="eastAsia"/>
-                <w:w w:val="110"/>
-                <w:sz w:val="18"/>
-                <w:szCs w:val="18"/>
-              </w:rPr>
-              <w:t xml:space="preserve">urban </w:t>
-            </w:r>
-            <w:r>
-              <w:rPr>
-                <w:rFonts w:ascii="PT Sans" w:hAnsi="PT Sans"/>
-                <w:w w:val="110"/>
-                <w:sz w:val="18"/>
-                <w:szCs w:val="18"/>
-              </w:rPr>
-              <w:t xml:space="preserve">data analysis and produced visualizations to support </w:t>
-            </w:r>
-            <w:r>
-              <w:rPr>
-                <w:rFonts w:ascii="PT Sans" w:hAnsi="PT Sans" w:hint="eastAsia"/>
-                <w:w w:val="110"/>
-                <w:sz w:val="18"/>
-                <w:szCs w:val="18"/>
-              </w:rPr>
-              <w:t>data-driven</w:t>
-            </w:r>
-            <w:r>
-              <w:rPr>
-                <w:rFonts w:ascii="PT Sans" w:hAnsi="PT Sans"/>
-                <w:w w:val="110"/>
-                <w:sz w:val="18"/>
-                <w:szCs w:val="18"/>
-              </w:rPr>
-              <w:t xml:space="preserve"> design decisions in early-stage planning.</w:t>
-            </w:r>
           </w:p>
         </w:tc>
       </w:tr>
@@ -1707,13 +1958,23 @@
             </w:pPr>
             <w:r>
               <w:rPr>
-                <w:rFonts w:ascii="PT Sans" w:hAnsi="PT Sans" w:hint="eastAsia"/>
+                <w:rFonts w:ascii="PT Sans" w:hAnsi="PT Sans"/>
                 <w:b/>
                 <w:bCs/>
                 <w:w w:val="110"/>
                 <w:szCs w:val="22"/>
               </w:rPr>
-              <w:t>EDUCATION</w:t>
+              <w:t>PUBLICATION</w:t>
+            </w:r>
+            <w:r>
+              <w:rPr>
+                <w:rFonts w:ascii="PT Sans" w:hAnsi="PT Sans"/>
+                <w:b/>
+                <w:bCs/>
+                <w:w w:val="110"/>
+                <w:szCs w:val="22"/>
+              </w:rPr>
+              <w:t>S</w:t>
             </w:r>
           </w:p>
         </w:tc>
@@ -1724,7 +1985,8 @@
         </w:trPr>
         <w:tc>
           <w:tcPr>
-            <w:tcW w:w="5245" w:type="dxa"/>
+            <w:tcW w:w="7371" w:type="dxa"/>
+            <w:gridSpan w:val="3"/>
             <w:tcBorders>
               <w:top w:val="nil"/>
               <w:bottom w:val="nil"/>
@@ -1732,12 +1994,12 @@
             </w:tcBorders>
             <w:tcMar>
               <w:top w:w="142" w:type="dxa"/>
-              <w:bottom w:w="57" w:type="dxa"/>
-            </w:tcMar>
-          </w:tcPr>
-          <w:p>
-            <w:pPr>
-              <w:spacing w:line="276" w:lineRule="auto"/>
+              <w:bottom w:w="0" w:type="dxa"/>
+            </w:tcMar>
+          </w:tcPr>
+          <w:p>
+            <w:pPr>
+              <w:spacing w:line="360" w:lineRule="auto"/>
               <w:jc w:val="both"/>
               <w:rPr>
                 <w:rFonts w:ascii="PT Sans" w:hAnsi="PT Sans"/>
@@ -1757,95 +2019,14 @@
                 <w:sz w:val="18"/>
                 <w:szCs w:val="18"/>
               </w:rPr>
-              <w:t>Korea National Open University</w:t>
-            </w:r>
-          </w:p>
-          <w:p>
-            <w:pPr>
-              <w:spacing w:line="276" w:lineRule="auto"/>
-              <w:jc w:val="both"/>
-              <w:rPr>
-                <w:rFonts w:ascii="PT Sans" w:hAnsi="PT Sans"/>
-                <w:w w:val="110"/>
-                <w:sz w:val="18"/>
-                <w:szCs w:val="18"/>
-              </w:rPr>
-            </w:pPr>
-            <w:r>
-              <w:rPr>
-                <w:rFonts w:ascii="PT Sans" w:hAnsi="PT Sans"/>
-                <w:w w:val="110"/>
-                <w:sz w:val="18"/>
-                <w:szCs w:val="18"/>
-              </w:rPr>
-              <w:t>Bachelor of Computer Science - BCS</w:t>
-            </w:r>
-          </w:p>
-          <w:p>
-            <w:pPr>
-              <w:spacing w:line="276" w:lineRule="auto"/>
-              <w:jc w:val="both"/>
-              <w:rPr>
-                <w:rFonts w:ascii="PT Sans" w:hAnsi="PT Sans"/>
-                <w:w w:val="110"/>
-                <w:sz w:val="18"/>
-                <w:szCs w:val="18"/>
-              </w:rPr>
-            </w:pPr>
-            <w:r>
-              <w:rPr>
-                <w:rFonts w:ascii="PT Sans" w:hAnsi="PT Sans" w:hint="eastAsia"/>
-                <w:w w:val="110"/>
-                <w:sz w:val="18"/>
-                <w:szCs w:val="18"/>
-              </w:rPr>
-              <w:t>Grade: 4.20 / 4.50</w:t>
-            </w:r>
-          </w:p>
-          <w:p>
-            <w:pPr>
-              <w:spacing w:line="276" w:lineRule="auto"/>
-              <w:jc w:val="both"/>
-              <w:rPr>
-                <w:rFonts w:ascii="PT Sans" w:hAnsi="PT Sans"/>
-                <w:w w:val="110"/>
-                <w:sz w:val="18"/>
-                <w:szCs w:val="18"/>
-              </w:rPr>
-            </w:pPr>
-            <w:r>
-              <w:rPr>
-                <w:rFonts w:ascii="PT Sans" w:hAnsi="PT Sans"/>
-                <w:w w:val="110"/>
-                <w:sz w:val="18"/>
-                <w:szCs w:val="18"/>
-              </w:rPr>
-              <w:t xml:space="preserve">Mar 2025 </w:t>
-            </w:r>
-            <w:r>
-              <w:rPr>
-                <w:rFonts w:ascii="PT Sans" w:hAnsi="PT Sans" w:hint="eastAsia"/>
-                <w:w w:val="110"/>
-                <w:sz w:val="18"/>
-                <w:szCs w:val="18"/>
-              </w:rPr>
-              <w:t>-</w:t>
-            </w:r>
-            <w:r>
-              <w:rPr>
-                <w:rFonts w:ascii="PT Sans" w:hAnsi="PT Sans"/>
-                <w:w w:val="110"/>
-                <w:sz w:val="18"/>
-                <w:szCs w:val="18"/>
-              </w:rPr>
-              <w:t xml:space="preserve"> Present</w:t>
-            </w:r>
-          </w:p>
-        </w:tc>
-        <w:tc>
-          <w:tcPr>
-            <w:tcW w:w="4376" w:type="dxa"/>
-            <w:gridSpan w:val="4"/>
+              <w:t>StyleID2: Disentangled Style and Identity Representations for Stylized Face Recognition</w:t>
+            </w:r>
+          </w:p>
+        </w:tc>
+        <w:tc>
+          <w:tcPr>
+            <w:tcW w:w="2250" w:type="dxa"/>
+            <w:gridSpan w:val="2"/>
             <w:tcBorders>
               <w:top w:val="nil"/>
               <w:left w:val="nil"/>
@@ -1853,465 +2034,39 @@
             </w:tcBorders>
             <w:tcMar>
               <w:top w:w="142" w:type="dxa"/>
-              <w:bottom w:w="57" w:type="dxa"/>
-            </w:tcMar>
-          </w:tcPr>
-          <w:p>
-            <w:pPr>
-              <w:spacing w:line="276" w:lineRule="auto"/>
-              <w:jc w:val="both"/>
-              <w:rPr>
-                <w:rFonts w:ascii="PT Sans" w:hAnsi="PT Sans"/>
-                <w:b/>
-                <w:bCs/>
-                <w:w w:val="110"/>
-                <w:sz w:val="18"/>
-                <w:szCs w:val="18"/>
-              </w:rPr>
-            </w:pPr>
-            <w:r>
-              <w:rPr>
-                <w:rFonts w:ascii="PT Sans" w:hAnsi="PT Sans"/>
-                <w:b/>
-                <w:bCs/>
-                <w:w w:val="110"/>
-                <w:sz w:val="18"/>
-                <w:szCs w:val="18"/>
-              </w:rPr>
-              <w:t>Korea National University of Transportation</w:t>
-            </w:r>
-          </w:p>
-          <w:p>
-            <w:pPr>
-              <w:spacing w:line="276" w:lineRule="auto"/>
-              <w:jc w:val="both"/>
-              <w:rPr>
-                <w:rFonts w:ascii="PT Sans" w:hAnsi="PT Sans"/>
-                <w:color w:val="7F7F7F" w:themeColor="text1" w:themeTint="80"/>
-                <w:w w:val="110"/>
-                <w:sz w:val="18"/>
-                <w:szCs w:val="18"/>
-                <w:u w:val="dotted"/>
-              </w:rPr>
-            </w:pPr>
-            <w:hyperlink r:id="rId10" w:history="1">
-              <w:r>
-                <w:rPr>
-                  <w:rStyle w:val="Hyperlink"/>
-                  <w:rFonts w:ascii="PT Sans" w:hAnsi="PT Sans"/>
-                  <w:color w:val="7F7F7F" w:themeColor="text1" w:themeTint="80"/>
-                  <w:w w:val="110"/>
-                  <w:sz w:val="18"/>
-                  <w:szCs w:val="18"/>
-                  <w:u w:val="dotted"/>
-                </w:rPr>
-                <w:t>Bachelor of Architecture - BArch</w:t>
-              </w:r>
-            </w:hyperlink>
-          </w:p>
-          <w:p>
-            <w:pPr>
-              <w:spacing w:line="276" w:lineRule="auto"/>
-              <w:jc w:val="both"/>
-              <w:rPr>
-                <w:rFonts w:ascii="PT Sans" w:hAnsi="PT Sans"/>
-                <w:w w:val="110"/>
-                <w:sz w:val="18"/>
-                <w:szCs w:val="18"/>
-              </w:rPr>
-            </w:pPr>
-            <w:r>
-              <w:rPr>
-                <w:rFonts w:ascii="PT Sans" w:hAnsi="PT Sans" w:hint="eastAsia"/>
-                <w:w w:val="110"/>
-                <w:sz w:val="18"/>
-                <w:szCs w:val="18"/>
-              </w:rPr>
-              <w:t>Grade</w:t>
-            </w:r>
-            <w:r>
-              <w:rPr>
-                <w:rFonts w:ascii="PT Sans" w:hAnsi="PT Sans"/>
-                <w:w w:val="110"/>
-                <w:sz w:val="18"/>
-                <w:szCs w:val="18"/>
-              </w:rPr>
-              <w:t>: 3.84 / 4.50</w:t>
-            </w:r>
-          </w:p>
-          <w:p>
-            <w:pPr>
-              <w:spacing w:line="276" w:lineRule="auto"/>
-              <w:jc w:val="both"/>
-              <w:rPr>
-                <w:rFonts w:ascii="PT Sans" w:hAnsi="PT Sans"/>
-                <w:w w:val="110"/>
-                <w:sz w:val="18"/>
-                <w:szCs w:val="18"/>
-              </w:rPr>
-            </w:pPr>
-            <w:r>
-              <w:rPr>
-                <w:rFonts w:ascii="PT Sans" w:hAnsi="PT Sans"/>
-                <w:w w:val="110"/>
-                <w:sz w:val="18"/>
-                <w:szCs w:val="18"/>
-              </w:rPr>
-              <w:t>Mar 2013 - Feb 2021</w:t>
+              <w:bottom w:w="0" w:type="dxa"/>
+            </w:tcMar>
+          </w:tcPr>
+          <w:p>
+            <w:pPr>
+              <w:spacing w:line="360" w:lineRule="auto"/>
+              <w:jc w:val="right"/>
+              <w:rPr>
+                <w:rFonts w:ascii="PT Sans" w:hAnsi="PT Sans"/>
+                <w:i/>
+                <w:iCs/>
+                <w:w w:val="110"/>
+                <w:sz w:val="18"/>
+                <w:szCs w:val="18"/>
+              </w:rPr>
+            </w:pPr>
+            <w:r>
+              <w:rPr>
+                <w:rFonts w:ascii="PT Sans" w:hAnsi="PT Sans"/>
+                <w:i/>
+                <w:iCs/>
+                <w:w w:val="110"/>
+                <w:sz w:val="18"/>
+                <w:szCs w:val="18"/>
+              </w:rPr>
+              <w:t>In Submission</w:t>
             </w:r>
           </w:p>
         </w:tc>
       </w:tr>
       <w:tr>
         <w:trPr>
-          <w:trHeight w:val="426"/>
-        </w:trPr>
-        <w:tc>
-          <w:tcPr>
-            <w:tcW w:w="5245" w:type="dxa"/>
-            <w:tcBorders>
-              <w:top w:val="single" w:sz="4" w:space="0" w:color="auto"/>
-              <w:bottom w:val="nil"/>
-              <w:right w:val="nil"/>
-            </w:tcBorders>
-          </w:tcPr>
-          <w:p>
-            <w:pPr>
-              <w:spacing w:line="360" w:lineRule="auto"/>
-              <w:jc w:val="both"/>
-              <w:rPr>
-                <w:rFonts w:ascii="PT Sans" w:hAnsi="PT Sans"/>
-                <w:b/>
-                <w:bCs/>
-                <w:w w:val="110"/>
-                <w:szCs w:val="22"/>
-              </w:rPr>
-            </w:pPr>
-            <w:r>
-              <w:rPr>
-                <w:rFonts w:ascii="PT Sans" w:hAnsi="PT Sans" w:hint="eastAsia"/>
-                <w:b/>
-                <w:bCs/>
-                <w:w w:val="110"/>
-                <w:szCs w:val="22"/>
-              </w:rPr>
-              <w:lastRenderedPageBreak/>
-              <w:t>CERTIFICATION</w:t>
-            </w:r>
-          </w:p>
-          <w:p>
-            <w:pPr>
-              <w:spacing w:line="276" w:lineRule="auto"/>
-              <w:jc w:val="both"/>
-              <w:rPr>
-                <w:rFonts w:ascii="PT Sans" w:hAnsi="PT Sans"/>
-                <w:b/>
-                <w:bCs/>
-                <w:w w:val="110"/>
-                <w:sz w:val="18"/>
-                <w:szCs w:val="18"/>
-              </w:rPr>
-            </w:pPr>
-            <w:proofErr w:type="spellStart"/>
-            <w:r>
-              <w:rPr>
-                <w:rFonts w:ascii="PT Sans" w:hAnsi="PT Sans" w:hint="eastAsia"/>
-                <w:b/>
-                <w:bCs/>
-                <w:w w:val="110"/>
-                <w:sz w:val="18"/>
-                <w:szCs w:val="18"/>
-              </w:rPr>
-              <w:t>en</w:t>
-            </w:r>
-            <w:proofErr w:type="spellEnd"/>
-            <w:r>
-              <w:rPr>
-                <w:rFonts w:ascii="PT Sans" w:hAnsi="PT Sans" w:hint="eastAsia"/>
-                <w:b/>
-                <w:bCs/>
-                <w:w w:val="110"/>
-                <w:sz w:val="18"/>
-                <w:szCs w:val="18"/>
-              </w:rPr>
-              <w:t>-core</w:t>
-            </w:r>
-            <w:r>
-              <w:rPr>
-                <w:rFonts w:ascii="PT Sans" w:hAnsi="PT Sans"/>
-                <w:b/>
-                <w:bCs/>
-                <w:w w:val="110"/>
-                <w:sz w:val="18"/>
-                <w:szCs w:val="18"/>
-              </w:rPr>
-              <w:t xml:space="preserve"> </w:t>
-            </w:r>
-            <w:r>
-              <w:rPr>
-                <w:rFonts w:ascii="PT Sans" w:hAnsi="PT Sans" w:hint="eastAsia"/>
-                <w:b/>
-                <w:bCs/>
-                <w:w w:val="110"/>
-                <w:sz w:val="18"/>
-                <w:szCs w:val="18"/>
-              </w:rPr>
-              <w:t>PLAYDATA</w:t>
-            </w:r>
-          </w:p>
-          <w:p>
-            <w:pPr>
-              <w:spacing w:line="276" w:lineRule="auto"/>
-              <w:jc w:val="both"/>
-              <w:rPr>
-                <w:rFonts w:ascii="PT Sans" w:hAnsi="PT Sans"/>
-                <w:w w:val="110"/>
-                <w:sz w:val="18"/>
-                <w:szCs w:val="18"/>
-              </w:rPr>
-            </w:pPr>
-            <w:r>
-              <w:rPr>
-                <w:rFonts w:ascii="PT Sans" w:hAnsi="PT Sans"/>
-                <w:w w:val="110"/>
-                <w:sz w:val="18"/>
-                <w:szCs w:val="18"/>
-              </w:rPr>
-              <w:t xml:space="preserve">Project-Based </w:t>
-            </w:r>
-            <w:r>
-              <w:rPr>
-                <w:rFonts w:ascii="PT Sans" w:hAnsi="PT Sans"/>
-                <w:w w:val="110"/>
-                <w:sz w:val="18"/>
-                <w:szCs w:val="18"/>
-              </w:rPr>
-              <w:t>Training</w:t>
-            </w:r>
-            <w:r>
-              <w:rPr>
-                <w:rFonts w:ascii="PT Sans" w:hAnsi="PT Sans"/>
-                <w:w w:val="110"/>
-                <w:sz w:val="18"/>
-                <w:szCs w:val="18"/>
-              </w:rPr>
-              <w:t xml:space="preserve"> Program</w:t>
-            </w:r>
-            <w:r>
-              <w:rPr>
-                <w:rFonts w:ascii="PT Sans" w:hAnsi="PT Sans"/>
-                <w:w w:val="110"/>
-                <w:sz w:val="18"/>
-                <w:szCs w:val="18"/>
-              </w:rPr>
-              <w:t xml:space="preserve"> </w:t>
-            </w:r>
-            <w:r>
-              <w:rPr>
-                <w:rFonts w:ascii="PT Sans" w:hAnsi="PT Sans"/>
-                <w:w w:val="110"/>
-                <w:sz w:val="18"/>
-                <w:szCs w:val="18"/>
-              </w:rPr>
-              <w:t>for Data Scientists</w:t>
-            </w:r>
-          </w:p>
-          <w:p>
-            <w:pPr>
-              <w:spacing w:line="276" w:lineRule="auto"/>
-              <w:jc w:val="both"/>
-              <w:rPr>
-                <w:rFonts w:ascii="PT Sans" w:hAnsi="PT Sans"/>
-                <w:w w:val="110"/>
-                <w:sz w:val="18"/>
-                <w:szCs w:val="18"/>
-              </w:rPr>
-            </w:pPr>
-            <w:r>
-              <w:rPr>
-                <w:rFonts w:ascii="PT Sans" w:hAnsi="PT Sans"/>
-                <w:w w:val="110"/>
-                <w:sz w:val="18"/>
-                <w:szCs w:val="18"/>
-              </w:rPr>
-              <w:t>Certificate of Completion</w:t>
-            </w:r>
-          </w:p>
-          <w:p>
-            <w:pPr>
-              <w:spacing w:line="276" w:lineRule="auto"/>
-              <w:jc w:val="both"/>
-              <w:rPr>
-                <w:rFonts w:ascii="PT Sans" w:hAnsi="PT Sans"/>
-                <w:w w:val="110"/>
-                <w:sz w:val="18"/>
-                <w:szCs w:val="18"/>
-              </w:rPr>
-            </w:pPr>
-            <w:r>
-              <w:rPr>
-                <w:rFonts w:ascii="PT Sans" w:hAnsi="PT Sans"/>
-                <w:w w:val="110"/>
-                <w:sz w:val="18"/>
-                <w:szCs w:val="18"/>
-              </w:rPr>
-              <w:t>May 2021 - Nov 2021</w:t>
-            </w:r>
-          </w:p>
-        </w:tc>
-        <w:tc>
-          <w:tcPr>
-            <w:tcW w:w="4376" w:type="dxa"/>
-            <w:gridSpan w:val="4"/>
-            <w:tcBorders>
-              <w:top w:val="single" w:sz="4" w:space="0" w:color="auto"/>
-              <w:left w:val="nil"/>
-              <w:bottom w:val="nil"/>
-            </w:tcBorders>
-          </w:tcPr>
-          <w:p>
-            <w:pPr>
-              <w:spacing w:line="276" w:lineRule="auto"/>
-              <w:jc w:val="both"/>
-              <w:rPr>
-                <w:rFonts w:ascii="PT Sans" w:hAnsi="PT Sans"/>
-                <w:b/>
-                <w:bCs/>
-                <w:w w:val="110"/>
-                <w:sz w:val="28"/>
-                <w:szCs w:val="28"/>
-              </w:rPr>
-            </w:pPr>
-          </w:p>
-          <w:p>
-            <w:pPr>
-              <w:spacing w:line="276" w:lineRule="auto"/>
-              <w:jc w:val="both"/>
-              <w:rPr>
-                <w:rFonts w:ascii="PT Sans" w:hAnsi="PT Sans"/>
-                <w:b/>
-                <w:bCs/>
-                <w:w w:val="110"/>
-                <w:sz w:val="18"/>
-                <w:szCs w:val="18"/>
-              </w:rPr>
-            </w:pPr>
-            <w:r>
-              <w:rPr>
-                <w:rFonts w:ascii="PT Sans" w:hAnsi="PT Sans" w:hint="eastAsia"/>
-                <w:b/>
-                <w:bCs/>
-                <w:w w:val="110"/>
-                <w:sz w:val="18"/>
-                <w:szCs w:val="18"/>
-              </w:rPr>
-              <w:t xml:space="preserve">SAMOO Architects &amp; Engineers </w:t>
-            </w:r>
-          </w:p>
-          <w:p>
-            <w:pPr>
-              <w:spacing w:line="276" w:lineRule="auto"/>
-              <w:jc w:val="both"/>
-              <w:rPr>
-                <w:rFonts w:ascii="PT Sans" w:hAnsi="PT Sans"/>
-                <w:w w:val="110"/>
-                <w:sz w:val="18"/>
-                <w:szCs w:val="18"/>
-              </w:rPr>
-            </w:pPr>
-            <w:r>
-              <w:rPr>
-                <w:rFonts w:ascii="PT Sans" w:hAnsi="PT Sans" w:hint="eastAsia"/>
-                <w:w w:val="110"/>
-                <w:sz w:val="18"/>
-                <w:szCs w:val="18"/>
-              </w:rPr>
-              <w:t>SAMOO</w:t>
-            </w:r>
-            <w:r>
-              <w:rPr>
-                <w:rFonts w:ascii="PT Sans" w:hAnsi="PT Sans" w:hint="eastAsia"/>
-                <w:w w:val="110"/>
-                <w:sz w:val="18"/>
-                <w:szCs w:val="18"/>
-              </w:rPr>
-              <w:t xml:space="preserve"> Design Workshop (SDW 2020</w:t>
-            </w:r>
-            <w:r>
-              <w:rPr>
-                <w:rFonts w:ascii="PT Sans" w:hAnsi="PT Sans" w:hint="eastAsia"/>
-                <w:w w:val="110"/>
-                <w:sz w:val="18"/>
-                <w:szCs w:val="18"/>
-              </w:rPr>
-              <w:t>)</w:t>
-            </w:r>
-          </w:p>
-          <w:p>
-            <w:pPr>
-              <w:spacing w:line="276" w:lineRule="auto"/>
-              <w:jc w:val="both"/>
-              <w:rPr>
-                <w:rFonts w:ascii="PT Sans" w:hAnsi="PT Sans"/>
-                <w:w w:val="110"/>
-                <w:sz w:val="18"/>
-                <w:szCs w:val="18"/>
-              </w:rPr>
-            </w:pPr>
-            <w:r>
-              <w:rPr>
-                <w:rFonts w:ascii="PT Sans" w:hAnsi="PT Sans"/>
-                <w:w w:val="110"/>
-                <w:sz w:val="18"/>
-                <w:szCs w:val="18"/>
-              </w:rPr>
-              <w:t>Certificate of Completion</w:t>
-            </w:r>
-          </w:p>
-          <w:p>
-            <w:pPr>
-              <w:spacing w:line="276" w:lineRule="auto"/>
-              <w:jc w:val="both"/>
-              <w:rPr>
-                <w:rFonts w:ascii="PT Sans" w:hAnsi="PT Sans"/>
-                <w:w w:val="110"/>
-                <w:sz w:val="18"/>
-                <w:szCs w:val="18"/>
-              </w:rPr>
-            </w:pPr>
-            <w:r>
-              <w:rPr>
-                <w:rFonts w:ascii="PT Sans" w:hAnsi="PT Sans" w:hint="eastAsia"/>
-                <w:w w:val="110"/>
-                <w:sz w:val="18"/>
-                <w:szCs w:val="18"/>
-              </w:rPr>
-              <w:t>Aug</w:t>
-            </w:r>
-            <w:r>
-              <w:rPr>
-                <w:rFonts w:ascii="PT Sans" w:hAnsi="PT Sans"/>
-                <w:w w:val="110"/>
-                <w:sz w:val="18"/>
-                <w:szCs w:val="18"/>
-              </w:rPr>
-              <w:t xml:space="preserve"> 20</w:t>
-            </w:r>
-            <w:r>
-              <w:rPr>
-                <w:rFonts w:ascii="PT Sans" w:hAnsi="PT Sans" w:hint="eastAsia"/>
-                <w:w w:val="110"/>
-                <w:sz w:val="18"/>
-                <w:szCs w:val="18"/>
-              </w:rPr>
-              <w:t>20</w:t>
-            </w:r>
-          </w:p>
-        </w:tc>
-      </w:tr>
-      <w:tr>
-        <w:trPr>
-          <w:trHeight w:val="7279"/>
+          <w:trHeight w:val="22"/>
         </w:trPr>
         <w:tc>
           <w:tcPr>
@@ -2320,1600 +2075,86 @@
             <w:tcBorders>
               <w:top w:val="nil"/>
               <w:bottom w:val="nil"/>
-              <w:right w:val="nil"/>
-            </w:tcBorders>
-          </w:tcPr>
-          <w:tbl>
-            <w:tblPr>
-              <w:tblStyle w:val="TableGrid"/>
-              <w:tblpPr w:leftFromText="142" w:rightFromText="142" w:vertAnchor="text" w:horzAnchor="margin" w:tblpY="-8328"/>
-              <w:tblOverlap w:val="never"/>
-              <w:tblW w:w="9621" w:type="dxa"/>
-              <w:tblBorders>
-                <w:top w:val="none" w:sz="0" w:space="0" w:color="auto"/>
-                <w:left w:val="none" w:sz="0" w:space="0" w:color="auto"/>
-                <w:bottom w:val="none" w:sz="0" w:space="0" w:color="auto"/>
-                <w:right w:val="none" w:sz="0" w:space="0" w:color="auto"/>
-              </w:tblBorders>
-              <w:tblLayout w:type="fixed"/>
-              <w:tblCellMar>
-                <w:top w:w="142" w:type="dxa"/>
-                <w:left w:w="0" w:type="dxa"/>
-                <w:bottom w:w="142" w:type="dxa"/>
-                <w:right w:w="0" w:type="dxa"/>
-              </w:tblCellMar>
-              <w:tblLook w:val="04A0" w:firstRow="1" w:lastRow="0" w:firstColumn="1" w:lastColumn="0" w:noHBand="0" w:noVBand="1"/>
-            </w:tblPr>
-            <w:tblGrid>
-              <w:gridCol w:w="5245"/>
-              <w:gridCol w:w="4376"/>
-            </w:tblGrid>
-            <w:tr>
-              <w:trPr>
-                <w:trHeight w:val="296"/>
-              </w:trPr>
-              <w:tc>
-                <w:tcPr>
-                  <w:tcW w:w="5245" w:type="dxa"/>
-                  <w:tcBorders>
-                    <w:top w:val="nil"/>
-                    <w:bottom w:val="nil"/>
-                    <w:right w:val="nil"/>
-                  </w:tcBorders>
-                  <w:tcMar>
-                    <w:top w:w="0" w:type="dxa"/>
-                  </w:tcMar>
-                </w:tcPr>
-                <w:p>
-                  <w:pPr>
-                    <w:spacing w:line="276" w:lineRule="auto"/>
-                    <w:jc w:val="both"/>
-                    <w:rPr>
-                      <w:rFonts w:ascii="PT Sans" w:hAnsi="PT Sans"/>
-                      <w:b/>
-                      <w:bCs/>
-                      <w:w w:val="110"/>
-                      <w:sz w:val="18"/>
-                      <w:szCs w:val="18"/>
-                    </w:rPr>
-                  </w:pPr>
-                  <w:r>
-                    <w:rPr>
-                      <w:rFonts w:ascii="PT Sans" w:hAnsi="PT Sans"/>
-                      <w:b/>
-                      <w:bCs/>
-                      <w:w w:val="110"/>
-                      <w:sz w:val="18"/>
-                      <w:szCs w:val="18"/>
-                    </w:rPr>
-                    <w:t xml:space="preserve">Korea Institute </w:t>
-                  </w:r>
-                  <w:r>
-                    <w:rPr>
-                      <w:rFonts w:ascii="PT Sans" w:hAnsi="PT Sans" w:hint="eastAsia"/>
-                      <w:b/>
-                      <w:bCs/>
-                      <w:w w:val="110"/>
-                      <w:sz w:val="18"/>
-                      <w:szCs w:val="18"/>
-                    </w:rPr>
-                    <w:t>of</w:t>
-                  </w:r>
-                  <w:r>
-                    <w:rPr>
-                      <w:rFonts w:ascii="PT Sans" w:hAnsi="PT Sans"/>
-                      <w:b/>
-                      <w:bCs/>
-                      <w:w w:val="110"/>
-                      <w:sz w:val="18"/>
-                      <w:szCs w:val="18"/>
-                    </w:rPr>
-                    <w:t xml:space="preserve"> Construction Technology Education</w:t>
-                  </w:r>
-                  <w:r>
-                    <w:rPr>
-                      <w:rFonts w:ascii="PT Sans" w:hAnsi="PT Sans" w:hint="eastAsia"/>
-                      <w:b/>
-                      <w:bCs/>
-                      <w:w w:val="110"/>
-                      <w:sz w:val="18"/>
-                      <w:szCs w:val="18"/>
-                    </w:rPr>
-                    <w:t xml:space="preserve"> </w:t>
-                  </w:r>
-                </w:p>
-                <w:p>
-                  <w:pPr>
-                    <w:spacing w:line="276" w:lineRule="auto"/>
-                    <w:jc w:val="both"/>
-                    <w:rPr>
-                      <w:rFonts w:ascii="PT Sans" w:hAnsi="PT Sans"/>
-                      <w:w w:val="110"/>
-                      <w:sz w:val="18"/>
-                      <w:szCs w:val="18"/>
-                    </w:rPr>
-                  </w:pPr>
-                  <w:r>
-                    <w:rPr>
-                      <w:rFonts w:ascii="PT Sans" w:hAnsi="PT Sans" w:hint="eastAsia"/>
-                      <w:w w:val="110"/>
-                      <w:sz w:val="18"/>
-                      <w:szCs w:val="18"/>
-                    </w:rPr>
-                    <w:t>Building Information Modeling Professional Course</w:t>
-                  </w:r>
-                </w:p>
-                <w:p>
-                  <w:pPr>
-                    <w:spacing w:line="276" w:lineRule="auto"/>
-                    <w:jc w:val="both"/>
-                    <w:rPr>
-                      <w:rFonts w:ascii="PT Sans" w:hAnsi="PT Sans"/>
-                      <w:w w:val="110"/>
-                      <w:sz w:val="18"/>
-                      <w:szCs w:val="18"/>
-                    </w:rPr>
-                  </w:pPr>
-                  <w:r>
-                    <w:rPr>
-                      <w:rFonts w:ascii="PT Sans" w:hAnsi="PT Sans"/>
-                      <w:w w:val="110"/>
-                      <w:sz w:val="18"/>
-                      <w:szCs w:val="18"/>
-                    </w:rPr>
-                    <w:t>Certificate of Completion</w:t>
-                  </w:r>
-                </w:p>
-                <w:p>
-                  <w:pPr>
-                    <w:spacing w:line="276" w:lineRule="auto"/>
-                    <w:jc w:val="both"/>
-                    <w:rPr>
-                      <w:rFonts w:ascii="PT Sans" w:hAnsi="PT Sans"/>
-                      <w:w w:val="110"/>
-                      <w:sz w:val="18"/>
-                      <w:szCs w:val="18"/>
-                    </w:rPr>
-                  </w:pPr>
-                  <w:r>
-                    <w:rPr>
-                      <w:rFonts w:ascii="PT Sans" w:hAnsi="PT Sans" w:hint="eastAsia"/>
-                      <w:w w:val="110"/>
-                      <w:sz w:val="18"/>
-                      <w:szCs w:val="18"/>
-                    </w:rPr>
-                    <w:t>Dec</w:t>
-                  </w:r>
-                  <w:r>
-                    <w:rPr>
-                      <w:rFonts w:ascii="PT Sans" w:hAnsi="PT Sans"/>
-                      <w:w w:val="110"/>
-                      <w:sz w:val="18"/>
-                      <w:szCs w:val="18"/>
-                    </w:rPr>
-                    <w:t xml:space="preserve"> 202</w:t>
-                  </w:r>
-                  <w:r>
-                    <w:rPr>
-                      <w:rFonts w:ascii="PT Sans" w:hAnsi="PT Sans" w:hint="eastAsia"/>
-                      <w:w w:val="110"/>
-                      <w:sz w:val="18"/>
-                      <w:szCs w:val="18"/>
-                    </w:rPr>
-                    <w:t>0</w:t>
-                  </w:r>
-                  <w:r>
-                    <w:rPr>
-                      <w:rFonts w:ascii="PT Sans" w:hAnsi="PT Sans"/>
-                      <w:w w:val="110"/>
-                      <w:sz w:val="18"/>
-                      <w:szCs w:val="18"/>
-                    </w:rPr>
-                    <w:t xml:space="preserve"> - </w:t>
-                  </w:r>
-                  <w:r>
-                    <w:rPr>
-                      <w:rFonts w:ascii="PT Sans" w:hAnsi="PT Sans" w:hint="eastAsia"/>
-                      <w:w w:val="110"/>
-                      <w:sz w:val="18"/>
-                      <w:szCs w:val="18"/>
-                    </w:rPr>
-                    <w:t xml:space="preserve">Mar </w:t>
-                  </w:r>
-                  <w:r>
-                    <w:rPr>
-                      <w:rFonts w:ascii="PT Sans" w:hAnsi="PT Sans"/>
-                      <w:w w:val="110"/>
-                      <w:sz w:val="18"/>
-                      <w:szCs w:val="18"/>
-                    </w:rPr>
-                    <w:t>202</w:t>
-                  </w:r>
-                  <w:r>
-                    <w:rPr>
-                      <w:rFonts w:ascii="PT Sans" w:hAnsi="PT Sans" w:hint="eastAsia"/>
-                      <w:w w:val="110"/>
-                      <w:sz w:val="18"/>
-                      <w:szCs w:val="18"/>
-                    </w:rPr>
-                    <w:t>1</w:t>
-                  </w:r>
-                </w:p>
-              </w:tc>
-              <w:tc>
-                <w:tcPr>
-                  <w:tcW w:w="4376" w:type="dxa"/>
-                  <w:tcBorders>
-                    <w:top w:val="nil"/>
-                    <w:left w:val="nil"/>
-                    <w:bottom w:val="nil"/>
-                  </w:tcBorders>
-                  <w:tcMar>
-                    <w:top w:w="0" w:type="dxa"/>
-                  </w:tcMar>
-                </w:tcPr>
-                <w:p>
-                  <w:pPr>
-                    <w:spacing w:line="276" w:lineRule="auto"/>
-                    <w:jc w:val="both"/>
-                    <w:rPr>
-                      <w:rFonts w:ascii="PT Sans" w:hAnsi="PT Sans"/>
-                      <w:b/>
-                      <w:bCs/>
-                      <w:w w:val="110"/>
-                      <w:sz w:val="18"/>
-                      <w:szCs w:val="18"/>
-                    </w:rPr>
-                  </w:pPr>
-                  <w:r>
-                    <w:rPr>
-                      <w:rFonts w:ascii="PT Sans" w:hAnsi="PT Sans" w:hint="eastAsia"/>
-                      <w:b/>
-                      <w:bCs/>
-                      <w:w w:val="110"/>
-                      <w:sz w:val="18"/>
-                      <w:szCs w:val="18"/>
-                    </w:rPr>
-                    <w:t xml:space="preserve">Chiangmai University </w:t>
-                  </w:r>
-                </w:p>
-                <w:p>
-                  <w:pPr>
-                    <w:spacing w:line="276" w:lineRule="auto"/>
-                    <w:jc w:val="both"/>
-                    <w:rPr>
-                      <w:rFonts w:ascii="PT Sans" w:hAnsi="PT Sans"/>
-                      <w:w w:val="110"/>
-                      <w:sz w:val="18"/>
-                      <w:szCs w:val="18"/>
-                    </w:rPr>
-                  </w:pPr>
-                  <w:r>
-                    <w:rPr>
-                      <w:rFonts w:ascii="PT Sans" w:hAnsi="PT Sans" w:hint="eastAsia"/>
-                      <w:w w:val="110"/>
-                      <w:sz w:val="18"/>
-                      <w:szCs w:val="18"/>
-                    </w:rPr>
-                    <w:t>International Urban Regeneration Workshop</w:t>
-                  </w:r>
-                </w:p>
-                <w:p>
-                  <w:pPr>
-                    <w:spacing w:line="276" w:lineRule="auto"/>
-                    <w:jc w:val="both"/>
-                    <w:rPr>
-                      <w:rFonts w:ascii="PT Sans" w:hAnsi="PT Sans"/>
-                      <w:w w:val="110"/>
-                      <w:sz w:val="18"/>
-                      <w:szCs w:val="18"/>
-                    </w:rPr>
-                  </w:pPr>
-                  <w:r>
-                    <w:rPr>
-                      <w:rFonts w:ascii="PT Sans" w:hAnsi="PT Sans"/>
-                      <w:w w:val="110"/>
-                      <w:sz w:val="18"/>
-                      <w:szCs w:val="18"/>
-                    </w:rPr>
-                    <w:t>Certificate of Completion</w:t>
-                  </w:r>
-                </w:p>
-                <w:p>
-                  <w:pPr>
-                    <w:spacing w:line="276" w:lineRule="auto"/>
-                    <w:jc w:val="both"/>
-                    <w:rPr>
-                      <w:rFonts w:ascii="PT Sans" w:hAnsi="PT Sans"/>
-                      <w:w w:val="110"/>
-                      <w:sz w:val="18"/>
-                      <w:szCs w:val="18"/>
-                    </w:rPr>
-                  </w:pPr>
-                  <w:r>
-                    <w:rPr>
-                      <w:rFonts w:ascii="PT Sans" w:hAnsi="PT Sans" w:hint="eastAsia"/>
-                      <w:w w:val="110"/>
-                      <w:sz w:val="18"/>
-                      <w:szCs w:val="18"/>
-                    </w:rPr>
-                    <w:t>Dec</w:t>
-                  </w:r>
-                  <w:r>
-                    <w:rPr>
-                      <w:rFonts w:ascii="PT Sans" w:hAnsi="PT Sans"/>
-                      <w:w w:val="110"/>
-                      <w:sz w:val="18"/>
-                      <w:szCs w:val="18"/>
-                    </w:rPr>
-                    <w:t xml:space="preserve"> 20</w:t>
-                  </w:r>
-                  <w:r>
-                    <w:rPr>
-                      <w:rFonts w:ascii="PT Sans" w:hAnsi="PT Sans" w:hint="eastAsia"/>
-                      <w:w w:val="110"/>
-                      <w:sz w:val="18"/>
-                      <w:szCs w:val="18"/>
-                    </w:rPr>
-                    <w:t>18</w:t>
-                  </w:r>
-                </w:p>
-              </w:tc>
-            </w:tr>
-            <w:tr>
-              <w:trPr>
-                <w:trHeight w:val="2656"/>
-              </w:trPr>
-              <w:tc>
-                <w:tcPr>
-                  <w:tcW w:w="5245" w:type="dxa"/>
-                  <w:tcBorders>
-                    <w:top w:val="single" w:sz="4" w:space="0" w:color="auto"/>
-                    <w:bottom w:val="nil"/>
-                    <w:right w:val="nil"/>
-                  </w:tcBorders>
-                </w:tcPr>
-                <w:p>
-                  <w:pPr>
-                    <w:spacing w:line="360" w:lineRule="auto"/>
-                    <w:jc w:val="both"/>
-                    <w:rPr>
-                      <w:rFonts w:ascii="PT Sans" w:hAnsi="PT Sans"/>
-                      <w:b/>
-                      <w:bCs/>
-                      <w:w w:val="110"/>
-                      <w:szCs w:val="22"/>
-                    </w:rPr>
-                  </w:pPr>
-                  <w:r>
-                    <w:rPr>
-                      <w:rFonts w:ascii="PT Sans" w:hAnsi="PT Sans" w:hint="eastAsia"/>
-                      <w:b/>
-                      <w:bCs/>
-                      <w:w w:val="110"/>
-                      <w:szCs w:val="22"/>
-                    </w:rPr>
-                    <w:t>AWARDS</w:t>
-                  </w:r>
-                </w:p>
-                <w:p>
-                  <w:pPr>
-                    <w:spacing w:line="276" w:lineRule="auto"/>
-                    <w:jc w:val="both"/>
-                    <w:rPr>
-                      <w:rFonts w:ascii="PT Sans" w:hAnsi="PT Sans"/>
-                      <w:b/>
-                      <w:bCs/>
-                      <w:w w:val="110"/>
-                      <w:sz w:val="18"/>
-                      <w:szCs w:val="18"/>
-                    </w:rPr>
-                  </w:pPr>
-                  <w:r>
-                    <w:rPr>
-                      <w:rFonts w:ascii="PT Sans" w:hAnsi="PT Sans" w:hint="eastAsia"/>
-                      <w:b/>
-                      <w:bCs/>
-                      <w:w w:val="110"/>
-                      <w:sz w:val="18"/>
-                      <w:szCs w:val="18"/>
-                    </w:rPr>
-                    <w:t>Korea Iron &amp; Steel Association</w:t>
-                  </w:r>
-                </w:p>
-                <w:p>
-                  <w:pPr>
-                    <w:spacing w:line="276" w:lineRule="auto"/>
-                    <w:jc w:val="both"/>
-                    <w:rPr>
-                      <w:rFonts w:ascii="PT Sans" w:hAnsi="PT Sans"/>
-                      <w:w w:val="110"/>
-                      <w:sz w:val="18"/>
-                      <w:szCs w:val="18"/>
-                    </w:rPr>
-                  </w:pPr>
-                  <w:r>
-                    <w:rPr>
-                      <w:rFonts w:ascii="PT Sans" w:hAnsi="PT Sans" w:hint="eastAsia"/>
-                      <w:w w:val="110"/>
-                      <w:sz w:val="18"/>
-                      <w:szCs w:val="18"/>
-                    </w:rPr>
-                    <w:t>Steel Modular Architecture Competition</w:t>
-                  </w:r>
-                </w:p>
-                <w:p>
-                  <w:pPr>
-                    <w:spacing w:line="276" w:lineRule="auto"/>
-                    <w:jc w:val="both"/>
-                    <w:rPr>
-                      <w:rFonts w:ascii="PT Sans" w:hAnsi="PT Sans"/>
-                      <w:w w:val="110"/>
-                      <w:sz w:val="18"/>
-                      <w:szCs w:val="18"/>
-                    </w:rPr>
-                  </w:pPr>
-                  <w:r>
-                    <w:rPr>
-                      <w:rFonts w:ascii="PT Sans" w:hAnsi="PT Sans" w:hint="eastAsia"/>
-                      <w:w w:val="110"/>
-                      <w:sz w:val="18"/>
-                      <w:szCs w:val="18"/>
-                    </w:rPr>
-                    <w:t>Encouragement Award</w:t>
-                  </w:r>
-                </w:p>
-                <w:p>
-                  <w:pPr>
-                    <w:spacing w:line="276" w:lineRule="auto"/>
-                    <w:jc w:val="both"/>
-                    <w:rPr>
-                      <w:rFonts w:ascii="PT Sans" w:hAnsi="PT Sans"/>
-                      <w:w w:val="110"/>
-                      <w:sz w:val="18"/>
-                      <w:szCs w:val="18"/>
-                    </w:rPr>
-                  </w:pPr>
-                  <w:r>
-                    <w:rPr>
-                      <w:rFonts w:ascii="PT Sans" w:hAnsi="PT Sans" w:hint="eastAsia"/>
-                      <w:w w:val="110"/>
-                      <w:sz w:val="18"/>
-                      <w:szCs w:val="18"/>
-                    </w:rPr>
-                    <w:t>Nov</w:t>
-                  </w:r>
-                  <w:r>
-                    <w:rPr>
-                      <w:rFonts w:ascii="PT Sans" w:hAnsi="PT Sans"/>
-                      <w:w w:val="110"/>
-                      <w:sz w:val="18"/>
-                      <w:szCs w:val="18"/>
-                    </w:rPr>
-                    <w:t xml:space="preserve"> 202</w:t>
-                  </w:r>
-                  <w:r>
-                    <w:rPr>
-                      <w:rFonts w:ascii="PT Sans" w:hAnsi="PT Sans" w:hint="eastAsia"/>
-                      <w:w w:val="110"/>
-                      <w:sz w:val="18"/>
-                      <w:szCs w:val="18"/>
-                    </w:rPr>
-                    <w:t>0</w:t>
-                  </w:r>
-                </w:p>
-                <w:p>
-                  <w:pPr>
-                    <w:spacing w:line="276" w:lineRule="auto"/>
-                    <w:jc w:val="both"/>
-                    <w:rPr>
-                      <w:rFonts w:ascii="PT Sans" w:hAnsi="PT Sans"/>
-                      <w:b/>
-                      <w:bCs/>
-                      <w:w w:val="110"/>
-                      <w:sz w:val="18"/>
-                      <w:szCs w:val="18"/>
-                    </w:rPr>
-                  </w:pPr>
-                </w:p>
-                <w:p>
-                  <w:pPr>
-                    <w:spacing w:line="276" w:lineRule="auto"/>
-                    <w:jc w:val="both"/>
-                    <w:rPr>
-                      <w:rFonts w:ascii="PT Sans" w:hAnsi="PT Sans"/>
-                      <w:b/>
-                      <w:bCs/>
-                      <w:w w:val="110"/>
-                      <w:sz w:val="18"/>
-                      <w:szCs w:val="18"/>
-                    </w:rPr>
-                  </w:pPr>
-                  <w:r>
-                    <w:rPr>
-                      <w:rFonts w:ascii="PT Sans" w:hAnsi="PT Sans" w:hint="eastAsia"/>
-                      <w:b/>
-                      <w:bCs/>
-                      <w:w w:val="110"/>
-                      <w:sz w:val="18"/>
-                      <w:szCs w:val="18"/>
-                    </w:rPr>
-                    <w:t>Architectural Institute of Korea</w:t>
-                  </w:r>
-                </w:p>
-                <w:p>
-                  <w:pPr>
-                    <w:spacing w:line="276" w:lineRule="auto"/>
-                    <w:jc w:val="both"/>
-                    <w:rPr>
-                      <w:rFonts w:ascii="PT Sans" w:hAnsi="PT Sans"/>
-                      <w:w w:val="110"/>
-                      <w:sz w:val="18"/>
-                      <w:szCs w:val="18"/>
-                    </w:rPr>
-                  </w:pPr>
-                  <w:r>
-                    <w:rPr>
-                      <w:rFonts w:ascii="PT Sans" w:hAnsi="PT Sans" w:hint="eastAsia"/>
-                      <w:w w:val="110"/>
-                      <w:sz w:val="18"/>
-                      <w:szCs w:val="18"/>
-                    </w:rPr>
-                    <w:t>A</w:t>
-                  </w:r>
-                  <w:r>
-                    <w:rPr>
-                      <w:rFonts w:ascii="PT Sans" w:hAnsi="PT Sans"/>
-                      <w:w w:val="110"/>
-                      <w:sz w:val="18"/>
-                      <w:szCs w:val="18"/>
-                    </w:rPr>
-                    <w:t>cademic </w:t>
-                  </w:r>
-                  <w:r>
-                    <w:rPr>
-                      <w:rFonts w:ascii="PT Sans" w:hAnsi="PT Sans" w:hint="eastAsia"/>
-                      <w:w w:val="110"/>
-                      <w:sz w:val="18"/>
-                      <w:szCs w:val="18"/>
-                    </w:rPr>
-                    <w:t>P</w:t>
-                  </w:r>
-                  <w:r>
-                    <w:rPr>
-                      <w:rFonts w:ascii="PT Sans" w:hAnsi="PT Sans"/>
-                      <w:w w:val="110"/>
-                      <w:sz w:val="18"/>
-                      <w:szCs w:val="18"/>
-                    </w:rPr>
-                    <w:t>resentation</w:t>
-                  </w:r>
-                  <w:r>
-                    <w:rPr>
-                      <w:rFonts w:ascii="PT Sans" w:hAnsi="PT Sans" w:hint="eastAsia"/>
-                      <w:w w:val="110"/>
-                      <w:sz w:val="18"/>
-                      <w:szCs w:val="18"/>
-                    </w:rPr>
-                    <w:t xml:space="preserve"> Conference</w:t>
-                  </w:r>
-                </w:p>
-                <w:p>
-                  <w:pPr>
-                    <w:spacing w:line="276" w:lineRule="auto"/>
-                    <w:jc w:val="both"/>
-                    <w:rPr>
-                      <w:rFonts w:ascii="PT Sans" w:hAnsi="PT Sans"/>
-                      <w:w w:val="110"/>
-                      <w:sz w:val="18"/>
-                      <w:szCs w:val="18"/>
-                    </w:rPr>
-                  </w:pPr>
-                  <w:r>
-                    <w:rPr>
-                      <w:rFonts w:ascii="PT Sans" w:hAnsi="PT Sans" w:hint="eastAsia"/>
-                      <w:w w:val="110"/>
-                      <w:sz w:val="18"/>
-                      <w:szCs w:val="18"/>
-                    </w:rPr>
-                    <w:t>Excellence Prize</w:t>
-                  </w:r>
-                </w:p>
-                <w:p>
-                  <w:pPr>
-                    <w:spacing w:line="276" w:lineRule="auto"/>
-                    <w:jc w:val="both"/>
-                    <w:rPr>
-                      <w:rFonts w:ascii="PT Sans" w:hAnsi="PT Sans"/>
-                      <w:w w:val="110"/>
-                      <w:sz w:val="18"/>
-                      <w:szCs w:val="18"/>
-                    </w:rPr>
-                  </w:pPr>
-                  <w:r>
-                    <w:rPr>
-                      <w:rFonts w:ascii="PT Sans" w:hAnsi="PT Sans" w:hint="eastAsia"/>
-                      <w:w w:val="110"/>
-                      <w:sz w:val="18"/>
-                      <w:szCs w:val="18"/>
-                    </w:rPr>
-                    <w:t>Nov</w:t>
-                  </w:r>
-                  <w:r>
-                    <w:rPr>
-                      <w:rFonts w:ascii="PT Sans" w:hAnsi="PT Sans"/>
-                      <w:w w:val="110"/>
-                      <w:sz w:val="18"/>
-                      <w:szCs w:val="18"/>
-                    </w:rPr>
-                    <w:t xml:space="preserve"> 20</w:t>
-                  </w:r>
-                  <w:r>
-                    <w:rPr>
-                      <w:rFonts w:ascii="PT Sans" w:hAnsi="PT Sans" w:hint="eastAsia"/>
-                      <w:w w:val="110"/>
-                      <w:sz w:val="18"/>
-                      <w:szCs w:val="18"/>
-                    </w:rPr>
-                    <w:t>20</w:t>
-                  </w:r>
-                </w:p>
-                <w:p>
-                  <w:pPr>
-                    <w:spacing w:line="276" w:lineRule="auto"/>
-                    <w:jc w:val="both"/>
-                    <w:rPr>
-                      <w:rFonts w:ascii="PT Sans" w:hAnsi="PT Sans"/>
-                      <w:b/>
-                      <w:bCs/>
-                      <w:w w:val="110"/>
-                      <w:sz w:val="18"/>
-                      <w:szCs w:val="18"/>
-                    </w:rPr>
-                  </w:pPr>
-                </w:p>
-                <w:p>
-                  <w:pPr>
-                    <w:spacing w:line="276" w:lineRule="auto"/>
-                    <w:jc w:val="both"/>
-                    <w:rPr>
-                      <w:rFonts w:ascii="PT Sans" w:hAnsi="PT Sans"/>
-                      <w:b/>
-                      <w:bCs/>
-                      <w:w w:val="110"/>
-                      <w:sz w:val="18"/>
-                      <w:szCs w:val="18"/>
-                    </w:rPr>
-                  </w:pPr>
-                  <w:r>
-                    <w:rPr>
-                      <w:rFonts w:ascii="PT Sans" w:hAnsi="PT Sans" w:hint="eastAsia"/>
-                      <w:b/>
-                      <w:bCs/>
-                      <w:w w:val="110"/>
-                      <w:sz w:val="18"/>
-                      <w:szCs w:val="18"/>
-                    </w:rPr>
-                    <w:t>Korea National University of Transportation</w:t>
-                  </w:r>
-                </w:p>
-                <w:p>
-                  <w:pPr>
-                    <w:spacing w:line="276" w:lineRule="auto"/>
-                    <w:jc w:val="both"/>
-                    <w:rPr>
-                      <w:rFonts w:ascii="PT Sans" w:hAnsi="PT Sans"/>
-                      <w:w w:val="110"/>
-                      <w:sz w:val="18"/>
-                      <w:szCs w:val="18"/>
-                    </w:rPr>
-                  </w:pPr>
-                  <w:r>
-                    <w:rPr>
-                      <w:rFonts w:ascii="PT Sans" w:hAnsi="PT Sans" w:hint="eastAsia"/>
-                      <w:w w:val="110"/>
-                      <w:sz w:val="18"/>
-                      <w:szCs w:val="18"/>
-                    </w:rPr>
-                    <w:t>Graduation Exhibition</w:t>
-                  </w:r>
-                </w:p>
-                <w:p>
-                  <w:pPr>
-                    <w:spacing w:line="276" w:lineRule="auto"/>
-                    <w:jc w:val="both"/>
-                    <w:rPr>
-                      <w:rFonts w:ascii="PT Sans" w:hAnsi="PT Sans"/>
-                      <w:w w:val="110"/>
-                      <w:sz w:val="18"/>
-                      <w:szCs w:val="18"/>
-                    </w:rPr>
-                  </w:pPr>
-                  <w:r>
-                    <w:rPr>
-                      <w:rFonts w:ascii="PT Sans" w:hAnsi="PT Sans" w:hint="eastAsia"/>
-                      <w:w w:val="110"/>
-                      <w:sz w:val="18"/>
-                      <w:szCs w:val="18"/>
-                    </w:rPr>
-                    <w:t>Grand Prize (3</w:t>
-                  </w:r>
-                  <w:r>
-                    <w:rPr>
-                      <w:rFonts w:ascii="PT Sans" w:hAnsi="PT Sans" w:hint="eastAsia"/>
-                      <w:w w:val="110"/>
-                      <w:sz w:val="18"/>
-                      <w:szCs w:val="18"/>
-                      <w:vertAlign w:val="superscript"/>
-                    </w:rPr>
-                    <w:t>rd</w:t>
-                  </w:r>
-                  <w:r>
-                    <w:rPr>
-                      <w:rFonts w:ascii="PT Sans" w:hAnsi="PT Sans" w:hint="eastAsia"/>
-                      <w:w w:val="110"/>
-                      <w:sz w:val="18"/>
-                      <w:szCs w:val="18"/>
-                    </w:rPr>
-                    <w:t>)</w:t>
-                  </w:r>
-                </w:p>
-                <w:p>
-                  <w:pPr>
-                    <w:spacing w:line="276" w:lineRule="auto"/>
-                    <w:jc w:val="both"/>
-                    <w:rPr>
-                      <w:rFonts w:ascii="PT Sans" w:hAnsi="PT Sans"/>
-                      <w:w w:val="110"/>
-                      <w:sz w:val="18"/>
-                      <w:szCs w:val="18"/>
-                    </w:rPr>
-                  </w:pPr>
-                  <w:r>
-                    <w:rPr>
-                      <w:rFonts w:ascii="PT Sans" w:hAnsi="PT Sans" w:hint="eastAsia"/>
-                      <w:w w:val="110"/>
-                      <w:sz w:val="18"/>
-                      <w:szCs w:val="18"/>
-                    </w:rPr>
-                    <w:t>Jun</w:t>
-                  </w:r>
-                  <w:r>
-                    <w:rPr>
-                      <w:rFonts w:ascii="PT Sans" w:hAnsi="PT Sans"/>
-                      <w:w w:val="110"/>
-                      <w:sz w:val="18"/>
-                      <w:szCs w:val="18"/>
-                    </w:rPr>
-                    <w:t xml:space="preserve"> 20</w:t>
-                  </w:r>
-                  <w:r>
-                    <w:rPr>
-                      <w:rFonts w:ascii="PT Sans" w:hAnsi="PT Sans" w:hint="eastAsia"/>
-                      <w:w w:val="110"/>
-                      <w:sz w:val="18"/>
-                      <w:szCs w:val="18"/>
-                    </w:rPr>
-                    <w:t>20</w:t>
-                  </w:r>
-                </w:p>
-              </w:tc>
-              <w:tc>
-                <w:tcPr>
-                  <w:tcW w:w="4376" w:type="dxa"/>
-                  <w:tcBorders>
-                    <w:top w:val="single" w:sz="4" w:space="0" w:color="auto"/>
-                    <w:left w:val="nil"/>
-                    <w:bottom w:val="nil"/>
-                  </w:tcBorders>
-                </w:tcPr>
-                <w:p>
-                  <w:pPr>
-                    <w:spacing w:line="276" w:lineRule="auto"/>
-                    <w:jc w:val="both"/>
-                    <w:rPr>
-                      <w:rFonts w:ascii="PT Sans" w:hAnsi="PT Sans"/>
-                      <w:b/>
-                      <w:bCs/>
-                      <w:w w:val="110"/>
-                      <w:sz w:val="28"/>
-                      <w:szCs w:val="28"/>
-                    </w:rPr>
-                  </w:pPr>
-                </w:p>
-                <w:p>
-                  <w:pPr>
-                    <w:spacing w:line="276" w:lineRule="auto"/>
-                    <w:jc w:val="both"/>
-                    <w:rPr>
-                      <w:rFonts w:ascii="PT Sans" w:hAnsi="PT Sans"/>
-                      <w:b/>
-                      <w:bCs/>
-                      <w:w w:val="110"/>
-                      <w:sz w:val="18"/>
-                      <w:szCs w:val="18"/>
-                    </w:rPr>
-                  </w:pPr>
-                  <w:r>
-                    <w:rPr>
-                      <w:rFonts w:ascii="PT Sans" w:hAnsi="PT Sans" w:hint="eastAsia"/>
-                      <w:b/>
-                      <w:bCs/>
-                      <w:w w:val="110"/>
-                      <w:sz w:val="18"/>
-                      <w:szCs w:val="18"/>
-                    </w:rPr>
-                    <w:t>The Korean Institute of Culture Architecture</w:t>
-                  </w:r>
-                </w:p>
-                <w:p>
-                  <w:pPr>
-                    <w:spacing w:line="276" w:lineRule="auto"/>
-                    <w:jc w:val="both"/>
-                    <w:rPr>
-                      <w:rFonts w:ascii="PT Sans" w:hAnsi="PT Sans"/>
-                      <w:w w:val="110"/>
-                      <w:sz w:val="18"/>
-                      <w:szCs w:val="18"/>
-                    </w:rPr>
-                  </w:pPr>
-                  <w:r>
-                    <w:rPr>
-                      <w:rFonts w:ascii="PT Sans" w:hAnsi="PT Sans" w:hint="eastAsia"/>
-                      <w:w w:val="110"/>
-                      <w:sz w:val="18"/>
-                      <w:szCs w:val="18"/>
-                    </w:rPr>
-                    <w:t>Next Generation Cultural Space Competition</w:t>
-                  </w:r>
-                </w:p>
-                <w:p>
-                  <w:pPr>
-                    <w:spacing w:line="276" w:lineRule="auto"/>
-                    <w:jc w:val="both"/>
-                    <w:rPr>
-                      <w:rFonts w:ascii="PT Sans" w:hAnsi="PT Sans"/>
-                      <w:w w:val="110"/>
-                      <w:sz w:val="18"/>
-                      <w:szCs w:val="18"/>
-                    </w:rPr>
-                  </w:pPr>
-                  <w:r>
-                    <w:rPr>
-                      <w:rFonts w:ascii="PT Sans" w:hAnsi="PT Sans" w:hint="eastAsia"/>
-                      <w:w w:val="110"/>
-                      <w:sz w:val="18"/>
-                      <w:szCs w:val="18"/>
-                    </w:rPr>
-                    <w:t>Special Selection</w:t>
-                  </w:r>
-                </w:p>
-                <w:p>
-                  <w:pPr>
-                    <w:spacing w:line="276" w:lineRule="auto"/>
-                    <w:jc w:val="both"/>
-                    <w:rPr>
-                      <w:rFonts w:ascii="PT Sans" w:hAnsi="PT Sans"/>
-                      <w:w w:val="110"/>
-                      <w:sz w:val="18"/>
-                      <w:szCs w:val="18"/>
-                    </w:rPr>
-                  </w:pPr>
-                  <w:r>
-                    <w:rPr>
-                      <w:rFonts w:ascii="PT Sans" w:hAnsi="PT Sans" w:hint="eastAsia"/>
-                      <w:w w:val="110"/>
-                      <w:sz w:val="18"/>
-                      <w:szCs w:val="18"/>
-                    </w:rPr>
-                    <w:t>Nov</w:t>
-                  </w:r>
-                  <w:r>
-                    <w:rPr>
-                      <w:rFonts w:ascii="PT Sans" w:hAnsi="PT Sans"/>
-                      <w:w w:val="110"/>
-                      <w:sz w:val="18"/>
-                      <w:szCs w:val="18"/>
-                    </w:rPr>
-                    <w:t xml:space="preserve"> </w:t>
-                  </w:r>
-                  <w:r>
-                    <w:rPr>
-                      <w:rFonts w:ascii="PT Sans" w:hAnsi="PT Sans" w:hint="eastAsia"/>
-                      <w:w w:val="110"/>
-                      <w:sz w:val="18"/>
-                      <w:szCs w:val="18"/>
-                    </w:rPr>
-                    <w:t>2019</w:t>
-                  </w:r>
-                </w:p>
-                <w:p>
-                  <w:pPr>
-                    <w:spacing w:line="276" w:lineRule="auto"/>
-                    <w:jc w:val="both"/>
-                    <w:rPr>
-                      <w:rFonts w:ascii="PT Sans" w:hAnsi="PT Sans"/>
-                      <w:b/>
-                      <w:bCs/>
-                      <w:w w:val="110"/>
-                      <w:sz w:val="18"/>
-                      <w:szCs w:val="18"/>
-                    </w:rPr>
-                  </w:pPr>
-                </w:p>
-                <w:p>
-                  <w:pPr>
-                    <w:spacing w:line="276" w:lineRule="auto"/>
-                    <w:jc w:val="both"/>
-                    <w:rPr>
-                      <w:rFonts w:ascii="PT Sans" w:hAnsi="PT Sans"/>
-                      <w:b/>
-                      <w:bCs/>
-                      <w:w w:val="110"/>
-                      <w:sz w:val="18"/>
-                      <w:szCs w:val="18"/>
-                    </w:rPr>
-                  </w:pPr>
-                  <w:r>
-                    <w:rPr>
-                      <w:rFonts w:ascii="PT Sans" w:hAnsi="PT Sans" w:hint="eastAsia"/>
-                      <w:b/>
-                      <w:bCs/>
-                      <w:w w:val="110"/>
-                      <w:sz w:val="18"/>
-                      <w:szCs w:val="18"/>
-                    </w:rPr>
-                    <w:t>Korea Railroad (KORAIL)</w:t>
-                  </w:r>
-                </w:p>
-                <w:p>
-                  <w:pPr>
-                    <w:spacing w:line="276" w:lineRule="auto"/>
-                    <w:jc w:val="both"/>
-                    <w:rPr>
-                      <w:rFonts w:ascii="PT Sans" w:hAnsi="PT Sans"/>
-                      <w:w w:val="110"/>
-                      <w:sz w:val="18"/>
-                      <w:szCs w:val="18"/>
-                    </w:rPr>
-                  </w:pPr>
-                  <w:r>
-                    <w:rPr>
-                      <w:rFonts w:ascii="PT Sans" w:hAnsi="PT Sans" w:hint="eastAsia"/>
-                      <w:w w:val="110"/>
-                      <w:sz w:val="18"/>
-                      <w:szCs w:val="18"/>
-                    </w:rPr>
-                    <w:t>Korea Railroad Architecture Competition</w:t>
-                  </w:r>
-                </w:p>
-                <w:p>
-                  <w:pPr>
-                    <w:spacing w:line="276" w:lineRule="auto"/>
-                    <w:jc w:val="both"/>
-                    <w:rPr>
-                      <w:rFonts w:ascii="PT Sans" w:hAnsi="PT Sans"/>
-                      <w:w w:val="110"/>
-                      <w:sz w:val="18"/>
-                      <w:szCs w:val="18"/>
-                    </w:rPr>
-                  </w:pPr>
-                  <w:r>
-                    <w:rPr>
-                      <w:rFonts w:ascii="PT Sans" w:hAnsi="PT Sans" w:hint="eastAsia"/>
-                      <w:w w:val="110"/>
-                      <w:sz w:val="18"/>
-                      <w:szCs w:val="18"/>
-                    </w:rPr>
-                    <w:t>Grand Prize (2</w:t>
-                  </w:r>
-                  <w:r>
-                    <w:rPr>
-                      <w:rFonts w:ascii="PT Sans" w:hAnsi="PT Sans" w:hint="eastAsia"/>
-                      <w:w w:val="110"/>
-                      <w:sz w:val="18"/>
-                      <w:szCs w:val="18"/>
-                      <w:vertAlign w:val="superscript"/>
-                    </w:rPr>
-                    <w:t>nd</w:t>
-                  </w:r>
-                  <w:r>
-                    <w:rPr>
-                      <w:rFonts w:ascii="PT Sans" w:hAnsi="PT Sans" w:hint="eastAsia"/>
-                      <w:w w:val="110"/>
-                      <w:sz w:val="18"/>
-                      <w:szCs w:val="18"/>
-                    </w:rPr>
-                    <w:t>)</w:t>
-                  </w:r>
-                </w:p>
-                <w:p>
-                  <w:pPr>
-                    <w:spacing w:line="276" w:lineRule="auto"/>
-                    <w:jc w:val="both"/>
-                    <w:rPr>
-                      <w:rFonts w:ascii="PT Sans" w:hAnsi="PT Sans"/>
-                      <w:w w:val="110"/>
-                      <w:sz w:val="18"/>
-                      <w:szCs w:val="18"/>
-                    </w:rPr>
-                  </w:pPr>
-                  <w:r>
-                    <w:rPr>
-                      <w:rFonts w:ascii="PT Sans" w:hAnsi="PT Sans" w:hint="eastAsia"/>
-                      <w:w w:val="110"/>
-                      <w:sz w:val="18"/>
-                      <w:szCs w:val="18"/>
-                    </w:rPr>
-                    <w:t>Oct</w:t>
-                  </w:r>
-                  <w:r>
-                    <w:rPr>
-                      <w:rFonts w:ascii="PT Sans" w:hAnsi="PT Sans"/>
-                      <w:w w:val="110"/>
-                      <w:sz w:val="18"/>
-                      <w:szCs w:val="18"/>
-                    </w:rPr>
-                    <w:t xml:space="preserve"> 20</w:t>
-                  </w:r>
-                  <w:r>
-                    <w:rPr>
-                      <w:rFonts w:ascii="PT Sans" w:hAnsi="PT Sans" w:hint="eastAsia"/>
-                      <w:w w:val="110"/>
-                      <w:sz w:val="18"/>
-                      <w:szCs w:val="18"/>
-                    </w:rPr>
-                    <w:t>19</w:t>
-                  </w:r>
-                </w:p>
-                <w:p>
-                  <w:pPr>
-                    <w:spacing w:line="360" w:lineRule="auto"/>
-                    <w:jc w:val="both"/>
-                    <w:rPr>
-                      <w:rFonts w:ascii="PT Sans" w:hAnsi="PT Sans"/>
-                      <w:b/>
-                      <w:bCs/>
-                      <w:w w:val="110"/>
-                      <w:szCs w:val="22"/>
-                    </w:rPr>
-                  </w:pPr>
-                </w:p>
-              </w:tc>
-            </w:tr>
-            <w:tr>
-              <w:trPr>
-                <w:trHeight w:val="1682"/>
-              </w:trPr>
-              <w:tc>
-                <w:tcPr>
-                  <w:tcW w:w="9621" w:type="dxa"/>
-                  <w:gridSpan w:val="2"/>
-                  <w:tcBorders>
-                    <w:top w:val="single" w:sz="4" w:space="0" w:color="auto"/>
-                    <w:bottom w:val="nil"/>
-                  </w:tcBorders>
-                </w:tcPr>
-                <w:p>
-                  <w:pPr>
-                    <w:spacing w:line="360" w:lineRule="auto"/>
-                    <w:jc w:val="both"/>
-                    <w:rPr>
-                      <w:rFonts w:ascii="PT Sans" w:hAnsi="PT Sans"/>
-                      <w:b/>
-                      <w:bCs/>
-                      <w:w w:val="110"/>
-                      <w:szCs w:val="22"/>
-                    </w:rPr>
-                  </w:pPr>
-                  <w:r>
-                    <w:rPr>
-                      <w:rFonts w:ascii="PT Sans" w:hAnsi="PT Sans" w:hint="eastAsia"/>
-                      <w:b/>
-                      <w:bCs/>
-                      <w:w w:val="110"/>
-                      <w:szCs w:val="22"/>
-                    </w:rPr>
-                    <w:t>SKILLS</w:t>
-                  </w:r>
-                </w:p>
-                <w:p>
-                  <w:pPr>
-                    <w:spacing w:line="276" w:lineRule="auto"/>
-                    <w:jc w:val="both"/>
-                    <w:rPr>
-                      <w:rFonts w:ascii="PT Sans" w:hAnsi="PT Sans"/>
-                      <w:b/>
-                      <w:bCs/>
-                      <w:w w:val="110"/>
-                      <w:sz w:val="28"/>
-                      <w:szCs w:val="28"/>
-                    </w:rPr>
-                  </w:pPr>
-                  <w:r>
-                    <w:rPr>
-                      <w:rFonts w:ascii="PT Sans" w:hAnsi="PT Sans"/>
-                      <w:b/>
-                      <w:bCs/>
-                      <w:w w:val="110"/>
-                      <w:sz w:val="18"/>
-                      <w:szCs w:val="18"/>
-                    </w:rPr>
-                    <w:t xml:space="preserve">Machine Learning: </w:t>
-                  </w:r>
-                  <w:r>
-                    <w:rPr>
-                      <w:rFonts w:ascii="PT Sans" w:hAnsi="PT Sans"/>
-                      <w:w w:val="110"/>
-                      <w:sz w:val="18"/>
-                      <w:szCs w:val="18"/>
-                    </w:rPr>
-                    <w:t xml:space="preserve">Python, </w:t>
-                  </w:r>
-                  <w:proofErr w:type="spellStart"/>
-                  <w:r>
-                    <w:rPr>
-                      <w:rFonts w:ascii="PT Sans" w:hAnsi="PT Sans"/>
-                      <w:w w:val="110"/>
-                      <w:sz w:val="18"/>
-                      <w:szCs w:val="18"/>
-                    </w:rPr>
-                    <w:t>PyTorch</w:t>
-                  </w:r>
-                  <w:proofErr w:type="spellEnd"/>
-                  <w:r>
-                    <w:rPr>
-                      <w:rFonts w:ascii="PT Sans" w:hAnsi="PT Sans"/>
-                      <w:w w:val="110"/>
-                      <w:sz w:val="18"/>
-                      <w:szCs w:val="18"/>
-                    </w:rPr>
-                    <w:t xml:space="preserve">, </w:t>
-                  </w:r>
-                  <w:proofErr w:type="spellStart"/>
-                  <w:r>
-                    <w:rPr>
-                      <w:rFonts w:ascii="PT Sans" w:hAnsi="PT Sans"/>
-                      <w:w w:val="110"/>
-                      <w:sz w:val="18"/>
-                      <w:szCs w:val="18"/>
-                    </w:rPr>
-                    <w:t>TorchGeometric</w:t>
-                  </w:r>
-                  <w:proofErr w:type="spellEnd"/>
-                  <w:r>
-                    <w:rPr>
-                      <w:rFonts w:ascii="PT Sans" w:hAnsi="PT Sans"/>
-                      <w:w w:val="110"/>
-                      <w:sz w:val="18"/>
-                      <w:szCs w:val="18"/>
-                    </w:rPr>
-                    <w:t xml:space="preserve">, </w:t>
-                  </w:r>
-                  <w:proofErr w:type="spellStart"/>
-                  <w:r>
-                    <w:rPr>
-                      <w:rFonts w:ascii="PT Sans" w:hAnsi="PT Sans"/>
-                      <w:w w:val="110"/>
-                      <w:sz w:val="18"/>
-                      <w:szCs w:val="18"/>
-                    </w:rPr>
-                    <w:t>HuggingFace</w:t>
-                  </w:r>
-                  <w:proofErr w:type="spellEnd"/>
-                  <w:r>
-                    <w:rPr>
-                      <w:rFonts w:ascii="PT Sans" w:hAnsi="PT Sans"/>
-                      <w:w w:val="110"/>
-                      <w:sz w:val="18"/>
-                      <w:szCs w:val="18"/>
-                    </w:rPr>
-                    <w:t xml:space="preserve"> </w:t>
-                  </w:r>
-                  <w:r>
-                    <w:rPr>
-                      <w:rFonts w:ascii="PT Sans" w:hAnsi="PT Sans"/>
-                      <w:b/>
-                      <w:bCs/>
-                      <w:w w:val="110"/>
-                      <w:sz w:val="18"/>
-                      <w:szCs w:val="18"/>
-                    </w:rPr>
-                    <w:t xml:space="preserve">Geometry: </w:t>
-                  </w:r>
-                  <w:r>
-                    <w:rPr>
-                      <w:rFonts w:ascii="PT Sans" w:hAnsi="PT Sans"/>
-                      <w:w w:val="110"/>
-                      <w:sz w:val="18"/>
-                      <w:szCs w:val="18"/>
-                    </w:rPr>
-                    <w:t>Shapely, Three.js, Rhino,</w:t>
-                  </w:r>
-                  <w:r>
-                    <w:rPr>
-                      <w:rFonts w:ascii="PT Sans" w:hAnsi="PT Sans" w:hint="eastAsia"/>
-                      <w:w w:val="110"/>
-                      <w:sz w:val="18"/>
-                      <w:szCs w:val="18"/>
-                    </w:rPr>
-                    <w:t xml:space="preserve"> </w:t>
-                  </w:r>
-                  <w:r>
-                    <w:rPr>
-                      <w:rFonts w:ascii="PT Sans" w:hAnsi="PT Sans"/>
-                      <w:w w:val="110"/>
-                      <w:sz w:val="18"/>
-                      <w:szCs w:val="18"/>
-                    </w:rPr>
-                    <w:t>Grasshopper, AutoCAD</w:t>
-                  </w:r>
-                  <w:r>
-                    <w:rPr>
-                      <w:rFonts w:ascii="PT Sans" w:hAnsi="PT Sans" w:hint="eastAsia"/>
-                      <w:w w:val="110"/>
-                      <w:sz w:val="18"/>
-                      <w:szCs w:val="18"/>
-                    </w:rPr>
-                    <w:t>, SketchUp, Autodesk Revit</w:t>
-                  </w:r>
-                  <w:r>
-                    <w:rPr>
-                      <w:rFonts w:ascii="PT Sans" w:hAnsi="PT Sans"/>
-                      <w:w w:val="110"/>
-                      <w:sz w:val="18"/>
-                      <w:szCs w:val="18"/>
-                    </w:rPr>
-                    <w:t xml:space="preserve"> </w:t>
-                  </w:r>
-                  <w:r>
-                    <w:rPr>
-                      <w:rFonts w:ascii="PT Sans" w:hAnsi="PT Sans"/>
-                      <w:b/>
-                      <w:bCs/>
-                      <w:w w:val="110"/>
-                      <w:sz w:val="18"/>
-                      <w:szCs w:val="18"/>
-                    </w:rPr>
-                    <w:t xml:space="preserve">Frontend: </w:t>
-                  </w:r>
-                  <w:proofErr w:type="spellStart"/>
-                  <w:r>
-                    <w:rPr>
-                      <w:rFonts w:ascii="PT Sans" w:hAnsi="PT Sans"/>
-                      <w:w w:val="110"/>
-                      <w:sz w:val="18"/>
-                      <w:szCs w:val="18"/>
-                    </w:rPr>
-                    <w:t>Javascript</w:t>
-                  </w:r>
-                  <w:proofErr w:type="spellEnd"/>
-                  <w:r>
-                    <w:rPr>
-                      <w:rFonts w:ascii="PT Sans" w:hAnsi="PT Sans"/>
-                      <w:w w:val="110"/>
-                      <w:sz w:val="18"/>
-                      <w:szCs w:val="18"/>
-                    </w:rPr>
-                    <w:t xml:space="preserve">, Typescript </w:t>
-                  </w:r>
-                  <w:r>
-                    <w:rPr>
-                      <w:rFonts w:ascii="PT Sans" w:hAnsi="PT Sans"/>
-                      <w:b/>
-                      <w:bCs/>
-                      <w:w w:val="110"/>
-                      <w:sz w:val="18"/>
-                      <w:szCs w:val="18"/>
-                    </w:rPr>
-                    <w:t xml:space="preserve">Database: </w:t>
-                  </w:r>
-                  <w:r>
-                    <w:rPr>
-                      <w:rFonts w:ascii="PT Sans" w:hAnsi="PT Sans"/>
-                      <w:w w:val="110"/>
-                      <w:sz w:val="18"/>
-                      <w:szCs w:val="18"/>
-                    </w:rPr>
-                    <w:t xml:space="preserve">PostgreSQL, </w:t>
-                  </w:r>
-                  <w:proofErr w:type="spellStart"/>
-                  <w:r>
-                    <w:rPr>
-                      <w:rFonts w:ascii="PT Sans" w:hAnsi="PT Sans"/>
-                      <w:w w:val="110"/>
-                      <w:sz w:val="18"/>
-                      <w:szCs w:val="18"/>
-                    </w:rPr>
-                    <w:t>PostGIS</w:t>
-                  </w:r>
-                  <w:proofErr w:type="spellEnd"/>
-                  <w:r>
-                    <w:rPr>
-                      <w:rFonts w:ascii="PT Sans" w:hAnsi="PT Sans"/>
-                      <w:w w:val="110"/>
-                      <w:sz w:val="18"/>
-                      <w:szCs w:val="18"/>
-                    </w:rPr>
-                    <w:t xml:space="preserve"> </w:t>
-                  </w:r>
-                  <w:r>
-                    <w:rPr>
-                      <w:rFonts w:ascii="PT Sans" w:hAnsi="PT Sans"/>
-                      <w:b/>
-                      <w:bCs/>
-                      <w:w w:val="110"/>
-                      <w:sz w:val="18"/>
-                      <w:szCs w:val="18"/>
-                    </w:rPr>
-                    <w:t xml:space="preserve">DevOps: </w:t>
-                  </w:r>
-                  <w:r>
-                    <w:rPr>
-                      <w:rFonts w:ascii="PT Sans" w:hAnsi="PT Sans"/>
-                      <w:w w:val="110"/>
-                      <w:sz w:val="18"/>
-                      <w:szCs w:val="18"/>
-                    </w:rPr>
-                    <w:t>AWS</w:t>
-                  </w:r>
-                  <w:r>
-                    <w:rPr>
-                      <w:rFonts w:ascii="PT Sans" w:hAnsi="PT Sans" w:hint="eastAsia"/>
-                      <w:w w:val="110"/>
-                      <w:sz w:val="18"/>
-                      <w:szCs w:val="18"/>
-                    </w:rPr>
-                    <w:t xml:space="preserve"> </w:t>
-                  </w:r>
-                  <w:r>
-                    <w:rPr>
-                      <w:rFonts w:ascii="PT Sans" w:hAnsi="PT Sans"/>
-                      <w:w w:val="110"/>
-                      <w:sz w:val="18"/>
-                      <w:szCs w:val="18"/>
-                    </w:rPr>
-                    <w:t xml:space="preserve">S3, EC2, ECR, Docker, </w:t>
-                  </w:r>
-                  <w:proofErr w:type="spellStart"/>
-                  <w:r>
-                    <w:rPr>
-                      <w:rFonts w:ascii="PT Sans" w:hAnsi="PT Sans"/>
-                      <w:w w:val="110"/>
-                      <w:sz w:val="18"/>
-                      <w:szCs w:val="18"/>
-                    </w:rPr>
-                    <w:t>Github</w:t>
-                  </w:r>
-                  <w:proofErr w:type="spellEnd"/>
-                  <w:r>
-                    <w:rPr>
-                      <w:rFonts w:ascii="PT Sans" w:hAnsi="PT Sans"/>
-                      <w:w w:val="110"/>
-                      <w:sz w:val="18"/>
-                      <w:szCs w:val="18"/>
-                    </w:rPr>
-                    <w:t xml:space="preserve"> Actions </w:t>
-                  </w:r>
-                  <w:r>
-                    <w:rPr>
-                      <w:rFonts w:ascii="PT Sans" w:hAnsi="PT Sans"/>
-                      <w:b/>
-                      <w:bCs/>
-                      <w:w w:val="110"/>
-                      <w:sz w:val="18"/>
-                      <w:szCs w:val="18"/>
-                    </w:rPr>
-                    <w:t xml:space="preserve">Collaboration: </w:t>
-                  </w:r>
-                  <w:r>
-                    <w:rPr>
-                      <w:rFonts w:ascii="PT Sans" w:hAnsi="PT Sans"/>
-                      <w:w w:val="110"/>
-                      <w:sz w:val="18"/>
-                      <w:szCs w:val="18"/>
-                    </w:rPr>
-                    <w:t xml:space="preserve">Git, </w:t>
-                  </w:r>
-                  <w:proofErr w:type="spellStart"/>
-                  <w:r>
-                    <w:rPr>
-                      <w:rFonts w:ascii="PT Sans" w:hAnsi="PT Sans"/>
-                      <w:w w:val="110"/>
-                      <w:sz w:val="18"/>
-                      <w:szCs w:val="18"/>
-                    </w:rPr>
-                    <w:t>Github</w:t>
-                  </w:r>
-                  <w:proofErr w:type="spellEnd"/>
-                  <w:r>
-                    <w:rPr>
-                      <w:rFonts w:ascii="PT Sans" w:hAnsi="PT Sans"/>
-                      <w:w w:val="110"/>
-                      <w:sz w:val="18"/>
-                      <w:szCs w:val="18"/>
-                    </w:rPr>
-                    <w:t xml:space="preserve">, JIRA, Slack </w:t>
-                  </w:r>
-                  <w:r>
-                    <w:rPr>
-                      <w:rFonts w:ascii="PT Sans" w:hAnsi="PT Sans"/>
-                      <w:b/>
-                      <w:bCs/>
-                      <w:w w:val="110"/>
-                      <w:sz w:val="18"/>
-                      <w:szCs w:val="18"/>
-                    </w:rPr>
-                    <w:t xml:space="preserve">API Development: </w:t>
-                  </w:r>
-                  <w:proofErr w:type="spellStart"/>
-                  <w:r>
-                    <w:rPr>
-                      <w:rFonts w:ascii="PT Sans" w:hAnsi="PT Sans"/>
-                      <w:w w:val="110"/>
-                      <w:sz w:val="18"/>
-                      <w:szCs w:val="18"/>
-                    </w:rPr>
-                    <w:t>FastAPI</w:t>
-                  </w:r>
-                  <w:proofErr w:type="spellEnd"/>
-                  <w:r>
-                    <w:rPr>
-                      <w:rFonts w:ascii="PT Sans" w:hAnsi="PT Sans"/>
-                      <w:w w:val="110"/>
-                      <w:sz w:val="18"/>
-                      <w:szCs w:val="18"/>
-                    </w:rPr>
-                    <w:t>, Flask</w:t>
-                  </w:r>
-                  <w:r>
-                    <w:rPr>
-                      <w:rFonts w:ascii="PT Sans" w:hAnsi="PT Sans" w:hint="eastAsia"/>
-                      <w:w w:val="110"/>
-                      <w:sz w:val="18"/>
-                      <w:szCs w:val="18"/>
-                    </w:rPr>
-                    <w:t xml:space="preserve"> </w:t>
-                  </w:r>
-                  <w:r>
-                    <w:rPr>
-                      <w:rFonts w:ascii="PT Sans" w:hAnsi="PT Sans" w:hint="eastAsia"/>
-                      <w:b/>
-                      <w:bCs/>
-                      <w:w w:val="110"/>
-                      <w:sz w:val="18"/>
-                      <w:szCs w:val="18"/>
-                    </w:rPr>
-                    <w:t>Design</w:t>
-                  </w:r>
-                  <w:r>
-                    <w:rPr>
-                      <w:rFonts w:ascii="PT Sans" w:hAnsi="PT Sans"/>
-                      <w:b/>
-                      <w:bCs/>
-                      <w:w w:val="110"/>
-                      <w:sz w:val="18"/>
-                      <w:szCs w:val="18"/>
-                    </w:rPr>
-                    <w:t xml:space="preserve">: </w:t>
-                  </w:r>
-                  <w:r>
-                    <w:rPr>
-                      <w:rFonts w:ascii="PT Sans" w:hAnsi="PT Sans" w:hint="eastAsia"/>
-                      <w:w w:val="110"/>
-                      <w:sz w:val="18"/>
-                      <w:szCs w:val="18"/>
-                    </w:rPr>
-                    <w:t>Adobe Photoshop</w:t>
-                  </w:r>
-                  <w:r>
-                    <w:rPr>
-                      <w:rFonts w:ascii="PT Sans" w:hAnsi="PT Sans" w:hint="eastAsia"/>
-                      <w:b/>
-                      <w:bCs/>
-                      <w:w w:val="110"/>
-                      <w:sz w:val="18"/>
-                      <w:szCs w:val="18"/>
-                    </w:rPr>
-                    <w:t xml:space="preserve"> </w:t>
-                  </w:r>
-                  <w:r>
-                    <w:rPr>
-                      <w:rFonts w:ascii="PT Sans" w:hAnsi="PT Sans" w:hint="eastAsia"/>
-                      <w:b/>
-                      <w:bCs/>
-                      <w:w w:val="110"/>
-                      <w:sz w:val="18"/>
-                      <w:szCs w:val="18"/>
-                    </w:rPr>
-                    <w:t>Productivity</w:t>
-                  </w:r>
-                  <w:r>
-                    <w:rPr>
-                      <w:rFonts w:ascii="PT Sans" w:hAnsi="PT Sans"/>
-                      <w:b/>
-                      <w:bCs/>
-                      <w:w w:val="110"/>
-                      <w:sz w:val="18"/>
-                      <w:szCs w:val="18"/>
-                    </w:rPr>
-                    <w:t>:</w:t>
-                  </w:r>
-                  <w:r>
-                    <w:rPr>
-                      <w:rFonts w:ascii="PT Sans" w:hAnsi="PT Sans" w:hint="eastAsia"/>
-                      <w:b/>
-                      <w:bCs/>
-                      <w:w w:val="110"/>
-                      <w:sz w:val="18"/>
-                      <w:szCs w:val="18"/>
-                    </w:rPr>
-                    <w:t xml:space="preserve"> </w:t>
-                  </w:r>
-                  <w:r>
-                    <w:rPr>
-                      <w:rFonts w:ascii="PT Sans" w:hAnsi="PT Sans" w:hint="eastAsia"/>
-                      <w:w w:val="110"/>
-                      <w:sz w:val="18"/>
-                      <w:szCs w:val="18"/>
-                    </w:rPr>
-                    <w:t xml:space="preserve">Cursor, Claude Code, </w:t>
-                  </w:r>
-                  <w:r>
-                    <w:rPr>
-                      <w:rFonts w:ascii="PT Sans" w:hAnsi="PT Sans" w:hint="eastAsia"/>
-                      <w:w w:val="110"/>
-                      <w:sz w:val="18"/>
-                      <w:szCs w:val="18"/>
-                    </w:rPr>
-                    <w:t xml:space="preserve">Codex, </w:t>
-                  </w:r>
-                  <w:proofErr w:type="spellStart"/>
-                  <w:r>
-                    <w:rPr>
-                      <w:rFonts w:ascii="PT Sans" w:hAnsi="PT Sans" w:hint="eastAsia"/>
-                      <w:w w:val="110"/>
-                      <w:sz w:val="18"/>
-                      <w:szCs w:val="18"/>
-                    </w:rPr>
-                    <w:t>ChatGPT</w:t>
-                  </w:r>
-                  <w:proofErr w:type="spellEnd"/>
-                  <w:r>
-                    <w:rPr>
-                      <w:rFonts w:ascii="PT Sans" w:hAnsi="PT Sans" w:hint="eastAsia"/>
-                      <w:w w:val="110"/>
-                      <w:sz w:val="18"/>
-                      <w:szCs w:val="18"/>
-                    </w:rPr>
-                    <w:t xml:space="preserve">, </w:t>
-                  </w:r>
-                  <w:r>
-                    <w:rPr>
-                      <w:rFonts w:ascii="PT Sans" w:hAnsi="PT Sans" w:hint="eastAsia"/>
-                      <w:w w:val="110"/>
-                      <w:sz w:val="18"/>
-                      <w:szCs w:val="18"/>
-                    </w:rPr>
-                    <w:t>Gemini</w:t>
-                  </w:r>
-                </w:p>
-              </w:tc>
-            </w:tr>
-          </w:tbl>
-          <w:p>
-            <w:pPr>
-              <w:spacing w:line="276" w:lineRule="auto"/>
-              <w:jc w:val="both"/>
-              <w:rPr>
-                <w:rFonts w:ascii="PT Sans" w:hAnsi="PT Sans"/>
-                <w:b/>
-                <w:bCs/>
-                <w:w w:val="110"/>
-                <w:sz w:val="28"/>
-                <w:szCs w:val="28"/>
-              </w:rPr>
-            </w:pPr>
+            </w:tcBorders>
+            <w:tcMar>
+              <w:top w:w="0" w:type="dxa"/>
+              <w:bottom w:w="142" w:type="dxa"/>
+            </w:tcMar>
+          </w:tcPr>
+          <w:p>
+            <w:pPr>
+              <w:rPr>
+                <w:rFonts w:ascii="PT Sans" w:hAnsi="PT Sans"/>
+                <w:i/>
+                <w:iCs/>
+                <w:w w:val="110"/>
+                <w:sz w:val="18"/>
+                <w:szCs w:val="18"/>
+              </w:rPr>
+            </w:pPr>
+            <w:r>
+              <w:rPr>
+                <w:rFonts w:ascii="PT Sans" w:hAnsi="PT Sans"/>
+                <w:w w:val="110"/>
+                <w:sz w:val="18"/>
+                <w:szCs w:val="18"/>
+              </w:rPr>
+              <w:t>Kwan Yun</w:t>
+            </w:r>
+            <w:r>
+              <w:rPr>
+                <w:rFonts w:ascii="PT Sans" w:hAnsi="PT Sans"/>
+                <w:w w:val="110"/>
+                <w:sz w:val="18"/>
+                <w:szCs w:val="18"/>
+              </w:rPr>
+              <w:t xml:space="preserve">, </w:t>
+            </w:r>
+            <w:r>
+              <w:rPr>
+                <w:rFonts w:ascii="PT Sans" w:hAnsi="PT Sans"/>
+                <w:w w:val="110"/>
+                <w:sz w:val="18"/>
+                <w:szCs w:val="18"/>
+              </w:rPr>
+              <w:t>Changmin Lee</w:t>
+            </w:r>
+            <w:r>
+              <w:rPr>
+                <w:rFonts w:ascii="PT Sans" w:hAnsi="PT Sans"/>
+                <w:w w:val="110"/>
+                <w:sz w:val="18"/>
+                <w:szCs w:val="18"/>
+              </w:rPr>
+              <w:t xml:space="preserve">, </w:t>
+            </w:r>
+            <w:r>
+              <w:rPr>
+                <w:rFonts w:ascii="PT Sans" w:hAnsi="PT Sans"/>
+                <w:w w:val="110"/>
+                <w:sz w:val="18"/>
+                <w:szCs w:val="18"/>
+              </w:rPr>
+              <w:t>Cheolhee Park</w:t>
+            </w:r>
+            <w:r>
+              <w:rPr>
+                <w:rFonts w:ascii="PT Sans" w:hAnsi="PT Sans"/>
+                <w:w w:val="110"/>
+                <w:sz w:val="18"/>
+                <w:szCs w:val="18"/>
+              </w:rPr>
+              <w:t xml:space="preserve">, </w:t>
+            </w:r>
+            <w:r>
+              <w:rPr>
+                <w:rFonts w:ascii="PT Sans" w:hAnsi="PT Sans"/>
+                <w:w w:val="110"/>
+                <w:sz w:val="18"/>
+                <w:szCs w:val="18"/>
+              </w:rPr>
+              <w:t>Junyong Noh</w:t>
+            </w:r>
           </w:p>
         </w:tc>
       </w:tr>
@@ -3921,8 +2162,1821 @@
     <w:p>
       <w:pPr>
         <w:rPr>
+          <w:sz w:val="2"/>
+          <w:szCs w:val="2"/>
+        </w:rPr>
+      </w:pPr>
+    </w:p>
+    <w:tbl>
+      <w:tblPr>
+        <w:tblStyle w:val="TableGrid"/>
+        <w:tblpPr w:leftFromText="142" w:rightFromText="142" w:vertAnchor="page" w:horzAnchor="margin" w:tblpY="1249"/>
+        <w:tblOverlap w:val="never"/>
+        <w:tblW w:w="9621" w:type="dxa"/>
+        <w:tblBorders>
+          <w:top w:val="none" w:sz="0" w:space="0" w:color="auto"/>
+          <w:left w:val="none" w:sz="0" w:space="0" w:color="auto"/>
+          <w:bottom w:val="none" w:sz="0" w:space="0" w:color="auto"/>
+          <w:right w:val="none" w:sz="0" w:space="0" w:color="auto"/>
+        </w:tblBorders>
+        <w:tblLayout w:type="fixed"/>
+        <w:tblCellMar>
+          <w:top w:w="142" w:type="dxa"/>
+          <w:left w:w="0" w:type="dxa"/>
+          <w:bottom w:w="142" w:type="dxa"/>
+          <w:right w:w="0" w:type="dxa"/>
+        </w:tblCellMar>
+        <w:tblLook w:val="04A0" w:firstRow="1" w:lastRow="0" w:firstColumn="1" w:lastColumn="0" w:noHBand="0" w:noVBand="1"/>
+      </w:tblPr>
+      <w:tblGrid>
+        <w:gridCol w:w="4810"/>
+        <w:gridCol w:w="4811"/>
+      </w:tblGrid>
+      <w:tr>
+        <w:trPr>
+          <w:trHeight w:val="132"/>
+        </w:trPr>
+        <w:tc>
+          <w:tcPr>
+            <w:tcW w:w="9621" w:type="dxa"/>
+            <w:gridSpan w:val="2"/>
+            <w:tcBorders>
+              <w:top w:val="single" w:sz="4" w:space="0" w:color="auto"/>
+              <w:bottom w:val="nil"/>
+            </w:tcBorders>
+            <w:tcMar>
+              <w:bottom w:w="0" w:type="dxa"/>
+            </w:tcMar>
+          </w:tcPr>
+          <w:p>
+            <w:pPr>
+              <w:spacing w:line="276" w:lineRule="auto"/>
+              <w:jc w:val="both"/>
+              <w:rPr>
+                <w:rFonts w:ascii="PT Sans" w:hAnsi="PT Sans"/>
+                <w:b/>
+                <w:bCs/>
+                <w:w w:val="110"/>
+                <w:szCs w:val="22"/>
+              </w:rPr>
+            </w:pPr>
+            <w:r>
+              <w:rPr>
+                <w:rFonts w:ascii="PT Sans" w:hAnsi="PT Sans" w:hint="eastAsia"/>
+                <w:b/>
+                <w:bCs/>
+                <w:w w:val="110"/>
+                <w:szCs w:val="22"/>
+              </w:rPr>
+              <w:lastRenderedPageBreak/>
+              <w:t>CERTIFICATION</w:t>
+            </w:r>
+            <w:r>
+              <w:rPr>
+                <w:rFonts w:ascii="PT Sans" w:hAnsi="PT Sans"/>
+                <w:b/>
+                <w:bCs/>
+                <w:w w:val="110"/>
+                <w:szCs w:val="22"/>
+              </w:rPr>
+              <w:t>S</w:t>
+            </w:r>
+          </w:p>
+        </w:tc>
+      </w:tr>
+      <w:tr>
+        <w:trPr>
+          <w:trHeight w:val="121"/>
+        </w:trPr>
+        <w:tc>
+          <w:tcPr>
+            <w:tcW w:w="4810" w:type="dxa"/>
+            <w:tcBorders>
+              <w:top w:val="nil"/>
+              <w:bottom w:val="nil"/>
+              <w:right w:val="nil"/>
+            </w:tcBorders>
+            <w:tcMar>
+              <w:bottom w:w="0" w:type="dxa"/>
+            </w:tcMar>
+          </w:tcPr>
+          <w:p>
+            <w:pPr>
+              <w:spacing w:line="360" w:lineRule="auto"/>
+              <w:jc w:val="both"/>
+              <w:rPr>
+                <w:rFonts w:ascii="PT Sans" w:hAnsi="PT Sans"/>
+                <w:b/>
+                <w:bCs/>
+                <w:w w:val="110"/>
+                <w:sz w:val="18"/>
+                <w:szCs w:val="18"/>
+              </w:rPr>
+            </w:pPr>
+            <w:r>
+              <w:rPr>
+                <w:rFonts w:ascii="PT Sans" w:hAnsi="PT Sans" w:hint="eastAsia"/>
+                <w:b/>
+                <w:bCs/>
+                <w:w w:val="110"/>
+                <w:sz w:val="18"/>
+                <w:szCs w:val="18"/>
+              </w:rPr>
+              <w:t>en-core</w:t>
+            </w:r>
+            <w:r>
+              <w:rPr>
+                <w:rFonts w:ascii="PT Sans" w:hAnsi="PT Sans"/>
+                <w:b/>
+                <w:bCs/>
+                <w:w w:val="110"/>
+                <w:sz w:val="18"/>
+                <w:szCs w:val="18"/>
+              </w:rPr>
+              <w:t xml:space="preserve"> </w:t>
+            </w:r>
+            <w:r>
+              <w:rPr>
+                <w:rFonts w:ascii="PT Sans" w:hAnsi="PT Sans" w:hint="eastAsia"/>
+                <w:b/>
+                <w:bCs/>
+                <w:w w:val="110"/>
+                <w:sz w:val="18"/>
+                <w:szCs w:val="18"/>
+              </w:rPr>
+              <w:t>PLAYDATA</w:t>
+            </w:r>
+          </w:p>
+        </w:tc>
+        <w:tc>
+          <w:tcPr>
+            <w:tcW w:w="4811" w:type="dxa"/>
+            <w:tcBorders>
+              <w:top w:val="nil"/>
+              <w:left w:val="nil"/>
+              <w:bottom w:val="nil"/>
+            </w:tcBorders>
+            <w:tcMar>
+              <w:bottom w:w="0" w:type="dxa"/>
+            </w:tcMar>
+          </w:tcPr>
+          <w:p>
+            <w:pPr>
+              <w:spacing w:line="360" w:lineRule="auto"/>
+              <w:jc w:val="right"/>
+              <w:rPr>
+                <w:rFonts w:ascii="PT Sans" w:hAnsi="PT Sans"/>
+                <w:b/>
+                <w:bCs/>
+                <w:w w:val="110"/>
+                <w:sz w:val="28"/>
+                <w:szCs w:val="28"/>
+              </w:rPr>
+            </w:pPr>
+            <w:r>
+              <w:rPr>
+                <w:rFonts w:ascii="PT Sans" w:hAnsi="PT Sans"/>
+                <w:b/>
+                <w:bCs/>
+                <w:w w:val="110"/>
+                <w:sz w:val="18"/>
+                <w:szCs w:val="18"/>
+              </w:rPr>
+              <w:t>May 2021 - Nov 2021</w:t>
+            </w:r>
+          </w:p>
+        </w:tc>
+      </w:tr>
+      <w:tr>
+        <w:trPr>
+          <w:trHeight w:val="91"/>
+        </w:trPr>
+        <w:tc>
+          <w:tcPr>
+            <w:tcW w:w="9621" w:type="dxa"/>
+            <w:gridSpan w:val="2"/>
+            <w:tcBorders>
+              <w:top w:val="nil"/>
+              <w:bottom w:val="nil"/>
+            </w:tcBorders>
+            <w:tcMar>
+              <w:top w:w="0" w:type="dxa"/>
+            </w:tcMar>
+          </w:tcPr>
+          <w:p>
+            <w:pPr>
+              <w:spacing w:line="276" w:lineRule="auto"/>
+              <w:rPr>
+                <w:rFonts w:ascii="PT Sans" w:hAnsi="PT Sans"/>
+                <w:w w:val="110"/>
+                <w:sz w:val="18"/>
+                <w:szCs w:val="18"/>
+              </w:rPr>
+            </w:pPr>
+            <w:r>
+              <w:rPr>
+                <w:rFonts w:ascii="PT Sans" w:hAnsi="PT Sans"/>
+                <w:w w:val="110"/>
+                <w:sz w:val="18"/>
+                <w:szCs w:val="18"/>
+              </w:rPr>
+              <w:t xml:space="preserve">Project-Based </w:t>
+            </w:r>
+            <w:r>
+              <w:rPr>
+                <w:rFonts w:ascii="PT Sans" w:hAnsi="PT Sans"/>
+                <w:w w:val="110"/>
+                <w:sz w:val="18"/>
+                <w:szCs w:val="18"/>
+              </w:rPr>
+              <w:t>Training</w:t>
+            </w:r>
+            <w:r>
+              <w:rPr>
+                <w:rFonts w:ascii="PT Sans" w:hAnsi="PT Sans"/>
+                <w:w w:val="110"/>
+                <w:sz w:val="18"/>
+                <w:szCs w:val="18"/>
+              </w:rPr>
+              <w:t xml:space="preserve"> Program</w:t>
+            </w:r>
+            <w:r>
+              <w:rPr>
+                <w:rFonts w:ascii="PT Sans" w:hAnsi="PT Sans"/>
+                <w:w w:val="110"/>
+                <w:sz w:val="18"/>
+                <w:szCs w:val="18"/>
+              </w:rPr>
+              <w:t xml:space="preserve"> </w:t>
+            </w:r>
+            <w:r>
+              <w:rPr>
+                <w:rFonts w:ascii="PT Sans" w:hAnsi="PT Sans"/>
+                <w:w w:val="110"/>
+                <w:sz w:val="18"/>
+                <w:szCs w:val="18"/>
+              </w:rPr>
+              <w:t>for Data Scientists</w:t>
+            </w:r>
+          </w:p>
+        </w:tc>
+      </w:tr>
+      <w:tr>
+        <w:trPr>
+          <w:trHeight w:val="121"/>
+        </w:trPr>
+        <w:tc>
+          <w:tcPr>
+            <w:tcW w:w="4810" w:type="dxa"/>
+            <w:tcBorders>
+              <w:top w:val="nil"/>
+              <w:bottom w:val="nil"/>
+              <w:right w:val="nil"/>
+            </w:tcBorders>
+            <w:tcMar>
+              <w:bottom w:w="0" w:type="dxa"/>
+            </w:tcMar>
+          </w:tcPr>
+          <w:p>
+            <w:pPr>
+              <w:spacing w:line="360" w:lineRule="auto"/>
+              <w:jc w:val="both"/>
+              <w:rPr>
+                <w:rFonts w:ascii="PT Sans" w:hAnsi="PT Sans"/>
+                <w:b/>
+                <w:bCs/>
+                <w:w w:val="110"/>
+                <w:sz w:val="18"/>
+                <w:szCs w:val="18"/>
+              </w:rPr>
+            </w:pPr>
+            <w:r>
+              <w:rPr>
+                <w:rFonts w:ascii="PT Sans" w:hAnsi="PT Sans"/>
+                <w:b/>
+                <w:bCs/>
+                <w:w w:val="110"/>
+                <w:sz w:val="18"/>
+                <w:szCs w:val="18"/>
+              </w:rPr>
+              <w:t xml:space="preserve">Korea Institute </w:t>
+            </w:r>
+            <w:r>
+              <w:rPr>
+                <w:rFonts w:ascii="PT Sans" w:hAnsi="PT Sans" w:hint="eastAsia"/>
+                <w:b/>
+                <w:bCs/>
+                <w:w w:val="110"/>
+                <w:sz w:val="18"/>
+                <w:szCs w:val="18"/>
+              </w:rPr>
+              <w:t>of</w:t>
+            </w:r>
+            <w:r>
+              <w:rPr>
+                <w:rFonts w:ascii="PT Sans" w:hAnsi="PT Sans"/>
+                <w:b/>
+                <w:bCs/>
+                <w:w w:val="110"/>
+                <w:sz w:val="18"/>
+                <w:szCs w:val="18"/>
+              </w:rPr>
+              <w:t xml:space="preserve"> Construction Technology Education</w:t>
+            </w:r>
+            <w:r>
+              <w:rPr>
+                <w:rFonts w:ascii="PT Sans" w:hAnsi="PT Sans" w:hint="eastAsia"/>
+                <w:b/>
+                <w:bCs/>
+                <w:w w:val="110"/>
+                <w:sz w:val="18"/>
+                <w:szCs w:val="18"/>
+              </w:rPr>
+              <w:t xml:space="preserve"> </w:t>
+            </w:r>
+          </w:p>
+        </w:tc>
+        <w:tc>
+          <w:tcPr>
+            <w:tcW w:w="4811" w:type="dxa"/>
+            <w:tcBorders>
+              <w:top w:val="nil"/>
+              <w:left w:val="nil"/>
+              <w:bottom w:val="nil"/>
+            </w:tcBorders>
+            <w:tcMar>
+              <w:bottom w:w="0" w:type="dxa"/>
+            </w:tcMar>
+          </w:tcPr>
+          <w:p>
+            <w:pPr>
+              <w:spacing w:line="360" w:lineRule="auto"/>
+              <w:jc w:val="right"/>
+              <w:rPr>
+                <w:rFonts w:ascii="PT Sans" w:hAnsi="PT Sans"/>
+                <w:b/>
+                <w:bCs/>
+                <w:w w:val="110"/>
+                <w:sz w:val="28"/>
+                <w:szCs w:val="28"/>
+              </w:rPr>
+            </w:pPr>
+            <w:r>
+              <w:rPr>
+                <w:rFonts w:ascii="PT Sans" w:hAnsi="PT Sans" w:hint="eastAsia"/>
+                <w:b/>
+                <w:bCs/>
+                <w:w w:val="110"/>
+                <w:sz w:val="18"/>
+                <w:szCs w:val="18"/>
+              </w:rPr>
+              <w:t>Dec</w:t>
+            </w:r>
+            <w:r>
+              <w:rPr>
+                <w:rFonts w:ascii="PT Sans" w:hAnsi="PT Sans"/>
+                <w:b/>
+                <w:bCs/>
+                <w:w w:val="110"/>
+                <w:sz w:val="18"/>
+                <w:szCs w:val="18"/>
+              </w:rPr>
+              <w:t xml:space="preserve"> 202</w:t>
+            </w:r>
+            <w:r>
+              <w:rPr>
+                <w:rFonts w:ascii="PT Sans" w:hAnsi="PT Sans" w:hint="eastAsia"/>
+                <w:b/>
+                <w:bCs/>
+                <w:w w:val="110"/>
+                <w:sz w:val="18"/>
+                <w:szCs w:val="18"/>
+              </w:rPr>
+              <w:t>0</w:t>
+            </w:r>
+            <w:r>
+              <w:rPr>
+                <w:rFonts w:ascii="PT Sans" w:hAnsi="PT Sans"/>
+                <w:b/>
+                <w:bCs/>
+                <w:w w:val="110"/>
+                <w:sz w:val="18"/>
+                <w:szCs w:val="18"/>
+              </w:rPr>
+              <w:t xml:space="preserve"> - </w:t>
+            </w:r>
+            <w:r>
+              <w:rPr>
+                <w:rFonts w:ascii="PT Sans" w:hAnsi="PT Sans" w:hint="eastAsia"/>
+                <w:b/>
+                <w:bCs/>
+                <w:w w:val="110"/>
+                <w:sz w:val="18"/>
+                <w:szCs w:val="18"/>
+              </w:rPr>
+              <w:t xml:space="preserve">Mar </w:t>
+            </w:r>
+            <w:r>
+              <w:rPr>
+                <w:rFonts w:ascii="PT Sans" w:hAnsi="PT Sans"/>
+                <w:b/>
+                <w:bCs/>
+                <w:w w:val="110"/>
+                <w:sz w:val="18"/>
+                <w:szCs w:val="18"/>
+              </w:rPr>
+              <w:t>202</w:t>
+            </w:r>
+            <w:r>
+              <w:rPr>
+                <w:rFonts w:ascii="PT Sans" w:hAnsi="PT Sans" w:hint="eastAsia"/>
+                <w:b/>
+                <w:bCs/>
+                <w:w w:val="110"/>
+                <w:sz w:val="18"/>
+                <w:szCs w:val="18"/>
+              </w:rPr>
+              <w:t>1</w:t>
+            </w:r>
+          </w:p>
+        </w:tc>
+      </w:tr>
+      <w:tr>
+        <w:trPr>
+          <w:trHeight w:val="76"/>
+        </w:trPr>
+        <w:tc>
+          <w:tcPr>
+            <w:tcW w:w="9621" w:type="dxa"/>
+            <w:gridSpan w:val="2"/>
+            <w:tcBorders>
+              <w:top w:val="nil"/>
+              <w:bottom w:val="nil"/>
+            </w:tcBorders>
+            <w:tcMar>
+              <w:top w:w="0" w:type="dxa"/>
+            </w:tcMar>
+          </w:tcPr>
+          <w:p>
+            <w:pPr>
+              <w:spacing w:line="276" w:lineRule="auto"/>
+              <w:rPr>
+                <w:rFonts w:ascii="PT Sans" w:hAnsi="PT Sans"/>
+                <w:b/>
+                <w:bCs/>
+                <w:w w:val="110"/>
+                <w:sz w:val="18"/>
+                <w:szCs w:val="18"/>
+              </w:rPr>
+            </w:pPr>
+            <w:r>
+              <w:rPr>
+                <w:rFonts w:ascii="PT Sans" w:hAnsi="PT Sans" w:hint="eastAsia"/>
+                <w:w w:val="110"/>
+                <w:sz w:val="18"/>
+                <w:szCs w:val="18"/>
+              </w:rPr>
+              <w:t>Building Information Modeling Professional Course</w:t>
+            </w:r>
+          </w:p>
+        </w:tc>
+      </w:tr>
+      <w:tr>
+        <w:trPr>
+          <w:trHeight w:val="15"/>
+        </w:trPr>
+        <w:tc>
+          <w:tcPr>
+            <w:tcW w:w="4810" w:type="dxa"/>
+            <w:tcBorders>
+              <w:top w:val="nil"/>
+              <w:bottom w:val="nil"/>
+              <w:right w:val="nil"/>
+            </w:tcBorders>
+            <w:tcMar>
+              <w:bottom w:w="0" w:type="dxa"/>
+            </w:tcMar>
+          </w:tcPr>
+          <w:p>
+            <w:pPr>
+              <w:spacing w:line="360" w:lineRule="auto"/>
+              <w:jc w:val="both"/>
+              <w:rPr>
+                <w:rFonts w:ascii="PT Sans" w:hAnsi="PT Sans"/>
+                <w:b/>
+                <w:bCs/>
+                <w:w w:val="110"/>
+                <w:sz w:val="18"/>
+                <w:szCs w:val="18"/>
+              </w:rPr>
+            </w:pPr>
+            <w:r>
+              <w:rPr>
+                <w:rFonts w:ascii="PT Sans" w:hAnsi="PT Sans" w:hint="eastAsia"/>
+                <w:b/>
+                <w:bCs/>
+                <w:w w:val="110"/>
+                <w:sz w:val="18"/>
+                <w:szCs w:val="18"/>
+              </w:rPr>
+              <w:t xml:space="preserve">SAMOO Architects &amp; Engineers </w:t>
+            </w:r>
+          </w:p>
+        </w:tc>
+        <w:tc>
+          <w:tcPr>
+            <w:tcW w:w="4811" w:type="dxa"/>
+            <w:tcBorders>
+              <w:top w:val="nil"/>
+              <w:left w:val="nil"/>
+              <w:bottom w:val="nil"/>
+            </w:tcBorders>
+            <w:tcMar>
+              <w:top w:w="142" w:type="dxa"/>
+              <w:bottom w:w="0" w:type="dxa"/>
+            </w:tcMar>
+          </w:tcPr>
+          <w:p>
+            <w:pPr>
+              <w:spacing w:line="360" w:lineRule="auto"/>
+              <w:jc w:val="right"/>
+              <w:rPr>
+                <w:rFonts w:ascii="PT Sans" w:hAnsi="PT Sans"/>
+                <w:b/>
+                <w:bCs/>
+                <w:w w:val="110"/>
+                <w:sz w:val="28"/>
+                <w:szCs w:val="28"/>
+              </w:rPr>
+            </w:pPr>
+            <w:r>
+              <w:rPr>
+                <w:rFonts w:ascii="PT Sans" w:hAnsi="PT Sans"/>
+                <w:b/>
+                <w:bCs/>
+                <w:w w:val="110"/>
+                <w:sz w:val="18"/>
+                <w:szCs w:val="18"/>
+              </w:rPr>
+              <w:t>Aug</w:t>
+            </w:r>
+            <w:r>
+              <w:rPr>
+                <w:rFonts w:ascii="PT Sans" w:hAnsi="PT Sans"/>
+                <w:b/>
+                <w:bCs/>
+                <w:w w:val="110"/>
+                <w:sz w:val="18"/>
+                <w:szCs w:val="18"/>
+              </w:rPr>
+              <w:t xml:space="preserve"> 202</w:t>
+            </w:r>
+            <w:r>
+              <w:rPr>
+                <w:rFonts w:ascii="PT Sans" w:hAnsi="PT Sans"/>
+                <w:b/>
+                <w:bCs/>
+                <w:w w:val="110"/>
+                <w:sz w:val="18"/>
+                <w:szCs w:val="18"/>
+              </w:rPr>
+              <w:t>0</w:t>
+            </w:r>
+          </w:p>
+        </w:tc>
+      </w:tr>
+      <w:tr>
+        <w:trPr>
+          <w:trHeight w:val="121"/>
+        </w:trPr>
+        <w:tc>
+          <w:tcPr>
+            <w:tcW w:w="4810" w:type="dxa"/>
+            <w:tcBorders>
+              <w:top w:val="nil"/>
+              <w:bottom w:val="nil"/>
+              <w:right w:val="nil"/>
+            </w:tcBorders>
+            <w:tcMar>
+              <w:top w:w="0" w:type="dxa"/>
+            </w:tcMar>
+          </w:tcPr>
+          <w:p>
+            <w:pPr>
+              <w:spacing w:line="276" w:lineRule="auto"/>
+              <w:jc w:val="both"/>
+              <w:rPr>
+                <w:rFonts w:ascii="PT Sans" w:hAnsi="PT Sans"/>
+                <w:b/>
+                <w:bCs/>
+                <w:w w:val="110"/>
+                <w:sz w:val="28"/>
+                <w:szCs w:val="28"/>
+              </w:rPr>
+            </w:pPr>
+            <w:r>
+              <w:rPr>
+                <w:rFonts w:ascii="PT Sans" w:hAnsi="PT Sans" w:hint="eastAsia"/>
+                <w:w w:val="110"/>
+                <w:sz w:val="18"/>
+                <w:szCs w:val="18"/>
+              </w:rPr>
+              <w:t>SAMOO Design Workshop (SDW 2020)</w:t>
+            </w:r>
+          </w:p>
+        </w:tc>
+        <w:tc>
+          <w:tcPr>
+            <w:tcW w:w="4811" w:type="dxa"/>
+            <w:tcBorders>
+              <w:top w:val="nil"/>
+              <w:left w:val="nil"/>
+              <w:bottom w:val="nil"/>
+            </w:tcBorders>
+            <w:tcMar>
+              <w:top w:w="0" w:type="dxa"/>
+            </w:tcMar>
+          </w:tcPr>
+          <w:p>
+            <w:pPr>
+              <w:spacing w:line="276" w:lineRule="auto"/>
+              <w:jc w:val="right"/>
+              <w:rPr>
+                <w:rFonts w:ascii="PT Sans" w:hAnsi="PT Sans"/>
+                <w:w w:val="110"/>
+                <w:sz w:val="18"/>
+                <w:szCs w:val="18"/>
+              </w:rPr>
+            </w:pPr>
+          </w:p>
+        </w:tc>
+      </w:tr>
+      <w:tr>
+        <w:trPr>
+          <w:trHeight w:val="180"/>
+        </w:trPr>
+        <w:tc>
+          <w:tcPr>
+            <w:tcW w:w="4810" w:type="dxa"/>
+            <w:tcBorders>
+              <w:top w:val="nil"/>
+              <w:bottom w:val="nil"/>
+              <w:right w:val="nil"/>
+            </w:tcBorders>
+            <w:tcMar>
+              <w:bottom w:w="0" w:type="dxa"/>
+            </w:tcMar>
+          </w:tcPr>
+          <w:p>
+            <w:pPr>
+              <w:spacing w:line="360" w:lineRule="auto"/>
+              <w:jc w:val="both"/>
+              <w:rPr>
+                <w:rFonts w:ascii="PT Sans" w:hAnsi="PT Sans"/>
+                <w:b/>
+                <w:bCs/>
+                <w:w w:val="110"/>
+                <w:sz w:val="18"/>
+                <w:szCs w:val="18"/>
+              </w:rPr>
+            </w:pPr>
+            <w:r>
+              <w:rPr>
+                <w:rFonts w:ascii="PT Sans" w:hAnsi="PT Sans" w:hint="eastAsia"/>
+                <w:b/>
+                <w:bCs/>
+                <w:w w:val="110"/>
+                <w:sz w:val="18"/>
+                <w:szCs w:val="18"/>
+              </w:rPr>
+              <w:t xml:space="preserve">Chiangmai University </w:t>
+            </w:r>
+          </w:p>
+        </w:tc>
+        <w:tc>
+          <w:tcPr>
+            <w:tcW w:w="4811" w:type="dxa"/>
+            <w:tcBorders>
+              <w:top w:val="nil"/>
+              <w:left w:val="nil"/>
+              <w:bottom w:val="nil"/>
+            </w:tcBorders>
+            <w:tcMar>
+              <w:bottom w:w="0" w:type="dxa"/>
+            </w:tcMar>
+          </w:tcPr>
+          <w:p>
+            <w:pPr>
+              <w:spacing w:line="360" w:lineRule="auto"/>
+              <w:jc w:val="right"/>
+              <w:rPr>
+                <w:rFonts w:ascii="PT Sans" w:hAnsi="PT Sans"/>
+                <w:b/>
+                <w:bCs/>
+                <w:w w:val="110"/>
+                <w:sz w:val="28"/>
+                <w:szCs w:val="28"/>
+              </w:rPr>
+            </w:pPr>
+            <w:r>
+              <w:rPr>
+                <w:rFonts w:ascii="PT Sans" w:hAnsi="PT Sans"/>
+                <w:b/>
+                <w:bCs/>
+                <w:w w:val="110"/>
+                <w:sz w:val="18"/>
+                <w:szCs w:val="18"/>
+              </w:rPr>
+              <w:t>Dec 2018</w:t>
+            </w:r>
+          </w:p>
+        </w:tc>
+      </w:tr>
+      <w:tr>
+        <w:trPr>
+          <w:trHeight w:val="89"/>
+        </w:trPr>
+        <w:tc>
+          <w:tcPr>
+            <w:tcW w:w="4810" w:type="dxa"/>
+            <w:tcBorders>
+              <w:top w:val="nil"/>
+              <w:bottom w:val="single" w:sz="4" w:space="0" w:color="auto"/>
+              <w:right w:val="nil"/>
+            </w:tcBorders>
+            <w:tcMar>
+              <w:top w:w="0" w:type="dxa"/>
+            </w:tcMar>
+          </w:tcPr>
+          <w:p>
+            <w:pPr>
+              <w:spacing w:line="276" w:lineRule="auto"/>
+              <w:jc w:val="both"/>
+              <w:rPr>
+                <w:rFonts w:ascii="PT Sans" w:hAnsi="PT Sans"/>
+                <w:w w:val="110"/>
+                <w:sz w:val="18"/>
+                <w:szCs w:val="18"/>
+              </w:rPr>
+            </w:pPr>
+            <w:r>
+              <w:rPr>
+                <w:rFonts w:ascii="PT Sans" w:hAnsi="PT Sans" w:hint="eastAsia"/>
+                <w:w w:val="110"/>
+                <w:sz w:val="18"/>
+                <w:szCs w:val="18"/>
+              </w:rPr>
+              <w:t>International Urban Regeneration Workshop</w:t>
+            </w:r>
+          </w:p>
+        </w:tc>
+        <w:tc>
+          <w:tcPr>
+            <w:tcW w:w="4811" w:type="dxa"/>
+            <w:tcBorders>
+              <w:top w:val="nil"/>
+              <w:left w:val="nil"/>
+              <w:bottom w:val="single" w:sz="4" w:space="0" w:color="auto"/>
+            </w:tcBorders>
+            <w:tcMar>
+              <w:top w:w="0" w:type="dxa"/>
+            </w:tcMar>
+          </w:tcPr>
+          <w:p>
+            <w:pPr>
+              <w:spacing w:line="276" w:lineRule="auto"/>
+              <w:jc w:val="right"/>
+              <w:rPr>
+                <w:rFonts w:ascii="PT Sans" w:hAnsi="PT Sans"/>
+                <w:b/>
+                <w:bCs/>
+                <w:w w:val="110"/>
+                <w:sz w:val="18"/>
+                <w:szCs w:val="18"/>
+              </w:rPr>
+            </w:pPr>
+          </w:p>
+        </w:tc>
+      </w:tr>
+      <w:tr>
+        <w:trPr>
+          <w:trHeight w:val="89"/>
+        </w:trPr>
+        <w:tc>
+          <w:tcPr>
+            <w:tcW w:w="9621" w:type="dxa"/>
+            <w:gridSpan w:val="2"/>
+            <w:tcBorders>
+              <w:top w:val="nil"/>
+              <w:bottom w:val="nil"/>
+            </w:tcBorders>
+            <w:tcMar>
+              <w:top w:w="142" w:type="dxa"/>
+              <w:bottom w:w="0" w:type="dxa"/>
+            </w:tcMar>
+          </w:tcPr>
+          <w:p>
+            <w:pPr>
+              <w:spacing w:line="276" w:lineRule="auto"/>
+              <w:rPr>
+                <w:rFonts w:ascii="PT Sans" w:hAnsi="PT Sans"/>
+                <w:b/>
+                <w:bCs/>
+                <w:w w:val="110"/>
+                <w:sz w:val="18"/>
+                <w:szCs w:val="18"/>
+              </w:rPr>
+            </w:pPr>
+            <w:r>
+              <w:rPr>
+                <w:rFonts w:ascii="PT Sans" w:hAnsi="PT Sans" w:hint="eastAsia"/>
+                <w:b/>
+                <w:bCs/>
+                <w:w w:val="110"/>
+                <w:szCs w:val="22"/>
+              </w:rPr>
+              <w:t>A</w:t>
+            </w:r>
+            <w:r>
+              <w:rPr>
+                <w:rFonts w:ascii="PT Sans" w:hAnsi="PT Sans"/>
+                <w:b/>
+                <w:bCs/>
+                <w:w w:val="110"/>
+                <w:szCs w:val="22"/>
+              </w:rPr>
+              <w:t>WARDS</w:t>
+            </w:r>
+          </w:p>
+        </w:tc>
+      </w:tr>
+      <w:tr>
+        <w:trPr>
+          <w:trHeight w:val="89"/>
+        </w:trPr>
+        <w:tc>
+          <w:tcPr>
+            <w:tcW w:w="4810" w:type="dxa"/>
+            <w:tcBorders>
+              <w:top w:val="nil"/>
+              <w:bottom w:val="nil"/>
+              <w:right w:val="nil"/>
+            </w:tcBorders>
+            <w:tcMar>
+              <w:top w:w="142" w:type="dxa"/>
+              <w:bottom w:w="0" w:type="dxa"/>
+            </w:tcMar>
+          </w:tcPr>
+          <w:p>
+            <w:pPr>
+              <w:spacing w:line="360" w:lineRule="auto"/>
+              <w:jc w:val="both"/>
+              <w:rPr>
+                <w:rFonts w:ascii="PT Sans" w:hAnsi="PT Sans"/>
+                <w:b/>
+                <w:bCs/>
+                <w:w w:val="110"/>
+                <w:sz w:val="18"/>
+                <w:szCs w:val="18"/>
+              </w:rPr>
+            </w:pPr>
+            <w:r>
+              <w:rPr>
+                <w:rFonts w:ascii="PT Sans" w:hAnsi="PT Sans" w:hint="eastAsia"/>
+                <w:b/>
+                <w:bCs/>
+                <w:w w:val="110"/>
+                <w:sz w:val="18"/>
+                <w:szCs w:val="18"/>
+              </w:rPr>
+              <w:t>Korea Iron &amp; Steel Association</w:t>
+            </w:r>
+          </w:p>
+        </w:tc>
+        <w:tc>
+          <w:tcPr>
+            <w:tcW w:w="4811" w:type="dxa"/>
+            <w:tcBorders>
+              <w:top w:val="nil"/>
+              <w:left w:val="nil"/>
+              <w:bottom w:val="nil"/>
+            </w:tcBorders>
+            <w:tcMar>
+              <w:top w:w="142" w:type="dxa"/>
+              <w:bottom w:w="0" w:type="dxa"/>
+            </w:tcMar>
+          </w:tcPr>
+          <w:p>
+            <w:pPr>
+              <w:spacing w:line="360" w:lineRule="auto"/>
+              <w:jc w:val="right"/>
+              <w:rPr>
+                <w:rFonts w:ascii="PT Sans" w:hAnsi="PT Sans"/>
+                <w:b/>
+                <w:bCs/>
+                <w:w w:val="110"/>
+                <w:sz w:val="18"/>
+                <w:szCs w:val="18"/>
+              </w:rPr>
+            </w:pPr>
+            <w:r>
+              <w:rPr>
+                <w:rFonts w:ascii="PT Sans" w:hAnsi="PT Sans"/>
+                <w:b/>
+                <w:bCs/>
+                <w:w w:val="110"/>
+                <w:sz w:val="18"/>
+                <w:szCs w:val="18"/>
+              </w:rPr>
+              <w:t>Nov 2020</w:t>
+            </w:r>
+          </w:p>
+        </w:tc>
+      </w:tr>
+      <w:tr>
+        <w:trPr>
+          <w:trHeight w:val="89"/>
+        </w:trPr>
+        <w:tc>
+          <w:tcPr>
+            <w:tcW w:w="4810" w:type="dxa"/>
+            <w:tcBorders>
+              <w:top w:val="nil"/>
+              <w:bottom w:val="nil"/>
+              <w:right w:val="nil"/>
+            </w:tcBorders>
+            <w:tcMar>
+              <w:top w:w="0" w:type="dxa"/>
+              <w:bottom w:w="142" w:type="dxa"/>
+            </w:tcMar>
+          </w:tcPr>
+          <w:p>
+            <w:pPr>
+              <w:spacing w:line="276" w:lineRule="auto"/>
+              <w:jc w:val="both"/>
+              <w:rPr>
+                <w:rFonts w:ascii="PT Sans" w:hAnsi="PT Sans"/>
+                <w:w w:val="110"/>
+                <w:sz w:val="18"/>
+                <w:szCs w:val="18"/>
+              </w:rPr>
+            </w:pPr>
+            <w:r>
+              <w:rPr>
+                <w:rFonts w:ascii="PT Sans" w:hAnsi="PT Sans" w:hint="eastAsia"/>
+                <w:w w:val="110"/>
+                <w:sz w:val="18"/>
+                <w:szCs w:val="18"/>
+              </w:rPr>
+              <w:t>Steel Modular Architecture Competition</w:t>
+            </w:r>
+          </w:p>
+        </w:tc>
+        <w:tc>
+          <w:tcPr>
+            <w:tcW w:w="4811" w:type="dxa"/>
+            <w:tcBorders>
+              <w:top w:val="nil"/>
+              <w:left w:val="nil"/>
+              <w:bottom w:val="nil"/>
+            </w:tcBorders>
+            <w:tcMar>
+              <w:top w:w="0" w:type="dxa"/>
+              <w:bottom w:w="142" w:type="dxa"/>
+            </w:tcMar>
+          </w:tcPr>
+          <w:p>
+            <w:pPr>
+              <w:spacing w:line="276" w:lineRule="auto"/>
+              <w:jc w:val="right"/>
+              <w:rPr>
+                <w:rFonts w:ascii="PT Sans" w:hAnsi="PT Sans"/>
+                <w:b/>
+                <w:bCs/>
+                <w:w w:val="110"/>
+                <w:sz w:val="18"/>
+                <w:szCs w:val="18"/>
+              </w:rPr>
+            </w:pPr>
+            <w:r>
+              <w:rPr>
+                <w:rFonts w:ascii="PT Sans" w:hAnsi="PT Sans" w:hint="eastAsia"/>
+                <w:w w:val="110"/>
+                <w:sz w:val="18"/>
+                <w:szCs w:val="18"/>
+              </w:rPr>
+              <w:t xml:space="preserve">Encouragement </w:t>
+            </w:r>
+            <w:r>
+              <w:rPr>
+                <w:rFonts w:ascii="PT Sans" w:hAnsi="PT Sans"/>
+                <w:w w:val="110"/>
+                <w:sz w:val="18"/>
+                <w:szCs w:val="18"/>
+              </w:rPr>
+              <w:t>Prize</w:t>
+            </w:r>
+          </w:p>
+        </w:tc>
+      </w:tr>
+      <w:tr>
+        <w:trPr>
+          <w:trHeight w:val="15"/>
+        </w:trPr>
+        <w:tc>
+          <w:tcPr>
+            <w:tcW w:w="4810" w:type="dxa"/>
+            <w:tcBorders>
+              <w:top w:val="nil"/>
+              <w:bottom w:val="nil"/>
+              <w:right w:val="nil"/>
+            </w:tcBorders>
+            <w:tcMar>
+              <w:top w:w="142" w:type="dxa"/>
+              <w:bottom w:w="0" w:type="dxa"/>
+            </w:tcMar>
+          </w:tcPr>
+          <w:p>
+            <w:pPr>
+              <w:spacing w:line="360" w:lineRule="auto"/>
+              <w:jc w:val="both"/>
+              <w:rPr>
+                <w:rFonts w:ascii="PT Sans" w:hAnsi="PT Sans"/>
+                <w:w w:val="110"/>
+                <w:sz w:val="18"/>
+                <w:szCs w:val="18"/>
+              </w:rPr>
+            </w:pPr>
+            <w:r>
+              <w:rPr>
+                <w:rFonts w:ascii="PT Sans" w:hAnsi="PT Sans" w:hint="eastAsia"/>
+                <w:b/>
+                <w:bCs/>
+                <w:w w:val="110"/>
+                <w:sz w:val="18"/>
+                <w:szCs w:val="18"/>
+              </w:rPr>
+              <w:t>Architectural Institute of Korea</w:t>
+            </w:r>
+          </w:p>
+        </w:tc>
+        <w:tc>
+          <w:tcPr>
+            <w:tcW w:w="4811" w:type="dxa"/>
+            <w:tcBorders>
+              <w:top w:val="nil"/>
+              <w:left w:val="nil"/>
+              <w:bottom w:val="nil"/>
+            </w:tcBorders>
+            <w:tcMar>
+              <w:top w:w="142" w:type="dxa"/>
+              <w:bottom w:w="0" w:type="dxa"/>
+            </w:tcMar>
+          </w:tcPr>
+          <w:p>
+            <w:pPr>
+              <w:spacing w:line="360" w:lineRule="auto"/>
+              <w:jc w:val="right"/>
+              <w:rPr>
+                <w:rFonts w:ascii="PT Sans" w:hAnsi="PT Sans"/>
+                <w:b/>
+                <w:bCs/>
+                <w:w w:val="110"/>
+                <w:sz w:val="18"/>
+                <w:szCs w:val="18"/>
+              </w:rPr>
+            </w:pPr>
+            <w:r>
+              <w:rPr>
+                <w:rFonts w:ascii="PT Sans" w:hAnsi="PT Sans"/>
+                <w:b/>
+                <w:bCs/>
+                <w:w w:val="110"/>
+                <w:sz w:val="18"/>
+                <w:szCs w:val="18"/>
+              </w:rPr>
+              <w:t>Nov 2020</w:t>
+            </w:r>
+          </w:p>
+        </w:tc>
+      </w:tr>
+      <w:tr>
+        <w:trPr>
+          <w:trHeight w:val="89"/>
+        </w:trPr>
+        <w:tc>
+          <w:tcPr>
+            <w:tcW w:w="4810" w:type="dxa"/>
+            <w:tcBorders>
+              <w:top w:val="nil"/>
+              <w:bottom w:val="nil"/>
+              <w:right w:val="nil"/>
+            </w:tcBorders>
+            <w:tcMar>
+              <w:top w:w="0" w:type="dxa"/>
+              <w:bottom w:w="142" w:type="dxa"/>
+            </w:tcMar>
+          </w:tcPr>
+          <w:p>
+            <w:pPr>
+              <w:spacing w:line="276" w:lineRule="auto"/>
+              <w:jc w:val="both"/>
+              <w:rPr>
+                <w:rFonts w:ascii="PT Sans" w:hAnsi="PT Sans"/>
+                <w:w w:val="110"/>
+                <w:sz w:val="18"/>
+                <w:szCs w:val="18"/>
+              </w:rPr>
+            </w:pPr>
+            <w:r>
+              <w:rPr>
+                <w:rFonts w:ascii="PT Sans" w:hAnsi="PT Sans" w:hint="eastAsia"/>
+                <w:w w:val="110"/>
+                <w:sz w:val="18"/>
+                <w:szCs w:val="18"/>
+              </w:rPr>
+              <w:t>A</w:t>
+            </w:r>
+            <w:r>
+              <w:rPr>
+                <w:rFonts w:ascii="PT Sans" w:hAnsi="PT Sans"/>
+                <w:w w:val="110"/>
+                <w:sz w:val="18"/>
+                <w:szCs w:val="18"/>
+              </w:rPr>
+              <w:t>cademic </w:t>
+            </w:r>
+            <w:r>
+              <w:rPr>
+                <w:rFonts w:ascii="PT Sans" w:hAnsi="PT Sans" w:hint="eastAsia"/>
+                <w:w w:val="110"/>
+                <w:sz w:val="18"/>
+                <w:szCs w:val="18"/>
+              </w:rPr>
+              <w:t>P</w:t>
+            </w:r>
+            <w:r>
+              <w:rPr>
+                <w:rFonts w:ascii="PT Sans" w:hAnsi="PT Sans"/>
+                <w:w w:val="110"/>
+                <w:sz w:val="18"/>
+                <w:szCs w:val="18"/>
+              </w:rPr>
+              <w:t>resentation</w:t>
+            </w:r>
+            <w:r>
+              <w:rPr>
+                <w:rFonts w:ascii="PT Sans" w:hAnsi="PT Sans" w:hint="eastAsia"/>
+                <w:w w:val="110"/>
+                <w:sz w:val="18"/>
+                <w:szCs w:val="18"/>
+              </w:rPr>
+              <w:t xml:space="preserve"> Conference</w:t>
+            </w:r>
+          </w:p>
+        </w:tc>
+        <w:tc>
+          <w:tcPr>
+            <w:tcW w:w="4811" w:type="dxa"/>
+            <w:tcBorders>
+              <w:top w:val="nil"/>
+              <w:left w:val="nil"/>
+              <w:bottom w:val="nil"/>
+            </w:tcBorders>
+            <w:tcMar>
+              <w:top w:w="0" w:type="dxa"/>
+              <w:bottom w:w="142" w:type="dxa"/>
+            </w:tcMar>
+          </w:tcPr>
+          <w:p>
+            <w:pPr>
+              <w:spacing w:line="276" w:lineRule="auto"/>
+              <w:jc w:val="right"/>
+              <w:rPr>
+                <w:rFonts w:ascii="PT Sans" w:hAnsi="PT Sans"/>
+                <w:b/>
+                <w:bCs/>
+                <w:w w:val="110"/>
+                <w:sz w:val="18"/>
+                <w:szCs w:val="18"/>
+              </w:rPr>
+            </w:pPr>
+            <w:r>
+              <w:rPr>
+                <w:rFonts w:ascii="PT Sans" w:hAnsi="PT Sans" w:hint="eastAsia"/>
+                <w:w w:val="110"/>
+                <w:sz w:val="18"/>
+                <w:szCs w:val="18"/>
+              </w:rPr>
+              <w:t>Excellence Prize</w:t>
+            </w:r>
+          </w:p>
+        </w:tc>
+      </w:tr>
+      <w:tr>
+        <w:trPr>
+          <w:trHeight w:val="89"/>
+        </w:trPr>
+        <w:tc>
+          <w:tcPr>
+            <w:tcW w:w="4810" w:type="dxa"/>
+            <w:tcBorders>
+              <w:top w:val="nil"/>
+              <w:bottom w:val="nil"/>
+              <w:right w:val="nil"/>
+            </w:tcBorders>
+            <w:tcMar>
+              <w:top w:w="142" w:type="dxa"/>
+              <w:bottom w:w="0" w:type="dxa"/>
+            </w:tcMar>
+          </w:tcPr>
+          <w:p>
+            <w:pPr>
+              <w:spacing w:line="360" w:lineRule="auto"/>
+              <w:jc w:val="both"/>
+              <w:rPr>
+                <w:rFonts w:ascii="PT Sans" w:hAnsi="PT Sans"/>
+                <w:b/>
+                <w:bCs/>
+                <w:w w:val="110"/>
+                <w:sz w:val="18"/>
+                <w:szCs w:val="18"/>
+              </w:rPr>
+            </w:pPr>
+            <w:r>
+              <w:rPr>
+                <w:rFonts w:ascii="PT Sans" w:hAnsi="PT Sans" w:hint="eastAsia"/>
+                <w:b/>
+                <w:bCs/>
+                <w:w w:val="110"/>
+                <w:sz w:val="18"/>
+                <w:szCs w:val="18"/>
+              </w:rPr>
+              <w:t>Korea National University of Transportation</w:t>
+            </w:r>
+          </w:p>
+        </w:tc>
+        <w:tc>
+          <w:tcPr>
+            <w:tcW w:w="4811" w:type="dxa"/>
+            <w:tcBorders>
+              <w:top w:val="nil"/>
+              <w:left w:val="nil"/>
+              <w:bottom w:val="nil"/>
+            </w:tcBorders>
+            <w:tcMar>
+              <w:top w:w="142" w:type="dxa"/>
+              <w:bottom w:w="0" w:type="dxa"/>
+            </w:tcMar>
+          </w:tcPr>
+          <w:p>
+            <w:pPr>
+              <w:spacing w:line="360" w:lineRule="auto"/>
+              <w:jc w:val="right"/>
+              <w:rPr>
+                <w:rFonts w:ascii="PT Sans" w:hAnsi="PT Sans"/>
+                <w:b/>
+                <w:bCs/>
+                <w:w w:val="110"/>
+                <w:sz w:val="18"/>
+                <w:szCs w:val="18"/>
+              </w:rPr>
+            </w:pPr>
+            <w:r>
+              <w:rPr>
+                <w:rFonts w:ascii="PT Sans" w:hAnsi="PT Sans" w:hint="eastAsia"/>
+                <w:b/>
+                <w:bCs/>
+                <w:w w:val="110"/>
+                <w:sz w:val="18"/>
+                <w:szCs w:val="18"/>
+              </w:rPr>
+              <w:t>Jun</w:t>
+            </w:r>
+            <w:r>
+              <w:rPr>
+                <w:rFonts w:ascii="PT Sans" w:hAnsi="PT Sans"/>
+                <w:b/>
+                <w:bCs/>
+                <w:w w:val="110"/>
+                <w:sz w:val="18"/>
+                <w:szCs w:val="18"/>
+              </w:rPr>
+              <w:t xml:space="preserve"> 20</w:t>
+            </w:r>
+            <w:r>
+              <w:rPr>
+                <w:rFonts w:ascii="PT Sans" w:hAnsi="PT Sans" w:hint="eastAsia"/>
+                <w:b/>
+                <w:bCs/>
+                <w:w w:val="110"/>
+                <w:sz w:val="18"/>
+                <w:szCs w:val="18"/>
+              </w:rPr>
+              <w:t>20</w:t>
+            </w:r>
+          </w:p>
+        </w:tc>
+      </w:tr>
+      <w:tr>
+        <w:trPr>
+          <w:trHeight w:val="89"/>
+        </w:trPr>
+        <w:tc>
+          <w:tcPr>
+            <w:tcW w:w="4810" w:type="dxa"/>
+            <w:tcBorders>
+              <w:top w:val="nil"/>
+              <w:bottom w:val="nil"/>
+              <w:right w:val="nil"/>
+            </w:tcBorders>
+            <w:tcMar>
+              <w:top w:w="0" w:type="dxa"/>
+              <w:bottom w:w="142" w:type="dxa"/>
+            </w:tcMar>
+          </w:tcPr>
+          <w:p>
+            <w:pPr>
+              <w:spacing w:line="276" w:lineRule="auto"/>
+              <w:jc w:val="both"/>
+              <w:rPr>
+                <w:rFonts w:ascii="PT Sans" w:hAnsi="PT Sans"/>
+                <w:w w:val="110"/>
+                <w:sz w:val="18"/>
+                <w:szCs w:val="18"/>
+              </w:rPr>
+            </w:pPr>
+            <w:r>
+              <w:rPr>
+                <w:rFonts w:ascii="PT Sans" w:hAnsi="PT Sans" w:hint="eastAsia"/>
+                <w:w w:val="110"/>
+                <w:sz w:val="18"/>
+                <w:szCs w:val="18"/>
+              </w:rPr>
+              <w:t>Graduation Exhibition</w:t>
+            </w:r>
+          </w:p>
+        </w:tc>
+        <w:tc>
+          <w:tcPr>
+            <w:tcW w:w="4811" w:type="dxa"/>
+            <w:tcBorders>
+              <w:top w:val="nil"/>
+              <w:left w:val="nil"/>
+              <w:bottom w:val="nil"/>
+            </w:tcBorders>
+            <w:tcMar>
+              <w:top w:w="0" w:type="dxa"/>
+              <w:bottom w:w="142" w:type="dxa"/>
+            </w:tcMar>
+          </w:tcPr>
+          <w:p>
+            <w:pPr>
+              <w:spacing w:line="276" w:lineRule="auto"/>
+              <w:jc w:val="right"/>
+              <w:rPr>
+                <w:rFonts w:ascii="PT Sans" w:hAnsi="PT Sans"/>
+                <w:b/>
+                <w:bCs/>
+                <w:w w:val="110"/>
+                <w:sz w:val="18"/>
+                <w:szCs w:val="18"/>
+              </w:rPr>
+            </w:pPr>
+            <w:r>
+              <w:rPr>
+                <w:rFonts w:ascii="PT Sans" w:hAnsi="PT Sans" w:hint="eastAsia"/>
+                <w:w w:val="110"/>
+                <w:sz w:val="18"/>
+                <w:szCs w:val="18"/>
+              </w:rPr>
+              <w:t>Grand Prize (3</w:t>
+            </w:r>
+            <w:r>
+              <w:rPr>
+                <w:rFonts w:ascii="PT Sans" w:hAnsi="PT Sans" w:hint="eastAsia"/>
+                <w:w w:val="110"/>
+                <w:sz w:val="18"/>
+                <w:szCs w:val="18"/>
+                <w:vertAlign w:val="superscript"/>
+              </w:rPr>
+              <w:t>rd</w:t>
+            </w:r>
+            <w:r>
+              <w:rPr>
+                <w:rFonts w:ascii="PT Sans" w:hAnsi="PT Sans" w:hint="eastAsia"/>
+                <w:w w:val="110"/>
+                <w:sz w:val="18"/>
+                <w:szCs w:val="18"/>
+              </w:rPr>
+              <w:t>)</w:t>
+            </w:r>
+          </w:p>
+        </w:tc>
+      </w:tr>
+      <w:tr>
+        <w:trPr>
+          <w:trHeight w:val="89"/>
+        </w:trPr>
+        <w:tc>
+          <w:tcPr>
+            <w:tcW w:w="4810" w:type="dxa"/>
+            <w:tcBorders>
+              <w:top w:val="nil"/>
+              <w:bottom w:val="nil"/>
+              <w:right w:val="nil"/>
+            </w:tcBorders>
+            <w:tcMar>
+              <w:top w:w="142" w:type="dxa"/>
+              <w:bottom w:w="0" w:type="dxa"/>
+            </w:tcMar>
+          </w:tcPr>
+          <w:p>
+            <w:pPr>
+              <w:spacing w:line="360" w:lineRule="auto"/>
+              <w:jc w:val="both"/>
+              <w:rPr>
+                <w:rFonts w:ascii="PT Sans" w:hAnsi="PT Sans"/>
+                <w:w w:val="110"/>
+                <w:sz w:val="18"/>
+                <w:szCs w:val="18"/>
+              </w:rPr>
+            </w:pPr>
+            <w:r>
+              <w:rPr>
+                <w:rFonts w:ascii="PT Sans" w:hAnsi="PT Sans" w:hint="eastAsia"/>
+                <w:b/>
+                <w:bCs/>
+                <w:w w:val="110"/>
+                <w:sz w:val="18"/>
+                <w:szCs w:val="18"/>
+              </w:rPr>
+              <w:t>The Korean Institute of Culture Architecture</w:t>
+            </w:r>
+          </w:p>
+        </w:tc>
+        <w:tc>
+          <w:tcPr>
+            <w:tcW w:w="4811" w:type="dxa"/>
+            <w:tcBorders>
+              <w:top w:val="nil"/>
+              <w:left w:val="nil"/>
+              <w:bottom w:val="nil"/>
+            </w:tcBorders>
+            <w:tcMar>
+              <w:top w:w="142" w:type="dxa"/>
+              <w:bottom w:w="0" w:type="dxa"/>
+            </w:tcMar>
+          </w:tcPr>
+          <w:p>
+            <w:pPr>
+              <w:spacing w:line="360" w:lineRule="auto"/>
+              <w:jc w:val="right"/>
+              <w:rPr>
+                <w:rFonts w:ascii="PT Sans" w:hAnsi="PT Sans"/>
+                <w:b/>
+                <w:bCs/>
+                <w:w w:val="110"/>
+                <w:sz w:val="18"/>
+                <w:szCs w:val="18"/>
+              </w:rPr>
+            </w:pPr>
+            <w:r>
+              <w:rPr>
+                <w:rFonts w:ascii="PT Sans" w:hAnsi="PT Sans" w:hint="eastAsia"/>
+                <w:b/>
+                <w:bCs/>
+                <w:w w:val="110"/>
+                <w:sz w:val="18"/>
+                <w:szCs w:val="18"/>
+              </w:rPr>
+              <w:t>Nov</w:t>
+            </w:r>
+            <w:r>
+              <w:rPr>
+                <w:rFonts w:ascii="PT Sans" w:hAnsi="PT Sans"/>
+                <w:b/>
+                <w:bCs/>
+                <w:w w:val="110"/>
+                <w:sz w:val="18"/>
+                <w:szCs w:val="18"/>
+              </w:rPr>
+              <w:t xml:space="preserve"> </w:t>
+            </w:r>
+            <w:r>
+              <w:rPr>
+                <w:rFonts w:ascii="PT Sans" w:hAnsi="PT Sans" w:hint="eastAsia"/>
+                <w:b/>
+                <w:bCs/>
+                <w:w w:val="110"/>
+                <w:sz w:val="18"/>
+                <w:szCs w:val="18"/>
+              </w:rPr>
+              <w:t>2019</w:t>
+            </w:r>
+          </w:p>
+        </w:tc>
+      </w:tr>
+      <w:tr>
+        <w:trPr>
+          <w:trHeight w:val="89"/>
+        </w:trPr>
+        <w:tc>
+          <w:tcPr>
+            <w:tcW w:w="4810" w:type="dxa"/>
+            <w:tcBorders>
+              <w:top w:val="nil"/>
+              <w:bottom w:val="nil"/>
+              <w:right w:val="nil"/>
+            </w:tcBorders>
+            <w:tcMar>
+              <w:top w:w="0" w:type="dxa"/>
+              <w:bottom w:w="142" w:type="dxa"/>
+            </w:tcMar>
+          </w:tcPr>
+          <w:p>
+            <w:pPr>
+              <w:spacing w:line="276" w:lineRule="auto"/>
+              <w:jc w:val="both"/>
+              <w:rPr>
+                <w:rFonts w:ascii="PT Sans" w:hAnsi="PT Sans"/>
+                <w:w w:val="110"/>
+                <w:sz w:val="18"/>
+                <w:szCs w:val="18"/>
+              </w:rPr>
+            </w:pPr>
+            <w:r>
+              <w:rPr>
+                <w:rFonts w:ascii="PT Sans" w:hAnsi="PT Sans" w:hint="eastAsia"/>
+                <w:w w:val="110"/>
+                <w:sz w:val="18"/>
+                <w:szCs w:val="18"/>
+              </w:rPr>
+              <w:t>Next Generation Cultural Space Competition</w:t>
+            </w:r>
+          </w:p>
+        </w:tc>
+        <w:tc>
+          <w:tcPr>
+            <w:tcW w:w="4811" w:type="dxa"/>
+            <w:tcBorders>
+              <w:top w:val="nil"/>
+              <w:left w:val="nil"/>
+              <w:bottom w:val="nil"/>
+            </w:tcBorders>
+            <w:tcMar>
+              <w:top w:w="0" w:type="dxa"/>
+              <w:bottom w:w="142" w:type="dxa"/>
+            </w:tcMar>
+          </w:tcPr>
+          <w:p>
+            <w:pPr>
+              <w:spacing w:line="276" w:lineRule="auto"/>
+              <w:jc w:val="right"/>
+              <w:rPr>
+                <w:rFonts w:ascii="PT Sans" w:hAnsi="PT Sans"/>
+                <w:b/>
+                <w:bCs/>
+                <w:w w:val="110"/>
+                <w:sz w:val="18"/>
+                <w:szCs w:val="18"/>
+              </w:rPr>
+            </w:pPr>
+            <w:r>
+              <w:rPr>
+                <w:rFonts w:ascii="PT Sans" w:hAnsi="PT Sans" w:hint="eastAsia"/>
+                <w:w w:val="110"/>
+                <w:sz w:val="18"/>
+                <w:szCs w:val="18"/>
+              </w:rPr>
+              <w:t>Special Selection</w:t>
+            </w:r>
+          </w:p>
+        </w:tc>
+      </w:tr>
+      <w:tr>
+        <w:trPr>
+          <w:trHeight w:val="89"/>
+        </w:trPr>
+        <w:tc>
+          <w:tcPr>
+            <w:tcW w:w="4810" w:type="dxa"/>
+            <w:tcBorders>
+              <w:top w:val="nil"/>
+              <w:bottom w:val="nil"/>
+              <w:right w:val="nil"/>
+            </w:tcBorders>
+            <w:tcMar>
+              <w:top w:w="142" w:type="dxa"/>
+              <w:bottom w:w="0" w:type="dxa"/>
+            </w:tcMar>
+          </w:tcPr>
+          <w:p>
+            <w:pPr>
+              <w:spacing w:line="360" w:lineRule="auto"/>
+              <w:jc w:val="both"/>
+              <w:rPr>
+                <w:rFonts w:ascii="PT Sans" w:hAnsi="PT Sans"/>
+                <w:w w:val="110"/>
+                <w:sz w:val="18"/>
+                <w:szCs w:val="18"/>
+              </w:rPr>
+            </w:pPr>
+            <w:r>
+              <w:rPr>
+                <w:rFonts w:ascii="PT Sans" w:hAnsi="PT Sans" w:hint="eastAsia"/>
+                <w:b/>
+                <w:bCs/>
+                <w:w w:val="110"/>
+                <w:sz w:val="18"/>
+                <w:szCs w:val="18"/>
+              </w:rPr>
+              <w:t>Korea Railroad (KORAIL)</w:t>
+            </w:r>
+          </w:p>
+        </w:tc>
+        <w:tc>
+          <w:tcPr>
+            <w:tcW w:w="4811" w:type="dxa"/>
+            <w:tcBorders>
+              <w:top w:val="nil"/>
+              <w:left w:val="nil"/>
+              <w:bottom w:val="nil"/>
+            </w:tcBorders>
+            <w:tcMar>
+              <w:top w:w="142" w:type="dxa"/>
+              <w:bottom w:w="0" w:type="dxa"/>
+            </w:tcMar>
+          </w:tcPr>
+          <w:p>
+            <w:pPr>
+              <w:spacing w:line="360" w:lineRule="auto"/>
+              <w:jc w:val="right"/>
+              <w:rPr>
+                <w:rFonts w:ascii="PT Sans" w:hAnsi="PT Sans"/>
+                <w:b/>
+                <w:bCs/>
+                <w:w w:val="110"/>
+                <w:sz w:val="18"/>
+                <w:szCs w:val="18"/>
+              </w:rPr>
+            </w:pPr>
+            <w:r>
+              <w:rPr>
+                <w:rFonts w:ascii="PT Sans" w:hAnsi="PT Sans" w:hint="eastAsia"/>
+                <w:b/>
+                <w:bCs/>
+                <w:w w:val="110"/>
+                <w:sz w:val="18"/>
+                <w:szCs w:val="18"/>
+              </w:rPr>
+              <w:t>Oct</w:t>
+            </w:r>
+            <w:r>
+              <w:rPr>
+                <w:rFonts w:ascii="PT Sans" w:hAnsi="PT Sans"/>
+                <w:b/>
+                <w:bCs/>
+                <w:w w:val="110"/>
+                <w:sz w:val="18"/>
+                <w:szCs w:val="18"/>
+              </w:rPr>
+              <w:t xml:space="preserve"> 20</w:t>
+            </w:r>
+            <w:r>
+              <w:rPr>
+                <w:rFonts w:ascii="PT Sans" w:hAnsi="PT Sans" w:hint="eastAsia"/>
+                <w:b/>
+                <w:bCs/>
+                <w:w w:val="110"/>
+                <w:sz w:val="18"/>
+                <w:szCs w:val="18"/>
+              </w:rPr>
+              <w:t>19</w:t>
+            </w:r>
+          </w:p>
+        </w:tc>
+      </w:tr>
+      <w:tr>
+        <w:trPr>
+          <w:trHeight w:val="89"/>
+        </w:trPr>
+        <w:tc>
+          <w:tcPr>
+            <w:tcW w:w="4810" w:type="dxa"/>
+            <w:tcBorders>
+              <w:top w:val="nil"/>
+              <w:bottom w:val="nil"/>
+              <w:right w:val="nil"/>
+            </w:tcBorders>
+            <w:tcMar>
+              <w:top w:w="0" w:type="dxa"/>
+              <w:bottom w:w="142" w:type="dxa"/>
+            </w:tcMar>
+          </w:tcPr>
+          <w:p>
+            <w:pPr>
+              <w:spacing w:line="276" w:lineRule="auto"/>
+              <w:jc w:val="both"/>
+              <w:rPr>
+                <w:rFonts w:ascii="PT Sans" w:hAnsi="PT Sans"/>
+                <w:w w:val="110"/>
+                <w:sz w:val="18"/>
+                <w:szCs w:val="18"/>
+              </w:rPr>
+            </w:pPr>
+            <w:r>
+              <w:rPr>
+                <w:rFonts w:ascii="PT Sans" w:hAnsi="PT Sans" w:hint="eastAsia"/>
+                <w:w w:val="110"/>
+                <w:sz w:val="18"/>
+                <w:szCs w:val="18"/>
+              </w:rPr>
+              <w:t>Korea Railroad Architecture Competition</w:t>
+            </w:r>
+          </w:p>
+        </w:tc>
+        <w:tc>
+          <w:tcPr>
+            <w:tcW w:w="4811" w:type="dxa"/>
+            <w:tcBorders>
+              <w:top w:val="nil"/>
+              <w:left w:val="nil"/>
+              <w:bottom w:val="nil"/>
+            </w:tcBorders>
+            <w:tcMar>
+              <w:top w:w="0" w:type="dxa"/>
+              <w:bottom w:w="142" w:type="dxa"/>
+            </w:tcMar>
+          </w:tcPr>
+          <w:p>
+            <w:pPr>
+              <w:spacing w:line="276" w:lineRule="auto"/>
+              <w:jc w:val="right"/>
+              <w:rPr>
+                <w:rFonts w:ascii="PT Sans" w:hAnsi="PT Sans"/>
+                <w:b/>
+                <w:bCs/>
+                <w:w w:val="110"/>
+                <w:sz w:val="18"/>
+                <w:szCs w:val="18"/>
+              </w:rPr>
+            </w:pPr>
+            <w:r>
+              <w:rPr>
+                <w:rFonts w:ascii="PT Sans" w:hAnsi="PT Sans" w:hint="eastAsia"/>
+                <w:w w:val="110"/>
+                <w:sz w:val="18"/>
+                <w:szCs w:val="18"/>
+              </w:rPr>
+              <w:t>Grand Prize (2</w:t>
+            </w:r>
+            <w:r>
+              <w:rPr>
+                <w:rFonts w:ascii="PT Sans" w:hAnsi="PT Sans" w:hint="eastAsia"/>
+                <w:w w:val="110"/>
+                <w:sz w:val="18"/>
+                <w:szCs w:val="18"/>
+                <w:vertAlign w:val="superscript"/>
+              </w:rPr>
+              <w:t>nd</w:t>
+            </w:r>
+            <w:r>
+              <w:rPr>
+                <w:rFonts w:ascii="PT Sans" w:hAnsi="PT Sans" w:hint="eastAsia"/>
+                <w:w w:val="110"/>
+                <w:sz w:val="18"/>
+                <w:szCs w:val="18"/>
+              </w:rPr>
+              <w:t>)</w:t>
+            </w:r>
+          </w:p>
+        </w:tc>
+      </w:tr>
+    </w:tbl>
+    <w:p>
+      <w:pPr>
+        <w:tabs>
+          <w:tab w:val="left" w:pos="2656"/>
+        </w:tabs>
+        <w:rPr>
           <w:rFonts w:ascii="PT Sans" w:hAnsi="PT Sans"/>
-          <w:w w:val="110"/>
+        </w:rPr>
+      </w:pPr>
+      <w:r>
+        <w:rPr>
+          <w:rFonts w:ascii="PT Sans" w:hAnsi="PT Sans"/>
+        </w:rPr>
+        <w:tab/>
+      </w:r>
+    </w:p>
+    <w:p>
+      <w:pPr>
+        <w:tabs>
+          <w:tab w:val="left" w:pos="2656"/>
+        </w:tabs>
+        <w:rPr>
+          <w:rFonts w:ascii="PT Sans" w:hAnsi="PT Sans"/>
         </w:rPr>
       </w:pPr>
     </w:p>
@@ -4739,7 +4793,7 @@
   <w:style w:type="paragraph" w:default="1" w:styleId="Normal">
     <w:name w:val="Normal"/>
     <w:qFormat/>
-    <w:rsid w:val="00460082"/>
+    <w:rsid w:val="00DD7D76"/>
     <w:pPr>
       <w:widowControl w:val="0"/>
       <w:wordWrap w:val="0"/>

--- a/cv.docx
+++ b/cv.docx
@@ -43,6 +43,9 @@
               <w:bottom w:val="nil"/>
               <w:right w:val="nil"/>
             </w:tcBorders>
+            <w:tcMar>
+              <w:top w:w="0" w:type="dxa"/>
+            </w:tcMar>
           </w:tcPr>
           <w:p>
             <w:pPr>
@@ -77,6 +80,9 @@
               <w:bottom w:val="nil"/>
               <w:right w:val="nil"/>
             </w:tcBorders>
+            <w:tcMar>
+              <w:top w:w="57" w:type="dxa"/>
+            </w:tcMar>
             <w:vAlign w:val="center"/>
           </w:tcPr>
           <w:p>
@@ -117,15 +123,6 @@
                 <w:szCs w:val="18"/>
               </w:rPr>
             </w:pPr>
-            <w:r>
-              <w:rPr>
-                <w:rFonts w:ascii="PT Sans" w:hAnsi="PT Sans"/>
-                <w:w w:val="110"/>
-                <w:sz w:val="18"/>
-                <w:szCs w:val="18"/>
-              </w:rPr>
-              <w:br/>
-            </w:r>
             <w:r>
               <w:rPr>
                 <w:rFonts w:ascii="PT Sans" w:hAnsi="PT Sans"/>
@@ -232,7 +229,7 @@
                 <w:sz w:val="18"/>
                 <w:szCs w:val="18"/>
               </w:rPr>
-              <w:t>May</w:t>
+              <w:t>Jun</w:t>
             </w:r>
             <w:r>
               <w:rPr>
@@ -276,7 +273,7 @@
             <w:pPr>
               <w:spacing w:line="360" w:lineRule="auto"/>
               <w:rPr>
-                <w:rFonts w:ascii="PT Sans" w:hAnsi="PT Sans"/>
+                <w:rFonts w:ascii="PT Sans" w:hAnsi="PT Sans" w:hint="eastAsia"/>
                 <w:b/>
                 <w:bCs/>
                 <w:w w:val="110"/>
@@ -291,7 +288,7 @@
                 <w:w w:val="110"/>
                 <w:szCs w:val="22"/>
               </w:rPr>
-              <w:t>INTERESTS</w:t>
+              <w:t>SUMMARY</w:t>
             </w:r>
           </w:p>
           <w:p>
@@ -312,79 +309,1125 @@
                 <w:sz w:val="18"/>
                 <w:szCs w:val="18"/>
               </w:rPr>
-              <w:t xml:space="preserve">Data-Driven Space Design, </w:t>
-            </w:r>
-            <w:r>
-              <w:rPr>
-                <w:rFonts w:ascii="PT Sans" w:hAnsi="PT Sans"/>
-                <w:w w:val="110"/>
-                <w:sz w:val="18"/>
-                <w:szCs w:val="18"/>
-              </w:rPr>
-              <w:t xml:space="preserve">Agentic </w:t>
-            </w:r>
-            <w:r>
-              <w:rPr>
-                <w:rFonts w:ascii="PT Sans" w:hAnsi="PT Sans"/>
-                <w:w w:val="110"/>
-                <w:sz w:val="18"/>
-                <w:szCs w:val="18"/>
-              </w:rPr>
-              <w:t>Space Generation</w:t>
-            </w:r>
-            <w:r>
-              <w:rPr>
-                <w:rFonts w:ascii="PT Sans" w:hAnsi="PT Sans"/>
-                <w:w w:val="110"/>
-                <w:sz w:val="18"/>
-                <w:szCs w:val="18"/>
-              </w:rPr>
-              <w:t xml:space="preserve">, </w:t>
-            </w:r>
-            <w:r>
-              <w:rPr>
-                <w:rFonts w:ascii="PT Sans" w:hAnsi="PT Sans"/>
-                <w:w w:val="110"/>
-                <w:sz w:val="18"/>
-                <w:szCs w:val="18"/>
-              </w:rPr>
-              <w:t>Building Information Modeling</w:t>
-            </w:r>
-            <w:r>
-              <w:rPr>
-                <w:rFonts w:ascii="PT Sans" w:hAnsi="PT Sans"/>
-                <w:w w:val="110"/>
-                <w:sz w:val="18"/>
-                <w:szCs w:val="18"/>
-              </w:rPr>
-              <w:t xml:space="preserve"> (BIM)</w:t>
-            </w:r>
-            <w:r>
-              <w:rPr>
-                <w:rFonts w:ascii="PT Sans" w:hAnsi="PT Sans"/>
-                <w:w w:val="110"/>
-                <w:sz w:val="18"/>
-                <w:szCs w:val="18"/>
-              </w:rPr>
-              <w:t xml:space="preserve">, </w:t>
-            </w:r>
-            <w:r>
-              <w:rPr>
-                <w:rFonts w:ascii="PT Sans" w:hAnsi="PT Sans"/>
-                <w:w w:val="110"/>
-                <w:sz w:val="18"/>
-                <w:szCs w:val="18"/>
-              </w:rPr>
-              <w:t>Machine Learning</w:t>
-            </w:r>
-            <w:r>
-              <w:rPr>
-                <w:rFonts w:ascii="PT Sans" w:hAnsi="PT Sans"/>
-                <w:w w:val="110"/>
-                <w:sz w:val="18"/>
-                <w:szCs w:val="18"/>
-              </w:rPr>
-              <w:t>, Geometry Processing</w:t>
+              <w:t>Software Engineer and Computational Designer with a background in architecture and computer science, specializing in generative design. Experienced in developing spatial data systems and machine learning applications for design automation.</w:t>
+            </w:r>
+          </w:p>
+        </w:tc>
+      </w:tr>
+      <w:tr>
+        <w:trPr>
+          <w:trHeight w:val="18"/>
+        </w:trPr>
+        <w:tc>
+          <w:tcPr>
+            <w:tcW w:w="9621" w:type="dxa"/>
+            <w:gridSpan w:val="5"/>
+            <w:tcBorders>
+              <w:top w:val="single" w:sz="4" w:space="0" w:color="auto"/>
+              <w:bottom w:val="nil"/>
+            </w:tcBorders>
+            <w:tcMar>
+              <w:bottom w:w="0" w:type="dxa"/>
+            </w:tcMar>
+          </w:tcPr>
+          <w:p>
+            <w:pPr>
+              <w:spacing w:line="276" w:lineRule="auto"/>
+              <w:rPr>
+                <w:rFonts w:ascii="PT Sans" w:hAnsi="PT Sans"/>
+                <w:b/>
+                <w:bCs/>
+                <w:w w:val="110"/>
+                <w:sz w:val="18"/>
+                <w:szCs w:val="18"/>
+              </w:rPr>
+            </w:pPr>
+            <w:r>
+              <w:rPr>
+                <w:rFonts w:ascii="PT Sans" w:hAnsi="PT Sans"/>
+                <w:b/>
+                <w:bCs/>
+                <w:w w:val="110"/>
+              </w:rPr>
+              <w:t>EXPERIENCE</w:t>
+            </w:r>
+          </w:p>
+        </w:tc>
+      </w:tr>
+      <w:tr>
+        <w:trPr>
+          <w:trHeight w:val="18"/>
+        </w:trPr>
+        <w:tc>
+          <w:tcPr>
+            <w:tcW w:w="7326" w:type="dxa"/>
+            <w:gridSpan w:val="2"/>
+            <w:tcBorders>
+              <w:top w:val="nil"/>
+              <w:bottom w:val="nil"/>
+              <w:right w:val="nil"/>
+            </w:tcBorders>
+            <w:tcMar>
+              <w:bottom w:w="0" w:type="dxa"/>
+            </w:tcMar>
+          </w:tcPr>
+          <w:p>
+            <w:pPr>
+              <w:spacing w:line="360" w:lineRule="auto"/>
+              <w:rPr>
+                <w:rFonts w:ascii="PT Sans" w:hAnsi="PT Sans"/>
+                <w:b/>
+                <w:bCs/>
+                <w:w w:val="110"/>
+                <w:sz w:val="18"/>
+                <w:szCs w:val="18"/>
+              </w:rPr>
+            </w:pPr>
+            <w:r>
+              <w:rPr>
+                <w:rFonts w:ascii="PT Sans" w:hAnsi="PT Sans"/>
+                <w:b/>
+                <w:bCs/>
+                <w:w w:val="110"/>
+                <w:sz w:val="18"/>
+                <w:szCs w:val="18"/>
+              </w:rPr>
+              <w:t>Software Engineer</w:t>
+            </w:r>
+            <w:r>
+              <w:rPr>
+                <w:rFonts w:ascii="PT Sans" w:hAnsi="PT Sans"/>
+                <w:b/>
+                <w:bCs/>
+                <w:w w:val="110"/>
+                <w:sz w:val="18"/>
+                <w:szCs w:val="18"/>
+              </w:rPr>
+              <w:t xml:space="preserve"> </w:t>
+            </w:r>
+            <w:r>
+              <w:rPr>
+                <w:rFonts w:ascii="PT Sans" w:hAnsi="PT Sans"/>
+                <w:i/>
+                <w:iCs/>
+                <w:w w:val="110"/>
+                <w:sz w:val="18"/>
+                <w:szCs w:val="18"/>
+              </w:rPr>
+              <w:t xml:space="preserve">@ </w:t>
+            </w:r>
+            <w:r>
+              <w:rPr>
+                <w:rFonts w:ascii="PT Sans" w:hAnsi="PT Sans"/>
+                <w:i/>
+                <w:iCs/>
+                <w:w w:val="110"/>
+                <w:sz w:val="18"/>
+                <w:szCs w:val="18"/>
+              </w:rPr>
+              <w:t>aaro</w:t>
+            </w:r>
+          </w:p>
+        </w:tc>
+        <w:tc>
+          <w:tcPr>
+            <w:tcW w:w="2295" w:type="dxa"/>
+            <w:gridSpan w:val="3"/>
+            <w:tcBorders>
+              <w:top w:val="nil"/>
+              <w:left w:val="nil"/>
+              <w:bottom w:val="nil"/>
+            </w:tcBorders>
+            <w:tcMar>
+              <w:bottom w:w="0" w:type="dxa"/>
+            </w:tcMar>
+          </w:tcPr>
+          <w:p>
+            <w:pPr>
+              <w:spacing w:line="360" w:lineRule="auto"/>
+              <w:jc w:val="right"/>
+              <w:rPr>
+                <w:rFonts w:ascii="PT Sans" w:hAnsi="PT Sans"/>
+                <w:b/>
+                <w:bCs/>
+                <w:w w:val="110"/>
+                <w:sz w:val="18"/>
+                <w:szCs w:val="18"/>
+              </w:rPr>
+            </w:pPr>
+            <w:r>
+              <w:rPr>
+                <w:rFonts w:ascii="PT Sans" w:hAnsi="PT Sans" w:hint="eastAsia"/>
+                <w:b/>
+                <w:bCs/>
+                <w:w w:val="110"/>
+                <w:sz w:val="18"/>
+                <w:szCs w:val="18"/>
+              </w:rPr>
+              <w:t>Mar 2026</w:t>
+            </w:r>
+            <w:r>
+              <w:rPr>
+                <w:rFonts w:ascii="PT Sans" w:hAnsi="PT Sans"/>
+                <w:b/>
+                <w:bCs/>
+                <w:w w:val="110"/>
+                <w:sz w:val="18"/>
+                <w:szCs w:val="18"/>
+              </w:rPr>
+              <w:t xml:space="preserve"> </w:t>
+            </w:r>
+            <w:r>
+              <w:rPr>
+                <w:rFonts w:ascii="PT Sans" w:hAnsi="PT Sans"/>
+                <w:b/>
+                <w:bCs/>
+                <w:w w:val="110"/>
+                <w:sz w:val="18"/>
+                <w:szCs w:val="18"/>
+              </w:rPr>
+              <w:t>–</w:t>
+            </w:r>
+            <w:r>
+              <w:rPr>
+                <w:rFonts w:ascii="PT Sans" w:hAnsi="PT Sans"/>
+                <w:b/>
+                <w:bCs/>
+                <w:w w:val="110"/>
+                <w:sz w:val="18"/>
+                <w:szCs w:val="18"/>
+              </w:rPr>
+              <w:t xml:space="preserve"> </w:t>
+            </w:r>
+            <w:r>
+              <w:rPr>
+                <w:rFonts w:ascii="PT Sans" w:hAnsi="PT Sans" w:hint="eastAsia"/>
+                <w:b/>
+                <w:bCs/>
+                <w:w w:val="110"/>
+                <w:sz w:val="18"/>
+                <w:szCs w:val="18"/>
+              </w:rPr>
+              <w:t>Present</w:t>
+            </w:r>
+          </w:p>
+        </w:tc>
+      </w:tr>
+      <w:tr>
+        <w:trPr>
+          <w:trHeight w:val="102"/>
+        </w:trPr>
+        <w:tc>
+          <w:tcPr>
+            <w:tcW w:w="9621" w:type="dxa"/>
+            <w:gridSpan w:val="5"/>
+            <w:tcBorders>
+              <w:top w:val="nil"/>
+              <w:bottom w:val="nil"/>
+            </w:tcBorders>
+            <w:tcMar>
+              <w:top w:w="0" w:type="dxa"/>
+              <w:bottom w:w="142" w:type="dxa"/>
+            </w:tcMar>
+          </w:tcPr>
+          <w:p>
+            <w:pPr>
+              <w:spacing w:line="276" w:lineRule="auto"/>
+              <w:jc w:val="both"/>
+              <w:rPr>
+                <w:rFonts w:ascii="PT Sans" w:hAnsi="PT Sans"/>
+                <w:w w:val="110"/>
+                <w:sz w:val="18"/>
+                <w:szCs w:val="18"/>
+              </w:rPr>
+            </w:pPr>
+            <w:r>
+              <w:rPr>
+                <w:rFonts w:ascii="PT Sans" w:hAnsi="PT Sans"/>
+                <w:w w:val="110"/>
+                <w:sz w:val="18"/>
+                <w:szCs w:val="18"/>
+              </w:rPr>
+              <w:t xml:space="preserve">Worked in collaboration with </w:t>
+            </w:r>
+            <w:r>
+              <w:rPr>
+                <w:rFonts w:ascii="PT Sans" w:hAnsi="PT Sans" w:hint="eastAsia"/>
+                <w:i/>
+                <w:iCs/>
+                <w:w w:val="110"/>
+                <w:sz w:val="18"/>
+                <w:szCs w:val="18"/>
+              </w:rPr>
+              <w:t>n</w:t>
+            </w:r>
+            <w:r>
+              <w:rPr>
+                <w:rFonts w:ascii="PT Sans" w:hAnsi="PT Sans"/>
+                <w:i/>
+                <w:iCs/>
+                <w:w w:val="110"/>
+                <w:sz w:val="18"/>
+                <w:szCs w:val="18"/>
+              </w:rPr>
+              <w:t>eoBIM</w:t>
+            </w:r>
+            <w:r>
+              <w:rPr>
+                <w:rFonts w:ascii="PT Sans" w:hAnsi="PT Sans"/>
+                <w:w w:val="110"/>
+                <w:sz w:val="18"/>
+                <w:szCs w:val="18"/>
+              </w:rPr>
+              <w:t xml:space="preserve"> on the development of generative design and automation </w:t>
+            </w:r>
+            <w:r>
+              <w:rPr>
+                <w:rFonts w:ascii="PT Sans" w:hAnsi="PT Sans"/>
+                <w:w w:val="110"/>
+                <w:sz w:val="18"/>
+                <w:szCs w:val="18"/>
+              </w:rPr>
+              <w:t>product</w:t>
+            </w:r>
+            <w:r>
+              <w:rPr>
+                <w:rFonts w:ascii="PT Sans" w:hAnsi="PT Sans"/>
+                <w:w w:val="110"/>
+                <w:sz w:val="18"/>
+                <w:szCs w:val="18"/>
+              </w:rPr>
+              <w:t xml:space="preserve"> for architectural planning and feasibility analysis based on German building regulations and planning codes</w:t>
+            </w:r>
+            <w:r>
+              <w:rPr>
+                <w:rFonts w:ascii="PT Sans" w:hAnsi="PT Sans" w:hint="eastAsia"/>
+                <w:w w:val="110"/>
+                <w:sz w:val="18"/>
+                <w:szCs w:val="18"/>
+              </w:rPr>
+              <w:t xml:space="preserve">. </w:t>
+            </w:r>
+          </w:p>
+        </w:tc>
+      </w:tr>
+      <w:tr>
+        <w:trPr>
+          <w:trHeight w:val="20"/>
+        </w:trPr>
+        <w:tc>
+          <w:tcPr>
+            <w:tcW w:w="7326" w:type="dxa"/>
+            <w:gridSpan w:val="2"/>
+            <w:tcBorders>
+              <w:top w:val="nil"/>
+              <w:bottom w:val="nil"/>
+              <w:right w:val="nil"/>
+            </w:tcBorders>
+            <w:tcMar>
+              <w:bottom w:w="0" w:type="dxa"/>
+            </w:tcMar>
+          </w:tcPr>
+          <w:p>
+            <w:pPr>
+              <w:spacing w:line="360" w:lineRule="auto"/>
+              <w:rPr>
+                <w:rFonts w:ascii="PT Sans" w:hAnsi="PT Sans"/>
+                <w:b/>
+                <w:bCs/>
+                <w:w w:val="110"/>
+              </w:rPr>
+            </w:pPr>
+            <w:r>
+              <w:rPr>
+                <w:rFonts w:ascii="PT Sans" w:hAnsi="PT Sans" w:hint="eastAsia"/>
+                <w:b/>
+                <w:bCs/>
+                <w:w w:val="110"/>
+                <w:sz w:val="18"/>
+                <w:szCs w:val="18"/>
+              </w:rPr>
+              <w:t>Research Intern</w:t>
+            </w:r>
+            <w:r>
+              <w:rPr>
+                <w:rFonts w:ascii="PT Sans" w:hAnsi="PT Sans"/>
+                <w:b/>
+                <w:bCs/>
+                <w:w w:val="110"/>
+                <w:sz w:val="18"/>
+                <w:szCs w:val="18"/>
+              </w:rPr>
+              <w:t xml:space="preserve"> </w:t>
+            </w:r>
+            <w:r>
+              <w:rPr>
+                <w:rFonts w:ascii="PT Sans" w:hAnsi="PT Sans"/>
+                <w:i/>
+                <w:iCs/>
+                <w:w w:val="110"/>
+                <w:sz w:val="18"/>
+                <w:szCs w:val="18"/>
+              </w:rPr>
+              <w:t xml:space="preserve">@ </w:t>
+            </w:r>
+            <w:r>
+              <w:rPr>
+                <w:rFonts w:ascii="PT Sans" w:hAnsi="PT Sans" w:hint="eastAsia"/>
+                <w:i/>
+                <w:iCs/>
+                <w:w w:val="110"/>
+                <w:sz w:val="18"/>
+                <w:szCs w:val="18"/>
+              </w:rPr>
+              <w:t>Visual Media Lab, KAIST</w:t>
+            </w:r>
+          </w:p>
+        </w:tc>
+        <w:tc>
+          <w:tcPr>
+            <w:tcW w:w="2295" w:type="dxa"/>
+            <w:gridSpan w:val="3"/>
+            <w:tcBorders>
+              <w:top w:val="nil"/>
+              <w:left w:val="nil"/>
+              <w:bottom w:val="nil"/>
+            </w:tcBorders>
+            <w:tcMar>
+              <w:bottom w:w="0" w:type="dxa"/>
+            </w:tcMar>
+          </w:tcPr>
+          <w:p>
+            <w:pPr>
+              <w:spacing w:line="360" w:lineRule="auto"/>
+              <w:jc w:val="right"/>
+              <w:rPr>
+                <w:rFonts w:ascii="PT Sans" w:hAnsi="PT Sans"/>
+                <w:b/>
+                <w:bCs/>
+                <w:w w:val="110"/>
+                <w:sz w:val="18"/>
+                <w:szCs w:val="18"/>
+              </w:rPr>
+            </w:pPr>
+            <w:r>
+              <w:rPr>
+                <w:rFonts w:ascii="PT Sans" w:hAnsi="PT Sans" w:hint="eastAsia"/>
+                <w:b/>
+                <w:bCs/>
+                <w:w w:val="110"/>
+                <w:sz w:val="18"/>
+                <w:szCs w:val="18"/>
+              </w:rPr>
+              <w:t>Dec</w:t>
+            </w:r>
+            <w:r>
+              <w:rPr>
+                <w:rFonts w:ascii="PT Sans" w:hAnsi="PT Sans"/>
+                <w:b/>
+                <w:bCs/>
+                <w:w w:val="110"/>
+                <w:sz w:val="18"/>
+                <w:szCs w:val="18"/>
+              </w:rPr>
+              <w:t xml:space="preserve"> 202</w:t>
+            </w:r>
+            <w:r>
+              <w:rPr>
+                <w:rFonts w:ascii="PT Sans" w:hAnsi="PT Sans" w:hint="eastAsia"/>
+                <w:b/>
+                <w:bCs/>
+                <w:w w:val="110"/>
+                <w:sz w:val="18"/>
+                <w:szCs w:val="18"/>
+              </w:rPr>
+              <w:t>5</w:t>
+            </w:r>
+            <w:r>
+              <w:rPr>
+                <w:rFonts w:ascii="PT Sans" w:hAnsi="PT Sans"/>
+                <w:b/>
+                <w:bCs/>
+                <w:w w:val="110"/>
+                <w:sz w:val="18"/>
+                <w:szCs w:val="18"/>
+              </w:rPr>
+              <w:t xml:space="preserve"> </w:t>
+            </w:r>
+            <w:r>
+              <w:rPr>
+                <w:rFonts w:ascii="PT Sans" w:hAnsi="PT Sans"/>
+                <w:b/>
+                <w:bCs/>
+                <w:w w:val="110"/>
+                <w:sz w:val="18"/>
+                <w:szCs w:val="18"/>
+              </w:rPr>
+              <w:t>–</w:t>
+            </w:r>
+            <w:r>
+              <w:rPr>
+                <w:rFonts w:ascii="PT Sans" w:hAnsi="PT Sans"/>
+                <w:b/>
+                <w:bCs/>
+                <w:w w:val="110"/>
+                <w:sz w:val="18"/>
+                <w:szCs w:val="18"/>
+              </w:rPr>
+              <w:t xml:space="preserve"> </w:t>
+            </w:r>
+            <w:r>
+              <w:rPr>
+                <w:rFonts w:ascii="PT Sans" w:hAnsi="PT Sans" w:hint="eastAsia"/>
+                <w:b/>
+                <w:bCs/>
+                <w:w w:val="110"/>
+                <w:sz w:val="18"/>
+                <w:szCs w:val="18"/>
+              </w:rPr>
+              <w:t>Feb 2026</w:t>
+            </w:r>
+          </w:p>
+        </w:tc>
+      </w:tr>
+      <w:tr>
+        <w:trPr>
+          <w:trHeight w:val="57"/>
+        </w:trPr>
+        <w:tc>
+          <w:tcPr>
+            <w:tcW w:w="9621" w:type="dxa"/>
+            <w:gridSpan w:val="5"/>
+            <w:tcBorders>
+              <w:top w:val="nil"/>
+              <w:bottom w:val="nil"/>
+            </w:tcBorders>
+            <w:tcMar>
+              <w:top w:w="0" w:type="dxa"/>
+            </w:tcMar>
+          </w:tcPr>
+          <w:p>
+            <w:pPr>
+              <w:pStyle w:val="ListParagraph"/>
+              <w:spacing w:line="276" w:lineRule="auto"/>
+              <w:ind w:leftChars="-1" w:left="-2"/>
+              <w:jc w:val="both"/>
+              <w:rPr>
+                <w:rFonts w:ascii="PT Sans" w:hAnsi="PT Sans"/>
+                <w:w w:val="110"/>
+                <w:sz w:val="18"/>
+                <w:szCs w:val="18"/>
+              </w:rPr>
+            </w:pPr>
+            <w:r>
+              <w:rPr>
+                <w:rFonts w:ascii="PT Sans" w:hAnsi="PT Sans"/>
+                <w:w w:val="110"/>
+                <w:sz w:val="18"/>
+                <w:szCs w:val="18"/>
+              </w:rPr>
+              <w:t>Contributed to the development of a multimodal virtual space automation system funded by KOCCA, focusing on converting interior image inputs into coherent 3D scenes using models for image-to-3D reconstruction, object detection, and semantic segmentation.</w:t>
+            </w:r>
+          </w:p>
+        </w:tc>
+      </w:tr>
+      <w:tr>
+        <w:trPr>
+          <w:trHeight w:val="18"/>
+        </w:trPr>
+        <w:tc>
+          <w:tcPr>
+            <w:tcW w:w="6804" w:type="dxa"/>
+            <w:tcBorders>
+              <w:top w:val="nil"/>
+              <w:bottom w:val="nil"/>
+              <w:right w:val="nil"/>
+            </w:tcBorders>
+            <w:tcMar>
+              <w:bottom w:w="0" w:type="dxa"/>
+            </w:tcMar>
+          </w:tcPr>
+          <w:p>
+            <w:pPr>
+              <w:spacing w:line="276" w:lineRule="auto"/>
+              <w:jc w:val="both"/>
+              <w:rPr>
+                <w:rFonts w:ascii="PT Sans" w:hAnsi="PT Sans"/>
+                <w:b/>
+                <w:bCs/>
+                <w:w w:val="110"/>
+                <w:sz w:val="18"/>
+                <w:szCs w:val="18"/>
+              </w:rPr>
+            </w:pPr>
+            <w:r>
+              <w:rPr>
+                <w:rFonts w:ascii="PT Sans" w:hAnsi="PT Sans" w:hint="eastAsia"/>
+                <w:b/>
+                <w:bCs/>
+                <w:w w:val="110"/>
+                <w:sz w:val="18"/>
+                <w:szCs w:val="18"/>
+              </w:rPr>
+              <w:t>Software Engineer</w:t>
+            </w:r>
+            <w:r>
+              <w:rPr>
+                <w:rFonts w:ascii="PT Sans" w:hAnsi="PT Sans"/>
+                <w:b/>
+                <w:bCs/>
+                <w:w w:val="110"/>
+                <w:sz w:val="18"/>
+                <w:szCs w:val="18"/>
+              </w:rPr>
+              <w:t xml:space="preserve"> </w:t>
+            </w:r>
+            <w:r>
+              <w:rPr>
+                <w:rFonts w:ascii="PT Sans" w:hAnsi="PT Sans"/>
+                <w:i/>
+                <w:iCs/>
+                <w:w w:val="110"/>
+                <w:sz w:val="18"/>
+                <w:szCs w:val="18"/>
+              </w:rPr>
+              <w:t xml:space="preserve">@ </w:t>
+            </w:r>
+            <w:r>
+              <w:rPr>
+                <w:rFonts w:ascii="PT Sans" w:hAnsi="PT Sans"/>
+                <w:i/>
+                <w:iCs/>
+                <w:w w:val="110"/>
+                <w:sz w:val="18"/>
+                <w:szCs w:val="18"/>
+              </w:rPr>
+              <w:t>Spacewalk</w:t>
+            </w:r>
+          </w:p>
+        </w:tc>
+        <w:tc>
+          <w:tcPr>
+            <w:tcW w:w="2817" w:type="dxa"/>
+            <w:gridSpan w:val="4"/>
+            <w:tcBorders>
+              <w:top w:val="nil"/>
+              <w:left w:val="nil"/>
+              <w:bottom w:val="nil"/>
+            </w:tcBorders>
+            <w:tcMar>
+              <w:bottom w:w="0" w:type="dxa"/>
+            </w:tcMar>
+          </w:tcPr>
+          <w:p>
+            <w:pPr>
+              <w:spacing w:line="360" w:lineRule="auto"/>
+              <w:jc w:val="right"/>
+              <w:rPr>
+                <w:rFonts w:ascii="PT Sans" w:hAnsi="PT Sans"/>
+                <w:b/>
+                <w:bCs/>
+                <w:w w:val="110"/>
+                <w:sz w:val="18"/>
+                <w:szCs w:val="18"/>
+              </w:rPr>
+            </w:pPr>
+            <w:r>
+              <w:rPr>
+                <w:rFonts w:ascii="PT Sans" w:hAnsi="PT Sans"/>
+                <w:b/>
+                <w:bCs/>
+                <w:w w:val="110"/>
+                <w:sz w:val="18"/>
+                <w:szCs w:val="18"/>
+              </w:rPr>
+              <w:t xml:space="preserve">Jan 2022 </w:t>
+            </w:r>
+            <w:r>
+              <w:rPr>
+                <w:rFonts w:ascii="PT Sans" w:hAnsi="PT Sans"/>
+                <w:b/>
+                <w:bCs/>
+                <w:w w:val="110"/>
+                <w:sz w:val="18"/>
+                <w:szCs w:val="18"/>
+              </w:rPr>
+              <w:t>–</w:t>
+            </w:r>
+            <w:r>
+              <w:rPr>
+                <w:rFonts w:ascii="PT Sans" w:hAnsi="PT Sans"/>
+                <w:b/>
+                <w:bCs/>
+                <w:w w:val="110"/>
+                <w:sz w:val="18"/>
+                <w:szCs w:val="18"/>
+              </w:rPr>
+              <w:t xml:space="preserve"> </w:t>
+            </w:r>
+            <w:r>
+              <w:rPr>
+                <w:rFonts w:ascii="PT Sans" w:hAnsi="PT Sans" w:hint="eastAsia"/>
+                <w:b/>
+                <w:bCs/>
+                <w:w w:val="110"/>
+                <w:sz w:val="18"/>
+                <w:szCs w:val="18"/>
+              </w:rPr>
+              <w:t>Nov 2025</w:t>
+            </w:r>
+          </w:p>
+        </w:tc>
+      </w:tr>
+      <w:tr>
+        <w:trPr>
+          <w:trHeight w:val="181"/>
+        </w:trPr>
+        <w:tc>
+          <w:tcPr>
+            <w:tcW w:w="9621" w:type="dxa"/>
+            <w:gridSpan w:val="5"/>
+            <w:tcBorders>
+              <w:top w:val="nil"/>
+              <w:bottom w:val="nil"/>
+            </w:tcBorders>
+            <w:tcMar>
+              <w:top w:w="0" w:type="dxa"/>
+              <w:bottom w:w="142" w:type="dxa"/>
+            </w:tcMar>
+          </w:tcPr>
+          <w:p>
+            <w:pPr>
+              <w:spacing w:line="276" w:lineRule="auto"/>
+              <w:jc w:val="both"/>
+              <w:rPr>
+                <w:rFonts w:ascii="PT Sans" w:hAnsi="PT Sans"/>
+                <w:w w:val="110"/>
+                <w:sz w:val="18"/>
+                <w:szCs w:val="18"/>
+              </w:rPr>
+            </w:pPr>
+            <w:r>
+              <w:rPr>
+                <w:rFonts w:ascii="PT Sans" w:hAnsi="PT Sans"/>
+                <w:w w:val="110"/>
+                <w:sz w:val="18"/>
+                <w:szCs w:val="18"/>
+              </w:rPr>
+              <w:t>Conducted research and development to productionize geometric algorithms for architectural planning and feasibility analysis. Developed computational design systems that translate spatial constraints, planning requirements, and geometric conditions into workflows for office layout automation, apartment placement, housing feasibility studies, and mass-planning.</w:t>
+            </w:r>
+          </w:p>
+        </w:tc>
+      </w:tr>
+      <w:tr>
+        <w:trPr>
+          <w:trHeight w:val="181"/>
+        </w:trPr>
+        <w:tc>
+          <w:tcPr>
+            <w:tcW w:w="6804" w:type="dxa"/>
+            <w:tcBorders>
+              <w:top w:val="nil"/>
+              <w:bottom w:val="nil"/>
+              <w:right w:val="nil"/>
+            </w:tcBorders>
+            <w:tcMar>
+              <w:bottom w:w="57" w:type="dxa"/>
+            </w:tcMar>
+          </w:tcPr>
+          <w:p>
+            <w:pPr>
+              <w:spacing w:line="276" w:lineRule="auto"/>
+              <w:jc w:val="both"/>
+              <w:rPr>
+                <w:rFonts w:ascii="PT Sans" w:hAnsi="PT Sans"/>
+                <w:w w:val="110"/>
+                <w:sz w:val="18"/>
+                <w:szCs w:val="18"/>
+              </w:rPr>
+            </w:pPr>
+            <w:r>
+              <w:rPr>
+                <w:rFonts w:ascii="PT Sans" w:hAnsi="PT Sans"/>
+                <w:b/>
+                <w:bCs/>
+                <w:w w:val="110"/>
+                <w:sz w:val="18"/>
+                <w:szCs w:val="18"/>
+              </w:rPr>
+              <w:t>Design</w:t>
+            </w:r>
+            <w:r>
+              <w:rPr>
+                <w:rFonts w:ascii="PT Sans" w:hAnsi="PT Sans" w:hint="eastAsia"/>
+                <w:b/>
+                <w:bCs/>
+                <w:w w:val="110"/>
+                <w:sz w:val="18"/>
+                <w:szCs w:val="18"/>
+              </w:rPr>
+              <w:t xml:space="preserve"> Intern</w:t>
+            </w:r>
+            <w:r>
+              <w:rPr>
+                <w:rFonts w:ascii="PT Sans" w:hAnsi="PT Sans"/>
+                <w:b/>
+                <w:bCs/>
+                <w:w w:val="110"/>
+                <w:sz w:val="18"/>
+                <w:szCs w:val="18"/>
+              </w:rPr>
+              <w:t xml:space="preserve"> </w:t>
+            </w:r>
+            <w:r>
+              <w:rPr>
+                <w:rFonts w:ascii="PT Sans" w:hAnsi="PT Sans"/>
+                <w:i/>
+                <w:iCs/>
+                <w:w w:val="110"/>
+                <w:sz w:val="18"/>
+                <w:szCs w:val="18"/>
+              </w:rPr>
+              <w:t xml:space="preserve">@ </w:t>
+            </w:r>
+            <w:r>
+              <w:rPr>
+                <w:rFonts w:ascii="PT Sans" w:hAnsi="PT Sans" w:hint="eastAsia"/>
+                <w:i/>
+                <w:iCs/>
+                <w:w w:val="110"/>
+                <w:sz w:val="18"/>
+                <w:szCs w:val="18"/>
+              </w:rPr>
+              <w:t>SANGJI</w:t>
+            </w:r>
+            <w:r>
+              <w:rPr>
+                <w:rFonts w:ascii="PT Sans" w:hAnsi="PT Sans"/>
+                <w:i/>
+                <w:iCs/>
+                <w:w w:val="110"/>
+                <w:sz w:val="18"/>
+                <w:szCs w:val="18"/>
+              </w:rPr>
+              <w:t xml:space="preserve"> </w:t>
+            </w:r>
+            <w:r>
+              <w:rPr>
+                <w:rFonts w:ascii="PT Sans" w:hAnsi="PT Sans" w:hint="eastAsia"/>
+                <w:i/>
+                <w:iCs/>
+                <w:w w:val="110"/>
+                <w:sz w:val="18"/>
+                <w:szCs w:val="18"/>
+              </w:rPr>
+              <w:t>Architects</w:t>
+            </w:r>
+          </w:p>
+        </w:tc>
+        <w:tc>
+          <w:tcPr>
+            <w:tcW w:w="2817" w:type="dxa"/>
+            <w:gridSpan w:val="4"/>
+            <w:tcBorders>
+              <w:top w:val="nil"/>
+              <w:left w:val="nil"/>
+              <w:bottom w:val="nil"/>
+            </w:tcBorders>
+            <w:tcMar>
+              <w:bottom w:w="57" w:type="dxa"/>
+            </w:tcMar>
+            <w:vAlign w:val="bottom"/>
+          </w:tcPr>
+          <w:p>
+            <w:pPr>
+              <w:spacing w:line="276" w:lineRule="auto"/>
+              <w:jc w:val="right"/>
+              <w:rPr>
+                <w:rFonts w:ascii="PT Sans" w:hAnsi="PT Sans"/>
+                <w:w w:val="110"/>
+                <w:sz w:val="18"/>
+                <w:szCs w:val="18"/>
+              </w:rPr>
+            </w:pPr>
+            <w:r>
+              <w:rPr>
+                <w:rFonts w:ascii="PT Sans" w:hAnsi="PT Sans"/>
+                <w:b/>
+                <w:bCs/>
+                <w:w w:val="110"/>
+                <w:sz w:val="18"/>
+                <w:szCs w:val="18"/>
+              </w:rPr>
+              <w:t>Jun 2019 – Jul 2019</w:t>
+            </w:r>
+          </w:p>
+        </w:tc>
+      </w:tr>
+      <w:tr>
+        <w:trPr>
+          <w:trHeight w:val="402"/>
+        </w:trPr>
+        <w:tc>
+          <w:tcPr>
+            <w:tcW w:w="9621" w:type="dxa"/>
+            <w:gridSpan w:val="5"/>
+            <w:tcBorders>
+              <w:top w:val="nil"/>
+              <w:bottom w:val="nil"/>
+            </w:tcBorders>
+            <w:tcMar>
+              <w:top w:w="0" w:type="dxa"/>
+            </w:tcMar>
+          </w:tcPr>
+          <w:p>
+            <w:pPr>
+              <w:spacing w:line="276" w:lineRule="auto"/>
+              <w:jc w:val="both"/>
+              <w:rPr>
+                <w:rFonts w:ascii="PT Sans" w:hAnsi="PT Sans"/>
+                <w:w w:val="110"/>
+                <w:sz w:val="18"/>
+                <w:szCs w:val="18"/>
+              </w:rPr>
+            </w:pPr>
+            <w:r>
+              <w:rPr>
+                <w:rFonts w:ascii="PT Sans" w:hAnsi="PT Sans"/>
+                <w:w w:val="110"/>
+                <w:sz w:val="18"/>
+                <w:szCs w:val="18"/>
+              </w:rPr>
+              <w:t>Supported architectural design development through drawings, 3D visualizations, site analysis, and mass studies. Assisted with competition proposals from concept development to schematic design.</w:t>
+            </w:r>
+          </w:p>
+        </w:tc>
+      </w:tr>
+      <w:tr>
+        <w:trPr>
+          <w:trHeight w:val="16"/>
+        </w:trPr>
+        <w:tc>
+          <w:tcPr>
+            <w:tcW w:w="7513" w:type="dxa"/>
+            <w:gridSpan w:val="4"/>
+            <w:tcBorders>
+              <w:top w:val="nil"/>
+              <w:bottom w:val="nil"/>
+              <w:right w:val="nil"/>
+            </w:tcBorders>
+            <w:tcMar>
+              <w:top w:w="142" w:type="dxa"/>
+              <w:bottom w:w="57" w:type="dxa"/>
+            </w:tcMar>
+          </w:tcPr>
+          <w:p>
+            <w:pPr>
+              <w:spacing w:line="276" w:lineRule="auto"/>
+              <w:jc w:val="both"/>
+              <w:rPr>
+                <w:rFonts w:ascii="PT Sans" w:hAnsi="PT Sans" w:hint="eastAsia"/>
+                <w:w w:val="110"/>
+                <w:sz w:val="18"/>
+                <w:szCs w:val="18"/>
+              </w:rPr>
+            </w:pPr>
+            <w:r>
+              <w:rPr>
+                <w:rFonts w:ascii="PT Sans" w:hAnsi="PT Sans" w:hint="eastAsia"/>
+                <w:b/>
+                <w:bCs/>
+                <w:w w:val="110"/>
+                <w:sz w:val="18"/>
+                <w:szCs w:val="18"/>
+              </w:rPr>
+              <w:t>Research Intern</w:t>
+            </w:r>
+            <w:r>
+              <w:rPr>
+                <w:rFonts w:ascii="PT Sans" w:hAnsi="PT Sans"/>
+                <w:b/>
+                <w:bCs/>
+                <w:w w:val="110"/>
+                <w:sz w:val="18"/>
+                <w:szCs w:val="18"/>
+              </w:rPr>
+              <w:t xml:space="preserve"> </w:t>
+            </w:r>
+            <w:r>
+              <w:rPr>
+                <w:rFonts w:ascii="PT Sans" w:hAnsi="PT Sans"/>
+                <w:i/>
+                <w:iCs/>
+                <w:w w:val="110"/>
+                <w:sz w:val="18"/>
+                <w:szCs w:val="18"/>
+              </w:rPr>
+              <w:t xml:space="preserve">@ </w:t>
+            </w:r>
+            <w:r>
+              <w:rPr>
+                <w:rFonts w:ascii="PT Sans" w:hAnsi="PT Sans" w:hint="eastAsia"/>
+                <w:i/>
+                <w:iCs/>
+                <w:w w:val="110"/>
+                <w:sz w:val="18"/>
+                <w:szCs w:val="18"/>
+              </w:rPr>
+              <w:t>DART lab, KNUT</w:t>
+            </w:r>
+          </w:p>
+        </w:tc>
+        <w:tc>
+          <w:tcPr>
+            <w:tcW w:w="2108" w:type="dxa"/>
+            <w:tcBorders>
+              <w:top w:val="nil"/>
+              <w:left w:val="nil"/>
+              <w:bottom w:val="nil"/>
+            </w:tcBorders>
+            <w:tcMar>
+              <w:top w:w="142" w:type="dxa"/>
+              <w:bottom w:w="57" w:type="dxa"/>
+            </w:tcMar>
+            <w:vAlign w:val="bottom"/>
+          </w:tcPr>
+          <w:p>
+            <w:pPr>
+              <w:spacing w:line="276" w:lineRule="auto"/>
+              <w:jc w:val="right"/>
+              <w:rPr>
+                <w:rFonts w:ascii="PT Sans" w:hAnsi="PT Sans"/>
+                <w:w w:val="110"/>
+                <w:sz w:val="18"/>
+                <w:szCs w:val="18"/>
+              </w:rPr>
+            </w:pPr>
+            <w:r>
+              <w:rPr>
+                <w:rFonts w:ascii="PT Sans" w:hAnsi="PT Sans" w:hint="eastAsia"/>
+                <w:b/>
+                <w:bCs/>
+                <w:w w:val="110"/>
+                <w:sz w:val="18"/>
+                <w:szCs w:val="18"/>
+              </w:rPr>
+              <w:t>Mar</w:t>
+            </w:r>
+            <w:r>
+              <w:rPr>
+                <w:rFonts w:ascii="PT Sans" w:hAnsi="PT Sans"/>
+                <w:b/>
+                <w:bCs/>
+                <w:w w:val="110"/>
+                <w:sz w:val="18"/>
+                <w:szCs w:val="18"/>
+              </w:rPr>
+              <w:t xml:space="preserve"> 201</w:t>
+            </w:r>
+            <w:r>
+              <w:rPr>
+                <w:rFonts w:ascii="PT Sans" w:hAnsi="PT Sans" w:hint="eastAsia"/>
+                <w:b/>
+                <w:bCs/>
+                <w:w w:val="110"/>
+                <w:sz w:val="18"/>
+                <w:szCs w:val="18"/>
+              </w:rPr>
+              <w:t>8</w:t>
+            </w:r>
+            <w:r>
+              <w:rPr>
+                <w:rFonts w:ascii="PT Sans" w:hAnsi="PT Sans"/>
+                <w:b/>
+                <w:bCs/>
+                <w:w w:val="110"/>
+                <w:sz w:val="18"/>
+                <w:szCs w:val="18"/>
+              </w:rPr>
+              <w:t xml:space="preserve"> – </w:t>
+            </w:r>
+            <w:r>
+              <w:rPr>
+                <w:rFonts w:ascii="PT Sans" w:hAnsi="PT Sans" w:hint="eastAsia"/>
+                <w:b/>
+                <w:bCs/>
+                <w:w w:val="110"/>
+                <w:sz w:val="18"/>
+                <w:szCs w:val="18"/>
+              </w:rPr>
+              <w:t>Apr</w:t>
+            </w:r>
+            <w:r>
+              <w:rPr>
+                <w:rFonts w:ascii="PT Sans" w:hAnsi="PT Sans"/>
+                <w:b/>
+                <w:bCs/>
+                <w:w w:val="110"/>
+                <w:sz w:val="18"/>
+                <w:szCs w:val="18"/>
+              </w:rPr>
+              <w:t xml:space="preserve"> 20</w:t>
+            </w:r>
+            <w:r>
+              <w:rPr>
+                <w:rFonts w:ascii="PT Sans" w:hAnsi="PT Sans" w:hint="eastAsia"/>
+                <w:b/>
+                <w:bCs/>
+                <w:w w:val="110"/>
+                <w:sz w:val="18"/>
+                <w:szCs w:val="18"/>
+              </w:rPr>
+              <w:t>19</w:t>
+            </w:r>
+          </w:p>
+        </w:tc>
+      </w:tr>
+      <w:tr>
+        <w:trPr>
+          <w:trHeight w:val="506"/>
+        </w:trPr>
+        <w:tc>
+          <w:tcPr>
+            <w:tcW w:w="9621" w:type="dxa"/>
+            <w:gridSpan w:val="5"/>
+            <w:tcBorders>
+              <w:top w:val="nil"/>
+              <w:bottom w:val="single" w:sz="4" w:space="0" w:color="auto"/>
+            </w:tcBorders>
+            <w:tcMar>
+              <w:top w:w="0" w:type="dxa"/>
+              <w:bottom w:w="142" w:type="dxa"/>
+            </w:tcMar>
+          </w:tcPr>
+          <w:p>
+            <w:pPr>
+              <w:spacing w:line="276" w:lineRule="auto"/>
+              <w:jc w:val="both"/>
+              <w:rPr>
+                <w:rFonts w:ascii="PT Sans" w:hAnsi="PT Sans"/>
+                <w:w w:val="110"/>
+                <w:sz w:val="18"/>
+                <w:szCs w:val="18"/>
+              </w:rPr>
+            </w:pPr>
+            <w:r>
+              <w:rPr>
+                <w:rFonts w:ascii="PT Sans" w:hAnsi="PT Sans"/>
+                <w:w w:val="110"/>
+                <w:sz w:val="18"/>
+                <w:szCs w:val="18"/>
+              </w:rPr>
+              <w:t>Assisted with architectural and urban design studies, developing parametric 3D models using Rhino and Grasshopper</w:t>
+            </w:r>
+            <w:r>
+              <w:rPr>
+                <w:rFonts w:ascii="PT Sans" w:hAnsi="PT Sans" w:hint="eastAsia"/>
+                <w:w w:val="110"/>
+                <w:sz w:val="18"/>
+                <w:szCs w:val="18"/>
+              </w:rPr>
+              <w:t xml:space="preserve">. </w:t>
             </w:r>
           </w:p>
         </w:tc>
@@ -596,7 +1639,7 @@
                 <w:sz w:val="18"/>
                 <w:szCs w:val="18"/>
               </w:rPr>
-              <w:t>Bachelor of Science in Computer Science – B.S.</w:t>
+              <w:t>Bachelor of Science in Computer Science</w:t>
             </w:r>
           </w:p>
         </w:tc>
@@ -625,15 +1668,6 @@
                 <w:szCs w:val="20"/>
               </w:rPr>
             </w:pPr>
-            <w:r>
-              <w:rPr>
-                <w:rFonts w:ascii="PT Sans" w:hAnsi="PT Sans"/>
-                <w:w w:val="110"/>
-                <w:sz w:val="18"/>
-                <w:szCs w:val="20"/>
-              </w:rPr>
-              <w:t>GPA: 4.20/4.50</w:t>
-            </w:r>
           </w:p>
         </w:tc>
       </w:tr>
@@ -772,7 +1806,7 @@
                 <w:sz w:val="18"/>
                 <w:szCs w:val="18"/>
               </w:rPr>
-              <w:t>Bachelor of Architecture – B.Arch.</w:t>
+              <w:t>Bachelor of Architecture</w:t>
             </w:r>
           </w:p>
         </w:tc>
@@ -798,16 +1832,58 @@
                 <w:b/>
                 <w:bCs/>
                 <w:w w:val="110"/>
-              </w:rPr>
-            </w:pPr>
-            <w:r>
-              <w:rPr>
-                <w:rFonts w:ascii="PT Sans" w:hAnsi="PT Sans"/>
-                <w:w w:val="110"/>
                 <w:sz w:val="18"/>
                 <w:szCs w:val="20"/>
               </w:rPr>
-              <w:t>GPA: 3.84/4.50</w:t>
+            </w:pPr>
+          </w:p>
+        </w:tc>
+      </w:tr>
+      <w:tr>
+        <w:trPr>
+          <w:trHeight w:val="186"/>
+        </w:trPr>
+        <w:tc>
+          <w:tcPr>
+            <w:tcW w:w="9621" w:type="dxa"/>
+            <w:gridSpan w:val="5"/>
+            <w:tcBorders>
+              <w:top w:val="single" w:sz="4" w:space="0" w:color="auto"/>
+              <w:bottom w:val="nil"/>
+            </w:tcBorders>
+            <w:tcMar>
+              <w:bottom w:w="0" w:type="dxa"/>
+            </w:tcMar>
+          </w:tcPr>
+          <w:p>
+            <w:pPr>
+              <w:spacing w:line="276" w:lineRule="auto"/>
+              <w:jc w:val="both"/>
+              <w:rPr>
+                <w:rFonts w:ascii="PT Sans" w:hAnsi="PT Sans"/>
+                <w:w w:val="110"/>
+                <w:szCs w:val="22"/>
+              </w:rPr>
+            </w:pPr>
+            <w:r>
+              <w:rPr>
+                <w:rFonts w:ascii="PT Sans" w:hAnsi="PT Sans"/>
+                <w:b/>
+                <w:bCs/>
+                <w:w w:val="110"/>
+                <w:szCs w:val="22"/>
+              </w:rPr>
+              <w:t>PUBLICATION</w:t>
+            </w:r>
+            <w:r>
+              <w:rPr>
+                <w:rFonts w:ascii="PT Sans" w:hAnsi="PT Sans"/>
+                <w:b/>
+                <w:bCs/>
+                <w:w w:val="110"/>
+                <w:szCs w:val="22"/>
+              </w:rPr>
+              <w:t>S</w:t>
             </w:r>
           </w:p>
         </w:tc>
@@ -818,1173 +1894,6 @@
         </w:trPr>
         <w:tc>
           <w:tcPr>
-            <w:tcW w:w="9621" w:type="dxa"/>
-            <w:gridSpan w:val="5"/>
-            <w:tcBorders>
-              <w:top w:val="single" w:sz="4" w:space="0" w:color="auto"/>
-              <w:bottom w:val="nil"/>
-            </w:tcBorders>
-            <w:tcMar>
-              <w:bottom w:w="0" w:type="dxa"/>
-            </w:tcMar>
-          </w:tcPr>
-          <w:p>
-            <w:pPr>
-              <w:spacing w:line="276" w:lineRule="auto"/>
-              <w:rPr>
-                <w:rFonts w:ascii="PT Sans" w:hAnsi="PT Sans"/>
-                <w:b/>
-                <w:bCs/>
-                <w:w w:val="110"/>
-                <w:sz w:val="18"/>
-                <w:szCs w:val="18"/>
-              </w:rPr>
-            </w:pPr>
-            <w:r>
-              <w:rPr>
-                <w:rFonts w:ascii="PT Sans" w:hAnsi="PT Sans"/>
-                <w:b/>
-                <w:bCs/>
-                <w:w w:val="110"/>
-              </w:rPr>
-              <w:t>EXPERIENCE</w:t>
-            </w:r>
-          </w:p>
-        </w:tc>
-      </w:tr>
-      <w:tr>
-        <w:trPr>
-          <w:trHeight w:val="18"/>
-        </w:trPr>
-        <w:tc>
-          <w:tcPr>
-            <w:tcW w:w="7326" w:type="dxa"/>
-            <w:gridSpan w:val="2"/>
-            <w:tcBorders>
-              <w:top w:val="nil"/>
-              <w:bottom w:val="nil"/>
-              <w:right w:val="nil"/>
-            </w:tcBorders>
-            <w:tcMar>
-              <w:bottom w:w="0" w:type="dxa"/>
-            </w:tcMar>
-          </w:tcPr>
-          <w:p>
-            <w:pPr>
-              <w:spacing w:line="360" w:lineRule="auto"/>
-              <w:rPr>
-                <w:rFonts w:ascii="PT Sans" w:hAnsi="PT Sans"/>
-                <w:b/>
-                <w:bCs/>
-                <w:w w:val="110"/>
-                <w:sz w:val="18"/>
-                <w:szCs w:val="18"/>
-              </w:rPr>
-            </w:pPr>
-            <w:r>
-              <w:rPr>
-                <w:rFonts w:ascii="PT Sans" w:hAnsi="PT Sans" w:hint="eastAsia"/>
-                <w:b/>
-                <w:bCs/>
-                <w:w w:val="110"/>
-                <w:sz w:val="18"/>
-                <w:szCs w:val="18"/>
-              </w:rPr>
-              <w:t>Software Engineer</w:t>
-            </w:r>
-            <w:r>
-              <w:rPr>
-                <w:rFonts w:ascii="PT Sans" w:hAnsi="PT Sans"/>
-                <w:b/>
-                <w:bCs/>
-                <w:w w:val="110"/>
-                <w:sz w:val="18"/>
-                <w:szCs w:val="18"/>
-              </w:rPr>
-              <w:t xml:space="preserve"> </w:t>
-            </w:r>
-            <w:r>
-              <w:rPr>
-                <w:rFonts w:ascii="PT Sans" w:hAnsi="PT Sans"/>
-                <w:i/>
-                <w:iCs/>
-                <w:w w:val="110"/>
-                <w:sz w:val="18"/>
-                <w:szCs w:val="18"/>
-              </w:rPr>
-              <w:t xml:space="preserve">@ </w:t>
-            </w:r>
-            <w:r>
-              <w:rPr>
-                <w:rFonts w:ascii="PT Sans" w:hAnsi="PT Sans"/>
-                <w:i/>
-                <w:iCs/>
-                <w:w w:val="110"/>
-                <w:sz w:val="18"/>
-                <w:szCs w:val="18"/>
-              </w:rPr>
-              <w:t>aaro</w:t>
-            </w:r>
-          </w:p>
-        </w:tc>
-        <w:tc>
-          <w:tcPr>
-            <w:tcW w:w="2295" w:type="dxa"/>
-            <w:gridSpan w:val="3"/>
-            <w:tcBorders>
-              <w:top w:val="nil"/>
-              <w:left w:val="nil"/>
-              <w:bottom w:val="nil"/>
-            </w:tcBorders>
-            <w:tcMar>
-              <w:bottom w:w="0" w:type="dxa"/>
-            </w:tcMar>
-          </w:tcPr>
-          <w:p>
-            <w:pPr>
-              <w:spacing w:line="360" w:lineRule="auto"/>
-              <w:jc w:val="right"/>
-              <w:rPr>
-                <w:rFonts w:ascii="PT Sans" w:hAnsi="PT Sans"/>
-                <w:b/>
-                <w:bCs/>
-                <w:w w:val="110"/>
-                <w:sz w:val="18"/>
-                <w:szCs w:val="18"/>
-              </w:rPr>
-            </w:pPr>
-            <w:r>
-              <w:rPr>
-                <w:rFonts w:ascii="PT Sans" w:hAnsi="PT Sans" w:hint="eastAsia"/>
-                <w:b/>
-                <w:bCs/>
-                <w:w w:val="110"/>
-                <w:sz w:val="18"/>
-                <w:szCs w:val="18"/>
-              </w:rPr>
-              <w:t>Mar 2026</w:t>
-            </w:r>
-            <w:r>
-              <w:rPr>
-                <w:rFonts w:ascii="PT Sans" w:hAnsi="PT Sans"/>
-                <w:b/>
-                <w:bCs/>
-                <w:w w:val="110"/>
-                <w:sz w:val="18"/>
-                <w:szCs w:val="18"/>
-              </w:rPr>
-              <w:t xml:space="preserve"> </w:t>
-            </w:r>
-            <w:r>
-              <w:rPr>
-                <w:rFonts w:ascii="PT Sans" w:hAnsi="PT Sans"/>
-                <w:b/>
-                <w:bCs/>
-                <w:w w:val="110"/>
-                <w:sz w:val="18"/>
-                <w:szCs w:val="18"/>
-              </w:rPr>
-              <w:t>–</w:t>
-            </w:r>
-            <w:r>
-              <w:rPr>
-                <w:rFonts w:ascii="PT Sans" w:hAnsi="PT Sans"/>
-                <w:b/>
-                <w:bCs/>
-                <w:w w:val="110"/>
-                <w:sz w:val="18"/>
-                <w:szCs w:val="18"/>
-              </w:rPr>
-              <w:t xml:space="preserve"> </w:t>
-            </w:r>
-            <w:r>
-              <w:rPr>
-                <w:rFonts w:ascii="PT Sans" w:hAnsi="PT Sans" w:hint="eastAsia"/>
-                <w:b/>
-                <w:bCs/>
-                <w:w w:val="110"/>
-                <w:sz w:val="18"/>
-                <w:szCs w:val="18"/>
-              </w:rPr>
-              <w:t>Present</w:t>
-            </w:r>
-          </w:p>
-        </w:tc>
-      </w:tr>
-      <w:tr>
-        <w:trPr>
-          <w:trHeight w:val="102"/>
-        </w:trPr>
-        <w:tc>
-          <w:tcPr>
-            <w:tcW w:w="9621" w:type="dxa"/>
-            <w:gridSpan w:val="5"/>
-            <w:tcBorders>
-              <w:top w:val="nil"/>
-              <w:bottom w:val="nil"/>
-            </w:tcBorders>
-            <w:tcMar>
-              <w:top w:w="0" w:type="dxa"/>
-              <w:bottom w:w="142" w:type="dxa"/>
-            </w:tcMar>
-          </w:tcPr>
-          <w:p>
-            <w:pPr>
-              <w:spacing w:line="276" w:lineRule="auto"/>
-              <w:jc w:val="both"/>
-              <w:rPr>
-                <w:rFonts w:ascii="PT Sans" w:hAnsi="PT Sans"/>
-                <w:w w:val="110"/>
-                <w:sz w:val="18"/>
-                <w:szCs w:val="18"/>
-              </w:rPr>
-            </w:pPr>
-            <w:r>
-              <w:rPr>
-                <w:rFonts w:ascii="PT Sans" w:hAnsi="PT Sans"/>
-                <w:w w:val="110"/>
-                <w:sz w:val="18"/>
-                <w:szCs w:val="18"/>
-              </w:rPr>
-              <w:t xml:space="preserve">Worked in collaboration with </w:t>
-            </w:r>
-            <w:r>
-              <w:rPr>
-                <w:rFonts w:ascii="PT Sans" w:hAnsi="PT Sans" w:hint="eastAsia"/>
-                <w:i/>
-                <w:iCs/>
-                <w:w w:val="110"/>
-                <w:sz w:val="18"/>
-                <w:szCs w:val="18"/>
-              </w:rPr>
-              <w:t>n</w:t>
-            </w:r>
-            <w:r>
-              <w:rPr>
-                <w:rFonts w:ascii="PT Sans" w:hAnsi="PT Sans"/>
-                <w:i/>
-                <w:iCs/>
-                <w:w w:val="110"/>
-                <w:sz w:val="18"/>
-                <w:szCs w:val="18"/>
-              </w:rPr>
-              <w:t>eoBIM</w:t>
-            </w:r>
-            <w:r>
-              <w:rPr>
-                <w:rFonts w:ascii="PT Sans" w:hAnsi="PT Sans"/>
-                <w:w w:val="110"/>
-                <w:sz w:val="18"/>
-                <w:szCs w:val="18"/>
-              </w:rPr>
-              <w:t xml:space="preserve"> on the development of generative design and automation </w:t>
-            </w:r>
-            <w:r>
-              <w:rPr>
-                <w:rFonts w:ascii="PT Sans" w:hAnsi="PT Sans"/>
-                <w:w w:val="110"/>
-                <w:sz w:val="18"/>
-                <w:szCs w:val="18"/>
-              </w:rPr>
-              <w:t>product</w:t>
-            </w:r>
-            <w:r>
-              <w:rPr>
-                <w:rFonts w:ascii="PT Sans" w:hAnsi="PT Sans"/>
-                <w:w w:val="110"/>
-                <w:sz w:val="18"/>
-                <w:szCs w:val="18"/>
-              </w:rPr>
-              <w:t xml:space="preserve"> for architectural planning and feasibility analysis based on German building regulations and planning codes</w:t>
-            </w:r>
-            <w:r>
-              <w:rPr>
-                <w:rFonts w:ascii="PT Sans" w:hAnsi="PT Sans" w:hint="eastAsia"/>
-                <w:w w:val="110"/>
-                <w:sz w:val="18"/>
-                <w:szCs w:val="18"/>
-              </w:rPr>
-              <w:t xml:space="preserve">. </w:t>
-            </w:r>
-          </w:p>
-        </w:tc>
-      </w:tr>
-      <w:tr>
-        <w:trPr>
-          <w:trHeight w:val="20"/>
-        </w:trPr>
-        <w:tc>
-          <w:tcPr>
-            <w:tcW w:w="7326" w:type="dxa"/>
-            <w:gridSpan w:val="2"/>
-            <w:tcBorders>
-              <w:top w:val="nil"/>
-              <w:bottom w:val="nil"/>
-              <w:right w:val="nil"/>
-            </w:tcBorders>
-            <w:tcMar>
-              <w:bottom w:w="0" w:type="dxa"/>
-            </w:tcMar>
-          </w:tcPr>
-          <w:p>
-            <w:pPr>
-              <w:spacing w:line="360" w:lineRule="auto"/>
-              <w:rPr>
-                <w:rFonts w:ascii="PT Sans" w:hAnsi="PT Sans"/>
-                <w:b/>
-                <w:bCs/>
-                <w:w w:val="110"/>
-              </w:rPr>
-            </w:pPr>
-            <w:r>
-              <w:rPr>
-                <w:rFonts w:ascii="PT Sans" w:hAnsi="PT Sans" w:hint="eastAsia"/>
-                <w:b/>
-                <w:bCs/>
-                <w:w w:val="110"/>
-                <w:sz w:val="18"/>
-                <w:szCs w:val="18"/>
-              </w:rPr>
-              <w:t>Research Intern</w:t>
-            </w:r>
-            <w:r>
-              <w:rPr>
-                <w:rFonts w:ascii="PT Sans" w:hAnsi="PT Sans"/>
-                <w:b/>
-                <w:bCs/>
-                <w:w w:val="110"/>
-                <w:sz w:val="18"/>
-                <w:szCs w:val="18"/>
-              </w:rPr>
-              <w:t xml:space="preserve"> </w:t>
-            </w:r>
-            <w:r>
-              <w:rPr>
-                <w:rFonts w:ascii="PT Sans" w:hAnsi="PT Sans"/>
-                <w:i/>
-                <w:iCs/>
-                <w:w w:val="110"/>
-                <w:sz w:val="18"/>
-                <w:szCs w:val="18"/>
-              </w:rPr>
-              <w:t xml:space="preserve">@ </w:t>
-            </w:r>
-            <w:r>
-              <w:rPr>
-                <w:rFonts w:ascii="PT Sans" w:hAnsi="PT Sans" w:hint="eastAsia"/>
-                <w:i/>
-                <w:iCs/>
-                <w:w w:val="110"/>
-                <w:sz w:val="18"/>
-                <w:szCs w:val="18"/>
-              </w:rPr>
-              <w:t>Visual Media Lab, KAIST</w:t>
-            </w:r>
-          </w:p>
-        </w:tc>
-        <w:tc>
-          <w:tcPr>
-            <w:tcW w:w="2295" w:type="dxa"/>
-            <w:gridSpan w:val="3"/>
-            <w:tcBorders>
-              <w:top w:val="nil"/>
-              <w:left w:val="nil"/>
-              <w:bottom w:val="nil"/>
-            </w:tcBorders>
-            <w:tcMar>
-              <w:bottom w:w="0" w:type="dxa"/>
-            </w:tcMar>
-          </w:tcPr>
-          <w:p>
-            <w:pPr>
-              <w:spacing w:line="360" w:lineRule="auto"/>
-              <w:jc w:val="right"/>
-              <w:rPr>
-                <w:rFonts w:ascii="PT Sans" w:hAnsi="PT Sans"/>
-                <w:b/>
-                <w:bCs/>
-                <w:w w:val="110"/>
-                <w:sz w:val="18"/>
-                <w:szCs w:val="18"/>
-              </w:rPr>
-            </w:pPr>
-            <w:r>
-              <w:rPr>
-                <w:rFonts w:ascii="PT Sans" w:hAnsi="PT Sans" w:hint="eastAsia"/>
-                <w:b/>
-                <w:bCs/>
-                <w:w w:val="110"/>
-                <w:sz w:val="18"/>
-                <w:szCs w:val="18"/>
-              </w:rPr>
-              <w:t>Dec</w:t>
-            </w:r>
-            <w:r>
-              <w:rPr>
-                <w:rFonts w:ascii="PT Sans" w:hAnsi="PT Sans"/>
-                <w:b/>
-                <w:bCs/>
-                <w:w w:val="110"/>
-                <w:sz w:val="18"/>
-                <w:szCs w:val="18"/>
-              </w:rPr>
-              <w:t xml:space="preserve"> 202</w:t>
-            </w:r>
-            <w:r>
-              <w:rPr>
-                <w:rFonts w:ascii="PT Sans" w:hAnsi="PT Sans" w:hint="eastAsia"/>
-                <w:b/>
-                <w:bCs/>
-                <w:w w:val="110"/>
-                <w:sz w:val="18"/>
-                <w:szCs w:val="18"/>
-              </w:rPr>
-              <w:t>5</w:t>
-            </w:r>
-            <w:r>
-              <w:rPr>
-                <w:rFonts w:ascii="PT Sans" w:hAnsi="PT Sans"/>
-                <w:b/>
-                <w:bCs/>
-                <w:w w:val="110"/>
-                <w:sz w:val="18"/>
-                <w:szCs w:val="18"/>
-              </w:rPr>
-              <w:t xml:space="preserve"> </w:t>
-            </w:r>
-            <w:r>
-              <w:rPr>
-                <w:rFonts w:ascii="PT Sans" w:hAnsi="PT Sans"/>
-                <w:b/>
-                <w:bCs/>
-                <w:w w:val="110"/>
-                <w:sz w:val="18"/>
-                <w:szCs w:val="18"/>
-              </w:rPr>
-              <w:t>–</w:t>
-            </w:r>
-            <w:r>
-              <w:rPr>
-                <w:rFonts w:ascii="PT Sans" w:hAnsi="PT Sans"/>
-                <w:b/>
-                <w:bCs/>
-                <w:w w:val="110"/>
-                <w:sz w:val="18"/>
-                <w:szCs w:val="18"/>
-              </w:rPr>
-              <w:t xml:space="preserve"> </w:t>
-            </w:r>
-            <w:r>
-              <w:rPr>
-                <w:rFonts w:ascii="PT Sans" w:hAnsi="PT Sans" w:hint="eastAsia"/>
-                <w:b/>
-                <w:bCs/>
-                <w:w w:val="110"/>
-                <w:sz w:val="18"/>
-                <w:szCs w:val="18"/>
-              </w:rPr>
-              <w:t>Feb 2026</w:t>
-            </w:r>
-          </w:p>
-        </w:tc>
-      </w:tr>
-      <w:tr>
-        <w:trPr>
-          <w:trHeight w:val="57"/>
-        </w:trPr>
-        <w:tc>
-          <w:tcPr>
-            <w:tcW w:w="9621" w:type="dxa"/>
-            <w:gridSpan w:val="5"/>
-            <w:tcBorders>
-              <w:top w:val="nil"/>
-              <w:bottom w:val="nil"/>
-            </w:tcBorders>
-            <w:tcMar>
-              <w:top w:w="0" w:type="dxa"/>
-            </w:tcMar>
-          </w:tcPr>
-          <w:p>
-            <w:pPr>
-              <w:pStyle w:val="ListParagraph"/>
-              <w:spacing w:line="276" w:lineRule="auto"/>
-              <w:ind w:leftChars="-1" w:left="-2"/>
-              <w:jc w:val="both"/>
-              <w:rPr>
-                <w:rFonts w:ascii="PT Sans" w:hAnsi="PT Sans"/>
-                <w:w w:val="110"/>
-                <w:sz w:val="18"/>
-                <w:szCs w:val="18"/>
-              </w:rPr>
-            </w:pPr>
-            <w:r>
-              <w:rPr>
-                <w:rFonts w:ascii="PT Sans" w:hAnsi="PT Sans"/>
-                <w:w w:val="110"/>
-                <w:sz w:val="18"/>
-                <w:szCs w:val="18"/>
-              </w:rPr>
-              <w:t>Contributed to the development of a multimodal virtual space automation system funded by KOCCA, focusing on converting interior image inputs into coherent 3D scenes using models for image-to-3D reconstruction, object detection, and semantic segmentation.</w:t>
-            </w:r>
-          </w:p>
-        </w:tc>
-      </w:tr>
-      <w:tr>
-        <w:trPr>
-          <w:trHeight w:val="18"/>
-        </w:trPr>
-        <w:tc>
-          <w:tcPr>
-            <w:tcW w:w="6804" w:type="dxa"/>
-            <w:tcBorders>
-              <w:top w:val="nil"/>
-              <w:bottom w:val="nil"/>
-              <w:right w:val="nil"/>
-            </w:tcBorders>
-            <w:tcMar>
-              <w:bottom w:w="0" w:type="dxa"/>
-            </w:tcMar>
-          </w:tcPr>
-          <w:p>
-            <w:pPr>
-              <w:spacing w:line="276" w:lineRule="auto"/>
-              <w:jc w:val="both"/>
-              <w:rPr>
-                <w:rFonts w:ascii="PT Sans" w:hAnsi="PT Sans"/>
-                <w:b/>
-                <w:bCs/>
-                <w:w w:val="110"/>
-                <w:sz w:val="18"/>
-                <w:szCs w:val="18"/>
-              </w:rPr>
-            </w:pPr>
-            <w:r>
-              <w:rPr>
-                <w:rFonts w:ascii="PT Sans" w:hAnsi="PT Sans" w:hint="eastAsia"/>
-                <w:b/>
-                <w:bCs/>
-                <w:w w:val="110"/>
-                <w:sz w:val="18"/>
-                <w:szCs w:val="18"/>
-              </w:rPr>
-              <w:t>Software Engineer</w:t>
-            </w:r>
-            <w:r>
-              <w:rPr>
-                <w:rFonts w:ascii="PT Sans" w:hAnsi="PT Sans"/>
-                <w:b/>
-                <w:bCs/>
-                <w:w w:val="110"/>
-                <w:sz w:val="18"/>
-                <w:szCs w:val="18"/>
-              </w:rPr>
-              <w:t xml:space="preserve"> </w:t>
-            </w:r>
-            <w:r>
-              <w:rPr>
-                <w:rFonts w:ascii="PT Sans" w:hAnsi="PT Sans"/>
-                <w:i/>
-                <w:iCs/>
-                <w:w w:val="110"/>
-                <w:sz w:val="18"/>
-                <w:szCs w:val="18"/>
-              </w:rPr>
-              <w:t xml:space="preserve">@ </w:t>
-            </w:r>
-            <w:r>
-              <w:rPr>
-                <w:rFonts w:ascii="PT Sans" w:hAnsi="PT Sans"/>
-                <w:i/>
-                <w:iCs/>
-                <w:w w:val="110"/>
-                <w:sz w:val="18"/>
-                <w:szCs w:val="18"/>
-              </w:rPr>
-              <w:t>Spacewalk</w:t>
-            </w:r>
-          </w:p>
-        </w:tc>
-        <w:tc>
-          <w:tcPr>
-            <w:tcW w:w="2817" w:type="dxa"/>
-            <w:gridSpan w:val="4"/>
-            <w:tcBorders>
-              <w:top w:val="nil"/>
-              <w:left w:val="nil"/>
-              <w:bottom w:val="nil"/>
-            </w:tcBorders>
-            <w:tcMar>
-              <w:bottom w:w="0" w:type="dxa"/>
-            </w:tcMar>
-          </w:tcPr>
-          <w:p>
-            <w:pPr>
-              <w:spacing w:line="360" w:lineRule="auto"/>
-              <w:jc w:val="right"/>
-              <w:rPr>
-                <w:rFonts w:ascii="PT Sans" w:hAnsi="PT Sans"/>
-                <w:b/>
-                <w:bCs/>
-                <w:w w:val="110"/>
-                <w:sz w:val="18"/>
-                <w:szCs w:val="18"/>
-              </w:rPr>
-            </w:pPr>
-            <w:r>
-              <w:rPr>
-                <w:rFonts w:ascii="PT Sans" w:hAnsi="PT Sans"/>
-                <w:b/>
-                <w:bCs/>
-                <w:w w:val="110"/>
-                <w:sz w:val="18"/>
-                <w:szCs w:val="18"/>
-              </w:rPr>
-              <w:t xml:space="preserve">Jan 2022 </w:t>
-            </w:r>
-            <w:r>
-              <w:rPr>
-                <w:rFonts w:ascii="PT Sans" w:hAnsi="PT Sans"/>
-                <w:b/>
-                <w:bCs/>
-                <w:w w:val="110"/>
-                <w:sz w:val="18"/>
-                <w:szCs w:val="18"/>
-              </w:rPr>
-              <w:t>–</w:t>
-            </w:r>
-            <w:r>
-              <w:rPr>
-                <w:rFonts w:ascii="PT Sans" w:hAnsi="PT Sans"/>
-                <w:b/>
-                <w:bCs/>
-                <w:w w:val="110"/>
-                <w:sz w:val="18"/>
-                <w:szCs w:val="18"/>
-              </w:rPr>
-              <w:t xml:space="preserve"> </w:t>
-            </w:r>
-            <w:r>
-              <w:rPr>
-                <w:rFonts w:ascii="PT Sans" w:hAnsi="PT Sans" w:hint="eastAsia"/>
-                <w:b/>
-                <w:bCs/>
-                <w:w w:val="110"/>
-                <w:sz w:val="18"/>
-                <w:szCs w:val="18"/>
-              </w:rPr>
-              <w:t>Nov 2025</w:t>
-            </w:r>
-          </w:p>
-        </w:tc>
-      </w:tr>
-      <w:tr>
-        <w:trPr>
-          <w:trHeight w:val="181"/>
-        </w:trPr>
-        <w:tc>
-          <w:tcPr>
-            <w:tcW w:w="9621" w:type="dxa"/>
-            <w:gridSpan w:val="5"/>
-            <w:tcBorders>
-              <w:top w:val="nil"/>
-              <w:bottom w:val="nil"/>
-            </w:tcBorders>
-            <w:tcMar>
-              <w:top w:w="0" w:type="dxa"/>
-              <w:bottom w:w="142" w:type="dxa"/>
-            </w:tcMar>
-          </w:tcPr>
-          <w:p>
-            <w:pPr>
-              <w:spacing w:line="276" w:lineRule="auto"/>
-              <w:jc w:val="both"/>
-              <w:rPr>
-                <w:rFonts w:ascii="PT Sans" w:hAnsi="PT Sans"/>
-                <w:w w:val="110"/>
-                <w:sz w:val="18"/>
-                <w:szCs w:val="18"/>
-              </w:rPr>
-            </w:pPr>
-            <w:r>
-              <w:rPr>
-                <w:rFonts w:ascii="PT Sans" w:hAnsi="PT Sans"/>
-                <w:w w:val="110"/>
-                <w:sz w:val="18"/>
-                <w:szCs w:val="18"/>
-              </w:rPr>
-              <w:t>Conducted research and development to productionize geometric algorithms for architectural planning and feasibility analysis. Developed computational design systems that translate spatial constraints, planning requirements, and geometric conditions into workflows for office layout automation, apartment placement, housing feasibility studies, and mass-planning.</w:t>
-            </w:r>
-          </w:p>
-        </w:tc>
-      </w:tr>
-      <w:tr>
-        <w:trPr>
-          <w:trHeight w:val="181"/>
-        </w:trPr>
-        <w:tc>
-          <w:tcPr>
-            <w:tcW w:w="6804" w:type="dxa"/>
-            <w:tcBorders>
-              <w:top w:val="nil"/>
-              <w:bottom w:val="nil"/>
-              <w:right w:val="nil"/>
-            </w:tcBorders>
-            <w:tcMar>
-              <w:bottom w:w="57" w:type="dxa"/>
-            </w:tcMar>
-          </w:tcPr>
-          <w:p>
-            <w:pPr>
-              <w:spacing w:line="276" w:lineRule="auto"/>
-              <w:jc w:val="both"/>
-              <w:rPr>
-                <w:rFonts w:ascii="PT Sans" w:hAnsi="PT Sans"/>
-                <w:w w:val="110"/>
-                <w:sz w:val="18"/>
-                <w:szCs w:val="18"/>
-              </w:rPr>
-            </w:pPr>
-            <w:r>
-              <w:rPr>
-                <w:rFonts w:ascii="PT Sans" w:hAnsi="PT Sans"/>
-                <w:b/>
-                <w:bCs/>
-                <w:w w:val="110"/>
-                <w:sz w:val="18"/>
-                <w:szCs w:val="18"/>
-              </w:rPr>
-              <w:t>Design</w:t>
-            </w:r>
-            <w:r>
-              <w:rPr>
-                <w:rFonts w:ascii="PT Sans" w:hAnsi="PT Sans" w:hint="eastAsia"/>
-                <w:b/>
-                <w:bCs/>
-                <w:w w:val="110"/>
-                <w:sz w:val="18"/>
-                <w:szCs w:val="18"/>
-              </w:rPr>
-              <w:t xml:space="preserve"> Intern</w:t>
-            </w:r>
-            <w:r>
-              <w:rPr>
-                <w:rFonts w:ascii="PT Sans" w:hAnsi="PT Sans"/>
-                <w:b/>
-                <w:bCs/>
-                <w:w w:val="110"/>
-                <w:sz w:val="18"/>
-                <w:szCs w:val="18"/>
-              </w:rPr>
-              <w:t xml:space="preserve"> </w:t>
-            </w:r>
-            <w:r>
-              <w:rPr>
-                <w:rFonts w:ascii="PT Sans" w:hAnsi="PT Sans"/>
-                <w:i/>
-                <w:iCs/>
-                <w:w w:val="110"/>
-                <w:sz w:val="18"/>
-                <w:szCs w:val="18"/>
-              </w:rPr>
-              <w:t xml:space="preserve">@ </w:t>
-            </w:r>
-            <w:r>
-              <w:rPr>
-                <w:rFonts w:ascii="PT Sans" w:hAnsi="PT Sans" w:hint="eastAsia"/>
-                <w:i/>
-                <w:iCs/>
-                <w:w w:val="110"/>
-                <w:sz w:val="18"/>
-                <w:szCs w:val="18"/>
-              </w:rPr>
-              <w:t>SANGJI</w:t>
-            </w:r>
-            <w:r>
-              <w:rPr>
-                <w:rFonts w:ascii="PT Sans" w:hAnsi="PT Sans"/>
-                <w:i/>
-                <w:iCs/>
-                <w:w w:val="110"/>
-                <w:sz w:val="18"/>
-                <w:szCs w:val="18"/>
-              </w:rPr>
-              <w:t xml:space="preserve"> </w:t>
-            </w:r>
-            <w:r>
-              <w:rPr>
-                <w:rFonts w:ascii="PT Sans" w:hAnsi="PT Sans" w:hint="eastAsia"/>
-                <w:i/>
-                <w:iCs/>
-                <w:w w:val="110"/>
-                <w:sz w:val="18"/>
-                <w:szCs w:val="18"/>
-              </w:rPr>
-              <w:t>Architects</w:t>
-            </w:r>
-          </w:p>
-        </w:tc>
-        <w:tc>
-          <w:tcPr>
-            <w:tcW w:w="2817" w:type="dxa"/>
-            <w:gridSpan w:val="4"/>
-            <w:tcBorders>
-              <w:top w:val="nil"/>
-              <w:left w:val="nil"/>
-              <w:bottom w:val="nil"/>
-            </w:tcBorders>
-            <w:tcMar>
-              <w:bottom w:w="57" w:type="dxa"/>
-            </w:tcMar>
-            <w:vAlign w:val="bottom"/>
-          </w:tcPr>
-          <w:p>
-            <w:pPr>
-              <w:spacing w:line="276" w:lineRule="auto"/>
-              <w:jc w:val="right"/>
-              <w:rPr>
-                <w:rFonts w:ascii="PT Sans" w:hAnsi="PT Sans"/>
-                <w:w w:val="110"/>
-                <w:sz w:val="18"/>
-                <w:szCs w:val="18"/>
-              </w:rPr>
-            </w:pPr>
-            <w:r>
-              <w:rPr>
-                <w:rFonts w:ascii="PT Sans" w:hAnsi="PT Sans"/>
-                <w:b/>
-                <w:bCs/>
-                <w:w w:val="110"/>
-                <w:sz w:val="18"/>
-                <w:szCs w:val="18"/>
-              </w:rPr>
-              <w:t>Jun 2019 – Jul 2019</w:t>
-            </w:r>
-          </w:p>
-        </w:tc>
-      </w:tr>
-      <w:tr>
-        <w:trPr>
-          <w:trHeight w:val="402"/>
-        </w:trPr>
-        <w:tc>
-          <w:tcPr>
-            <w:tcW w:w="9621" w:type="dxa"/>
-            <w:gridSpan w:val="5"/>
-            <w:tcBorders>
-              <w:top w:val="nil"/>
-              <w:bottom w:val="nil"/>
-            </w:tcBorders>
-            <w:tcMar>
-              <w:top w:w="0" w:type="dxa"/>
-            </w:tcMar>
-          </w:tcPr>
-          <w:p>
-            <w:pPr>
-              <w:spacing w:line="276" w:lineRule="auto"/>
-              <w:jc w:val="both"/>
-              <w:rPr>
-                <w:rFonts w:ascii="PT Sans" w:hAnsi="PT Sans"/>
-                <w:w w:val="110"/>
-                <w:sz w:val="18"/>
-                <w:szCs w:val="18"/>
-              </w:rPr>
-            </w:pPr>
-            <w:r>
-              <w:rPr>
-                <w:rFonts w:ascii="PT Sans" w:hAnsi="PT Sans"/>
-                <w:w w:val="110"/>
-                <w:sz w:val="18"/>
-                <w:szCs w:val="18"/>
-              </w:rPr>
-              <w:t>Supported architectural design development through drawings, 3D visualizations, site analysis, and mass studies. Assisted with competition proposals from concept development to schematic design.</w:t>
-            </w:r>
-          </w:p>
-        </w:tc>
-      </w:tr>
-      <w:tr>
-        <w:trPr>
-          <w:trHeight w:val="16"/>
-        </w:trPr>
-        <w:tc>
-          <w:tcPr>
-            <w:tcW w:w="7513" w:type="dxa"/>
-            <w:gridSpan w:val="4"/>
-            <w:tcBorders>
-              <w:top w:val="nil"/>
-              <w:bottom w:val="nil"/>
-              <w:right w:val="nil"/>
-            </w:tcBorders>
-            <w:tcMar>
-              <w:top w:w="142" w:type="dxa"/>
-              <w:bottom w:w="57" w:type="dxa"/>
-            </w:tcMar>
-          </w:tcPr>
-          <w:p>
-            <w:pPr>
-              <w:spacing w:line="276" w:lineRule="auto"/>
-              <w:jc w:val="both"/>
-              <w:rPr>
-                <w:rFonts w:ascii="PT Sans" w:hAnsi="PT Sans"/>
-                <w:w w:val="110"/>
-                <w:sz w:val="18"/>
-                <w:szCs w:val="18"/>
-              </w:rPr>
-            </w:pPr>
-            <w:r>
-              <w:rPr>
-                <w:rFonts w:ascii="PT Sans" w:hAnsi="PT Sans" w:hint="eastAsia"/>
-                <w:b/>
-                <w:bCs/>
-                <w:w w:val="110"/>
-                <w:sz w:val="18"/>
-                <w:szCs w:val="18"/>
-              </w:rPr>
-              <w:t>Research Intern</w:t>
-            </w:r>
-            <w:r>
-              <w:rPr>
-                <w:rFonts w:ascii="PT Sans" w:hAnsi="PT Sans"/>
-                <w:b/>
-                <w:bCs/>
-                <w:w w:val="110"/>
-                <w:sz w:val="18"/>
-                <w:szCs w:val="18"/>
-              </w:rPr>
-              <w:t xml:space="preserve"> </w:t>
-            </w:r>
-            <w:r>
-              <w:rPr>
-                <w:rFonts w:ascii="PT Sans" w:hAnsi="PT Sans"/>
-                <w:i/>
-                <w:iCs/>
-                <w:w w:val="110"/>
-                <w:sz w:val="18"/>
-                <w:szCs w:val="18"/>
-              </w:rPr>
-              <w:t xml:space="preserve">@ </w:t>
-            </w:r>
-            <w:r>
-              <w:rPr>
-                <w:rFonts w:ascii="PT Sans" w:hAnsi="PT Sans" w:hint="eastAsia"/>
-                <w:i/>
-                <w:iCs/>
-                <w:w w:val="110"/>
-                <w:sz w:val="18"/>
-                <w:szCs w:val="18"/>
-              </w:rPr>
-              <w:t>DART lab, KNUT</w:t>
-            </w:r>
-          </w:p>
-        </w:tc>
-        <w:tc>
-          <w:tcPr>
-            <w:tcW w:w="2108" w:type="dxa"/>
-            <w:tcBorders>
-              <w:top w:val="nil"/>
-              <w:left w:val="nil"/>
-              <w:bottom w:val="nil"/>
-            </w:tcBorders>
-            <w:tcMar>
-              <w:top w:w="142" w:type="dxa"/>
-              <w:bottom w:w="57" w:type="dxa"/>
-            </w:tcMar>
-            <w:vAlign w:val="bottom"/>
-          </w:tcPr>
-          <w:p>
-            <w:pPr>
-              <w:spacing w:line="276" w:lineRule="auto"/>
-              <w:jc w:val="right"/>
-              <w:rPr>
-                <w:rFonts w:ascii="PT Sans" w:hAnsi="PT Sans"/>
-                <w:w w:val="110"/>
-                <w:sz w:val="18"/>
-                <w:szCs w:val="18"/>
-              </w:rPr>
-            </w:pPr>
-            <w:r>
-              <w:rPr>
-                <w:rFonts w:ascii="PT Sans" w:hAnsi="PT Sans" w:hint="eastAsia"/>
-                <w:b/>
-                <w:bCs/>
-                <w:w w:val="110"/>
-                <w:sz w:val="18"/>
-                <w:szCs w:val="18"/>
-              </w:rPr>
-              <w:t>Mar</w:t>
-            </w:r>
-            <w:r>
-              <w:rPr>
-                <w:rFonts w:ascii="PT Sans" w:hAnsi="PT Sans"/>
-                <w:b/>
-                <w:bCs/>
-                <w:w w:val="110"/>
-                <w:sz w:val="18"/>
-                <w:szCs w:val="18"/>
-              </w:rPr>
-              <w:t xml:space="preserve"> 201</w:t>
-            </w:r>
-            <w:r>
-              <w:rPr>
-                <w:rFonts w:ascii="PT Sans" w:hAnsi="PT Sans" w:hint="eastAsia"/>
-                <w:b/>
-                <w:bCs/>
-                <w:w w:val="110"/>
-                <w:sz w:val="18"/>
-                <w:szCs w:val="18"/>
-              </w:rPr>
-              <w:t>8</w:t>
-            </w:r>
-            <w:r>
-              <w:rPr>
-                <w:rFonts w:ascii="PT Sans" w:hAnsi="PT Sans"/>
-                <w:b/>
-                <w:bCs/>
-                <w:w w:val="110"/>
-                <w:sz w:val="18"/>
-                <w:szCs w:val="18"/>
-              </w:rPr>
-              <w:t xml:space="preserve"> – </w:t>
-            </w:r>
-            <w:r>
-              <w:rPr>
-                <w:rFonts w:ascii="PT Sans" w:hAnsi="PT Sans" w:hint="eastAsia"/>
-                <w:b/>
-                <w:bCs/>
-                <w:w w:val="110"/>
-                <w:sz w:val="18"/>
-                <w:szCs w:val="18"/>
-              </w:rPr>
-              <w:t>Apr</w:t>
-            </w:r>
-            <w:r>
-              <w:rPr>
-                <w:rFonts w:ascii="PT Sans" w:hAnsi="PT Sans"/>
-                <w:b/>
-                <w:bCs/>
-                <w:w w:val="110"/>
-                <w:sz w:val="18"/>
-                <w:szCs w:val="18"/>
-              </w:rPr>
-              <w:t xml:space="preserve"> 20</w:t>
-            </w:r>
-            <w:r>
-              <w:rPr>
-                <w:rFonts w:ascii="PT Sans" w:hAnsi="PT Sans" w:hint="eastAsia"/>
-                <w:b/>
-                <w:bCs/>
-                <w:w w:val="110"/>
-                <w:sz w:val="18"/>
-                <w:szCs w:val="18"/>
-              </w:rPr>
-              <w:t>19</w:t>
-            </w:r>
-          </w:p>
-        </w:tc>
-      </w:tr>
-      <w:tr>
-        <w:trPr>
-          <w:trHeight w:val="506"/>
-        </w:trPr>
-        <w:tc>
-          <w:tcPr>
-            <w:tcW w:w="9621" w:type="dxa"/>
-            <w:gridSpan w:val="5"/>
-            <w:tcBorders>
-              <w:top w:val="nil"/>
-              <w:bottom w:val="single" w:sz="4" w:space="0" w:color="auto"/>
-            </w:tcBorders>
-            <w:tcMar>
-              <w:top w:w="0" w:type="dxa"/>
-              <w:bottom w:w="142" w:type="dxa"/>
-            </w:tcMar>
-          </w:tcPr>
-          <w:p>
-            <w:pPr>
-              <w:spacing w:line="276" w:lineRule="auto"/>
-              <w:jc w:val="both"/>
-              <w:rPr>
-                <w:rFonts w:ascii="PT Sans" w:hAnsi="PT Sans"/>
-                <w:w w:val="110"/>
-                <w:sz w:val="18"/>
-                <w:szCs w:val="18"/>
-              </w:rPr>
-            </w:pPr>
-            <w:r>
-              <w:rPr>
-                <w:rFonts w:ascii="PT Sans" w:hAnsi="PT Sans"/>
-                <w:w w:val="110"/>
-                <w:sz w:val="18"/>
-                <w:szCs w:val="18"/>
-              </w:rPr>
-              <w:t>Assisted with architectural and urban design studies, developing parametric 3D models using Rhino and Grasshopper</w:t>
-            </w:r>
-            <w:r>
-              <w:rPr>
-                <w:rFonts w:ascii="PT Sans" w:hAnsi="PT Sans" w:hint="eastAsia"/>
-                <w:w w:val="110"/>
-                <w:sz w:val="18"/>
-                <w:szCs w:val="18"/>
-              </w:rPr>
-              <w:t xml:space="preserve">. </w:t>
-            </w:r>
-          </w:p>
-        </w:tc>
-      </w:tr>
-      <w:tr>
-        <w:trPr>
-          <w:trHeight w:val="186"/>
-        </w:trPr>
-        <w:tc>
-          <w:tcPr>
-            <w:tcW w:w="9621" w:type="dxa"/>
-            <w:gridSpan w:val="5"/>
-            <w:tcBorders>
-              <w:top w:val="single" w:sz="4" w:space="0" w:color="auto"/>
-              <w:bottom w:val="nil"/>
-            </w:tcBorders>
-            <w:tcMar>
-              <w:bottom w:w="0" w:type="dxa"/>
-            </w:tcMar>
-          </w:tcPr>
-          <w:p>
-            <w:pPr>
-              <w:spacing w:line="276" w:lineRule="auto"/>
-              <w:jc w:val="both"/>
-              <w:rPr>
-                <w:rFonts w:ascii="PT Sans" w:hAnsi="PT Sans"/>
-                <w:w w:val="110"/>
-                <w:szCs w:val="22"/>
-              </w:rPr>
-            </w:pPr>
-            <w:r>
-              <w:rPr>
-                <w:rFonts w:ascii="PT Sans" w:hAnsi="PT Sans"/>
-                <w:b/>
-                <w:bCs/>
-                <w:w w:val="110"/>
-                <w:szCs w:val="22"/>
-              </w:rPr>
-              <w:t>PUBLICATION</w:t>
-            </w:r>
-            <w:r>
-              <w:rPr>
-                <w:rFonts w:ascii="PT Sans" w:hAnsi="PT Sans"/>
-                <w:b/>
-                <w:bCs/>
-                <w:w w:val="110"/>
-                <w:szCs w:val="22"/>
-              </w:rPr>
-              <w:t>S</w:t>
-            </w:r>
-          </w:p>
-        </w:tc>
-      </w:tr>
-      <w:tr>
-        <w:trPr>
-          <w:trHeight w:val="18"/>
-        </w:trPr>
-        <w:tc>
-          <w:tcPr>
             <w:tcW w:w="7371" w:type="dxa"/>
             <w:gridSpan w:val="3"/>
             <w:tcBorders>
@@ -2084,7 +1993,7 @@
           <w:p>
             <w:pPr>
               <w:rPr>
-                <w:rFonts w:ascii="PT Sans" w:hAnsi="PT Sans"/>
+                <w:rFonts w:ascii="PT Sans" w:hAnsi="PT Sans" w:hint="eastAsia"/>
                 <w:i/>
                 <w:iCs/>
                 <w:w w:val="110"/>

--- a/cv.docx
+++ b/cv.docx
@@ -548,7 +548,25 @@
                 <w:sz w:val="18"/>
                 <w:szCs w:val="18"/>
               </w:rPr>
-              <w:t xml:space="preserve">Worked in collaboration with </w:t>
+              <w:t>Work</w:t>
+            </w:r>
+            <w:r>
+              <w:rPr>
+                <w:rFonts w:ascii="PT Sans" w:hAnsi="PT Sans"/>
+                <w:w w:val="110"/>
+                <w:sz w:val="18"/>
+                <w:szCs w:val="18"/>
+              </w:rPr>
+              <w:t>ing</w:t>
+            </w:r>
+            <w:r>
+              <w:rPr>
+                <w:rFonts w:ascii="PT Sans" w:hAnsi="PT Sans"/>
+                <w:w w:val="110"/>
+                <w:sz w:val="18"/>
+                <w:szCs w:val="18"/>
+              </w:rPr>
+              <w:t xml:space="preserve"> in collaboration with </w:t>
             </w:r>
             <w:r>
               <w:rPr>
@@ -579,7 +597,25 @@
                 <w:sz w:val="18"/>
                 <w:szCs w:val="18"/>
               </w:rPr>
-              <w:t xml:space="preserve"> on the development of generative design and automation </w:t>
+              <w:t xml:space="preserve"> on the development of </w:t>
+            </w:r>
+            <w:r>
+              <w:rPr>
+                <w:rFonts w:ascii="PT Sans" w:hAnsi="PT Sans"/>
+                <w:w w:val="110"/>
+                <w:sz w:val="18"/>
+                <w:szCs w:val="18"/>
+              </w:rPr>
+              <w:t xml:space="preserve">a </w:t>
+            </w:r>
+            <w:r>
+              <w:rPr>
+                <w:rFonts w:ascii="PT Sans" w:hAnsi="PT Sans"/>
+                <w:w w:val="110"/>
+                <w:sz w:val="18"/>
+                <w:szCs w:val="18"/>
+              </w:rPr>
+              <w:t xml:space="preserve">generative design and automation </w:t>
             </w:r>
             <w:r>
               <w:rPr>
@@ -1799,15 +1835,20 @@
                 <w:w w:val="110"/>
               </w:rPr>
             </w:pPr>
-            <w:r>
-              <w:rPr>
-                <w:rFonts w:ascii="PT Sans" w:hAnsi="PT Sans"/>
-                <w:w w:val="110"/>
-                <w:sz w:val="18"/>
-                <w:szCs w:val="18"/>
-              </w:rPr>
-              <w:t>Bachelor of Architecture</w:t>
-            </w:r>
+            <w:hyperlink r:id="rId10" w:history="1">
+              <w:r>
+                <w:rPr>
+                  <w:rStyle w:val="Hyperlink"/>
+                  <w:rFonts w:ascii="PT Sans" w:hAnsi="PT Sans"/>
+                  <w:color w:val="7F7F7F" w:themeColor="text1" w:themeTint="80"/>
+                  <w:w w:val="110"/>
+                  <w:sz w:val="18"/>
+                  <w:szCs w:val="18"/>
+                  <w:u w:val="dotted"/>
+                </w:rPr>
+                <w:t>Bachelor of Architecture</w:t>
+              </w:r>
+            </w:hyperlink>
           </w:p>
         </w:tc>
         <w:tc>
@@ -2070,9 +2111,15 @@
     </w:tbl>
     <w:p>
       <w:pPr>
+        <w:spacing w:after="0"/>
         <w:rPr>
-          <w:sz w:val="2"/>
-          <w:szCs w:val="2"/>
+          <w:rStyle w:val="Hyperlink"/>
+          <w:rFonts w:ascii="PT Sans" w:hAnsi="PT Sans"/>
+          <w:color w:val="7F7F7F" w:themeColor="text1" w:themeTint="80"/>
+          <w:w w:val="110"/>
+          <w:sz w:val="18"/>
+          <w:szCs w:val="18"/>
+          <w:u w:val="dotted"/>
         </w:rPr>
       </w:pPr>
     </w:p>
@@ -2137,7 +2184,6 @@
                 <w:w w:val="110"/>
                 <w:szCs w:val="22"/>
               </w:rPr>
-              <w:lastRenderedPageBreak/>
               <w:t>CERTIFICATION</w:t>
             </w:r>
             <w:r>

--- a/cv.docx
+++ b/cv.docx
@@ -43,6 +43,9 @@
               <w:bottom w:val="nil"/>
               <w:right w:val="nil"/>
             </w:tcBorders>
+            <w:tcMar>
+              <w:top w:w="0" w:type="dxa"/>
+            </w:tcMar>
           </w:tcPr>
           <w:p>
             <w:pPr>
@@ -77,6 +80,9 @@
               <w:bottom w:val="nil"/>
               <w:right w:val="nil"/>
             </w:tcBorders>
+            <w:tcMar>
+              <w:top w:w="57" w:type="dxa"/>
+            </w:tcMar>
             <w:vAlign w:val="center"/>
           </w:tcPr>
           <w:p>
@@ -117,15 +123,6 @@
                 <w:szCs w:val="18"/>
               </w:rPr>
             </w:pPr>
-            <w:r>
-              <w:rPr>
-                <w:rFonts w:ascii="PT Sans" w:hAnsi="PT Sans"/>
-                <w:w w:val="110"/>
-                <w:sz w:val="18"/>
-                <w:szCs w:val="18"/>
-              </w:rPr>
-              <w:br/>
-            </w:r>
             <w:r>
               <w:rPr>
                 <w:rFonts w:ascii="PT Sans" w:hAnsi="PT Sans"/>
@@ -232,7 +229,7 @@
                 <w:sz w:val="18"/>
                 <w:szCs w:val="18"/>
               </w:rPr>
-              <w:t>May</w:t>
+              <w:t>Jun</w:t>
             </w:r>
             <w:r>
               <w:rPr>
@@ -276,7 +273,7 @@
             <w:pPr>
               <w:spacing w:line="360" w:lineRule="auto"/>
               <w:rPr>
-                <w:rFonts w:ascii="PT Sans" w:hAnsi="PT Sans"/>
+                <w:rFonts w:ascii="PT Sans" w:hAnsi="PT Sans" w:hint="eastAsia"/>
                 <w:b/>
                 <w:bCs/>
                 <w:w w:val="110"/>
@@ -291,7 +288,7 @@
                 <w:w w:val="110"/>
                 <w:szCs w:val="22"/>
               </w:rPr>
-              <w:t>INTERESTS</w:t>
+              <w:t>SUMMARY</w:t>
             </w:r>
           </w:p>
           <w:p>
@@ -312,79 +309,1161 @@
                 <w:sz w:val="18"/>
                 <w:szCs w:val="18"/>
               </w:rPr>
-              <w:t xml:space="preserve">Data-Driven Space Design, </w:t>
-            </w:r>
-            <w:r>
-              <w:rPr>
-                <w:rFonts w:ascii="PT Sans" w:hAnsi="PT Sans"/>
-                <w:w w:val="110"/>
-                <w:sz w:val="18"/>
-                <w:szCs w:val="18"/>
-              </w:rPr>
-              <w:t xml:space="preserve">Agentic </w:t>
-            </w:r>
-            <w:r>
-              <w:rPr>
-                <w:rFonts w:ascii="PT Sans" w:hAnsi="PT Sans"/>
-                <w:w w:val="110"/>
-                <w:sz w:val="18"/>
-                <w:szCs w:val="18"/>
-              </w:rPr>
-              <w:t>Space Generation</w:t>
-            </w:r>
-            <w:r>
-              <w:rPr>
-                <w:rFonts w:ascii="PT Sans" w:hAnsi="PT Sans"/>
-                <w:w w:val="110"/>
-                <w:sz w:val="18"/>
-                <w:szCs w:val="18"/>
-              </w:rPr>
-              <w:t xml:space="preserve">, </w:t>
-            </w:r>
-            <w:r>
-              <w:rPr>
-                <w:rFonts w:ascii="PT Sans" w:hAnsi="PT Sans"/>
-                <w:w w:val="110"/>
-                <w:sz w:val="18"/>
-                <w:szCs w:val="18"/>
-              </w:rPr>
-              <w:t>Building Information Modeling</w:t>
-            </w:r>
-            <w:r>
-              <w:rPr>
-                <w:rFonts w:ascii="PT Sans" w:hAnsi="PT Sans"/>
-                <w:w w:val="110"/>
-                <w:sz w:val="18"/>
-                <w:szCs w:val="18"/>
-              </w:rPr>
-              <w:t xml:space="preserve"> (BIM)</w:t>
-            </w:r>
-            <w:r>
-              <w:rPr>
-                <w:rFonts w:ascii="PT Sans" w:hAnsi="PT Sans"/>
-                <w:w w:val="110"/>
-                <w:sz w:val="18"/>
-                <w:szCs w:val="18"/>
-              </w:rPr>
-              <w:t xml:space="preserve">, </w:t>
-            </w:r>
-            <w:r>
-              <w:rPr>
-                <w:rFonts w:ascii="PT Sans" w:hAnsi="PT Sans"/>
-                <w:w w:val="110"/>
-                <w:sz w:val="18"/>
-                <w:szCs w:val="18"/>
-              </w:rPr>
-              <w:t>Machine Learning</w:t>
-            </w:r>
-            <w:r>
-              <w:rPr>
-                <w:rFonts w:ascii="PT Sans" w:hAnsi="PT Sans"/>
-                <w:w w:val="110"/>
-                <w:sz w:val="18"/>
-                <w:szCs w:val="18"/>
-              </w:rPr>
-              <w:t>, Geometry Processing</w:t>
+              <w:t>Software Engineer and Computational Designer with a background in architecture and computer science, specializing in generative design. Experienced in developing spatial data systems and machine learning applications for design automation.</w:t>
+            </w:r>
+          </w:p>
+        </w:tc>
+      </w:tr>
+      <w:tr>
+        <w:trPr>
+          <w:trHeight w:val="18"/>
+        </w:trPr>
+        <w:tc>
+          <w:tcPr>
+            <w:tcW w:w="9621" w:type="dxa"/>
+            <w:gridSpan w:val="5"/>
+            <w:tcBorders>
+              <w:top w:val="single" w:sz="4" w:space="0" w:color="auto"/>
+              <w:bottom w:val="nil"/>
+            </w:tcBorders>
+            <w:tcMar>
+              <w:bottom w:w="0" w:type="dxa"/>
+            </w:tcMar>
+          </w:tcPr>
+          <w:p>
+            <w:pPr>
+              <w:spacing w:line="276" w:lineRule="auto"/>
+              <w:rPr>
+                <w:rFonts w:ascii="PT Sans" w:hAnsi="PT Sans"/>
+                <w:b/>
+                <w:bCs/>
+                <w:w w:val="110"/>
+                <w:sz w:val="18"/>
+                <w:szCs w:val="18"/>
+              </w:rPr>
+            </w:pPr>
+            <w:r>
+              <w:rPr>
+                <w:rFonts w:ascii="PT Sans" w:hAnsi="PT Sans"/>
+                <w:b/>
+                <w:bCs/>
+                <w:w w:val="110"/>
+              </w:rPr>
+              <w:t>EXPERIENCE</w:t>
+            </w:r>
+          </w:p>
+        </w:tc>
+      </w:tr>
+      <w:tr>
+        <w:trPr>
+          <w:trHeight w:val="18"/>
+        </w:trPr>
+        <w:tc>
+          <w:tcPr>
+            <w:tcW w:w="7326" w:type="dxa"/>
+            <w:gridSpan w:val="2"/>
+            <w:tcBorders>
+              <w:top w:val="nil"/>
+              <w:bottom w:val="nil"/>
+              <w:right w:val="nil"/>
+            </w:tcBorders>
+            <w:tcMar>
+              <w:bottom w:w="0" w:type="dxa"/>
+            </w:tcMar>
+          </w:tcPr>
+          <w:p>
+            <w:pPr>
+              <w:spacing w:line="360" w:lineRule="auto"/>
+              <w:rPr>
+                <w:rFonts w:ascii="PT Sans" w:hAnsi="PT Sans"/>
+                <w:b/>
+                <w:bCs/>
+                <w:w w:val="110"/>
+                <w:sz w:val="18"/>
+                <w:szCs w:val="18"/>
+              </w:rPr>
+            </w:pPr>
+            <w:r>
+              <w:rPr>
+                <w:rFonts w:ascii="PT Sans" w:hAnsi="PT Sans"/>
+                <w:b/>
+                <w:bCs/>
+                <w:w w:val="110"/>
+                <w:sz w:val="18"/>
+                <w:szCs w:val="18"/>
+              </w:rPr>
+              <w:t>Software Engineer</w:t>
+            </w:r>
+            <w:r>
+              <w:rPr>
+                <w:rFonts w:ascii="PT Sans" w:hAnsi="PT Sans"/>
+                <w:b/>
+                <w:bCs/>
+                <w:w w:val="110"/>
+                <w:sz w:val="18"/>
+                <w:szCs w:val="18"/>
+              </w:rPr>
+              <w:t xml:space="preserve"> </w:t>
+            </w:r>
+            <w:r>
+              <w:rPr>
+                <w:rFonts w:ascii="PT Sans" w:hAnsi="PT Sans"/>
+                <w:i/>
+                <w:iCs/>
+                <w:w w:val="110"/>
+                <w:sz w:val="18"/>
+                <w:szCs w:val="18"/>
+              </w:rPr>
+              <w:t xml:space="preserve">@ </w:t>
+            </w:r>
+            <w:r>
+              <w:rPr>
+                <w:rFonts w:ascii="PT Sans" w:hAnsi="PT Sans"/>
+                <w:i/>
+                <w:iCs/>
+                <w:w w:val="110"/>
+                <w:sz w:val="18"/>
+                <w:szCs w:val="18"/>
+              </w:rPr>
+              <w:t>aaro</w:t>
+            </w:r>
+          </w:p>
+        </w:tc>
+        <w:tc>
+          <w:tcPr>
+            <w:tcW w:w="2295" w:type="dxa"/>
+            <w:gridSpan w:val="3"/>
+            <w:tcBorders>
+              <w:top w:val="nil"/>
+              <w:left w:val="nil"/>
+              <w:bottom w:val="nil"/>
+            </w:tcBorders>
+            <w:tcMar>
+              <w:bottom w:w="0" w:type="dxa"/>
+            </w:tcMar>
+          </w:tcPr>
+          <w:p>
+            <w:pPr>
+              <w:spacing w:line="360" w:lineRule="auto"/>
+              <w:jc w:val="right"/>
+              <w:rPr>
+                <w:rFonts w:ascii="PT Sans" w:hAnsi="PT Sans"/>
+                <w:b/>
+                <w:bCs/>
+                <w:w w:val="110"/>
+                <w:sz w:val="18"/>
+                <w:szCs w:val="18"/>
+              </w:rPr>
+            </w:pPr>
+            <w:r>
+              <w:rPr>
+                <w:rFonts w:ascii="PT Sans" w:hAnsi="PT Sans" w:hint="eastAsia"/>
+                <w:b/>
+                <w:bCs/>
+                <w:w w:val="110"/>
+                <w:sz w:val="18"/>
+                <w:szCs w:val="18"/>
+              </w:rPr>
+              <w:t>Mar 2026</w:t>
+            </w:r>
+            <w:r>
+              <w:rPr>
+                <w:rFonts w:ascii="PT Sans" w:hAnsi="PT Sans"/>
+                <w:b/>
+                <w:bCs/>
+                <w:w w:val="110"/>
+                <w:sz w:val="18"/>
+                <w:szCs w:val="18"/>
+              </w:rPr>
+              <w:t xml:space="preserve"> </w:t>
+            </w:r>
+            <w:r>
+              <w:rPr>
+                <w:rFonts w:ascii="PT Sans" w:hAnsi="PT Sans"/>
+                <w:b/>
+                <w:bCs/>
+                <w:w w:val="110"/>
+                <w:sz w:val="18"/>
+                <w:szCs w:val="18"/>
+              </w:rPr>
+              <w:t>–</w:t>
+            </w:r>
+            <w:r>
+              <w:rPr>
+                <w:rFonts w:ascii="PT Sans" w:hAnsi="PT Sans"/>
+                <w:b/>
+                <w:bCs/>
+                <w:w w:val="110"/>
+                <w:sz w:val="18"/>
+                <w:szCs w:val="18"/>
+              </w:rPr>
+              <w:t xml:space="preserve"> </w:t>
+            </w:r>
+            <w:r>
+              <w:rPr>
+                <w:rFonts w:ascii="PT Sans" w:hAnsi="PT Sans" w:hint="eastAsia"/>
+                <w:b/>
+                <w:bCs/>
+                <w:w w:val="110"/>
+                <w:sz w:val="18"/>
+                <w:szCs w:val="18"/>
+              </w:rPr>
+              <w:t>Present</w:t>
+            </w:r>
+          </w:p>
+        </w:tc>
+      </w:tr>
+      <w:tr>
+        <w:trPr>
+          <w:trHeight w:val="102"/>
+        </w:trPr>
+        <w:tc>
+          <w:tcPr>
+            <w:tcW w:w="9621" w:type="dxa"/>
+            <w:gridSpan w:val="5"/>
+            <w:tcBorders>
+              <w:top w:val="nil"/>
+              <w:bottom w:val="nil"/>
+            </w:tcBorders>
+            <w:tcMar>
+              <w:top w:w="0" w:type="dxa"/>
+              <w:bottom w:w="142" w:type="dxa"/>
+            </w:tcMar>
+          </w:tcPr>
+          <w:p>
+            <w:pPr>
+              <w:spacing w:line="276" w:lineRule="auto"/>
+              <w:jc w:val="both"/>
+              <w:rPr>
+                <w:rFonts w:ascii="PT Sans" w:hAnsi="PT Sans"/>
+                <w:w w:val="110"/>
+                <w:sz w:val="18"/>
+                <w:szCs w:val="18"/>
+              </w:rPr>
+            </w:pPr>
+            <w:r>
+              <w:rPr>
+                <w:rFonts w:ascii="PT Sans" w:hAnsi="PT Sans"/>
+                <w:w w:val="110"/>
+                <w:sz w:val="18"/>
+                <w:szCs w:val="18"/>
+              </w:rPr>
+              <w:t>Work</w:t>
+            </w:r>
+            <w:r>
+              <w:rPr>
+                <w:rFonts w:ascii="PT Sans" w:hAnsi="PT Sans"/>
+                <w:w w:val="110"/>
+                <w:sz w:val="18"/>
+                <w:szCs w:val="18"/>
+              </w:rPr>
+              <w:t>ing</w:t>
+            </w:r>
+            <w:r>
+              <w:rPr>
+                <w:rFonts w:ascii="PT Sans" w:hAnsi="PT Sans"/>
+                <w:w w:val="110"/>
+                <w:sz w:val="18"/>
+                <w:szCs w:val="18"/>
+              </w:rPr>
+              <w:t xml:space="preserve"> in collaboration with </w:t>
+            </w:r>
+            <w:r>
+              <w:rPr>
+                <w:rFonts w:ascii="PT Sans" w:hAnsi="PT Sans" w:hint="eastAsia"/>
+                <w:i/>
+                <w:iCs/>
+                <w:w w:val="110"/>
+                <w:sz w:val="18"/>
+                <w:szCs w:val="18"/>
+              </w:rPr>
+              <w:t>n</w:t>
+            </w:r>
+            <w:r>
+              <w:rPr>
+                <w:rFonts w:ascii="PT Sans" w:hAnsi="PT Sans"/>
+                <w:i/>
+                <w:iCs/>
+                <w:w w:val="110"/>
+                <w:sz w:val="18"/>
+                <w:szCs w:val="18"/>
+              </w:rPr>
+              <w:t>eoBIM</w:t>
+            </w:r>
+            <w:r>
+              <w:rPr>
+                <w:rFonts w:ascii="PT Sans" w:hAnsi="PT Sans"/>
+                <w:w w:val="110"/>
+                <w:sz w:val="18"/>
+                <w:szCs w:val="18"/>
+              </w:rPr>
+              <w:t xml:space="preserve"> on the development of </w:t>
+            </w:r>
+            <w:r>
+              <w:rPr>
+                <w:rFonts w:ascii="PT Sans" w:hAnsi="PT Sans"/>
+                <w:w w:val="110"/>
+                <w:sz w:val="18"/>
+                <w:szCs w:val="18"/>
+              </w:rPr>
+              <w:t xml:space="preserve">a </w:t>
+            </w:r>
+            <w:r>
+              <w:rPr>
+                <w:rFonts w:ascii="PT Sans" w:hAnsi="PT Sans"/>
+                <w:w w:val="110"/>
+                <w:sz w:val="18"/>
+                <w:szCs w:val="18"/>
+              </w:rPr>
+              <w:t xml:space="preserve">generative design and automation </w:t>
+            </w:r>
+            <w:r>
+              <w:rPr>
+                <w:rFonts w:ascii="PT Sans" w:hAnsi="PT Sans"/>
+                <w:w w:val="110"/>
+                <w:sz w:val="18"/>
+                <w:szCs w:val="18"/>
+              </w:rPr>
+              <w:t>product</w:t>
+            </w:r>
+            <w:r>
+              <w:rPr>
+                <w:rFonts w:ascii="PT Sans" w:hAnsi="PT Sans"/>
+                <w:w w:val="110"/>
+                <w:sz w:val="18"/>
+                <w:szCs w:val="18"/>
+              </w:rPr>
+              <w:t xml:space="preserve"> for architectural planning and feasibility analysis based on German building regulations and planning codes</w:t>
+            </w:r>
+            <w:r>
+              <w:rPr>
+                <w:rFonts w:ascii="PT Sans" w:hAnsi="PT Sans" w:hint="eastAsia"/>
+                <w:w w:val="110"/>
+                <w:sz w:val="18"/>
+                <w:szCs w:val="18"/>
+              </w:rPr>
+              <w:t xml:space="preserve">. </w:t>
+            </w:r>
+          </w:p>
+        </w:tc>
+      </w:tr>
+      <w:tr>
+        <w:trPr>
+          <w:trHeight w:val="20"/>
+        </w:trPr>
+        <w:tc>
+          <w:tcPr>
+            <w:tcW w:w="7326" w:type="dxa"/>
+            <w:gridSpan w:val="2"/>
+            <w:tcBorders>
+              <w:top w:val="nil"/>
+              <w:bottom w:val="nil"/>
+              <w:right w:val="nil"/>
+            </w:tcBorders>
+            <w:tcMar>
+              <w:bottom w:w="0" w:type="dxa"/>
+            </w:tcMar>
+          </w:tcPr>
+          <w:p>
+            <w:pPr>
+              <w:spacing w:line="360" w:lineRule="auto"/>
+              <w:rPr>
+                <w:rFonts w:ascii="PT Sans" w:hAnsi="PT Sans"/>
+                <w:b/>
+                <w:bCs/>
+                <w:w w:val="110"/>
+              </w:rPr>
+            </w:pPr>
+            <w:r>
+              <w:rPr>
+                <w:rFonts w:ascii="PT Sans" w:hAnsi="PT Sans" w:hint="eastAsia"/>
+                <w:b/>
+                <w:bCs/>
+                <w:w w:val="110"/>
+                <w:sz w:val="18"/>
+                <w:szCs w:val="18"/>
+              </w:rPr>
+              <w:t>Research Intern</w:t>
+            </w:r>
+            <w:r>
+              <w:rPr>
+                <w:rFonts w:ascii="PT Sans" w:hAnsi="PT Sans"/>
+                <w:b/>
+                <w:bCs/>
+                <w:w w:val="110"/>
+                <w:sz w:val="18"/>
+                <w:szCs w:val="18"/>
+              </w:rPr>
+              <w:t xml:space="preserve"> </w:t>
+            </w:r>
+            <w:r>
+              <w:rPr>
+                <w:rFonts w:ascii="PT Sans" w:hAnsi="PT Sans"/>
+                <w:i/>
+                <w:iCs/>
+                <w:w w:val="110"/>
+                <w:sz w:val="18"/>
+                <w:szCs w:val="18"/>
+              </w:rPr>
+              <w:t xml:space="preserve">@ </w:t>
+            </w:r>
+            <w:r>
+              <w:rPr>
+                <w:rFonts w:ascii="PT Sans" w:hAnsi="PT Sans" w:hint="eastAsia"/>
+                <w:i/>
+                <w:iCs/>
+                <w:w w:val="110"/>
+                <w:sz w:val="18"/>
+                <w:szCs w:val="18"/>
+              </w:rPr>
+              <w:t>Visual Media Lab, KAIST</w:t>
+            </w:r>
+          </w:p>
+        </w:tc>
+        <w:tc>
+          <w:tcPr>
+            <w:tcW w:w="2295" w:type="dxa"/>
+            <w:gridSpan w:val="3"/>
+            <w:tcBorders>
+              <w:top w:val="nil"/>
+              <w:left w:val="nil"/>
+              <w:bottom w:val="nil"/>
+            </w:tcBorders>
+            <w:tcMar>
+              <w:bottom w:w="0" w:type="dxa"/>
+            </w:tcMar>
+          </w:tcPr>
+          <w:p>
+            <w:pPr>
+              <w:spacing w:line="360" w:lineRule="auto"/>
+              <w:jc w:val="right"/>
+              <w:rPr>
+                <w:rFonts w:ascii="PT Sans" w:hAnsi="PT Sans"/>
+                <w:b/>
+                <w:bCs/>
+                <w:w w:val="110"/>
+                <w:sz w:val="18"/>
+                <w:szCs w:val="18"/>
+              </w:rPr>
+            </w:pPr>
+            <w:r>
+              <w:rPr>
+                <w:rFonts w:ascii="PT Sans" w:hAnsi="PT Sans" w:hint="eastAsia"/>
+                <w:b/>
+                <w:bCs/>
+                <w:w w:val="110"/>
+                <w:sz w:val="18"/>
+                <w:szCs w:val="18"/>
+              </w:rPr>
+              <w:t>Dec</w:t>
+            </w:r>
+            <w:r>
+              <w:rPr>
+                <w:rFonts w:ascii="PT Sans" w:hAnsi="PT Sans"/>
+                <w:b/>
+                <w:bCs/>
+                <w:w w:val="110"/>
+                <w:sz w:val="18"/>
+                <w:szCs w:val="18"/>
+              </w:rPr>
+              <w:t xml:space="preserve"> 202</w:t>
+            </w:r>
+            <w:r>
+              <w:rPr>
+                <w:rFonts w:ascii="PT Sans" w:hAnsi="PT Sans" w:hint="eastAsia"/>
+                <w:b/>
+                <w:bCs/>
+                <w:w w:val="110"/>
+                <w:sz w:val="18"/>
+                <w:szCs w:val="18"/>
+              </w:rPr>
+              <w:t>5</w:t>
+            </w:r>
+            <w:r>
+              <w:rPr>
+                <w:rFonts w:ascii="PT Sans" w:hAnsi="PT Sans"/>
+                <w:b/>
+                <w:bCs/>
+                <w:w w:val="110"/>
+                <w:sz w:val="18"/>
+                <w:szCs w:val="18"/>
+              </w:rPr>
+              <w:t xml:space="preserve"> </w:t>
+            </w:r>
+            <w:r>
+              <w:rPr>
+                <w:rFonts w:ascii="PT Sans" w:hAnsi="PT Sans"/>
+                <w:b/>
+                <w:bCs/>
+                <w:w w:val="110"/>
+                <w:sz w:val="18"/>
+                <w:szCs w:val="18"/>
+              </w:rPr>
+              <w:t>–</w:t>
+            </w:r>
+            <w:r>
+              <w:rPr>
+                <w:rFonts w:ascii="PT Sans" w:hAnsi="PT Sans"/>
+                <w:b/>
+                <w:bCs/>
+                <w:w w:val="110"/>
+                <w:sz w:val="18"/>
+                <w:szCs w:val="18"/>
+              </w:rPr>
+              <w:t xml:space="preserve"> </w:t>
+            </w:r>
+            <w:r>
+              <w:rPr>
+                <w:rFonts w:ascii="PT Sans" w:hAnsi="PT Sans" w:hint="eastAsia"/>
+                <w:b/>
+                <w:bCs/>
+                <w:w w:val="110"/>
+                <w:sz w:val="18"/>
+                <w:szCs w:val="18"/>
+              </w:rPr>
+              <w:t>Feb 2026</w:t>
+            </w:r>
+          </w:p>
+        </w:tc>
+      </w:tr>
+      <w:tr>
+        <w:trPr>
+          <w:trHeight w:val="57"/>
+        </w:trPr>
+        <w:tc>
+          <w:tcPr>
+            <w:tcW w:w="9621" w:type="dxa"/>
+            <w:gridSpan w:val="5"/>
+            <w:tcBorders>
+              <w:top w:val="nil"/>
+              <w:bottom w:val="nil"/>
+            </w:tcBorders>
+            <w:tcMar>
+              <w:top w:w="0" w:type="dxa"/>
+            </w:tcMar>
+          </w:tcPr>
+          <w:p>
+            <w:pPr>
+              <w:pStyle w:val="ListParagraph"/>
+              <w:spacing w:line="276" w:lineRule="auto"/>
+              <w:ind w:leftChars="-1" w:left="-2"/>
+              <w:jc w:val="both"/>
+              <w:rPr>
+                <w:rFonts w:ascii="PT Sans" w:hAnsi="PT Sans"/>
+                <w:w w:val="110"/>
+                <w:sz w:val="18"/>
+                <w:szCs w:val="18"/>
+              </w:rPr>
+            </w:pPr>
+            <w:r>
+              <w:rPr>
+                <w:rFonts w:ascii="PT Sans" w:hAnsi="PT Sans"/>
+                <w:w w:val="110"/>
+                <w:sz w:val="18"/>
+                <w:szCs w:val="18"/>
+              </w:rPr>
+              <w:t>Contributed to the development of a multimodal virtual space automation system funded by KOCCA, focusing on converting interior image inputs into coherent 3D scenes using models for image-to-3D reconstruction, object detection, and semantic segmentation.</w:t>
+            </w:r>
+          </w:p>
+        </w:tc>
+      </w:tr>
+      <w:tr>
+        <w:trPr>
+          <w:trHeight w:val="18"/>
+        </w:trPr>
+        <w:tc>
+          <w:tcPr>
+            <w:tcW w:w="6804" w:type="dxa"/>
+            <w:tcBorders>
+              <w:top w:val="nil"/>
+              <w:bottom w:val="nil"/>
+              <w:right w:val="nil"/>
+            </w:tcBorders>
+            <w:tcMar>
+              <w:bottom w:w="0" w:type="dxa"/>
+            </w:tcMar>
+          </w:tcPr>
+          <w:p>
+            <w:pPr>
+              <w:spacing w:line="276" w:lineRule="auto"/>
+              <w:jc w:val="both"/>
+              <w:rPr>
+                <w:rFonts w:ascii="PT Sans" w:hAnsi="PT Sans"/>
+                <w:b/>
+                <w:bCs/>
+                <w:w w:val="110"/>
+                <w:sz w:val="18"/>
+                <w:szCs w:val="18"/>
+              </w:rPr>
+            </w:pPr>
+            <w:r>
+              <w:rPr>
+                <w:rFonts w:ascii="PT Sans" w:hAnsi="PT Sans" w:hint="eastAsia"/>
+                <w:b/>
+                <w:bCs/>
+                <w:w w:val="110"/>
+                <w:sz w:val="18"/>
+                <w:szCs w:val="18"/>
+              </w:rPr>
+              <w:t>Software Engineer</w:t>
+            </w:r>
+            <w:r>
+              <w:rPr>
+                <w:rFonts w:ascii="PT Sans" w:hAnsi="PT Sans"/>
+                <w:b/>
+                <w:bCs/>
+                <w:w w:val="110"/>
+                <w:sz w:val="18"/>
+                <w:szCs w:val="18"/>
+              </w:rPr>
+              <w:t xml:space="preserve"> </w:t>
+            </w:r>
+            <w:r>
+              <w:rPr>
+                <w:rFonts w:ascii="PT Sans" w:hAnsi="PT Sans"/>
+                <w:i/>
+                <w:iCs/>
+                <w:w w:val="110"/>
+                <w:sz w:val="18"/>
+                <w:szCs w:val="18"/>
+              </w:rPr>
+              <w:t xml:space="preserve">@ </w:t>
+            </w:r>
+            <w:r>
+              <w:rPr>
+                <w:rFonts w:ascii="PT Sans" w:hAnsi="PT Sans"/>
+                <w:i/>
+                <w:iCs/>
+                <w:w w:val="110"/>
+                <w:sz w:val="18"/>
+                <w:szCs w:val="18"/>
+              </w:rPr>
+              <w:t>Spacewalk</w:t>
+            </w:r>
+          </w:p>
+        </w:tc>
+        <w:tc>
+          <w:tcPr>
+            <w:tcW w:w="2817" w:type="dxa"/>
+            <w:gridSpan w:val="4"/>
+            <w:tcBorders>
+              <w:top w:val="nil"/>
+              <w:left w:val="nil"/>
+              <w:bottom w:val="nil"/>
+            </w:tcBorders>
+            <w:tcMar>
+              <w:bottom w:w="0" w:type="dxa"/>
+            </w:tcMar>
+          </w:tcPr>
+          <w:p>
+            <w:pPr>
+              <w:spacing w:line="360" w:lineRule="auto"/>
+              <w:jc w:val="right"/>
+              <w:rPr>
+                <w:rFonts w:ascii="PT Sans" w:hAnsi="PT Sans"/>
+                <w:b/>
+                <w:bCs/>
+                <w:w w:val="110"/>
+                <w:sz w:val="18"/>
+                <w:szCs w:val="18"/>
+              </w:rPr>
+            </w:pPr>
+            <w:r>
+              <w:rPr>
+                <w:rFonts w:ascii="PT Sans" w:hAnsi="PT Sans"/>
+                <w:b/>
+                <w:bCs/>
+                <w:w w:val="110"/>
+                <w:sz w:val="18"/>
+                <w:szCs w:val="18"/>
+              </w:rPr>
+              <w:t xml:space="preserve">Jan 2022 </w:t>
+            </w:r>
+            <w:r>
+              <w:rPr>
+                <w:rFonts w:ascii="PT Sans" w:hAnsi="PT Sans"/>
+                <w:b/>
+                <w:bCs/>
+                <w:w w:val="110"/>
+                <w:sz w:val="18"/>
+                <w:szCs w:val="18"/>
+              </w:rPr>
+              <w:t>–</w:t>
+            </w:r>
+            <w:r>
+              <w:rPr>
+                <w:rFonts w:ascii="PT Sans" w:hAnsi="PT Sans"/>
+                <w:b/>
+                <w:bCs/>
+                <w:w w:val="110"/>
+                <w:sz w:val="18"/>
+                <w:szCs w:val="18"/>
+              </w:rPr>
+              <w:t xml:space="preserve"> </w:t>
+            </w:r>
+            <w:r>
+              <w:rPr>
+                <w:rFonts w:ascii="PT Sans" w:hAnsi="PT Sans" w:hint="eastAsia"/>
+                <w:b/>
+                <w:bCs/>
+                <w:w w:val="110"/>
+                <w:sz w:val="18"/>
+                <w:szCs w:val="18"/>
+              </w:rPr>
+              <w:t>Nov 2025</w:t>
+            </w:r>
+          </w:p>
+        </w:tc>
+      </w:tr>
+      <w:tr>
+        <w:trPr>
+          <w:trHeight w:val="181"/>
+        </w:trPr>
+        <w:tc>
+          <w:tcPr>
+            <w:tcW w:w="9621" w:type="dxa"/>
+            <w:gridSpan w:val="5"/>
+            <w:tcBorders>
+              <w:top w:val="nil"/>
+              <w:bottom w:val="nil"/>
+            </w:tcBorders>
+            <w:tcMar>
+              <w:top w:w="0" w:type="dxa"/>
+              <w:bottom w:w="142" w:type="dxa"/>
+            </w:tcMar>
+          </w:tcPr>
+          <w:p>
+            <w:pPr>
+              <w:spacing w:line="276" w:lineRule="auto"/>
+              <w:jc w:val="both"/>
+              <w:rPr>
+                <w:rFonts w:ascii="PT Sans" w:hAnsi="PT Sans"/>
+                <w:w w:val="110"/>
+                <w:sz w:val="18"/>
+                <w:szCs w:val="18"/>
+              </w:rPr>
+            </w:pPr>
+            <w:r>
+              <w:rPr>
+                <w:rFonts w:ascii="PT Sans" w:hAnsi="PT Sans"/>
+                <w:w w:val="110"/>
+                <w:sz w:val="18"/>
+                <w:szCs w:val="18"/>
+              </w:rPr>
+              <w:t>Conducted research and development to productionize geometric algorithms for architectural planning and feasibility analysis. Developed computational design systems that translate spatial constraints, planning requirements, and geometric conditions into workflows for office layout automation, apartment placement, housing feasibility studies, and mass-planning.</w:t>
+            </w:r>
+          </w:p>
+        </w:tc>
+      </w:tr>
+      <w:tr>
+        <w:trPr>
+          <w:trHeight w:val="181"/>
+        </w:trPr>
+        <w:tc>
+          <w:tcPr>
+            <w:tcW w:w="6804" w:type="dxa"/>
+            <w:tcBorders>
+              <w:top w:val="nil"/>
+              <w:bottom w:val="nil"/>
+              <w:right w:val="nil"/>
+            </w:tcBorders>
+            <w:tcMar>
+              <w:bottom w:w="57" w:type="dxa"/>
+            </w:tcMar>
+          </w:tcPr>
+          <w:p>
+            <w:pPr>
+              <w:spacing w:line="276" w:lineRule="auto"/>
+              <w:jc w:val="both"/>
+              <w:rPr>
+                <w:rFonts w:ascii="PT Sans" w:hAnsi="PT Sans"/>
+                <w:w w:val="110"/>
+                <w:sz w:val="18"/>
+                <w:szCs w:val="18"/>
+              </w:rPr>
+            </w:pPr>
+            <w:r>
+              <w:rPr>
+                <w:rFonts w:ascii="PT Sans" w:hAnsi="PT Sans"/>
+                <w:b/>
+                <w:bCs/>
+                <w:w w:val="110"/>
+                <w:sz w:val="18"/>
+                <w:szCs w:val="18"/>
+              </w:rPr>
+              <w:t>Design</w:t>
+            </w:r>
+            <w:r>
+              <w:rPr>
+                <w:rFonts w:ascii="PT Sans" w:hAnsi="PT Sans" w:hint="eastAsia"/>
+                <w:b/>
+                <w:bCs/>
+                <w:w w:val="110"/>
+                <w:sz w:val="18"/>
+                <w:szCs w:val="18"/>
+              </w:rPr>
+              <w:t xml:space="preserve"> Intern</w:t>
+            </w:r>
+            <w:r>
+              <w:rPr>
+                <w:rFonts w:ascii="PT Sans" w:hAnsi="PT Sans"/>
+                <w:b/>
+                <w:bCs/>
+                <w:w w:val="110"/>
+                <w:sz w:val="18"/>
+                <w:szCs w:val="18"/>
+              </w:rPr>
+              <w:t xml:space="preserve"> </w:t>
+            </w:r>
+            <w:r>
+              <w:rPr>
+                <w:rFonts w:ascii="PT Sans" w:hAnsi="PT Sans"/>
+                <w:i/>
+                <w:iCs/>
+                <w:w w:val="110"/>
+                <w:sz w:val="18"/>
+                <w:szCs w:val="18"/>
+              </w:rPr>
+              <w:t xml:space="preserve">@ </w:t>
+            </w:r>
+            <w:r>
+              <w:rPr>
+                <w:rFonts w:ascii="PT Sans" w:hAnsi="PT Sans" w:hint="eastAsia"/>
+                <w:i/>
+                <w:iCs/>
+                <w:w w:val="110"/>
+                <w:sz w:val="18"/>
+                <w:szCs w:val="18"/>
+              </w:rPr>
+              <w:t>SANGJI</w:t>
+            </w:r>
+            <w:r>
+              <w:rPr>
+                <w:rFonts w:ascii="PT Sans" w:hAnsi="PT Sans"/>
+                <w:i/>
+                <w:iCs/>
+                <w:w w:val="110"/>
+                <w:sz w:val="18"/>
+                <w:szCs w:val="18"/>
+              </w:rPr>
+              <w:t xml:space="preserve"> </w:t>
+            </w:r>
+            <w:r>
+              <w:rPr>
+                <w:rFonts w:ascii="PT Sans" w:hAnsi="PT Sans" w:hint="eastAsia"/>
+                <w:i/>
+                <w:iCs/>
+                <w:w w:val="110"/>
+                <w:sz w:val="18"/>
+                <w:szCs w:val="18"/>
+              </w:rPr>
+              <w:t>Architects</w:t>
+            </w:r>
+          </w:p>
+        </w:tc>
+        <w:tc>
+          <w:tcPr>
+            <w:tcW w:w="2817" w:type="dxa"/>
+            <w:gridSpan w:val="4"/>
+            <w:tcBorders>
+              <w:top w:val="nil"/>
+              <w:left w:val="nil"/>
+              <w:bottom w:val="nil"/>
+            </w:tcBorders>
+            <w:tcMar>
+              <w:bottom w:w="57" w:type="dxa"/>
+            </w:tcMar>
+            <w:vAlign w:val="bottom"/>
+          </w:tcPr>
+          <w:p>
+            <w:pPr>
+              <w:spacing w:line="276" w:lineRule="auto"/>
+              <w:jc w:val="right"/>
+              <w:rPr>
+                <w:rFonts w:ascii="PT Sans" w:hAnsi="PT Sans"/>
+                <w:w w:val="110"/>
+                <w:sz w:val="18"/>
+                <w:szCs w:val="18"/>
+              </w:rPr>
+            </w:pPr>
+            <w:r>
+              <w:rPr>
+                <w:rFonts w:ascii="PT Sans" w:hAnsi="PT Sans"/>
+                <w:b/>
+                <w:bCs/>
+                <w:w w:val="110"/>
+                <w:sz w:val="18"/>
+                <w:szCs w:val="18"/>
+              </w:rPr>
+              <w:t>Jun 2019 – Jul 2019</w:t>
+            </w:r>
+          </w:p>
+        </w:tc>
+      </w:tr>
+      <w:tr>
+        <w:trPr>
+          <w:trHeight w:val="402"/>
+        </w:trPr>
+        <w:tc>
+          <w:tcPr>
+            <w:tcW w:w="9621" w:type="dxa"/>
+            <w:gridSpan w:val="5"/>
+            <w:tcBorders>
+              <w:top w:val="nil"/>
+              <w:bottom w:val="nil"/>
+            </w:tcBorders>
+            <w:tcMar>
+              <w:top w:w="0" w:type="dxa"/>
+            </w:tcMar>
+          </w:tcPr>
+          <w:p>
+            <w:pPr>
+              <w:spacing w:line="276" w:lineRule="auto"/>
+              <w:jc w:val="both"/>
+              <w:rPr>
+                <w:rFonts w:ascii="PT Sans" w:hAnsi="PT Sans"/>
+                <w:w w:val="110"/>
+                <w:sz w:val="18"/>
+                <w:szCs w:val="18"/>
+              </w:rPr>
+            </w:pPr>
+            <w:r>
+              <w:rPr>
+                <w:rFonts w:ascii="PT Sans" w:hAnsi="PT Sans"/>
+                <w:w w:val="110"/>
+                <w:sz w:val="18"/>
+                <w:szCs w:val="18"/>
+              </w:rPr>
+              <w:t>Supported architectural design development through drawings, 3D visualizations, site analysis, and mass studies. Assisted with competition proposals from concept development to schematic design.</w:t>
+            </w:r>
+          </w:p>
+        </w:tc>
+      </w:tr>
+      <w:tr>
+        <w:trPr>
+          <w:trHeight w:val="16"/>
+        </w:trPr>
+        <w:tc>
+          <w:tcPr>
+            <w:tcW w:w="7513" w:type="dxa"/>
+            <w:gridSpan w:val="4"/>
+            <w:tcBorders>
+              <w:top w:val="nil"/>
+              <w:bottom w:val="nil"/>
+              <w:right w:val="nil"/>
+            </w:tcBorders>
+            <w:tcMar>
+              <w:top w:w="142" w:type="dxa"/>
+              <w:bottom w:w="57" w:type="dxa"/>
+            </w:tcMar>
+          </w:tcPr>
+          <w:p>
+            <w:pPr>
+              <w:spacing w:line="276" w:lineRule="auto"/>
+              <w:jc w:val="both"/>
+              <w:rPr>
+                <w:rFonts w:ascii="PT Sans" w:hAnsi="PT Sans" w:hint="eastAsia"/>
+                <w:w w:val="110"/>
+                <w:sz w:val="18"/>
+                <w:szCs w:val="18"/>
+              </w:rPr>
+            </w:pPr>
+            <w:r>
+              <w:rPr>
+                <w:rFonts w:ascii="PT Sans" w:hAnsi="PT Sans" w:hint="eastAsia"/>
+                <w:b/>
+                <w:bCs/>
+                <w:w w:val="110"/>
+                <w:sz w:val="18"/>
+                <w:szCs w:val="18"/>
+              </w:rPr>
+              <w:t>Research Intern</w:t>
+            </w:r>
+            <w:r>
+              <w:rPr>
+                <w:rFonts w:ascii="PT Sans" w:hAnsi="PT Sans"/>
+                <w:b/>
+                <w:bCs/>
+                <w:w w:val="110"/>
+                <w:sz w:val="18"/>
+                <w:szCs w:val="18"/>
+              </w:rPr>
+              <w:t xml:space="preserve"> </w:t>
+            </w:r>
+            <w:r>
+              <w:rPr>
+                <w:rFonts w:ascii="PT Sans" w:hAnsi="PT Sans"/>
+                <w:i/>
+                <w:iCs/>
+                <w:w w:val="110"/>
+                <w:sz w:val="18"/>
+                <w:szCs w:val="18"/>
+              </w:rPr>
+              <w:t xml:space="preserve">@ </w:t>
+            </w:r>
+            <w:r>
+              <w:rPr>
+                <w:rFonts w:ascii="PT Sans" w:hAnsi="PT Sans" w:hint="eastAsia"/>
+                <w:i/>
+                <w:iCs/>
+                <w:w w:val="110"/>
+                <w:sz w:val="18"/>
+                <w:szCs w:val="18"/>
+              </w:rPr>
+              <w:t>DART lab, KNUT</w:t>
+            </w:r>
+          </w:p>
+        </w:tc>
+        <w:tc>
+          <w:tcPr>
+            <w:tcW w:w="2108" w:type="dxa"/>
+            <w:tcBorders>
+              <w:top w:val="nil"/>
+              <w:left w:val="nil"/>
+              <w:bottom w:val="nil"/>
+            </w:tcBorders>
+            <w:tcMar>
+              <w:top w:w="142" w:type="dxa"/>
+              <w:bottom w:w="57" w:type="dxa"/>
+            </w:tcMar>
+            <w:vAlign w:val="bottom"/>
+          </w:tcPr>
+          <w:p>
+            <w:pPr>
+              <w:spacing w:line="276" w:lineRule="auto"/>
+              <w:jc w:val="right"/>
+              <w:rPr>
+                <w:rFonts w:ascii="PT Sans" w:hAnsi="PT Sans"/>
+                <w:w w:val="110"/>
+                <w:sz w:val="18"/>
+                <w:szCs w:val="18"/>
+              </w:rPr>
+            </w:pPr>
+            <w:r>
+              <w:rPr>
+                <w:rFonts w:ascii="PT Sans" w:hAnsi="PT Sans" w:hint="eastAsia"/>
+                <w:b/>
+                <w:bCs/>
+                <w:w w:val="110"/>
+                <w:sz w:val="18"/>
+                <w:szCs w:val="18"/>
+              </w:rPr>
+              <w:t>Mar</w:t>
+            </w:r>
+            <w:r>
+              <w:rPr>
+                <w:rFonts w:ascii="PT Sans" w:hAnsi="PT Sans"/>
+                <w:b/>
+                <w:bCs/>
+                <w:w w:val="110"/>
+                <w:sz w:val="18"/>
+                <w:szCs w:val="18"/>
+              </w:rPr>
+              <w:t xml:space="preserve"> 201</w:t>
+            </w:r>
+            <w:r>
+              <w:rPr>
+                <w:rFonts w:ascii="PT Sans" w:hAnsi="PT Sans" w:hint="eastAsia"/>
+                <w:b/>
+                <w:bCs/>
+                <w:w w:val="110"/>
+                <w:sz w:val="18"/>
+                <w:szCs w:val="18"/>
+              </w:rPr>
+              <w:t>8</w:t>
+            </w:r>
+            <w:r>
+              <w:rPr>
+                <w:rFonts w:ascii="PT Sans" w:hAnsi="PT Sans"/>
+                <w:b/>
+                <w:bCs/>
+                <w:w w:val="110"/>
+                <w:sz w:val="18"/>
+                <w:szCs w:val="18"/>
+              </w:rPr>
+              <w:t xml:space="preserve"> – </w:t>
+            </w:r>
+            <w:r>
+              <w:rPr>
+                <w:rFonts w:ascii="PT Sans" w:hAnsi="PT Sans" w:hint="eastAsia"/>
+                <w:b/>
+                <w:bCs/>
+                <w:w w:val="110"/>
+                <w:sz w:val="18"/>
+                <w:szCs w:val="18"/>
+              </w:rPr>
+              <w:t>Apr</w:t>
+            </w:r>
+            <w:r>
+              <w:rPr>
+                <w:rFonts w:ascii="PT Sans" w:hAnsi="PT Sans"/>
+                <w:b/>
+                <w:bCs/>
+                <w:w w:val="110"/>
+                <w:sz w:val="18"/>
+                <w:szCs w:val="18"/>
+              </w:rPr>
+              <w:t xml:space="preserve"> 20</w:t>
+            </w:r>
+            <w:r>
+              <w:rPr>
+                <w:rFonts w:ascii="PT Sans" w:hAnsi="PT Sans" w:hint="eastAsia"/>
+                <w:b/>
+                <w:bCs/>
+                <w:w w:val="110"/>
+                <w:sz w:val="18"/>
+                <w:szCs w:val="18"/>
+              </w:rPr>
+              <w:t>19</w:t>
+            </w:r>
+          </w:p>
+        </w:tc>
+      </w:tr>
+      <w:tr>
+        <w:trPr>
+          <w:trHeight w:val="506"/>
+        </w:trPr>
+        <w:tc>
+          <w:tcPr>
+            <w:tcW w:w="9621" w:type="dxa"/>
+            <w:gridSpan w:val="5"/>
+            <w:tcBorders>
+              <w:top w:val="nil"/>
+              <w:bottom w:val="single" w:sz="4" w:space="0" w:color="auto"/>
+            </w:tcBorders>
+            <w:tcMar>
+              <w:top w:w="0" w:type="dxa"/>
+              <w:bottom w:w="142" w:type="dxa"/>
+            </w:tcMar>
+          </w:tcPr>
+          <w:p>
+            <w:pPr>
+              <w:spacing w:line="276" w:lineRule="auto"/>
+              <w:jc w:val="both"/>
+              <w:rPr>
+                <w:rFonts w:ascii="PT Sans" w:hAnsi="PT Sans"/>
+                <w:w w:val="110"/>
+                <w:sz w:val="18"/>
+                <w:szCs w:val="18"/>
+              </w:rPr>
+            </w:pPr>
+            <w:r>
+              <w:rPr>
+                <w:rFonts w:ascii="PT Sans" w:hAnsi="PT Sans"/>
+                <w:w w:val="110"/>
+                <w:sz w:val="18"/>
+                <w:szCs w:val="18"/>
+              </w:rPr>
+              <w:t>Assisted with architectural and urban design studies, developing parametric 3D models using Rhino and Grasshopper</w:t>
+            </w:r>
+            <w:r>
+              <w:rPr>
+                <w:rFonts w:ascii="PT Sans" w:hAnsi="PT Sans" w:hint="eastAsia"/>
+                <w:w w:val="110"/>
+                <w:sz w:val="18"/>
+                <w:szCs w:val="18"/>
+              </w:rPr>
+              <w:t xml:space="preserve">. </w:t>
             </w:r>
           </w:p>
         </w:tc>
@@ -596,7 +1675,7 @@
                 <w:sz w:val="18"/>
                 <w:szCs w:val="18"/>
               </w:rPr>
-              <w:t>Bachelor of Science in Computer Science – B.S.</w:t>
+              <w:t>Bachelor of Science in Computer Science</w:t>
             </w:r>
           </w:p>
         </w:tc>
@@ -625,15 +1704,6 @@
                 <w:szCs w:val="20"/>
               </w:rPr>
             </w:pPr>
-            <w:r>
-              <w:rPr>
-                <w:rFonts w:ascii="PT Sans" w:hAnsi="PT Sans"/>
-                <w:w w:val="110"/>
-                <w:sz w:val="18"/>
-                <w:szCs w:val="20"/>
-              </w:rPr>
-              <w:t>GPA: 4.20/4.50</w:t>
-            </w:r>
           </w:p>
         </w:tc>
       </w:tr>
@@ -765,15 +1835,20 @@
                 <w:w w:val="110"/>
               </w:rPr>
             </w:pPr>
-            <w:r>
-              <w:rPr>
-                <w:rFonts w:ascii="PT Sans" w:hAnsi="PT Sans"/>
-                <w:w w:val="110"/>
-                <w:sz w:val="18"/>
-                <w:szCs w:val="18"/>
-              </w:rPr>
-              <w:t>Bachelor of Architecture – B.Arch.</w:t>
-            </w:r>
+            <w:hyperlink r:id="rId10" w:history="1">
+              <w:r>
+                <w:rPr>
+                  <w:rStyle w:val="Hyperlink"/>
+                  <w:rFonts w:ascii="PT Sans" w:hAnsi="PT Sans"/>
+                  <w:color w:val="7F7F7F" w:themeColor="text1" w:themeTint="80"/>
+                  <w:w w:val="110"/>
+                  <w:sz w:val="18"/>
+                  <w:szCs w:val="18"/>
+                  <w:u w:val="dotted"/>
+                </w:rPr>
+                <w:t>Bachelor of Architecture</w:t>
+              </w:r>
+            </w:hyperlink>
           </w:p>
         </w:tc>
         <w:tc>
@@ -798,16 +1873,58 @@
                 <w:b/>
                 <w:bCs/>
                 <w:w w:val="110"/>
-              </w:rPr>
-            </w:pPr>
-            <w:r>
-              <w:rPr>
-                <w:rFonts w:ascii="PT Sans" w:hAnsi="PT Sans"/>
-                <w:w w:val="110"/>
                 <w:sz w:val="18"/>
                 <w:szCs w:val="20"/>
               </w:rPr>
-              <w:t>GPA: 3.84/4.50</w:t>
+            </w:pPr>
+          </w:p>
+        </w:tc>
+      </w:tr>
+      <w:tr>
+        <w:trPr>
+          <w:trHeight w:val="186"/>
+        </w:trPr>
+        <w:tc>
+          <w:tcPr>
+            <w:tcW w:w="9621" w:type="dxa"/>
+            <w:gridSpan w:val="5"/>
+            <w:tcBorders>
+              <w:top w:val="single" w:sz="4" w:space="0" w:color="auto"/>
+              <w:bottom w:val="nil"/>
+            </w:tcBorders>
+            <w:tcMar>
+              <w:bottom w:w="0" w:type="dxa"/>
+            </w:tcMar>
+          </w:tcPr>
+          <w:p>
+            <w:pPr>
+              <w:spacing w:line="276" w:lineRule="auto"/>
+              <w:jc w:val="both"/>
+              <w:rPr>
+                <w:rFonts w:ascii="PT Sans" w:hAnsi="PT Sans"/>
+                <w:w w:val="110"/>
+                <w:szCs w:val="22"/>
+              </w:rPr>
+            </w:pPr>
+            <w:r>
+              <w:rPr>
+                <w:rFonts w:ascii="PT Sans" w:hAnsi="PT Sans"/>
+                <w:b/>
+                <w:bCs/>
+                <w:w w:val="110"/>
+                <w:szCs w:val="22"/>
+              </w:rPr>
+              <w:t>PUBLICATION</w:t>
+            </w:r>
+            <w:r>
+              <w:rPr>
+                <w:rFonts w:ascii="PT Sans" w:hAnsi="PT Sans"/>
+                <w:b/>
+                <w:bCs/>
+                <w:w w:val="110"/>
+                <w:szCs w:val="22"/>
+              </w:rPr>
+              <w:t>S</w:t>
             </w:r>
           </w:p>
         </w:tc>
@@ -818,1173 +1935,6 @@
         </w:trPr>
         <w:tc>
           <w:tcPr>
-            <w:tcW w:w="9621" w:type="dxa"/>
-            <w:gridSpan w:val="5"/>
-            <w:tcBorders>
-              <w:top w:val="single" w:sz="4" w:space="0" w:color="auto"/>
-              <w:bottom w:val="nil"/>
-            </w:tcBorders>
-            <w:tcMar>
-              <w:bottom w:w="0" w:type="dxa"/>
-            </w:tcMar>
-          </w:tcPr>
-          <w:p>
-            <w:pPr>
-              <w:spacing w:line="276" w:lineRule="auto"/>
-              <w:rPr>
-                <w:rFonts w:ascii="PT Sans" w:hAnsi="PT Sans"/>
-                <w:b/>
-                <w:bCs/>
-                <w:w w:val="110"/>
-                <w:sz w:val="18"/>
-                <w:szCs w:val="18"/>
-              </w:rPr>
-            </w:pPr>
-            <w:r>
-              <w:rPr>
-                <w:rFonts w:ascii="PT Sans" w:hAnsi="PT Sans"/>
-                <w:b/>
-                <w:bCs/>
-                <w:w w:val="110"/>
-              </w:rPr>
-              <w:t>EXPERIENCE</w:t>
-            </w:r>
-          </w:p>
-        </w:tc>
-      </w:tr>
-      <w:tr>
-        <w:trPr>
-          <w:trHeight w:val="18"/>
-        </w:trPr>
-        <w:tc>
-          <w:tcPr>
-            <w:tcW w:w="7326" w:type="dxa"/>
-            <w:gridSpan w:val="2"/>
-            <w:tcBorders>
-              <w:top w:val="nil"/>
-              <w:bottom w:val="nil"/>
-              <w:right w:val="nil"/>
-            </w:tcBorders>
-            <w:tcMar>
-              <w:bottom w:w="0" w:type="dxa"/>
-            </w:tcMar>
-          </w:tcPr>
-          <w:p>
-            <w:pPr>
-              <w:spacing w:line="360" w:lineRule="auto"/>
-              <w:rPr>
-                <w:rFonts w:ascii="PT Sans" w:hAnsi="PT Sans"/>
-                <w:b/>
-                <w:bCs/>
-                <w:w w:val="110"/>
-                <w:sz w:val="18"/>
-                <w:szCs w:val="18"/>
-              </w:rPr>
-            </w:pPr>
-            <w:r>
-              <w:rPr>
-                <w:rFonts w:ascii="PT Sans" w:hAnsi="PT Sans" w:hint="eastAsia"/>
-                <w:b/>
-                <w:bCs/>
-                <w:w w:val="110"/>
-                <w:sz w:val="18"/>
-                <w:szCs w:val="18"/>
-              </w:rPr>
-              <w:t>Software Engineer</w:t>
-            </w:r>
-            <w:r>
-              <w:rPr>
-                <w:rFonts w:ascii="PT Sans" w:hAnsi="PT Sans"/>
-                <w:b/>
-                <w:bCs/>
-                <w:w w:val="110"/>
-                <w:sz w:val="18"/>
-                <w:szCs w:val="18"/>
-              </w:rPr>
-              <w:t xml:space="preserve"> </w:t>
-            </w:r>
-            <w:r>
-              <w:rPr>
-                <w:rFonts w:ascii="PT Sans" w:hAnsi="PT Sans"/>
-                <w:i/>
-                <w:iCs/>
-                <w:w w:val="110"/>
-                <w:sz w:val="18"/>
-                <w:szCs w:val="18"/>
-              </w:rPr>
-              <w:t xml:space="preserve">@ </w:t>
-            </w:r>
-            <w:r>
-              <w:rPr>
-                <w:rFonts w:ascii="PT Sans" w:hAnsi="PT Sans"/>
-                <w:i/>
-                <w:iCs/>
-                <w:w w:val="110"/>
-                <w:sz w:val="18"/>
-                <w:szCs w:val="18"/>
-              </w:rPr>
-              <w:t>aaro</w:t>
-            </w:r>
-          </w:p>
-        </w:tc>
-        <w:tc>
-          <w:tcPr>
-            <w:tcW w:w="2295" w:type="dxa"/>
-            <w:gridSpan w:val="3"/>
-            <w:tcBorders>
-              <w:top w:val="nil"/>
-              <w:left w:val="nil"/>
-              <w:bottom w:val="nil"/>
-            </w:tcBorders>
-            <w:tcMar>
-              <w:bottom w:w="0" w:type="dxa"/>
-            </w:tcMar>
-          </w:tcPr>
-          <w:p>
-            <w:pPr>
-              <w:spacing w:line="360" w:lineRule="auto"/>
-              <w:jc w:val="right"/>
-              <w:rPr>
-                <w:rFonts w:ascii="PT Sans" w:hAnsi="PT Sans"/>
-                <w:b/>
-                <w:bCs/>
-                <w:w w:val="110"/>
-                <w:sz w:val="18"/>
-                <w:szCs w:val="18"/>
-              </w:rPr>
-            </w:pPr>
-            <w:r>
-              <w:rPr>
-                <w:rFonts w:ascii="PT Sans" w:hAnsi="PT Sans" w:hint="eastAsia"/>
-                <w:b/>
-                <w:bCs/>
-                <w:w w:val="110"/>
-                <w:sz w:val="18"/>
-                <w:szCs w:val="18"/>
-              </w:rPr>
-              <w:t>Mar 2026</w:t>
-            </w:r>
-            <w:r>
-              <w:rPr>
-                <w:rFonts w:ascii="PT Sans" w:hAnsi="PT Sans"/>
-                <w:b/>
-                <w:bCs/>
-                <w:w w:val="110"/>
-                <w:sz w:val="18"/>
-                <w:szCs w:val="18"/>
-              </w:rPr>
-              <w:t xml:space="preserve"> </w:t>
-            </w:r>
-            <w:r>
-              <w:rPr>
-                <w:rFonts w:ascii="PT Sans" w:hAnsi="PT Sans"/>
-                <w:b/>
-                <w:bCs/>
-                <w:w w:val="110"/>
-                <w:sz w:val="18"/>
-                <w:szCs w:val="18"/>
-              </w:rPr>
-              <w:t>–</w:t>
-            </w:r>
-            <w:r>
-              <w:rPr>
-                <w:rFonts w:ascii="PT Sans" w:hAnsi="PT Sans"/>
-                <w:b/>
-                <w:bCs/>
-                <w:w w:val="110"/>
-                <w:sz w:val="18"/>
-                <w:szCs w:val="18"/>
-              </w:rPr>
-              <w:t xml:space="preserve"> </w:t>
-            </w:r>
-            <w:r>
-              <w:rPr>
-                <w:rFonts w:ascii="PT Sans" w:hAnsi="PT Sans" w:hint="eastAsia"/>
-                <w:b/>
-                <w:bCs/>
-                <w:w w:val="110"/>
-                <w:sz w:val="18"/>
-                <w:szCs w:val="18"/>
-              </w:rPr>
-              <w:t>Present</w:t>
-            </w:r>
-          </w:p>
-        </w:tc>
-      </w:tr>
-      <w:tr>
-        <w:trPr>
-          <w:trHeight w:val="102"/>
-        </w:trPr>
-        <w:tc>
-          <w:tcPr>
-            <w:tcW w:w="9621" w:type="dxa"/>
-            <w:gridSpan w:val="5"/>
-            <w:tcBorders>
-              <w:top w:val="nil"/>
-              <w:bottom w:val="nil"/>
-            </w:tcBorders>
-            <w:tcMar>
-              <w:top w:w="0" w:type="dxa"/>
-              <w:bottom w:w="142" w:type="dxa"/>
-            </w:tcMar>
-          </w:tcPr>
-          <w:p>
-            <w:pPr>
-              <w:spacing w:line="276" w:lineRule="auto"/>
-              <w:jc w:val="both"/>
-              <w:rPr>
-                <w:rFonts w:ascii="PT Sans" w:hAnsi="PT Sans"/>
-                <w:w w:val="110"/>
-                <w:sz w:val="18"/>
-                <w:szCs w:val="18"/>
-              </w:rPr>
-            </w:pPr>
-            <w:r>
-              <w:rPr>
-                <w:rFonts w:ascii="PT Sans" w:hAnsi="PT Sans"/>
-                <w:w w:val="110"/>
-                <w:sz w:val="18"/>
-                <w:szCs w:val="18"/>
-              </w:rPr>
-              <w:t xml:space="preserve">Worked in collaboration with </w:t>
-            </w:r>
-            <w:r>
-              <w:rPr>
-                <w:rFonts w:ascii="PT Sans" w:hAnsi="PT Sans" w:hint="eastAsia"/>
-                <w:i/>
-                <w:iCs/>
-                <w:w w:val="110"/>
-                <w:sz w:val="18"/>
-                <w:szCs w:val="18"/>
-              </w:rPr>
-              <w:t>n</w:t>
-            </w:r>
-            <w:r>
-              <w:rPr>
-                <w:rFonts w:ascii="PT Sans" w:hAnsi="PT Sans"/>
-                <w:i/>
-                <w:iCs/>
-                <w:w w:val="110"/>
-                <w:sz w:val="18"/>
-                <w:szCs w:val="18"/>
-              </w:rPr>
-              <w:t>eoBIM</w:t>
-            </w:r>
-            <w:r>
-              <w:rPr>
-                <w:rFonts w:ascii="PT Sans" w:hAnsi="PT Sans"/>
-                <w:w w:val="110"/>
-                <w:sz w:val="18"/>
-                <w:szCs w:val="18"/>
-              </w:rPr>
-              <w:t xml:space="preserve"> on the development of generative design and automation </w:t>
-            </w:r>
-            <w:r>
-              <w:rPr>
-                <w:rFonts w:ascii="PT Sans" w:hAnsi="PT Sans"/>
-                <w:w w:val="110"/>
-                <w:sz w:val="18"/>
-                <w:szCs w:val="18"/>
-              </w:rPr>
-              <w:t>product</w:t>
-            </w:r>
-            <w:r>
-              <w:rPr>
-                <w:rFonts w:ascii="PT Sans" w:hAnsi="PT Sans"/>
-                <w:w w:val="110"/>
-                <w:sz w:val="18"/>
-                <w:szCs w:val="18"/>
-              </w:rPr>
-              <w:t xml:space="preserve"> for architectural planning and feasibility analysis based on German building regulations and planning codes</w:t>
-            </w:r>
-            <w:r>
-              <w:rPr>
-                <w:rFonts w:ascii="PT Sans" w:hAnsi="PT Sans" w:hint="eastAsia"/>
-                <w:w w:val="110"/>
-                <w:sz w:val="18"/>
-                <w:szCs w:val="18"/>
-              </w:rPr>
-              <w:t xml:space="preserve">. </w:t>
-            </w:r>
-          </w:p>
-        </w:tc>
-      </w:tr>
-      <w:tr>
-        <w:trPr>
-          <w:trHeight w:val="20"/>
-        </w:trPr>
-        <w:tc>
-          <w:tcPr>
-            <w:tcW w:w="7326" w:type="dxa"/>
-            <w:gridSpan w:val="2"/>
-            <w:tcBorders>
-              <w:top w:val="nil"/>
-              <w:bottom w:val="nil"/>
-              <w:right w:val="nil"/>
-            </w:tcBorders>
-            <w:tcMar>
-              <w:bottom w:w="0" w:type="dxa"/>
-            </w:tcMar>
-          </w:tcPr>
-          <w:p>
-            <w:pPr>
-              <w:spacing w:line="360" w:lineRule="auto"/>
-              <w:rPr>
-                <w:rFonts w:ascii="PT Sans" w:hAnsi="PT Sans"/>
-                <w:b/>
-                <w:bCs/>
-                <w:w w:val="110"/>
-              </w:rPr>
-            </w:pPr>
-            <w:r>
-              <w:rPr>
-                <w:rFonts w:ascii="PT Sans" w:hAnsi="PT Sans" w:hint="eastAsia"/>
-                <w:b/>
-                <w:bCs/>
-                <w:w w:val="110"/>
-                <w:sz w:val="18"/>
-                <w:szCs w:val="18"/>
-              </w:rPr>
-              <w:t>Research Intern</w:t>
-            </w:r>
-            <w:r>
-              <w:rPr>
-                <w:rFonts w:ascii="PT Sans" w:hAnsi="PT Sans"/>
-                <w:b/>
-                <w:bCs/>
-                <w:w w:val="110"/>
-                <w:sz w:val="18"/>
-                <w:szCs w:val="18"/>
-              </w:rPr>
-              <w:t xml:space="preserve"> </w:t>
-            </w:r>
-            <w:r>
-              <w:rPr>
-                <w:rFonts w:ascii="PT Sans" w:hAnsi="PT Sans"/>
-                <w:i/>
-                <w:iCs/>
-                <w:w w:val="110"/>
-                <w:sz w:val="18"/>
-                <w:szCs w:val="18"/>
-              </w:rPr>
-              <w:t xml:space="preserve">@ </w:t>
-            </w:r>
-            <w:r>
-              <w:rPr>
-                <w:rFonts w:ascii="PT Sans" w:hAnsi="PT Sans" w:hint="eastAsia"/>
-                <w:i/>
-                <w:iCs/>
-                <w:w w:val="110"/>
-                <w:sz w:val="18"/>
-                <w:szCs w:val="18"/>
-              </w:rPr>
-              <w:t>Visual Media Lab, KAIST</w:t>
-            </w:r>
-          </w:p>
-        </w:tc>
-        <w:tc>
-          <w:tcPr>
-            <w:tcW w:w="2295" w:type="dxa"/>
-            <w:gridSpan w:val="3"/>
-            <w:tcBorders>
-              <w:top w:val="nil"/>
-              <w:left w:val="nil"/>
-              <w:bottom w:val="nil"/>
-            </w:tcBorders>
-            <w:tcMar>
-              <w:bottom w:w="0" w:type="dxa"/>
-            </w:tcMar>
-          </w:tcPr>
-          <w:p>
-            <w:pPr>
-              <w:spacing w:line="360" w:lineRule="auto"/>
-              <w:jc w:val="right"/>
-              <w:rPr>
-                <w:rFonts w:ascii="PT Sans" w:hAnsi="PT Sans"/>
-                <w:b/>
-                <w:bCs/>
-                <w:w w:val="110"/>
-                <w:sz w:val="18"/>
-                <w:szCs w:val="18"/>
-              </w:rPr>
-            </w:pPr>
-            <w:r>
-              <w:rPr>
-                <w:rFonts w:ascii="PT Sans" w:hAnsi="PT Sans" w:hint="eastAsia"/>
-                <w:b/>
-                <w:bCs/>
-                <w:w w:val="110"/>
-                <w:sz w:val="18"/>
-                <w:szCs w:val="18"/>
-              </w:rPr>
-              <w:t>Dec</w:t>
-            </w:r>
-            <w:r>
-              <w:rPr>
-                <w:rFonts w:ascii="PT Sans" w:hAnsi="PT Sans"/>
-                <w:b/>
-                <w:bCs/>
-                <w:w w:val="110"/>
-                <w:sz w:val="18"/>
-                <w:szCs w:val="18"/>
-              </w:rPr>
-              <w:t xml:space="preserve"> 202</w:t>
-            </w:r>
-            <w:r>
-              <w:rPr>
-                <w:rFonts w:ascii="PT Sans" w:hAnsi="PT Sans" w:hint="eastAsia"/>
-                <w:b/>
-                <w:bCs/>
-                <w:w w:val="110"/>
-                <w:sz w:val="18"/>
-                <w:szCs w:val="18"/>
-              </w:rPr>
-              <w:t>5</w:t>
-            </w:r>
-            <w:r>
-              <w:rPr>
-                <w:rFonts w:ascii="PT Sans" w:hAnsi="PT Sans"/>
-                <w:b/>
-                <w:bCs/>
-                <w:w w:val="110"/>
-                <w:sz w:val="18"/>
-                <w:szCs w:val="18"/>
-              </w:rPr>
-              <w:t xml:space="preserve"> </w:t>
-            </w:r>
-            <w:r>
-              <w:rPr>
-                <w:rFonts w:ascii="PT Sans" w:hAnsi="PT Sans"/>
-                <w:b/>
-                <w:bCs/>
-                <w:w w:val="110"/>
-                <w:sz w:val="18"/>
-                <w:szCs w:val="18"/>
-              </w:rPr>
-              <w:t>–</w:t>
-            </w:r>
-            <w:r>
-              <w:rPr>
-                <w:rFonts w:ascii="PT Sans" w:hAnsi="PT Sans"/>
-                <w:b/>
-                <w:bCs/>
-                <w:w w:val="110"/>
-                <w:sz w:val="18"/>
-                <w:szCs w:val="18"/>
-              </w:rPr>
-              <w:t xml:space="preserve"> </w:t>
-            </w:r>
-            <w:r>
-              <w:rPr>
-                <w:rFonts w:ascii="PT Sans" w:hAnsi="PT Sans" w:hint="eastAsia"/>
-                <w:b/>
-                <w:bCs/>
-                <w:w w:val="110"/>
-                <w:sz w:val="18"/>
-                <w:szCs w:val="18"/>
-              </w:rPr>
-              <w:t>Feb 2026</w:t>
-            </w:r>
-          </w:p>
-        </w:tc>
-      </w:tr>
-      <w:tr>
-        <w:trPr>
-          <w:trHeight w:val="57"/>
-        </w:trPr>
-        <w:tc>
-          <w:tcPr>
-            <w:tcW w:w="9621" w:type="dxa"/>
-            <w:gridSpan w:val="5"/>
-            <w:tcBorders>
-              <w:top w:val="nil"/>
-              <w:bottom w:val="nil"/>
-            </w:tcBorders>
-            <w:tcMar>
-              <w:top w:w="0" w:type="dxa"/>
-            </w:tcMar>
-          </w:tcPr>
-          <w:p>
-            <w:pPr>
-              <w:pStyle w:val="ListParagraph"/>
-              <w:spacing w:line="276" w:lineRule="auto"/>
-              <w:ind w:leftChars="-1" w:left="-2"/>
-              <w:jc w:val="both"/>
-              <w:rPr>
-                <w:rFonts w:ascii="PT Sans" w:hAnsi="PT Sans"/>
-                <w:w w:val="110"/>
-                <w:sz w:val="18"/>
-                <w:szCs w:val="18"/>
-              </w:rPr>
-            </w:pPr>
-            <w:r>
-              <w:rPr>
-                <w:rFonts w:ascii="PT Sans" w:hAnsi="PT Sans"/>
-                <w:w w:val="110"/>
-                <w:sz w:val="18"/>
-                <w:szCs w:val="18"/>
-              </w:rPr>
-              <w:t>Contributed to the development of a multimodal virtual space automation system funded by KOCCA, focusing on converting interior image inputs into coherent 3D scenes using models for image-to-3D reconstruction, object detection, and semantic segmentation.</w:t>
-            </w:r>
-          </w:p>
-        </w:tc>
-      </w:tr>
-      <w:tr>
-        <w:trPr>
-          <w:trHeight w:val="18"/>
-        </w:trPr>
-        <w:tc>
-          <w:tcPr>
-            <w:tcW w:w="6804" w:type="dxa"/>
-            <w:tcBorders>
-              <w:top w:val="nil"/>
-              <w:bottom w:val="nil"/>
-              <w:right w:val="nil"/>
-            </w:tcBorders>
-            <w:tcMar>
-              <w:bottom w:w="0" w:type="dxa"/>
-            </w:tcMar>
-          </w:tcPr>
-          <w:p>
-            <w:pPr>
-              <w:spacing w:line="276" w:lineRule="auto"/>
-              <w:jc w:val="both"/>
-              <w:rPr>
-                <w:rFonts w:ascii="PT Sans" w:hAnsi="PT Sans"/>
-                <w:b/>
-                <w:bCs/>
-                <w:w w:val="110"/>
-                <w:sz w:val="18"/>
-                <w:szCs w:val="18"/>
-              </w:rPr>
-            </w:pPr>
-            <w:r>
-              <w:rPr>
-                <w:rFonts w:ascii="PT Sans" w:hAnsi="PT Sans" w:hint="eastAsia"/>
-                <w:b/>
-                <w:bCs/>
-                <w:w w:val="110"/>
-                <w:sz w:val="18"/>
-                <w:szCs w:val="18"/>
-              </w:rPr>
-              <w:t>Software Engineer</w:t>
-            </w:r>
-            <w:r>
-              <w:rPr>
-                <w:rFonts w:ascii="PT Sans" w:hAnsi="PT Sans"/>
-                <w:b/>
-                <w:bCs/>
-                <w:w w:val="110"/>
-                <w:sz w:val="18"/>
-                <w:szCs w:val="18"/>
-              </w:rPr>
-              <w:t xml:space="preserve"> </w:t>
-            </w:r>
-            <w:r>
-              <w:rPr>
-                <w:rFonts w:ascii="PT Sans" w:hAnsi="PT Sans"/>
-                <w:i/>
-                <w:iCs/>
-                <w:w w:val="110"/>
-                <w:sz w:val="18"/>
-                <w:szCs w:val="18"/>
-              </w:rPr>
-              <w:t xml:space="preserve">@ </w:t>
-            </w:r>
-            <w:r>
-              <w:rPr>
-                <w:rFonts w:ascii="PT Sans" w:hAnsi="PT Sans"/>
-                <w:i/>
-                <w:iCs/>
-                <w:w w:val="110"/>
-                <w:sz w:val="18"/>
-                <w:szCs w:val="18"/>
-              </w:rPr>
-              <w:t>Spacewalk</w:t>
-            </w:r>
-          </w:p>
-        </w:tc>
-        <w:tc>
-          <w:tcPr>
-            <w:tcW w:w="2817" w:type="dxa"/>
-            <w:gridSpan w:val="4"/>
-            <w:tcBorders>
-              <w:top w:val="nil"/>
-              <w:left w:val="nil"/>
-              <w:bottom w:val="nil"/>
-            </w:tcBorders>
-            <w:tcMar>
-              <w:bottom w:w="0" w:type="dxa"/>
-            </w:tcMar>
-          </w:tcPr>
-          <w:p>
-            <w:pPr>
-              <w:spacing w:line="360" w:lineRule="auto"/>
-              <w:jc w:val="right"/>
-              <w:rPr>
-                <w:rFonts w:ascii="PT Sans" w:hAnsi="PT Sans"/>
-                <w:b/>
-                <w:bCs/>
-                <w:w w:val="110"/>
-                <w:sz w:val="18"/>
-                <w:szCs w:val="18"/>
-              </w:rPr>
-            </w:pPr>
-            <w:r>
-              <w:rPr>
-                <w:rFonts w:ascii="PT Sans" w:hAnsi="PT Sans"/>
-                <w:b/>
-                <w:bCs/>
-                <w:w w:val="110"/>
-                <w:sz w:val="18"/>
-                <w:szCs w:val="18"/>
-              </w:rPr>
-              <w:t xml:space="preserve">Jan 2022 </w:t>
-            </w:r>
-            <w:r>
-              <w:rPr>
-                <w:rFonts w:ascii="PT Sans" w:hAnsi="PT Sans"/>
-                <w:b/>
-                <w:bCs/>
-                <w:w w:val="110"/>
-                <w:sz w:val="18"/>
-                <w:szCs w:val="18"/>
-              </w:rPr>
-              <w:t>–</w:t>
-            </w:r>
-            <w:r>
-              <w:rPr>
-                <w:rFonts w:ascii="PT Sans" w:hAnsi="PT Sans"/>
-                <w:b/>
-                <w:bCs/>
-                <w:w w:val="110"/>
-                <w:sz w:val="18"/>
-                <w:szCs w:val="18"/>
-              </w:rPr>
-              <w:t xml:space="preserve"> </w:t>
-            </w:r>
-            <w:r>
-              <w:rPr>
-                <w:rFonts w:ascii="PT Sans" w:hAnsi="PT Sans" w:hint="eastAsia"/>
-                <w:b/>
-                <w:bCs/>
-                <w:w w:val="110"/>
-                <w:sz w:val="18"/>
-                <w:szCs w:val="18"/>
-              </w:rPr>
-              <w:t>Nov 2025</w:t>
-            </w:r>
-          </w:p>
-        </w:tc>
-      </w:tr>
-      <w:tr>
-        <w:trPr>
-          <w:trHeight w:val="181"/>
-        </w:trPr>
-        <w:tc>
-          <w:tcPr>
-            <w:tcW w:w="9621" w:type="dxa"/>
-            <w:gridSpan w:val="5"/>
-            <w:tcBorders>
-              <w:top w:val="nil"/>
-              <w:bottom w:val="nil"/>
-            </w:tcBorders>
-            <w:tcMar>
-              <w:top w:w="0" w:type="dxa"/>
-              <w:bottom w:w="142" w:type="dxa"/>
-            </w:tcMar>
-          </w:tcPr>
-          <w:p>
-            <w:pPr>
-              <w:spacing w:line="276" w:lineRule="auto"/>
-              <w:jc w:val="both"/>
-              <w:rPr>
-                <w:rFonts w:ascii="PT Sans" w:hAnsi="PT Sans"/>
-                <w:w w:val="110"/>
-                <w:sz w:val="18"/>
-                <w:szCs w:val="18"/>
-              </w:rPr>
-            </w:pPr>
-            <w:r>
-              <w:rPr>
-                <w:rFonts w:ascii="PT Sans" w:hAnsi="PT Sans"/>
-                <w:w w:val="110"/>
-                <w:sz w:val="18"/>
-                <w:szCs w:val="18"/>
-              </w:rPr>
-              <w:t>Conducted research and development to productionize geometric algorithms for architectural planning and feasibility analysis. Developed computational design systems that translate spatial constraints, planning requirements, and geometric conditions into workflows for office layout automation, apartment placement, housing feasibility studies, and mass-planning.</w:t>
-            </w:r>
-          </w:p>
-        </w:tc>
-      </w:tr>
-      <w:tr>
-        <w:trPr>
-          <w:trHeight w:val="181"/>
-        </w:trPr>
-        <w:tc>
-          <w:tcPr>
-            <w:tcW w:w="6804" w:type="dxa"/>
-            <w:tcBorders>
-              <w:top w:val="nil"/>
-              <w:bottom w:val="nil"/>
-              <w:right w:val="nil"/>
-            </w:tcBorders>
-            <w:tcMar>
-              <w:bottom w:w="57" w:type="dxa"/>
-            </w:tcMar>
-          </w:tcPr>
-          <w:p>
-            <w:pPr>
-              <w:spacing w:line="276" w:lineRule="auto"/>
-              <w:jc w:val="both"/>
-              <w:rPr>
-                <w:rFonts w:ascii="PT Sans" w:hAnsi="PT Sans"/>
-                <w:w w:val="110"/>
-                <w:sz w:val="18"/>
-                <w:szCs w:val="18"/>
-              </w:rPr>
-            </w:pPr>
-            <w:r>
-              <w:rPr>
-                <w:rFonts w:ascii="PT Sans" w:hAnsi="PT Sans"/>
-                <w:b/>
-                <w:bCs/>
-                <w:w w:val="110"/>
-                <w:sz w:val="18"/>
-                <w:szCs w:val="18"/>
-              </w:rPr>
-              <w:t>Design</w:t>
-            </w:r>
-            <w:r>
-              <w:rPr>
-                <w:rFonts w:ascii="PT Sans" w:hAnsi="PT Sans" w:hint="eastAsia"/>
-                <w:b/>
-                <w:bCs/>
-                <w:w w:val="110"/>
-                <w:sz w:val="18"/>
-                <w:szCs w:val="18"/>
-              </w:rPr>
-              <w:t xml:space="preserve"> Intern</w:t>
-            </w:r>
-            <w:r>
-              <w:rPr>
-                <w:rFonts w:ascii="PT Sans" w:hAnsi="PT Sans"/>
-                <w:b/>
-                <w:bCs/>
-                <w:w w:val="110"/>
-                <w:sz w:val="18"/>
-                <w:szCs w:val="18"/>
-              </w:rPr>
-              <w:t xml:space="preserve"> </w:t>
-            </w:r>
-            <w:r>
-              <w:rPr>
-                <w:rFonts w:ascii="PT Sans" w:hAnsi="PT Sans"/>
-                <w:i/>
-                <w:iCs/>
-                <w:w w:val="110"/>
-                <w:sz w:val="18"/>
-                <w:szCs w:val="18"/>
-              </w:rPr>
-              <w:t xml:space="preserve">@ </w:t>
-            </w:r>
-            <w:r>
-              <w:rPr>
-                <w:rFonts w:ascii="PT Sans" w:hAnsi="PT Sans" w:hint="eastAsia"/>
-                <w:i/>
-                <w:iCs/>
-                <w:w w:val="110"/>
-                <w:sz w:val="18"/>
-                <w:szCs w:val="18"/>
-              </w:rPr>
-              <w:t>SANGJI</w:t>
-            </w:r>
-            <w:r>
-              <w:rPr>
-                <w:rFonts w:ascii="PT Sans" w:hAnsi="PT Sans"/>
-                <w:i/>
-                <w:iCs/>
-                <w:w w:val="110"/>
-                <w:sz w:val="18"/>
-                <w:szCs w:val="18"/>
-              </w:rPr>
-              <w:t xml:space="preserve"> </w:t>
-            </w:r>
-            <w:r>
-              <w:rPr>
-                <w:rFonts w:ascii="PT Sans" w:hAnsi="PT Sans" w:hint="eastAsia"/>
-                <w:i/>
-                <w:iCs/>
-                <w:w w:val="110"/>
-                <w:sz w:val="18"/>
-                <w:szCs w:val="18"/>
-              </w:rPr>
-              <w:t>Architects</w:t>
-            </w:r>
-          </w:p>
-        </w:tc>
-        <w:tc>
-          <w:tcPr>
-            <w:tcW w:w="2817" w:type="dxa"/>
-            <w:gridSpan w:val="4"/>
-            <w:tcBorders>
-              <w:top w:val="nil"/>
-              <w:left w:val="nil"/>
-              <w:bottom w:val="nil"/>
-            </w:tcBorders>
-            <w:tcMar>
-              <w:bottom w:w="57" w:type="dxa"/>
-            </w:tcMar>
-            <w:vAlign w:val="bottom"/>
-          </w:tcPr>
-          <w:p>
-            <w:pPr>
-              <w:spacing w:line="276" w:lineRule="auto"/>
-              <w:jc w:val="right"/>
-              <w:rPr>
-                <w:rFonts w:ascii="PT Sans" w:hAnsi="PT Sans"/>
-                <w:w w:val="110"/>
-                <w:sz w:val="18"/>
-                <w:szCs w:val="18"/>
-              </w:rPr>
-            </w:pPr>
-            <w:r>
-              <w:rPr>
-                <w:rFonts w:ascii="PT Sans" w:hAnsi="PT Sans"/>
-                <w:b/>
-                <w:bCs/>
-                <w:w w:val="110"/>
-                <w:sz w:val="18"/>
-                <w:szCs w:val="18"/>
-              </w:rPr>
-              <w:t>Jun 2019 – Jul 2019</w:t>
-            </w:r>
-          </w:p>
-        </w:tc>
-      </w:tr>
-      <w:tr>
-        <w:trPr>
-          <w:trHeight w:val="402"/>
-        </w:trPr>
-        <w:tc>
-          <w:tcPr>
-            <w:tcW w:w="9621" w:type="dxa"/>
-            <w:gridSpan w:val="5"/>
-            <w:tcBorders>
-              <w:top w:val="nil"/>
-              <w:bottom w:val="nil"/>
-            </w:tcBorders>
-            <w:tcMar>
-              <w:top w:w="0" w:type="dxa"/>
-            </w:tcMar>
-          </w:tcPr>
-          <w:p>
-            <w:pPr>
-              <w:spacing w:line="276" w:lineRule="auto"/>
-              <w:jc w:val="both"/>
-              <w:rPr>
-                <w:rFonts w:ascii="PT Sans" w:hAnsi="PT Sans"/>
-                <w:w w:val="110"/>
-                <w:sz w:val="18"/>
-                <w:szCs w:val="18"/>
-              </w:rPr>
-            </w:pPr>
-            <w:r>
-              <w:rPr>
-                <w:rFonts w:ascii="PT Sans" w:hAnsi="PT Sans"/>
-                <w:w w:val="110"/>
-                <w:sz w:val="18"/>
-                <w:szCs w:val="18"/>
-              </w:rPr>
-              <w:t>Supported architectural design development through drawings, 3D visualizations, site analysis, and mass studies. Assisted with competition proposals from concept development to schematic design.</w:t>
-            </w:r>
-          </w:p>
-        </w:tc>
-      </w:tr>
-      <w:tr>
-        <w:trPr>
-          <w:trHeight w:val="16"/>
-        </w:trPr>
-        <w:tc>
-          <w:tcPr>
-            <w:tcW w:w="7513" w:type="dxa"/>
-            <w:gridSpan w:val="4"/>
-            <w:tcBorders>
-              <w:top w:val="nil"/>
-              <w:bottom w:val="nil"/>
-              <w:right w:val="nil"/>
-            </w:tcBorders>
-            <w:tcMar>
-              <w:top w:w="142" w:type="dxa"/>
-              <w:bottom w:w="57" w:type="dxa"/>
-            </w:tcMar>
-          </w:tcPr>
-          <w:p>
-            <w:pPr>
-              <w:spacing w:line="276" w:lineRule="auto"/>
-              <w:jc w:val="both"/>
-              <w:rPr>
-                <w:rFonts w:ascii="PT Sans" w:hAnsi="PT Sans"/>
-                <w:w w:val="110"/>
-                <w:sz w:val="18"/>
-                <w:szCs w:val="18"/>
-              </w:rPr>
-            </w:pPr>
-            <w:r>
-              <w:rPr>
-                <w:rFonts w:ascii="PT Sans" w:hAnsi="PT Sans" w:hint="eastAsia"/>
-                <w:b/>
-                <w:bCs/>
-                <w:w w:val="110"/>
-                <w:sz w:val="18"/>
-                <w:szCs w:val="18"/>
-              </w:rPr>
-              <w:t>Research Intern</w:t>
-            </w:r>
-            <w:r>
-              <w:rPr>
-                <w:rFonts w:ascii="PT Sans" w:hAnsi="PT Sans"/>
-                <w:b/>
-                <w:bCs/>
-                <w:w w:val="110"/>
-                <w:sz w:val="18"/>
-                <w:szCs w:val="18"/>
-              </w:rPr>
-              <w:t xml:space="preserve"> </w:t>
-            </w:r>
-            <w:r>
-              <w:rPr>
-                <w:rFonts w:ascii="PT Sans" w:hAnsi="PT Sans"/>
-                <w:i/>
-                <w:iCs/>
-                <w:w w:val="110"/>
-                <w:sz w:val="18"/>
-                <w:szCs w:val="18"/>
-              </w:rPr>
-              <w:t xml:space="preserve">@ </w:t>
-            </w:r>
-            <w:r>
-              <w:rPr>
-                <w:rFonts w:ascii="PT Sans" w:hAnsi="PT Sans" w:hint="eastAsia"/>
-                <w:i/>
-                <w:iCs/>
-                <w:w w:val="110"/>
-                <w:sz w:val="18"/>
-                <w:szCs w:val="18"/>
-              </w:rPr>
-              <w:t>DART lab, KNUT</w:t>
-            </w:r>
-          </w:p>
-        </w:tc>
-        <w:tc>
-          <w:tcPr>
-            <w:tcW w:w="2108" w:type="dxa"/>
-            <w:tcBorders>
-              <w:top w:val="nil"/>
-              <w:left w:val="nil"/>
-              <w:bottom w:val="nil"/>
-            </w:tcBorders>
-            <w:tcMar>
-              <w:top w:w="142" w:type="dxa"/>
-              <w:bottom w:w="57" w:type="dxa"/>
-            </w:tcMar>
-            <w:vAlign w:val="bottom"/>
-          </w:tcPr>
-          <w:p>
-            <w:pPr>
-              <w:spacing w:line="276" w:lineRule="auto"/>
-              <w:jc w:val="right"/>
-              <w:rPr>
-                <w:rFonts w:ascii="PT Sans" w:hAnsi="PT Sans"/>
-                <w:w w:val="110"/>
-                <w:sz w:val="18"/>
-                <w:szCs w:val="18"/>
-              </w:rPr>
-            </w:pPr>
-            <w:r>
-              <w:rPr>
-                <w:rFonts w:ascii="PT Sans" w:hAnsi="PT Sans" w:hint="eastAsia"/>
-                <w:b/>
-                <w:bCs/>
-                <w:w w:val="110"/>
-                <w:sz w:val="18"/>
-                <w:szCs w:val="18"/>
-              </w:rPr>
-              <w:t>Mar</w:t>
-            </w:r>
-            <w:r>
-              <w:rPr>
-                <w:rFonts w:ascii="PT Sans" w:hAnsi="PT Sans"/>
-                <w:b/>
-                <w:bCs/>
-                <w:w w:val="110"/>
-                <w:sz w:val="18"/>
-                <w:szCs w:val="18"/>
-              </w:rPr>
-              <w:t xml:space="preserve"> 201</w:t>
-            </w:r>
-            <w:r>
-              <w:rPr>
-                <w:rFonts w:ascii="PT Sans" w:hAnsi="PT Sans" w:hint="eastAsia"/>
-                <w:b/>
-                <w:bCs/>
-                <w:w w:val="110"/>
-                <w:sz w:val="18"/>
-                <w:szCs w:val="18"/>
-              </w:rPr>
-              <w:t>8</w:t>
-            </w:r>
-            <w:r>
-              <w:rPr>
-                <w:rFonts w:ascii="PT Sans" w:hAnsi="PT Sans"/>
-                <w:b/>
-                <w:bCs/>
-                <w:w w:val="110"/>
-                <w:sz w:val="18"/>
-                <w:szCs w:val="18"/>
-              </w:rPr>
-              <w:t xml:space="preserve"> – </w:t>
-            </w:r>
-            <w:r>
-              <w:rPr>
-                <w:rFonts w:ascii="PT Sans" w:hAnsi="PT Sans" w:hint="eastAsia"/>
-                <w:b/>
-                <w:bCs/>
-                <w:w w:val="110"/>
-                <w:sz w:val="18"/>
-                <w:szCs w:val="18"/>
-              </w:rPr>
-              <w:t>Apr</w:t>
-            </w:r>
-            <w:r>
-              <w:rPr>
-                <w:rFonts w:ascii="PT Sans" w:hAnsi="PT Sans"/>
-                <w:b/>
-                <w:bCs/>
-                <w:w w:val="110"/>
-                <w:sz w:val="18"/>
-                <w:szCs w:val="18"/>
-              </w:rPr>
-              <w:t xml:space="preserve"> 20</w:t>
-            </w:r>
-            <w:r>
-              <w:rPr>
-                <w:rFonts w:ascii="PT Sans" w:hAnsi="PT Sans" w:hint="eastAsia"/>
-                <w:b/>
-                <w:bCs/>
-                <w:w w:val="110"/>
-                <w:sz w:val="18"/>
-                <w:szCs w:val="18"/>
-              </w:rPr>
-              <w:t>19</w:t>
-            </w:r>
-          </w:p>
-        </w:tc>
-      </w:tr>
-      <w:tr>
-        <w:trPr>
-          <w:trHeight w:val="506"/>
-        </w:trPr>
-        <w:tc>
-          <w:tcPr>
-            <w:tcW w:w="9621" w:type="dxa"/>
-            <w:gridSpan w:val="5"/>
-            <w:tcBorders>
-              <w:top w:val="nil"/>
-              <w:bottom w:val="single" w:sz="4" w:space="0" w:color="auto"/>
-            </w:tcBorders>
-            <w:tcMar>
-              <w:top w:w="0" w:type="dxa"/>
-              <w:bottom w:w="142" w:type="dxa"/>
-            </w:tcMar>
-          </w:tcPr>
-          <w:p>
-            <w:pPr>
-              <w:spacing w:line="276" w:lineRule="auto"/>
-              <w:jc w:val="both"/>
-              <w:rPr>
-                <w:rFonts w:ascii="PT Sans" w:hAnsi="PT Sans"/>
-                <w:w w:val="110"/>
-                <w:sz w:val="18"/>
-                <w:szCs w:val="18"/>
-              </w:rPr>
-            </w:pPr>
-            <w:r>
-              <w:rPr>
-                <w:rFonts w:ascii="PT Sans" w:hAnsi="PT Sans"/>
-                <w:w w:val="110"/>
-                <w:sz w:val="18"/>
-                <w:szCs w:val="18"/>
-              </w:rPr>
-              <w:t>Assisted with architectural and urban design studies, developing parametric 3D models using Rhino and Grasshopper</w:t>
-            </w:r>
-            <w:r>
-              <w:rPr>
-                <w:rFonts w:ascii="PT Sans" w:hAnsi="PT Sans" w:hint="eastAsia"/>
-                <w:w w:val="110"/>
-                <w:sz w:val="18"/>
-                <w:szCs w:val="18"/>
-              </w:rPr>
-              <w:t xml:space="preserve">. </w:t>
-            </w:r>
-          </w:p>
-        </w:tc>
-      </w:tr>
-      <w:tr>
-        <w:trPr>
-          <w:trHeight w:val="186"/>
-        </w:trPr>
-        <w:tc>
-          <w:tcPr>
-            <w:tcW w:w="9621" w:type="dxa"/>
-            <w:gridSpan w:val="5"/>
-            <w:tcBorders>
-              <w:top w:val="single" w:sz="4" w:space="0" w:color="auto"/>
-              <w:bottom w:val="nil"/>
-            </w:tcBorders>
-            <w:tcMar>
-              <w:bottom w:w="0" w:type="dxa"/>
-            </w:tcMar>
-          </w:tcPr>
-          <w:p>
-            <w:pPr>
-              <w:spacing w:line="276" w:lineRule="auto"/>
-              <w:jc w:val="both"/>
-              <w:rPr>
-                <w:rFonts w:ascii="PT Sans" w:hAnsi="PT Sans"/>
-                <w:w w:val="110"/>
-                <w:szCs w:val="22"/>
-              </w:rPr>
-            </w:pPr>
-            <w:r>
-              <w:rPr>
-                <w:rFonts w:ascii="PT Sans" w:hAnsi="PT Sans"/>
-                <w:b/>
-                <w:bCs/>
-                <w:w w:val="110"/>
-                <w:szCs w:val="22"/>
-              </w:rPr>
-              <w:t>PUBLICATION</w:t>
-            </w:r>
-            <w:r>
-              <w:rPr>
-                <w:rFonts w:ascii="PT Sans" w:hAnsi="PT Sans"/>
-                <w:b/>
-                <w:bCs/>
-                <w:w w:val="110"/>
-                <w:szCs w:val="22"/>
-              </w:rPr>
-              <w:t>S</w:t>
-            </w:r>
-          </w:p>
-        </w:tc>
-      </w:tr>
-      <w:tr>
-        <w:trPr>
-          <w:trHeight w:val="18"/>
-        </w:trPr>
-        <w:tc>
-          <w:tcPr>
             <w:tcW w:w="7371" w:type="dxa"/>
             <w:gridSpan w:val="3"/>
             <w:tcBorders>
@@ -2084,7 +2034,7 @@
           <w:p>
             <w:pPr>
               <w:rPr>
-                <w:rFonts w:ascii="PT Sans" w:hAnsi="PT Sans"/>
+                <w:rFonts w:ascii="PT Sans" w:hAnsi="PT Sans" w:hint="eastAsia"/>
                 <w:i/>
                 <w:iCs/>
                 <w:w w:val="110"/>
@@ -2161,9 +2111,15 @@
     </w:tbl>
     <w:p>
       <w:pPr>
+        <w:spacing w:after="0"/>
         <w:rPr>
-          <w:sz w:val="2"/>
-          <w:szCs w:val="2"/>
+          <w:rStyle w:val="Hyperlink"/>
+          <w:rFonts w:ascii="PT Sans" w:hAnsi="PT Sans"/>
+          <w:color w:val="7F7F7F" w:themeColor="text1" w:themeTint="80"/>
+          <w:w w:val="110"/>
+          <w:sz w:val="18"/>
+          <w:szCs w:val="18"/>
+          <w:u w:val="dotted"/>
         </w:rPr>
       </w:pPr>
     </w:p>
@@ -2228,7 +2184,6 @@
                 <w:w w:val="110"/>
                 <w:szCs w:val="22"/>
               </w:rPr>
-              <w:lastRenderedPageBreak/>
               <w:t>CERTIFICATION</w:t>
             </w:r>
             <w:r>
